--- a/Bielik Tomáš - Fenomén poklesu nadväzovania partnerských vzťahov u japonskej mládeže a súvisiace sociálne javy.docx
+++ b/Bielik Tomáš - Fenomén poklesu nadväzovania partnerských vzťahov u japonskej mládeže a súvisiace sociálne javy.docx
@@ -3737,6 +3737,118 @@
     <w:p>
       <w:pPr>
         <w:spacing w:line="360" w:lineRule="auto"/>
+        <w:ind w:firstLine="0"/>
+        <w:rPr>
+          <w:rFonts w:eastAsia="Yu Mincho"/>
+        </w:rPr>
+      </w:pPr>
+      <w:r>
+        <w:rPr>
+          <w:rFonts w:eastAsia="Yu Mincho"/>
+        </w:rPr>
+        <w:tab/>
+      </w:r>
+      <w:r>
+        <w:rPr>
+          <w:rFonts w:eastAsia="Yu Mincho"/>
+        </w:rPr>
+        <w:t>Popularita</w:t>
+      </w:r>
+      <w:r>
+        <w:rPr>
+          <w:rFonts w:eastAsia="Yu Mincho"/>
+        </w:rPr>
+        <w:t xml:space="preserve"> tohto výrazu </w:t>
+      </w:r>
+      <w:r>
+        <w:rPr>
+          <w:rFonts w:eastAsia="Yu Mincho"/>
+        </w:rPr>
+        <w:t>viedla k tomu, že sa jeho pôvodný zmysel rozplynul v rôznych interpretáciách.</w:t>
+      </w:r>
+      <w:r>
+        <w:rPr>
+          <w:rFonts w:eastAsia="Yu Mincho"/>
+        </w:rPr>
+        <w:t xml:space="preserve"> </w:t>
+      </w:r>
+      <w:r>
+        <w:rPr>
+          <w:rFonts w:eastAsia="Yu Mincho"/>
+        </w:rPr>
+        <w:t xml:space="preserve">Vrchol slávy zažil tento výraz koncom roka 2009, keď sa prebojoval medzi najvplyvnejšie </w:t>
+      </w:r>
+      <w:r>
+        <w:rPr>
+          <w:rFonts w:eastAsia="Yu Mincho"/>
+        </w:rPr>
+        <w:t>výrazy</w:t>
+      </w:r>
+      <w:r>
+        <w:rPr>
+          <w:rFonts w:eastAsia="Yu Mincho"/>
+        </w:rPr>
+        <w:t xml:space="preserve"> roka. Netrvalo však dlho a jeho výnimočnosť vyprchala</w:t>
+      </w:r>
+      <w:r>
+        <w:rPr>
+          <w:rFonts w:eastAsia="Yu Mincho"/>
+        </w:rPr>
+        <w:t>. V</w:t>
+      </w:r>
+      <w:r>
+        <w:rPr>
+          <w:rFonts w:eastAsia="Yu Mincho"/>
+        </w:rPr>
+        <w:t xml:space="preserve"> roku 2010 sa stal súčasťou bežnej slovnej zásoby</w:t>
+      </w:r>
+      <w:r>
+        <w:rPr>
+          <w:rFonts w:eastAsia="Yu Mincho"/>
+        </w:rPr>
+        <w:t xml:space="preserve"> a</w:t>
+      </w:r>
+      <w:r>
+        <w:rPr>
+          <w:rFonts w:eastAsia="Yu Mincho"/>
+        </w:rPr>
+        <w:t xml:space="preserve"> v roku 2011 už pôsob</w:t>
+      </w:r>
+      <w:r>
+        <w:rPr>
+          <w:rFonts w:eastAsia="Yu Mincho"/>
+        </w:rPr>
+        <w:t>il</w:t>
+      </w:r>
+      <w:r>
+        <w:rPr>
+          <w:rFonts w:eastAsia="Yu Mincho"/>
+        </w:rPr>
+        <w:t xml:space="preserve"> takmer obohran</w:t>
+      </w:r>
+      <w:r>
+        <w:rPr>
+          <w:rFonts w:eastAsia="Yu Mincho"/>
+        </w:rPr>
+        <w:t>e</w:t>
+      </w:r>
+      <w:r>
+        <w:rPr>
+          <w:rFonts w:eastAsia="Yu Mincho"/>
+        </w:rPr>
+        <w:t>.</w:t>
+      </w:r>
+      <w:r>
+        <w:rPr>
+          <w:rStyle w:val="FootnoteReference"/>
+          <w:rFonts w:eastAsia="Yu Mincho"/>
+        </w:rPr>
+        <w:footnoteReference w:id="5"/>
+      </w:r>
+    </w:p>
+    <w:p>
+      <w:pPr>
+        <w:spacing w:line="360" w:lineRule="auto"/>
         <w:ind w:firstLine="720"/>
         <w:rPr>
           <w:rFonts w:eastAsia="Yu Mincho"/>
@@ -3746,6 +3858,7 @@
         <w:rPr>
           <w:rFonts w:eastAsia="Yu Mincho"/>
         </w:rPr>
+        <w:lastRenderedPageBreak/>
         <w:t xml:space="preserve">Morioka (2008, citovaný podľa Ninagawu, 2011) rozdeľuje bylinožravých </w:t>
       </w:r>
       <w:r>
@@ -3824,7 +3937,6 @@
           <w:b/>
           <w:bCs/>
         </w:rPr>
-        <w:lastRenderedPageBreak/>
         <w:t>Skúsený bylinožravec</w:t>
       </w:r>
       <w:r>
@@ -4006,7 +4118,7 @@
           <w:rStyle w:val="FootnoteReference"/>
           <w:rFonts w:eastAsia="Yu Mincho"/>
         </w:rPr>
-        <w:footnoteReference w:id="5"/>
+        <w:footnoteReference w:id="6"/>
       </w:r>
     </w:p>
     <w:p>
@@ -4028,7 +4140,7 @@
           <w:rStyle w:val="FootnoteReference"/>
           <w:rFonts w:eastAsia="Yu Mincho"/>
         </w:rPr>
-        <w:footnoteReference w:id="6"/>
+        <w:footnoteReference w:id="7"/>
       </w:r>
       <w:r>
         <w:rPr>
@@ -4105,7 +4217,14 @@
         <w:rPr>
           <w:rFonts w:eastAsia="Yu Mincho"/>
         </w:rPr>
-        <w:t xml:space="preserve">pomenúva mužov s maskulínnym zovňajškom, no citlivým vnútrom, zatiaľ čo </w:t>
+        <w:t xml:space="preserve">pomenúva mužov s maskulínnym </w:t>
+      </w:r>
+      <w:r>
+        <w:rPr>
+          <w:rFonts w:eastAsia="Yu Mincho"/>
+        </w:rPr>
+        <w:lastRenderedPageBreak/>
+        <w:t xml:space="preserve">zovňajškom, no citlivým vnútrom, zatiaľ čo </w:t>
       </w:r>
       <w:r>
         <w:rPr>
@@ -4174,7 +4293,7 @@
           <w:rStyle w:val="FootnoteReference"/>
           <w:rFonts w:eastAsia="Yu Mincho"/>
         </w:rPr>
-        <w:footnoteReference w:id="7"/>
+        <w:footnoteReference w:id="8"/>
       </w:r>
     </w:p>
     <w:p>
@@ -4208,7 +4327,7 @@
           <w:rStyle w:val="FootnoteReference"/>
           <w:rFonts w:eastAsia="Yu Mincho"/>
         </w:rPr>
-        <w:footnoteReference w:id="8"/>
+        <w:footnoteReference w:id="9"/>
       </w:r>
       <w:r>
         <w:rPr>
@@ -4229,15 +4348,78 @@
         <w:rPr>
           <w:rFonts w:eastAsia="Yu Mincho"/>
         </w:rPr>
-        <w:lastRenderedPageBreak/>
-        <w:t>Podľa Fukasawy sa bylinožraví muži vyznačujú emočnou vyrovnanosťou a absenciou extrémnych citových výkyvov, čo pramení z ich striedmeho prístupu k láske aj nenávisti. K ženám neistupujú primárne ako k sexuálnym objektom, ale vnímajú ich v prvom rade ako ľudské bytosti. To im umožňuje budovať hodnotné priateľstvá založené na vzájomnej sympatii bez nevyhnutného romantického či sexuálneho podtextu. Takýto rešpektujúci a neagresívny prístup k opačnému pohlaviu autorka považuje za prejav vyspelosti v medziľudských vzťahoch.</w:t>
+        <w:t xml:space="preserve">Podľa </w:t>
+      </w:r>
+      <w:r>
+        <w:rPr>
+          <w:rFonts w:eastAsia="Yu Mincho"/>
+        </w:rPr>
+        <w:t>jej pozorovaní</w:t>
+      </w:r>
+      <w:r>
+        <w:rPr>
+          <w:rFonts w:eastAsia="Yu Mincho"/>
+        </w:rPr>
+        <w:t xml:space="preserve"> sa bylinožraví muži vyznačujú emočnou vyrovnanosťou a absenciou extrémnych citových výkyvov, čo pramení z ich striedmeho prístupu k láske aj nenávisti. K ženám ne</w:t>
+      </w:r>
+      <w:r>
+        <w:rPr>
+          <w:rFonts w:eastAsia="Yu Mincho"/>
+        </w:rPr>
+        <w:t>pr</w:t>
+      </w:r>
+      <w:r>
+        <w:rPr>
+          <w:rFonts w:eastAsia="Yu Mincho"/>
+        </w:rPr>
+        <w:t>istupujú primárne ako k sexuálnym objektom, ale vnímajú ich v prvom rade ako ľudské bytosti. To im umožňuje budovať hodnotné priateľstvá založené na vzájomnej sympatii bez nevyhnutného romantického či sexuálneho podtextu. Takýto rešpektujúci a neagresívny prístup k opačnému pohlaviu autorka považuje za prejav vyspelosti v medziľudských vzťahoch.</w:t>
       </w:r>
       <w:r>
         <w:rPr>
           <w:rStyle w:val="FootnoteReference"/>
           <w:rFonts w:eastAsia="Yu Mincho"/>
         </w:rPr>
-        <w:footnoteReference w:id="9"/>
+        <w:footnoteReference w:id="10"/>
+      </w:r>
+    </w:p>
+    <w:p>
+      <w:pPr>
+        <w:spacing w:line="360" w:lineRule="auto"/>
+        <w:ind w:firstLine="720"/>
+        <w:rPr>
+          <w:rFonts w:eastAsia="Yu Mincho"/>
+        </w:rPr>
+      </w:pPr>
+      <w:r>
+        <w:rPr>
+          <w:rFonts w:eastAsia="Yu Mincho"/>
+        </w:rPr>
+        <w:t>Zároveň dodáva, že muži</w:t>
+      </w:r>
+      <w:r>
+        <w:rPr>
+          <w:rFonts w:eastAsia="Yu Mincho"/>
+        </w:rPr>
+        <w:t xml:space="preserve"> </w:t>
+      </w:r>
+      <w:r>
+        <w:rPr>
+          <w:rFonts w:eastAsia="Yu Mincho"/>
+        </w:rPr>
+        <w:t xml:space="preserve">tohto typu </w:t>
+      </w:r>
+      <w:r>
+        <w:rPr>
+          <w:rFonts w:eastAsia="Yu Mincho"/>
+        </w:rPr>
+        <w:t>netrpia nedostatkom šarmu a milostný život im nie je cudzí. To, čo ich však skutočne odlišuje od tradičných predstáv o mužnosti, nie je absencia skúseností, ale skôr ich pasívny prístup. V romantických vzťahoch a sexuálnom živote sa vyhýbajú nátlaku a prenechávajú iniciatívu na druhú stranu.</w:t>
+      </w:r>
+      <w:r>
+        <w:rPr>
+          <w:rStyle w:val="FootnoteReference"/>
+          <w:rFonts w:eastAsia="Yu Mincho"/>
+        </w:rPr>
+        <w:footnoteReference w:id="11"/>
       </w:r>
     </w:p>
     <w:p>
@@ -4260,7 +4442,7 @@
           <w:i/>
           <w:iCs/>
         </w:rPr>
-        <w:t>„Sōshokukei danshi“ wa naze besshōka shita no ka: Danjo byōdō fobia no shiten kara</w:t>
+        <w:t>„Sōshokukei danshi“ wa naze besshōka shita no ka: Danjo byōdō fobia no shiten kara“</w:t>
       </w:r>
       <w:r>
         <w:rPr>
@@ -4268,14 +4450,6 @@
           <w:i/>
           <w:iCs/>
         </w:rPr>
-        <w:t>“</w:t>
-      </w:r>
-      <w:r>
-        <w:rPr>
-          <w:rFonts w:eastAsia="Yu Mincho"/>
-          <w:i/>
-          <w:iCs/>
-        </w:rPr>
         <w:t xml:space="preserve">, </w:t>
       </w:r>
       <w:r>
@@ -4351,6 +4525,7 @@
         <w:rPr>
           <w:rFonts w:eastAsia="Yu Mincho"/>
         </w:rPr>
+        <w:lastRenderedPageBreak/>
         <w:t xml:space="preserve">Džuniči </w:t>
       </w:r>
       <w:r>
@@ -4388,7 +4563,7 @@
           <w:rStyle w:val="FootnoteReference"/>
           <w:rFonts w:eastAsia="Yu Mincho"/>
         </w:rPr>
-        <w:footnoteReference w:id="10"/>
+        <w:footnoteReference w:id="12"/>
       </w:r>
     </w:p>
     <w:p>
@@ -6658,13 +6833,36 @@
         <w:t xml:space="preserve"> </w:t>
       </w:r>
       <w:r>
-        <w:t>NINAGAWA, Kota, 2011. Sōshokukei danshi o yomitoku: Wakamono no ren'aikan [Interpreting "Herbivore Men": Young People's Views on Love and Romance] [online]. Kyoto: Kyoto University of Advanced Science, Masako Kuroki Seminar</w:t>
-      </w:r>
-      <w:r>
-        <w:t>, str. 9</w:t>
-      </w:r>
-      <w:r>
-        <w:t>1</w:t>
+        <w:rPr>
+          <w:rFonts w:eastAsia="Yu Mincho"/>
+        </w:rPr>
+        <w:t xml:space="preserve">MORIOKA, Masahiro, 2011. Sōshokukei danshi no genshōgakuteki kōsatsu [Phenomenological Study of "Herbivore Men"]. </w:t>
+      </w:r>
+      <w:r>
+        <w:rPr>
+          <w:rFonts w:eastAsia="Yu Mincho"/>
+          <w:i/>
+          <w:iCs/>
+        </w:rPr>
+        <w:t>The Review of Life Studies</w:t>
+      </w:r>
+      <w:r>
+        <w:rPr>
+          <w:rFonts w:eastAsia="Yu Mincho"/>
+        </w:rPr>
+        <w:t xml:space="preserve"> [online]</w:t>
+      </w:r>
+      <w:r>
+        <w:rPr>
+          <w:rFonts w:eastAsia="Yu Mincho"/>
+        </w:rPr>
+        <w:t>, str. 13</w:t>
+      </w:r>
+      <w:r>
+        <w:rPr>
+          <w:rFonts w:eastAsia="Yu Mincho"/>
+        </w:rPr>
+        <w:t>.</w:t>
       </w:r>
     </w:p>
   </w:footnote>
@@ -6683,7 +6881,10 @@
         <w:t xml:space="preserve"> </w:t>
       </w:r>
       <w:r>
-        <w:t>Ibid.</w:t>
+        <w:t>NINAGAWA, Kota, 2011. Sōshokukei danshi o yomitoku: Wakamono no ren'aikan [Interpreting "Herbivore Men": Young People's Views on Love and Romance] [online]. Kyoto: Kyoto University of Advanced Science, Masako Kuroki Seminar</w:t>
+      </w:r>
+      <w:r>
+        <w:t>, str. 91</w:t>
       </w:r>
     </w:p>
   </w:footnote>
@@ -6699,7 +6900,10 @@
         <w:footnoteRef/>
       </w:r>
       <w:r>
-        <w:t xml:space="preserve"> Ibid.</w:t>
+        <w:t xml:space="preserve"> </w:t>
+      </w:r>
+      <w:r>
+        <w:t>Ibid.</w:t>
       </w:r>
     </w:p>
   </w:footnote>
@@ -6715,7 +6919,13 @@
         <w:footnoteRef/>
       </w:r>
       <w:r>
-        <w:t xml:space="preserve"> Shibuya, Str. 8</w:t>
+        <w:t xml:space="preserve"> </w:t>
+      </w:r>
+      <w:r>
+        <w:t>NINAGAWA, Kota, 2011. Sōshokukei danshi o yomitoku: Wakamono no ren'aikan [Interpreting "Herbivore Men": Young People's Views on Love and Romance] [online]. Kyoto: Kyoto University of Advanced Science, Masako Kuroki Seminar</w:t>
+      </w:r>
+      <w:r>
+        <w:t>, str. 91</w:t>
       </w:r>
     </w:p>
   </w:footnote>
@@ -6731,11 +6941,75 @@
         <w:footnoteRef/>
       </w:r>
       <w:r>
-        <w:t xml:space="preserve"> Shibuya, str. 10</w:t>
+        <w:t xml:space="preserve"> Shibuya, Str. 8</w:t>
       </w:r>
     </w:p>
   </w:footnote>
   <w:footnote w:id="10">
+    <w:p>
+      <w:pPr>
+        <w:pStyle w:val="FootnoteText"/>
+      </w:pPr>
+      <w:r>
+        <w:rPr>
+          <w:rStyle w:val="FootnoteReference"/>
+        </w:rPr>
+        <w:footnoteRef/>
+      </w:r>
+      <w:r>
+        <w:t xml:space="preserve"> Shibuya, str. 10</w:t>
+      </w:r>
+    </w:p>
+  </w:footnote>
+  <w:footnote w:id="11">
+    <w:p>
+      <w:pPr>
+        <w:pStyle w:val="FootnoteText"/>
+      </w:pPr>
+      <w:r>
+        <w:rPr>
+          <w:rStyle w:val="FootnoteReference"/>
+        </w:rPr>
+        <w:footnoteRef/>
+      </w:r>
+      <w:r>
+        <w:t xml:space="preserve"> </w:t>
+      </w:r>
+      <w:r>
+        <w:rPr>
+          <w:rFonts w:eastAsia="Yu Mincho"/>
+        </w:rPr>
+        <w:t xml:space="preserve">MORIOKA, Masahiro, 2011. Sōshokukei danshi no genshōgakuteki kōsatsu [Phenomenological Study of "Herbivore Men"]. </w:t>
+      </w:r>
+      <w:r>
+        <w:rPr>
+          <w:rFonts w:eastAsia="Yu Mincho"/>
+          <w:i/>
+          <w:iCs/>
+        </w:rPr>
+        <w:t>The Review of Life Studies</w:t>
+      </w:r>
+      <w:r>
+        <w:rPr>
+          <w:rFonts w:eastAsia="Yu Mincho"/>
+        </w:rPr>
+        <w:t xml:space="preserve"> [online]</w:t>
+      </w:r>
+      <w:r>
+        <w:rPr>
+          <w:rFonts w:eastAsia="Yu Mincho"/>
+        </w:rPr>
+        <w:t>, str. 13</w:t>
+      </w:r>
+      <w:r>
+        <w:rPr>
+          <w:rFonts w:eastAsia="Yu Mincho"/>
+        </w:rPr>
+        <w:t>.</w:t>
+      </w:r>
+    </w:p>
+  </w:footnote>
+  <w:footnote w:id="12">
     <w:p>
       <w:pPr>
         <w:pStyle w:val="FootnoteText"/>

--- a/Bielik Tomáš - Fenomén poklesu nadväzovania partnerských vzťahov u japonskej mládeže a súvisiace sociálne javy.docx
+++ b/Bielik Tomáš - Fenomén poklesu nadväzovania partnerských vzťahov u japonskej mládeže a súvisiace sociálne javy.docx
@@ -3385,35 +3385,125 @@
         <w:pStyle w:val="Heading2"/>
         <w:rPr>
           <w:rStyle w:val="Heading2Char"/>
+          <w:b/>
+          <w:lang w:eastAsia="en-US"/>
         </w:rPr>
       </w:pPr>
       <w:bookmarkStart w:id="11" w:name="_Toc224748438"/>
       <w:r>
-        <w:t>Vývoj manželstva a partnerských vzťahov v Japonsku</w:t>
+        <w:t>Vývoj manželstva a partnerských vzťahov v</w:t>
+      </w:r>
+      <w:r>
+        <w:t> </w:t>
+      </w:r>
+      <w:r>
+        <w:t>Japonsku</w:t>
       </w:r>
       <w:bookmarkEnd w:id="11"/>
     </w:p>
     <w:p>
       <w:pPr>
-        <w:ind w:firstLine="0"/>
-        <w:rPr>
-          <w:rStyle w:val="Heading2Char"/>
-        </w:rPr>
-      </w:pPr>
-    </w:p>
-    <w:p>
-      <w:pPr>
         <w:spacing w:line="360" w:lineRule="auto"/>
         <w:ind w:firstLine="431"/>
       </w:pPr>
       <w:r>
+        <w:t xml:space="preserve">Súčasná podoba japonských vzťahov je výsledkom storočí pravidiel a tradícií. Dlhé obdobie feudalizmu v Japonsku nastavilo jasné </w:t>
+      </w:r>
+      <w:r>
+        <w:t>hranice.</w:t>
+      </w:r>
+      <w:r>
+        <w:t xml:space="preserve"> </w:t>
+      </w:r>
+      <w:r>
+        <w:t>M</w:t>
+      </w:r>
+      <w:r>
+        <w:t>anželstvo nebolo vnímané ako romantický zväzok dvoch ľudí, ale ako pragmatický nástroj na zachovanie rodovej línie a ekonomickej stability.</w:t>
+      </w:r>
+    </w:p>
+    <w:p>
+      <w:pPr>
+        <w:spacing w:line="360" w:lineRule="auto"/>
+        <w:ind w:firstLine="431"/>
+      </w:pPr>
+      <w:r>
+        <w:t>Zväzky medzi mužou a ženou boli dohodnuté s ohľadom na záujmy rodiny a ž</w:t>
+      </w:r>
+      <w:r>
+        <w:t xml:space="preserve">ivot ženy </w:t>
+      </w:r>
+      <w:r>
+        <w:t xml:space="preserve">v období Tokugawa </w:t>
+      </w:r>
+      <w:r>
+        <w:t>bol zredukovaný na domáce prostredie a starostlivosť o potomstvo, zatiaľ čo mužský svet</w:t>
+      </w:r>
+      <w:r>
+        <w:t xml:space="preserve"> bol oveľa pestrejší</w:t>
+      </w:r>
+      <w:r>
+        <w:t>. Obchodníci a predstavitelia vyšších vrstiev hľadali rozptýlenie v zábavných štvrtiach plných divadiel</w:t>
+      </w:r>
+      <w:r>
+        <w:t xml:space="preserve">, </w:t>
+      </w:r>
+      <w:r>
+        <w:t>reštaurácií</w:t>
+      </w:r>
+      <w:r>
+        <w:t xml:space="preserve"> a nevestincov</w:t>
+      </w:r>
+      <w:r>
+        <w:t>, ktoré im ponúkali priestor pre relaxáciu. Tieto miesta boli v podstate izolovaným svetom s vlastnými pravidlami, kde bolo možné dočasne odložiť spoločenskú masku zodpovednej hlavy rodiny a nadväzovať neformálne vzťahy bez ohľadu na prísne morálne normy bežného dňa.</w:t>
+      </w:r>
+      <w:r>
+        <w:rPr>
+          <w:rStyle w:val="FootnoteReference"/>
+        </w:rPr>
+        <w:footnoteReference w:id="1"/>
+      </w:r>
+    </w:p>
+    <w:p>
+      <w:pPr>
+        <w:spacing w:line="360" w:lineRule="auto"/>
+        <w:ind w:firstLine="431"/>
+      </w:pPr>
+      <w:r>
+        <w:t xml:space="preserve">Spoločnosť </w:t>
+      </w:r>
+      <w:r>
+        <w:t>bola striktne rozdelená na niekoľko tried. Najvyššie postavenie v tomto rebríčku zastávala kasta bojovníkov (samurajov), pod ktorou sa nachádzalo roľníctvo. Najnižší sociálny status bol pripisovaný vrstve obchodníkov</w:t>
+      </w:r>
+      <w:r>
+        <w:t xml:space="preserve"> a a</w:t>
+      </w:r>
+      <w:r>
+        <w:t>kékoľvek manželské zväzky medzi ľuďmi z rôznych tried boli nezákonné</w:t>
+      </w:r>
+      <w:r>
+        <w:t>.</w:t>
+      </w:r>
+      <w:r>
+        <w:rPr>
+          <w:rStyle w:val="FootnoteReference"/>
+        </w:rPr>
+        <w:footnoteReference w:id="2"/>
+      </w:r>
+    </w:p>
+    <w:p>
+      <w:pPr>
+        <w:spacing w:line="360" w:lineRule="auto"/>
+        <w:ind w:firstLine="431"/>
+      </w:pPr>
+      <w:r>
         <w:t>V období od éry Meidži až po kapituláciu Japonska v druhej svetovej vojne fungovala rodina ako základná politická a spoločenská jednotka, na ktorej stála stabilita celého štátu. Legislatíva vtedy definovala rodinu ako prísne hierarchickú štruktúru, na ktorej čele stíl oficiálny správca (hlava rodiny), ktorý mal zákonnú povinnosť voči štátu dohliadať na správnosť rodinných registrov.</w:t>
       </w:r>
       <w:r>
         <w:rPr>
           <w:rStyle w:val="FootnoteReference"/>
         </w:rPr>
-        <w:footnoteReference w:id="1"/>
+        <w:footnoteReference w:id="3"/>
       </w:r>
       <w:r>
         <w:t xml:space="preserve"> </w:t>
@@ -3442,6 +3532,7 @@
           <w:i/>
           <w:iCs/>
         </w:rPr>
+        <w:lastRenderedPageBreak/>
         <w:t>„Členovia domácnosti pozostávajú z takých príbuzných hlavy domácnosti, ktorí žijú v jeho dome, ako aj z manželov a manželiek týchto príbuzných. Ak dôjde k zmene hlavy domácnosti, bývalá hlava a členovia jej domácnosti sa stávajú členmi domácnosti novej hlavy.“</w:t>
       </w:r>
       <w:r>
@@ -3450,7 +3541,65 @@
           <w:i/>
           <w:iCs/>
         </w:rPr>
-        <w:footnoteReference w:id="2"/>
+        <w:footnoteReference w:id="4"/>
+      </w:r>
+    </w:p>
+    <w:p>
+      <w:pPr>
+        <w:spacing w:line="360" w:lineRule="auto"/>
+        <w:ind w:firstLine="431"/>
+        <w:rPr>
+          <w:rFonts w:eastAsia="Yu Mincho"/>
+        </w:rPr>
+      </w:pPr>
+      <w:r>
+        <w:rPr>
+          <w:rFonts w:eastAsia="Yu Mincho"/>
+        </w:rPr>
+        <w:t>Podľa Joy Hendryovej bol t</w:t>
+      </w:r>
+      <w:r>
+        <w:rPr>
+          <w:rFonts w:eastAsia="Yu Mincho"/>
+        </w:rPr>
+        <w:t xml:space="preserve">ento </w:t>
+      </w:r>
+      <w:r>
+        <w:rPr>
+          <w:rFonts w:eastAsia="Yu Mincho"/>
+        </w:rPr>
+        <w:t>tradičný japonský model rodiny</w:t>
+      </w:r>
+      <w:r>
+        <w:rPr>
+          <w:rFonts w:eastAsia="Yu Mincho"/>
+        </w:rPr>
+        <w:t xml:space="preserve"> </w:t>
+      </w:r>
+      <w:r>
+        <w:rPr>
+          <w:rFonts w:eastAsia="Yu Mincho"/>
+        </w:rPr>
+        <w:t>po druhej svetovej vojne právne potlačený a označovaný za zdroj spoločenských problémov,</w:t>
+      </w:r>
+      <w:r>
+        <w:rPr>
+          <w:rFonts w:eastAsia="Yu Mincho"/>
+        </w:rPr>
+        <w:t xml:space="preserve"> avšak</w:t>
+      </w:r>
+      <w:r>
+        <w:rPr>
+          <w:rFonts w:eastAsia="Yu Mincho"/>
+        </w:rPr>
+        <w:t xml:space="preserve"> jeho vplyv v krajine stále pretrváva. Napriek tomu, že súčasný životný štýl a urbanizácia idú priamo proti jeho pôvodným pravidlám a odborníci mu už dávno predpovedali koniec, staré hodnoty sú v japonskej spoločnosti stále prítomné. Ak chceme pochopiť, ako sa tieto tradície prejavujú v dnešnom Japonsku a prečo sa stali vzorom pre iné oblasti života, musíme najprv porozumieť ich historickým základom.</w:t>
+      </w:r>
+      <w:r>
+        <w:rPr>
+          <w:rStyle w:val="FootnoteReference"/>
+          <w:rFonts w:eastAsia="Yu Mincho"/>
+        </w:rPr>
+        <w:footnoteReference w:id="5"/>
       </w:r>
     </w:p>
     <w:p>
@@ -3461,18 +3610,6 @@
           <w:rFonts w:eastAsia="Yu Mincho"/>
         </w:rPr>
       </w:pPr>
-      <w:r>
-        <w:rPr>
-          <w:rFonts w:eastAsia="Yu Mincho"/>
-        </w:rPr>
-        <w:t>The same ‘family system’ was blamed for all sorts of evils during the Allied Occupation, and it was virtually demolished legally in the 1947 Constitution. Modern Japanese life has in many areas become rather incompatible with the system in its traditional form, and Japanese social scientists have predicted its total demise for many years. However, deeply held values die hard, and the principles of that old family system have by no means disappeared, even in the urban sprawl. An understanding of the traditional system will pave the way for appreciating its modern manifestations, and will also lay a foundation for later chapters where its value as a model will become evident.</w:t>
-      </w:r>
-      <w:r>
-        <w:rPr>
-          <w:rFonts w:eastAsia="Yu Mincho"/>
-        </w:rPr>
-        <w:t xml:space="preserve"> – Understanding Japanese society, p. 23</w:t>
-      </w:r>
     </w:p>
     <w:p>
       <w:pPr>
@@ -3485,15 +3622,6 @@
     </w:p>
     <w:p>
       <w:pPr>
-        <w:spacing w:line="360" w:lineRule="auto"/>
-        <w:ind w:firstLine="0"/>
-        <w:rPr>
-          <w:rFonts w:eastAsia="Yu Mincho"/>
-        </w:rPr>
-      </w:pPr>
-    </w:p>
-    <w:p>
-      <w:pPr>
         <w:pStyle w:val="Heading2"/>
       </w:pPr>
       <w:bookmarkStart w:id="12" w:name="_Toc224748439"/>
@@ -3508,7 +3636,6 @@
       </w:pPr>
       <w:bookmarkStart w:id="13" w:name="_Toc224748440"/>
       <w:r>
-        <w:lastRenderedPageBreak/>
         <w:t>Život osamote a prechod do dospelosti</w:t>
       </w:r>
       <w:bookmarkEnd w:id="13"/>
@@ -3674,7 +3801,7 @@
           <w:rStyle w:val="FootnoteReference"/>
           <w:rFonts w:eastAsia="Yu Mincho"/>
         </w:rPr>
-        <w:footnoteReference w:id="3"/>
+        <w:footnoteReference w:id="6"/>
       </w:r>
     </w:p>
     <w:p>
@@ -3725,7 +3852,7 @@
           <w:rStyle w:val="FootnoteReference"/>
           <w:rFonts w:eastAsia="Yu Mincho"/>
         </w:rPr>
-        <w:footnoteReference w:id="4"/>
+        <w:footnoteReference w:id="7"/>
       </w:r>
       <w:r>
         <w:rPr>
@@ -3843,7 +3970,7 @@
           <w:rStyle w:val="FootnoteReference"/>
           <w:rFonts w:eastAsia="Yu Mincho"/>
         </w:rPr>
-        <w:footnoteReference w:id="5"/>
+        <w:footnoteReference w:id="8"/>
       </w:r>
     </w:p>
     <w:p>
@@ -4118,7 +4245,7 @@
           <w:rStyle w:val="FootnoteReference"/>
           <w:rFonts w:eastAsia="Yu Mincho"/>
         </w:rPr>
-        <w:footnoteReference w:id="6"/>
+        <w:footnoteReference w:id="9"/>
       </w:r>
     </w:p>
     <w:p>
@@ -4140,7 +4267,7 @@
           <w:rStyle w:val="FootnoteReference"/>
           <w:rFonts w:eastAsia="Yu Mincho"/>
         </w:rPr>
-        <w:footnoteReference w:id="7"/>
+        <w:footnoteReference w:id="10"/>
       </w:r>
       <w:r>
         <w:rPr>
@@ -4293,7 +4420,7 @@
           <w:rStyle w:val="FootnoteReference"/>
           <w:rFonts w:eastAsia="Yu Mincho"/>
         </w:rPr>
-        <w:footnoteReference w:id="8"/>
+        <w:footnoteReference w:id="11"/>
       </w:r>
     </w:p>
     <w:p>
@@ -4327,7 +4454,7 @@
           <w:rStyle w:val="FootnoteReference"/>
           <w:rFonts w:eastAsia="Yu Mincho"/>
         </w:rPr>
-        <w:footnoteReference w:id="9"/>
+        <w:footnoteReference w:id="12"/>
       </w:r>
       <w:r>
         <w:rPr>
@@ -4379,7 +4506,7 @@
           <w:rStyle w:val="FootnoteReference"/>
           <w:rFonts w:eastAsia="Yu Mincho"/>
         </w:rPr>
-        <w:footnoteReference w:id="10"/>
+        <w:footnoteReference w:id="13"/>
       </w:r>
     </w:p>
     <w:p>
@@ -4419,7 +4546,7 @@
           <w:rStyle w:val="FootnoteReference"/>
           <w:rFonts w:eastAsia="Yu Mincho"/>
         </w:rPr>
-        <w:footnoteReference w:id="11"/>
+        <w:footnoteReference w:id="14"/>
       </w:r>
     </w:p>
     <w:p>
@@ -4563,7 +4690,7 @@
           <w:rStyle w:val="FootnoteReference"/>
           <w:rFonts w:eastAsia="Yu Mincho"/>
         </w:rPr>
-        <w:footnoteReference w:id="12"/>
+        <w:footnoteReference w:id="15"/>
       </w:r>
     </w:p>
     <w:p>
@@ -6293,6 +6420,274 @@
           <w:rFonts w:eastAsia="Yu Mincho"/>
         </w:rPr>
       </w:pPr>
+      <w:r>
+        <w:rPr>
+          <w:rFonts w:eastAsia="Yu Mincho"/>
+        </w:rPr>
+        <w:t xml:space="preserve">NAKANO, Koji a Toru OHARA. Omiai: Japanese Initial Private Offering. </w:t>
+      </w:r>
+      <w:r>
+        <w:rPr>
+          <w:rFonts w:eastAsia="Yu Mincho"/>
+          <w:i/>
+          <w:iCs/>
+        </w:rPr>
+        <w:t>Annals of Business Administrative Science</w:t>
+      </w:r>
+      <w:r>
+        <w:rPr>
+          <w:rFonts w:eastAsia="Yu Mincho"/>
+        </w:rPr>
+        <w:t xml:space="preserve"> [online]. 2019, roč. 18, č. 2, s. 75–84 [cit. 2026-04-22]. ISSN 1347-4464. DOI 10.7880/abas.0190212a. Dostupné z: </w:t>
+      </w:r>
+      <w:hyperlink r:id="rId46" w:tgtFrame="_blank" w:history="1">
+        <w:r>
+          <w:rPr>
+            <w:rStyle w:val="Hyperlink"/>
+            <w:rFonts w:eastAsia="Yu Mincho"/>
+          </w:rPr>
+          <w:t>https://www.jstage.jst.go.jp/article/abas/18/2/18_0190212a/_article</w:t>
+        </w:r>
+      </w:hyperlink>
+    </w:p>
+    <w:p>
+      <w:pPr>
+        <w:pStyle w:val="ListParagraph"/>
+        <w:numPr>
+          <w:ilvl w:val="0"/>
+          <w:numId w:val="18"/>
+        </w:numPr>
+        <w:spacing w:after="160" w:line="360" w:lineRule="auto"/>
+        <w:rPr>
+          <w:rFonts w:eastAsia="Yu Mincho"/>
+        </w:rPr>
+      </w:pPr>
+      <w:r>
+        <w:rPr>
+          <w:rFonts w:eastAsia="Yu Mincho"/>
+        </w:rPr>
+        <w:t xml:space="preserve">REISCHAUER, Edwin O. a Albert M. CRAIG. </w:t>
+      </w:r>
+      <w:r>
+        <w:rPr>
+          <w:rFonts w:eastAsia="Yu Mincho"/>
+          <w:i/>
+          <w:iCs/>
+        </w:rPr>
+        <w:t>Dějiny Japonska</w:t>
+      </w:r>
+      <w:r>
+        <w:rPr>
+          <w:rFonts w:eastAsia="Yu Mincho"/>
+        </w:rPr>
+        <w:t>. Preklad David LABUS a Jan SÝKORA. 2. dopl. vyd. Praha: Nakladatelství Lidové noviny, 2009. Dějiny států. ISBN 978-80-7106-513-5.</w:t>
+      </w:r>
+      <w:r>
+        <w:rPr>
+          <w:rFonts w:eastAsia="Yu Mincho"/>
+        </w:rPr>
+        <w:t xml:space="preserve"> Dostupné z: </w:t>
+      </w:r>
+      <w:hyperlink r:id="rId47" w:history="1">
+        <w:r>
+          <w:rPr>
+            <w:rStyle w:val="Hyperlink"/>
+            <w:rFonts w:eastAsia="Yu Mincho"/>
+          </w:rPr>
+          <w:t>https://www.scribd.com/document/754260732/Dejiny-Japonska-Edwin-O-Reischauer#page=105&amp;content=query:s%C5%88atky,pageNum:142,indexOnPage:0,bestMatch:false</w:t>
+        </w:r>
+      </w:hyperlink>
+      <w:r>
+        <w:rPr>
+          <w:rFonts w:eastAsia="Yu Mincho"/>
+        </w:rPr>
+        <w:t xml:space="preserve"> </w:t>
+      </w:r>
+    </w:p>
+    <w:p>
+      <w:pPr>
+        <w:pStyle w:val="ListParagraph"/>
+        <w:numPr>
+          <w:ilvl w:val="0"/>
+          <w:numId w:val="18"/>
+        </w:numPr>
+        <w:spacing w:after="160" w:line="360" w:lineRule="auto"/>
+        <w:rPr>
+          <w:rFonts w:eastAsia="Yu Mincho"/>
+        </w:rPr>
+      </w:pPr>
+      <w:r>
+        <w:rPr>
+          <w:rFonts w:eastAsia="Yu Mincho"/>
+        </w:rPr>
+        <w:lastRenderedPageBreak/>
+        <w:t xml:space="preserve">HALL, John Whitney, ed. </w:t>
+      </w:r>
+      <w:r>
+        <w:rPr>
+          <w:rFonts w:eastAsia="Yu Mincho"/>
+          <w:i/>
+          <w:iCs/>
+        </w:rPr>
+        <w:t>The Cambridge History of Japan: Volume 4: Early Modern Japan</w:t>
+      </w:r>
+      <w:r>
+        <w:rPr>
+          <w:rFonts w:eastAsia="Yu Mincho"/>
+        </w:rPr>
+        <w:t xml:space="preserve"> [online]. Za asistencie James L. MCCLAIN. Cambridge: Cambridge University Press, 2008 [cit. 2026-04-22]. ISBN 978-1-139-05508-6. DOI </w:t>
+      </w:r>
+      <w:hyperlink r:id="rId48" w:tgtFrame="_blank" w:history="1">
+        <w:r>
+          <w:rPr>
+            <w:rStyle w:val="Hyperlink"/>
+            <w:rFonts w:eastAsia="Yu Mincho"/>
+          </w:rPr>
+          <w:t>https://doi.org/10.1017/CHOL9780521223553</w:t>
+        </w:r>
+      </w:hyperlink>
+      <w:r>
+        <w:rPr>
+          <w:rFonts w:eastAsia="Yu Mincho"/>
+        </w:rPr>
+        <w:t>.</w:t>
+      </w:r>
+    </w:p>
+    <w:p>
+      <w:pPr>
+        <w:pStyle w:val="ListParagraph"/>
+        <w:numPr>
+          <w:ilvl w:val="0"/>
+          <w:numId w:val="18"/>
+        </w:numPr>
+        <w:spacing w:after="160" w:line="360" w:lineRule="auto"/>
+        <w:rPr>
+          <w:rFonts w:eastAsia="Yu Mincho"/>
+        </w:rPr>
+      </w:pPr>
+      <w:r>
+        <w:rPr>
+          <w:rFonts w:eastAsia="Yu Mincho"/>
+        </w:rPr>
+        <w:t xml:space="preserve">Municipal matchmaking: </w:t>
+      </w:r>
+      <w:hyperlink r:id="rId49" w:history="1">
+        <w:r>
+          <w:rPr>
+            <w:rStyle w:val="Hyperlink"/>
+            <w:rFonts w:eastAsia="Yu Mincho"/>
+          </w:rPr>
+          <w:t>https://www.jstor.org/stable/pdf/2783202.pdf?refreqid=fastly-default%3A7c8cfb02d7ad4c9fb0737de041c21467&amp;ab_segments=0%2Fbasic_search_gsv2%2Fcontrol&amp;initiator=search-results&amp;acceptTC=1</w:t>
+        </w:r>
+      </w:hyperlink>
+      <w:r>
+        <w:rPr>
+          <w:rFonts w:eastAsia="Yu Mincho"/>
+        </w:rPr>
+        <w:t xml:space="preserve"> </w:t>
+      </w:r>
+    </w:p>
+    <w:p>
+      <w:pPr>
+        <w:pStyle w:val="ListParagraph"/>
+        <w:numPr>
+          <w:ilvl w:val="0"/>
+          <w:numId w:val="18"/>
+        </w:numPr>
+        <w:spacing w:after="160" w:line="360" w:lineRule="auto"/>
+        <w:rPr>
+          <w:rFonts w:eastAsia="Yu Mincho"/>
+        </w:rPr>
+      </w:pPr>
+      <w:r>
+        <w:rPr>
+          <w:rFonts w:eastAsia="Yu Mincho"/>
+        </w:rPr>
+        <w:t xml:space="preserve">Romantic and Sexual intimacy beyond marriage: </w:t>
+      </w:r>
+      <w:hyperlink r:id="rId50" w:history="1">
+        <w:r>
+          <w:rPr>
+            <w:rStyle w:val="Hyperlink"/>
+            <w:rFonts w:eastAsia="Yu Mincho"/>
+          </w:rPr>
+          <w:t>https://www.jstor.org/content/pdf/oa_chapter_edited/jj.13568104.7?refreqid=fastly-default%3A7c8cfb02d7ad4c9fb0737de041c21467&amp;ab_segments=0%2Fbasic_search_gsv2%2Fcontrol&amp;initiator=search-results&amp;acceptTC=1</w:t>
+        </w:r>
+      </w:hyperlink>
+      <w:r>
+        <w:rPr>
+          <w:rFonts w:eastAsia="Yu Mincho"/>
+        </w:rPr>
+        <w:t xml:space="preserve"> </w:t>
+      </w:r>
+    </w:p>
+    <w:p>
+      <w:pPr>
+        <w:pStyle w:val="ListParagraph"/>
+        <w:numPr>
+          <w:ilvl w:val="0"/>
+          <w:numId w:val="18"/>
+        </w:numPr>
+        <w:spacing w:after="160" w:line="360" w:lineRule="auto"/>
+        <w:rPr>
+          <w:rFonts w:eastAsia="Yu Mincho"/>
+        </w:rPr>
+      </w:pPr>
+      <w:r>
+        <w:rPr>
+          <w:rFonts w:eastAsia="Yu Mincho"/>
+        </w:rPr>
+        <w:t xml:space="preserve">Bakalarka: </w:t>
+      </w:r>
+      <w:hyperlink r:id="rId51" w:history="1">
+        <w:r>
+          <w:rPr>
+            <w:rStyle w:val="Hyperlink"/>
+            <w:rFonts w:eastAsia="Yu Mincho"/>
+          </w:rPr>
+          <w:t>https://is.muni.cz/th/oahvu/Vyvoj_a_soucasne_formy_seznamovacich_sluzeb_v_Japonsku.pdf</w:t>
+        </w:r>
+      </w:hyperlink>
+      <w:r>
+        <w:rPr>
+          <w:rFonts w:eastAsia="Yu Mincho"/>
+        </w:rPr>
+        <w:t xml:space="preserve"> </w:t>
+      </w:r>
+    </w:p>
+    <w:p>
+      <w:pPr>
+        <w:pStyle w:val="ListParagraph"/>
+        <w:numPr>
+          <w:ilvl w:val="0"/>
+          <w:numId w:val="18"/>
+        </w:numPr>
+        <w:spacing w:after="160" w:line="360" w:lineRule="auto"/>
+        <w:rPr>
+          <w:rFonts w:eastAsia="Yu Mincho"/>
+        </w:rPr>
+      </w:pPr>
+      <w:r>
+        <w:rPr>
+          <w:rFonts w:eastAsia="Yu Mincho"/>
+        </w:rPr>
+        <w:t xml:space="preserve">Marriage and family in east asia: </w:t>
+      </w:r>
+      <w:hyperlink r:id="rId52" w:history="1">
+        <w:r>
+          <w:rPr>
+            <w:rStyle w:val="Hyperlink"/>
+            <w:rFonts w:eastAsia="Yu Mincho"/>
+          </w:rPr>
+          <w:t>https://scispace.com/pdf/marriage-and-family-in-east-asia-continuity-and-change-us4inc7ool.pdf</w:t>
+        </w:r>
+      </w:hyperlink>
+      <w:r>
+        <w:rPr>
+          <w:rFonts w:eastAsia="Yu Mincho"/>
+        </w:rPr>
+        <w:t xml:space="preserve"> </w:t>
+      </w:r>
     </w:p>
     <w:p>
       <w:pPr>
@@ -6402,10 +6797,10 @@
       </w:pPr>
     </w:p>
     <w:sectPr>
-      <w:headerReference w:type="even" r:id="rId46"/>
-      <w:footerReference w:type="even" r:id="rId47"/>
-      <w:footerReference w:type="default" r:id="rId48"/>
-      <w:footerReference w:type="first" r:id="rId49"/>
+      <w:headerReference w:type="even" r:id="rId53"/>
+      <w:footerReference w:type="even" r:id="rId54"/>
+      <w:footerReference w:type="default" r:id="rId55"/>
+      <w:footerReference w:type="first" r:id="rId56"/>
       <w:pgSz w:w="12240" w:h="15840"/>
       <w:pgMar w:top="1418" w:right="1134" w:bottom="1418" w:left="1985" w:header="709" w:footer="709" w:gutter="0"/>
       <w:pgNumType w:start="7"/>
@@ -6703,18 +7098,23 @@
         <w:t xml:space="preserve"> </w:t>
       </w:r>
       <w:r>
-        <w:t xml:space="preserve">IMAMURA, Anne E. Marriage in Japan: Yesterday, Today, and Tomorrow. Education About Asia. Spring 2008, roč. 13, č. 1, s. 34–38. ISSN 1090-6851. Dostupné z: </w:t>
-      </w:r>
-      <w:hyperlink r:id="rId1" w:history="1">
-        <w:r>
-          <w:rPr>
-            <w:rStyle w:val="Hyperlink"/>
-          </w:rPr>
-          <w:t>https://www.asianstudies.org/publications/eaa/archives/marriage-in-japan-yesterday-today-and-tomorrow</w:t>
-        </w:r>
-      </w:hyperlink>
-      <w:r>
-        <w:t xml:space="preserve"> </w:t>
+        <w:t xml:space="preserve">REISCHAUER, Edwin O. a Albert M. CRAIG. </w:t>
+      </w:r>
+      <w:r>
+        <w:rPr>
+          <w:i/>
+          <w:iCs/>
+        </w:rPr>
+        <w:t>Dějiny Japonska</w:t>
+      </w:r>
+      <w:r>
+        <w:t>. Praha: Nakladatelství Lidové noviny, 2009, s.</w:t>
+      </w:r>
+      <w:r>
+        <w:t xml:space="preserve"> 142</w:t>
+      </w:r>
+      <w:r>
+        <w:t>. ISBN 978-80-7106-513-5.</w:t>
       </w:r>
     </w:p>
   </w:footnote>
@@ -6733,7 +7133,23 @@
         <w:t xml:space="preserve"> </w:t>
       </w:r>
       <w:r>
-        <w:t>JAPONSKO. The Civil Code of Japan. Preložil Ludwig LÖNHOLM. Bremen: Max Nossler, 1898. Dostupné z: https://archive.org/details/cu31924069576704</w:t>
+        <w:t xml:space="preserve">HALL, John Whitney, ed. </w:t>
+      </w:r>
+      <w:r>
+        <w:rPr>
+          <w:i/>
+          <w:iCs/>
+        </w:rPr>
+        <w:t>The Cambridge History of Japan: Volume 4: Early Modern Japan</w:t>
+      </w:r>
+      <w:r>
+        <w:t xml:space="preserve">. Cambridge: Cambridge University Press, 2008, s. </w:t>
+      </w:r>
+      <w:r>
+        <w:t>123</w:t>
+      </w:r>
+      <w:r>
+        <w:t>. ISBN 978-1-139-05508-6.</w:t>
       </w:r>
     </w:p>
   </w:footnote>
@@ -6752,10 +7168,18 @@
         <w:t xml:space="preserve"> </w:t>
       </w:r>
       <w:r>
-        <w:t>NINAGAWA, Kota, 2011. Sōshokukei danshi o yomitoku: Wakamono no ren'aikan [Interpreting "Herbivore Men": Young People's Views on Love and Romance] [online]. Kyoto: Kyoto University of Advanced Science, Masako Kuroki Seminar</w:t>
-      </w:r>
-      <w:r>
-        <w:t>, str. 90</w:t>
+        <w:t xml:space="preserve">IMAMURA, Anne E. Marriage in Japan: Yesterday, Today, and Tomorrow. Education About Asia. Spring 2008, roč. 13, č. 1, s. 34–38. ISSN 1090-6851. Dostupné z: </w:t>
+      </w:r>
+      <w:hyperlink r:id="rId1" w:history="1">
+        <w:r>
+          <w:rPr>
+            <w:rStyle w:val="Hyperlink"/>
+          </w:rPr>
+          <w:t>https://www.asianstudies.org/publications/eaa/archives/marriage-in-japan-yesterday-today-and-tomorrow</w:t>
+        </w:r>
+      </w:hyperlink>
+      <w:r>
+        <w:t xml:space="preserve"> </w:t>
       </w:r>
     </w:p>
   </w:footnote>
@@ -6774,6 +7198,94 @@
         <w:t xml:space="preserve"> </w:t>
       </w:r>
       <w:r>
+        <w:t xml:space="preserve">JAPONSKO. The Civil Code of Japan. Preložil Ludwig LÖNHOLM. Bremen: Max Nossler, 1898. Dostupné z: </w:t>
+      </w:r>
+      <w:hyperlink r:id="rId2" w:history="1">
+        <w:r>
+          <w:rPr>
+            <w:rStyle w:val="Hyperlink"/>
+          </w:rPr>
+          <w:t>https://archive.org/details/cu31924069576704</w:t>
+        </w:r>
+      </w:hyperlink>
+      <w:r>
+        <w:t xml:space="preserve"> </w:t>
+      </w:r>
+    </w:p>
+  </w:footnote>
+  <w:footnote w:id="5">
+    <w:p>
+      <w:pPr>
+        <w:pStyle w:val="FootnoteText"/>
+      </w:pPr>
+      <w:r>
+        <w:rPr>
+          <w:rStyle w:val="FootnoteReference"/>
+        </w:rPr>
+        <w:footnoteRef/>
+      </w:r>
+      <w:r>
+        <w:t xml:space="preserve"> </w:t>
+      </w:r>
+      <w:r>
+        <w:t>HENDRY, Joy. Understanding Japanese Society. 2. vyd. London: Routledge, 2003. Routledge Japanese Studies Series. ISBN 0-203-42512-X.</w:t>
+      </w:r>
+      <w:r>
+        <w:t>, s. 23</w:t>
+      </w:r>
+      <w:r>
+        <w:t xml:space="preserve"> Dostupné z: </w:t>
+      </w:r>
+      <w:hyperlink r:id="rId3" w:history="1">
+        <w:r>
+          <w:rPr>
+            <w:rStyle w:val="Hyperlink"/>
+          </w:rPr>
+          <w:t>https://polpemjepangsmjhiugm2015.wordpress.com/wp-content/uploads/2015/09/joy_hendry-understanding-japanese-society.pdf</w:t>
+        </w:r>
+      </w:hyperlink>
+      <w:r>
+        <w:t xml:space="preserve"> </w:t>
+      </w:r>
+    </w:p>
+  </w:footnote>
+  <w:footnote w:id="6">
+    <w:p>
+      <w:pPr>
+        <w:pStyle w:val="FootnoteText"/>
+      </w:pPr>
+      <w:r>
+        <w:rPr>
+          <w:rStyle w:val="FootnoteReference"/>
+        </w:rPr>
+        <w:footnoteRef/>
+      </w:r>
+      <w:r>
+        <w:t xml:space="preserve"> </w:t>
+      </w:r>
+      <w:r>
+        <w:t>NINAGAWA, Kota, 2011. Sōshokukei danshi o yomitoku: Wakamono no ren'aikan [Interpreting "Herbivore Men": Young People's Views on Love and Romance] [online]. Kyoto: Kyoto University of Advanced Science, Masako Kuroki Seminar</w:t>
+      </w:r>
+      <w:r>
+        <w:t>, str. 90</w:t>
+      </w:r>
+    </w:p>
+  </w:footnote>
+  <w:footnote w:id="7">
+    <w:p>
+      <w:pPr>
+        <w:pStyle w:val="FootnoteText"/>
+      </w:pPr>
+      <w:r>
+        <w:rPr>
+          <w:rStyle w:val="FootnoteReference"/>
+        </w:rPr>
+        <w:footnoteRef/>
+      </w:r>
+      <w:r>
+        <w:t xml:space="preserve"> </w:t>
+      </w:r>
+      <w:r>
         <w:t>LOUIE, Kam. Popular Culture and Masculinity Ideals in East Asia, with Special Reference to China. The Journal of Asian Studies. November 2012, roč. 71, č. 4, s. 9</w:t>
       </w:r>
       <w:r>
@@ -6805,7 +7317,7 @@
       <w:r>
         <w:t xml:space="preserve">Dostupné z: </w:t>
       </w:r>
-      <w:hyperlink r:id="rId2" w:history="1">
+      <w:hyperlink r:id="rId4" w:history="1">
         <w:r>
           <w:rPr>
             <w:rStyle w:val="Hyperlink"/>
@@ -6818,7 +7330,7 @@
       </w:r>
     </w:p>
   </w:footnote>
-  <w:footnote w:id="5">
+  <w:footnote w:id="8">
     <w:p>
       <w:pPr>
         <w:pStyle w:val="FootnoteText"/>
@@ -6866,7 +7378,7 @@
       </w:r>
     </w:p>
   </w:footnote>
-  <w:footnote w:id="6">
+  <w:footnote w:id="9">
     <w:p>
       <w:pPr>
         <w:pStyle w:val="FootnoteText"/>
@@ -6885,63 +7397,6 @@
       </w:r>
       <w:r>
         <w:t>, str. 91</w:t>
-      </w:r>
-    </w:p>
-  </w:footnote>
-  <w:footnote w:id="7">
-    <w:p>
-      <w:pPr>
-        <w:pStyle w:val="FootnoteText"/>
-      </w:pPr>
-      <w:r>
-        <w:rPr>
-          <w:rStyle w:val="FootnoteReference"/>
-        </w:rPr>
-        <w:footnoteRef/>
-      </w:r>
-      <w:r>
-        <w:t xml:space="preserve"> </w:t>
-      </w:r>
-      <w:r>
-        <w:t>Ibid.</w:t>
-      </w:r>
-    </w:p>
-  </w:footnote>
-  <w:footnote w:id="8">
-    <w:p>
-      <w:pPr>
-        <w:pStyle w:val="FootnoteText"/>
-      </w:pPr>
-      <w:r>
-        <w:rPr>
-          <w:rStyle w:val="FootnoteReference"/>
-        </w:rPr>
-        <w:footnoteRef/>
-      </w:r>
-      <w:r>
-        <w:t xml:space="preserve"> </w:t>
-      </w:r>
-      <w:r>
-        <w:t>NINAGAWA, Kota, 2011. Sōshokukei danshi o yomitoku: Wakamono no ren'aikan [Interpreting "Herbivore Men": Young People's Views on Love and Romance] [online]. Kyoto: Kyoto University of Advanced Science, Masako Kuroki Seminar</w:t>
-      </w:r>
-      <w:r>
-        <w:t>, str. 91</w:t>
-      </w:r>
-    </w:p>
-  </w:footnote>
-  <w:footnote w:id="9">
-    <w:p>
-      <w:pPr>
-        <w:pStyle w:val="FootnoteText"/>
-      </w:pPr>
-      <w:r>
-        <w:rPr>
-          <w:rStyle w:val="FootnoteReference"/>
-        </w:rPr>
-        <w:footnoteRef/>
-      </w:r>
-      <w:r>
-        <w:t xml:space="preserve"> Shibuya, Str. 8</w:t>
       </w:r>
     </w:p>
   </w:footnote>
@@ -6957,7 +7412,10 @@
         <w:footnoteRef/>
       </w:r>
       <w:r>
-        <w:t xml:space="preserve"> Shibuya, str. 10</w:t>
+        <w:t xml:space="preserve"> </w:t>
+      </w:r>
+      <w:r>
+        <w:t>Ibid.</w:t>
       </w:r>
     </w:p>
   </w:footnote>
@@ -6976,6 +7434,60 @@
         <w:t xml:space="preserve"> </w:t>
       </w:r>
       <w:r>
+        <w:t>NINAGAWA, Kota, 2011. Sōshokukei danshi o yomitoku: Wakamono no ren'aikan [Interpreting "Herbivore Men": Young People's Views on Love and Romance] [online]. Kyoto: Kyoto University of Advanced Science, Masako Kuroki Seminar</w:t>
+      </w:r>
+      <w:r>
+        <w:t>, str. 91</w:t>
+      </w:r>
+    </w:p>
+  </w:footnote>
+  <w:footnote w:id="12">
+    <w:p>
+      <w:pPr>
+        <w:pStyle w:val="FootnoteText"/>
+      </w:pPr>
+      <w:r>
+        <w:rPr>
+          <w:rStyle w:val="FootnoteReference"/>
+        </w:rPr>
+        <w:footnoteRef/>
+      </w:r>
+      <w:r>
+        <w:t xml:space="preserve"> Shibuya, Str. 8</w:t>
+      </w:r>
+    </w:p>
+  </w:footnote>
+  <w:footnote w:id="13">
+    <w:p>
+      <w:pPr>
+        <w:pStyle w:val="FootnoteText"/>
+      </w:pPr>
+      <w:r>
+        <w:rPr>
+          <w:rStyle w:val="FootnoteReference"/>
+        </w:rPr>
+        <w:footnoteRef/>
+      </w:r>
+      <w:r>
+        <w:t xml:space="preserve"> Shibuya, str. 10</w:t>
+      </w:r>
+    </w:p>
+  </w:footnote>
+  <w:footnote w:id="14">
+    <w:p>
+      <w:pPr>
+        <w:pStyle w:val="FootnoteText"/>
+      </w:pPr>
+      <w:r>
+        <w:rPr>
+          <w:rStyle w:val="FootnoteReference"/>
+        </w:rPr>
+        <w:footnoteRef/>
+      </w:r>
+      <w:r>
+        <w:t xml:space="preserve"> </w:t>
+      </w:r>
+      <w:r>
         <w:rPr>
           <w:rFonts w:eastAsia="Yu Mincho"/>
         </w:rPr>
@@ -7009,7 +7521,7 @@
       </w:r>
     </w:p>
   </w:footnote>
-  <w:footnote w:id="12">
+  <w:footnote w:id="15">
     <w:p>
       <w:pPr>
         <w:pStyle w:val="FootnoteText"/>

--- a/Bielik Tomáš - Fenomén poklesu nadväzovania partnerských vzťahov u japonskej mládeže a súvisiace sociálne javy.docx
+++ b/Bielik Tomáš - Fenomén poklesu nadväzovania partnerských vzťahov u japonskej mládeže a súvisiace sociálne javy.docx
@@ -3428,7 +3428,13 @@
         <w:ind w:firstLine="431"/>
       </w:pPr>
       <w:r>
-        <w:t>Zväzky medzi mužou a ženou boli dohodnuté s ohľadom na záujmy rodiny a ž</w:t>
+        <w:t>Zväzky medzi mužo</w:t>
+      </w:r>
+      <w:r>
+        <w:t>m</w:t>
+      </w:r>
+      <w:r>
+        <w:t xml:space="preserve"> a ženou boli dohodnuté s ohľadom na záujmy rodiny a ž</w:t>
       </w:r>
       <w:r>
         <w:t xml:space="preserve">ivot ženy </w:t>
@@ -3495,18 +3501,40 @@
       <w:pPr>
         <w:spacing w:line="360" w:lineRule="auto"/>
         <w:ind w:firstLine="431"/>
-      </w:pPr>
-      <w:r>
-        <w:t>V období od éry Meidži až po kapituláciu Japonska v druhej svetovej vojne fungovala rodina ako základná politická a spoločenská jednotka, na ktorej stála stabilita celého štátu. Legislatíva vtedy definovala rodinu ako prísne hierarchickú štruktúru, na ktorej čele stíl oficiálny správca (hlava rodiny), ktorý mal zákonnú povinnosť voči štátu dohliadať na správnosť rodinných registrov.</w:t>
-      </w:r>
-      <w:r>
-        <w:rPr>
-          <w:rStyle w:val="FootnoteReference"/>
-        </w:rPr>
-        <w:footnoteReference w:id="3"/>
-      </w:r>
-      <w:r>
-        <w:t xml:space="preserve"> </w:t>
+        <w:rPr>
+          <w:b/>
+          <w:bCs/>
+        </w:rPr>
+      </w:pPr>
+      <w:r>
+        <w:rPr>
+          <w:b/>
+          <w:bCs/>
+        </w:rPr>
+        <w:t>Koncept Omiai</w:t>
+      </w:r>
+      <w:r>
+        <w:rPr>
+          <w:b/>
+          <w:bCs/>
+        </w:rPr>
+        <w:t xml:space="preserve"> (</w:t>
+      </w:r>
+      <w:r>
+        <w:rPr>
+          <w:rFonts w:hint="eastAsia"/>
+          <w:b/>
+          <w:bCs/>
+          <w:lang w:eastAsia="ja-JP"/>
+        </w:rPr>
+        <w:t>お見合い</w:t>
+      </w:r>
+      <w:r>
+        <w:rPr>
+          <w:b/>
+          <w:bCs/>
+        </w:rPr>
+        <w:t>)</w:t>
       </w:r>
     </w:p>
     <w:p>
@@ -3515,25 +3543,303 @@
         <w:ind w:firstLine="431"/>
       </w:pPr>
       <w:r>
-        <w:t>Právny rámec tohto usporiadania definoval Japonský občiansky zákonník z roku 1898. Jeho vtedajší článok 732 špecifikoval zloženie domácej jednotky nasledovne:</w:t>
-      </w:r>
-    </w:p>
-    <w:p>
-      <w:pPr>
-        <w:spacing w:line="360" w:lineRule="auto"/>
-        <w:ind w:firstLine="431"/>
+        <w:t>Predtým, než sa v povojnovom období stali štandardom pri výbere životného partnera romantické vzťahy, nachádzali japonskí muži a ženy svojich budúcich manželov a manželky prostredníctvom dohodnutých stretnutí nazývaných miai</w:t>
+      </w:r>
+      <w:r>
+        <w:t xml:space="preserve"> (</w:t>
+      </w:r>
+      <w:r>
+        <w:rPr>
+          <w:rFonts w:hint="eastAsia"/>
+          <w:lang w:eastAsia="ja-JP"/>
+        </w:rPr>
+        <w:t>見合い</w:t>
+      </w:r>
+      <w:r>
+        <w:t>)</w:t>
+      </w:r>
+      <w:r>
+        <w:t xml:space="preserve">. V širšom povedomí je tento proces známy najmä pod označením omiai, čo je verzia doplnená o zdvorilostný prefix </w:t>
+      </w:r>
+      <w:r>
         <w:rPr>
           <w:i/>
           <w:iCs/>
         </w:rPr>
-      </w:pPr>
+        <w:t>„o-“</w:t>
+      </w:r>
+      <w:r>
+        <w:t>.</w:t>
+      </w:r>
+      <w:r>
+        <w:rPr>
+          <w:rStyle w:val="FootnoteReference"/>
+        </w:rPr>
+        <w:footnoteReference w:id="3"/>
+      </w:r>
+      <w:r>
+        <w:t xml:space="preserve"> </w:t>
+      </w:r>
+      <w:r>
+        <w:t>Vo väčších mestách a dedinách ste si na túto úlohu mohli najať aj profesionálneho dohadzovača, pre ktorého bolo spájanie ľudí prácou. T</w:t>
+      </w:r>
+      <w:r>
+        <w:t xml:space="preserve">omuto dohadzovačovi sa hovorilo </w:t>
+      </w:r>
       <w:r>
         <w:rPr>
           <w:i/>
           <w:iCs/>
         </w:rPr>
         <w:lastRenderedPageBreak/>
-        <w:t>„Členovia domácnosti pozostávajú z takých príbuzných hlavy domácnosti, ktorí žijú v jeho dome, ako aj z manželov a manželiek týchto príbuzných. Ak dôjde k zmene hlavy domácnosti, bývalá hlava a členovia jej domácnosti sa stávajú členmi domácnosti novej hlavy.“</w:t>
+        <w:t>nakódo</w:t>
+      </w:r>
+      <w:r>
+        <w:t xml:space="preserve"> (</w:t>
+      </w:r>
+      <w:r>
+        <w:rPr>
+          <w:rFonts w:hint="eastAsia"/>
+        </w:rPr>
+        <w:t>仲人</w:t>
+      </w:r>
+      <w:r>
+        <w:t xml:space="preserve">) a </w:t>
+      </w:r>
+      <w:r>
+        <w:t>fungoval ako posol medzi oboma rodinami</w:t>
+      </w:r>
+      <w:r>
+        <w:t>. N</w:t>
+      </w:r>
+      <w:r>
+        <w:t>avštevoval o</w:t>
+      </w:r>
+      <w:r>
+        <w:t>be rodiny</w:t>
+      </w:r>
+      <w:r>
+        <w:t xml:space="preserve"> a prenášal informácie, </w:t>
+      </w:r>
+      <w:r>
+        <w:t>do</w:t>
+      </w:r>
+      <w:r>
+        <w:t>kým sa mu nepodarilo dohodnúť prvé spoločné stretnutie</w:t>
+      </w:r>
+      <w:r>
+        <w:t xml:space="preserve"> omiai</w:t>
+      </w:r>
+      <w:r>
+        <w:t>.</w:t>
+      </w:r>
+      <w:r>
+        <w:rPr>
+          <w:rStyle w:val="FootnoteReference"/>
+        </w:rPr>
+        <w:footnoteReference w:id="4"/>
+      </w:r>
+      <w:r>
+        <w:t xml:space="preserve"> </w:t>
+      </w:r>
+    </w:p>
+    <w:p>
+      <w:pPr>
+        <w:spacing w:line="360" w:lineRule="auto"/>
+        <w:ind w:firstLine="431"/>
+      </w:pPr>
+      <w:r>
+        <w:t xml:space="preserve">V novembri 1999 uverejnila Miwa Tonaki v časopise </w:t>
+      </w:r>
+      <w:r>
+        <w:rPr>
+          <w:i/>
+          <w:iCs/>
+        </w:rPr>
+        <w:t>The Wilson Billboard</w:t>
+      </w:r>
+      <w:r>
+        <w:t xml:space="preserve"> článok, v ktorom podrobne analyzovala vtedajšie štyri kľúčové fázy procesu Omiai</w:t>
+      </w:r>
+      <w:r>
+        <w:t>:</w:t>
+      </w:r>
+    </w:p>
+    <w:p>
+      <w:pPr>
+        <w:pStyle w:val="ListParagraph"/>
+        <w:numPr>
+          <w:ilvl w:val="0"/>
+          <w:numId w:val="25"/>
+        </w:numPr>
+        <w:spacing w:line="360" w:lineRule="auto"/>
+      </w:pPr>
+      <w:r>
+        <w:rPr>
+          <w:b/>
+          <w:bCs/>
+        </w:rPr>
+        <w:t>Výber a sprostredkovanie</w:t>
+      </w:r>
+      <w:r>
+        <w:t xml:space="preserve"> – rodičia oslovia </w:t>
+      </w:r>
+      <w:r>
+        <w:t>nakóda</w:t>
+      </w:r>
+      <w:r>
+        <w:t xml:space="preserve">, ktorý na základe osobných profilov a fotografií vyberie vhodných kandidátov. Ak sa rodiny zhodnú na najlepšej možnosti, </w:t>
+      </w:r>
+      <w:r>
+        <w:t>nakódo</w:t>
+      </w:r>
+      <w:r>
+        <w:t xml:space="preserve"> zorganizuje prvé stretnutie.</w:t>
+      </w:r>
+    </w:p>
+    <w:p>
+      <w:pPr>
+        <w:pStyle w:val="ListParagraph"/>
+        <w:numPr>
+          <w:ilvl w:val="0"/>
+          <w:numId w:val="25"/>
+        </w:numPr>
+        <w:spacing w:line="360" w:lineRule="auto"/>
+      </w:pPr>
+      <w:r>
+        <w:rPr>
+          <w:b/>
+          <w:bCs/>
+        </w:rPr>
+        <w:t>Zoznamovacie stretnutie</w:t>
+      </w:r>
+      <w:r>
+        <w:t xml:space="preserve"> – rodiny sa stretnú v súkromí alebo v reštaurácií. Po formálnom predstavení dostane pár priestor na súkromný rozhovor. Do týždňa musia obe strany oznámiť, či majú záujem vo vzťahu pokračovať.</w:t>
+      </w:r>
+    </w:p>
+    <w:p>
+      <w:pPr>
+        <w:pStyle w:val="ListParagraph"/>
+        <w:numPr>
+          <w:ilvl w:val="0"/>
+          <w:numId w:val="25"/>
+        </w:numPr>
+        <w:spacing w:line="360" w:lineRule="auto"/>
+      </w:pPr>
+      <w:r>
+        <w:rPr>
+          <w:b/>
+          <w:bCs/>
+        </w:rPr>
+        <w:t>Zásnubný obrad juinó (</w:t>
+      </w:r>
+      <w:r>
+        <w:rPr>
+          <w:rFonts w:hint="eastAsia"/>
+          <w:b/>
+          <w:bCs/>
+        </w:rPr>
+        <w:t>結納</w:t>
+      </w:r>
+      <w:r>
+        <w:rPr>
+          <w:b/>
+          <w:bCs/>
+        </w:rPr>
+        <w:t>)</w:t>
+      </w:r>
+      <w:r>
+        <w:t xml:space="preserve"> – ak pár a rodiny súhlasia, nasleduje slávnostný rituál zásnub za účasti oboch rodín a </w:t>
+      </w:r>
+      <w:r>
+        <w:t>nakóda</w:t>
+      </w:r>
+      <w:r>
+        <w:t>.</w:t>
+      </w:r>
+    </w:p>
+    <w:p>
+      <w:pPr>
+        <w:pStyle w:val="ListParagraph"/>
+        <w:numPr>
+          <w:ilvl w:val="0"/>
+          <w:numId w:val="25"/>
+        </w:numPr>
+        <w:spacing w:line="360" w:lineRule="auto"/>
+      </w:pPr>
+      <w:r>
+        <w:rPr>
+          <w:b/>
+          <w:bCs/>
+        </w:rPr>
+        <w:t>Svadba a mentorstvo</w:t>
+      </w:r>
+      <w:r>
+        <w:t xml:space="preserve"> – proces vrcholí svadbou, po ktorej rodina finančne odmení </w:t>
+      </w:r>
+      <w:r>
+        <w:t>nakóda</w:t>
+      </w:r>
+      <w:r>
+        <w:t>. Ten zostáva doživotným poradcom a mentorom novomanželov.</w:t>
+      </w:r>
+      <w:r>
+        <w:rPr>
+          <w:rStyle w:val="FootnoteReference"/>
+        </w:rPr>
+        <w:footnoteReference w:id="5"/>
+      </w:r>
+    </w:p>
+    <w:p>
+      <w:pPr>
+        <w:spacing w:line="360" w:lineRule="auto"/>
+        <w:ind w:firstLine="431"/>
+      </w:pPr>
+      <w:r>
+        <w:t>V období od éry Meidži až po kapituláciu Japonska v druhej svetovej vojne fungovala rodina ako základná politická a spoločenská jednotka, na ktorej stála stabilita celého štátu. Legislatíva vtedy definovala rodinu ako prísne hierarchickú štruktúru, na ktorej čele stíl oficiálny správca (hlava rodiny), ktorý mal zákonnú povinnosť voči štátu dohliadať na správnosť rodinných registrov.</w:t>
+      </w:r>
+      <w:r>
+        <w:rPr>
+          <w:rStyle w:val="FootnoteReference"/>
+        </w:rPr>
+        <w:footnoteReference w:id="6"/>
+      </w:r>
+      <w:r>
+        <w:t xml:space="preserve"> </w:t>
+      </w:r>
+    </w:p>
+    <w:p>
+      <w:pPr>
+        <w:spacing w:line="360" w:lineRule="auto"/>
+        <w:ind w:firstLine="431"/>
+      </w:pPr>
+      <w:r>
+        <w:t>Právny rámec tohto usporiadania definoval Japonský občiansky zákonník z roku 1898. Jeho vtedajší článok 732 špecifikoval zloženie domácej jednotky nasledovne:</w:t>
+      </w:r>
+    </w:p>
+    <w:p>
+      <w:pPr>
+        <w:spacing w:line="360" w:lineRule="auto"/>
+        <w:ind w:firstLine="431"/>
+        <w:rPr>
+          <w:i/>
+          <w:iCs/>
+        </w:rPr>
+      </w:pPr>
+      <w:r>
+        <w:rPr>
+          <w:i/>
+          <w:iCs/>
+        </w:rPr>
+        <w:t xml:space="preserve">„Členovia domácnosti pozostávajú z takých príbuzných hlavy domácnosti, ktorí žijú v jeho dome, ako aj z manželov a manželiek týchto príbuzných. Ak dôjde k zmene hlavy </w:t>
+      </w:r>
+      <w:r>
+        <w:rPr>
+          <w:i/>
+          <w:iCs/>
+        </w:rPr>
+        <w:lastRenderedPageBreak/>
+        <w:t>domácnosti, bývalá hlava a členovia jej domácnosti sa stávajú členmi domácnosti novej hlavy.“</w:t>
       </w:r>
       <w:r>
         <w:rPr>
@@ -3541,7 +3847,7 @@
           <w:i/>
           <w:iCs/>
         </w:rPr>
-        <w:footnoteReference w:id="4"/>
+        <w:footnoteReference w:id="7"/>
       </w:r>
     </w:p>
     <w:p>
@@ -3599,7 +3905,7 @@
           <w:rStyle w:val="FootnoteReference"/>
           <w:rFonts w:eastAsia="Yu Mincho"/>
         </w:rPr>
-        <w:footnoteReference w:id="5"/>
+        <w:footnoteReference w:id="8"/>
       </w:r>
     </w:p>
     <w:p>
@@ -3801,7 +4107,7 @@
           <w:rStyle w:val="FootnoteReference"/>
           <w:rFonts w:eastAsia="Yu Mincho"/>
         </w:rPr>
-        <w:footnoteReference w:id="6"/>
+        <w:footnoteReference w:id="9"/>
       </w:r>
     </w:p>
     <w:p>
@@ -3833,26 +4139,14 @@
           <w:rFonts w:eastAsia="Yu Mincho"/>
         </w:rPr>
         <w:tab/>
-        <w:t>Významným znakom tohto trendu v rámci východoázijských ideálov maskulinity je rozmazávanie striktných rodových hraníc v oblasti záujmov a spotrebiteľského správania. Bylinožraví muži často nachádzajú záľubu v aktivitách, ktoré boli v japonskej spoločnosti historicky považované za femínne ako napríklad zvýšený záujem o módu, gastronómiu alebo starostlivosť o zovňajšok. V populárnej kultúre sa tento typ upevnil prostredníctvom mediálnych celebrít, ako je napríklad idol Cujoši Kusanagi, ktorého vizuálna identita a jemné vystupovanie sa stali spoločenským meradlom tohto fenoménu (</w:t>
-      </w:r>
-      <w:r>
-        <w:rPr>
-          <w:rFonts w:eastAsia="Yu Mincho"/>
-        </w:rPr>
-        <w:t xml:space="preserve">Kam </w:t>
-      </w:r>
-      <w:r>
-        <w:rPr>
-          <w:rFonts w:eastAsia="Yu Mincho"/>
-        </w:rPr>
-        <w:t>Louie, 2012).</w:t>
+        <w:t>Významným znakom tohto trendu v rámci východoázijských ideálov maskulinity je rozmazávanie striktných rodových hraníc v oblasti záujmov a spotrebiteľského správania. Bylinožraví muži často nachádzajú záľubu v aktivitách, ktoré boli v japonskej spoločnosti historicky považované za femínne ako napríklad zvýšený záujem o módu, gastronómiu alebo starostlivosť o zovňajšok. V populárnej kultúre sa tento typ upevnil prostredníctvom mediálnych celebrít, ako je napríklad idol Cujoši Kusanagi, ktorého vizuálna identita a jemné vystupovanie sa stali spoločenským meradlom tohto fenoménu.</w:t>
       </w:r>
       <w:r>
         <w:rPr>
           <w:rStyle w:val="FootnoteReference"/>
           <w:rFonts w:eastAsia="Yu Mincho"/>
         </w:rPr>
-        <w:footnoteReference w:id="7"/>
+        <w:footnoteReference w:id="10"/>
       </w:r>
       <w:r>
         <w:rPr>
@@ -3970,7 +4264,7 @@
           <w:rStyle w:val="FootnoteReference"/>
           <w:rFonts w:eastAsia="Yu Mincho"/>
         </w:rPr>
-        <w:footnoteReference w:id="8"/>
+        <w:footnoteReference w:id="11"/>
       </w:r>
     </w:p>
     <w:p>
@@ -4245,7 +4539,7 @@
           <w:rStyle w:val="FootnoteReference"/>
           <w:rFonts w:eastAsia="Yu Mincho"/>
         </w:rPr>
-        <w:footnoteReference w:id="9"/>
+        <w:footnoteReference w:id="12"/>
       </w:r>
     </w:p>
     <w:p>
@@ -4267,7 +4561,7 @@
           <w:rStyle w:val="FootnoteReference"/>
           <w:rFonts w:eastAsia="Yu Mincho"/>
         </w:rPr>
-        <w:footnoteReference w:id="10"/>
+        <w:footnoteReference w:id="13"/>
       </w:r>
       <w:r>
         <w:rPr>
@@ -4420,7 +4714,7 @@
           <w:rStyle w:val="FootnoteReference"/>
           <w:rFonts w:eastAsia="Yu Mincho"/>
         </w:rPr>
-        <w:footnoteReference w:id="11"/>
+        <w:footnoteReference w:id="14"/>
       </w:r>
     </w:p>
     <w:p>
@@ -4454,7 +4748,7 @@
           <w:rStyle w:val="FootnoteReference"/>
           <w:rFonts w:eastAsia="Yu Mincho"/>
         </w:rPr>
-        <w:footnoteReference w:id="12"/>
+        <w:footnoteReference w:id="15"/>
       </w:r>
       <w:r>
         <w:rPr>
@@ -4506,7 +4800,7 @@
           <w:rStyle w:val="FootnoteReference"/>
           <w:rFonts w:eastAsia="Yu Mincho"/>
         </w:rPr>
-        <w:footnoteReference w:id="13"/>
+        <w:footnoteReference w:id="16"/>
       </w:r>
     </w:p>
     <w:p>
@@ -4546,7 +4840,7 @@
           <w:rStyle w:val="FootnoteReference"/>
           <w:rFonts w:eastAsia="Yu Mincho"/>
         </w:rPr>
-        <w:footnoteReference w:id="14"/>
+        <w:footnoteReference w:id="17"/>
       </w:r>
     </w:p>
     <w:p>
@@ -4690,7 +4984,7 @@
           <w:rStyle w:val="FootnoteReference"/>
           <w:rFonts w:eastAsia="Yu Mincho"/>
         </w:rPr>
-        <w:footnoteReference w:id="15"/>
+        <w:footnoteReference w:id="18"/>
       </w:r>
     </w:p>
     <w:p>
@@ -6488,7 +6782,7 @@
         </w:rPr>
         <w:t xml:space="preserve"> Dostupné z: </w:t>
       </w:r>
-      <w:hyperlink r:id="rId47" w:history="1">
+      <w:hyperlink r:id="rId47" w:anchor="page=105&amp;content=query:s%C5%88atky,pageNum:142,indexOnPage:0,bestMatch:false" w:history="1">
         <w:r>
           <w:rPr>
             <w:rStyle w:val="Hyperlink"/>
@@ -6565,11 +6859,33 @@
           <w:rFonts w:eastAsia="Yu Mincho"/>
         </w:rPr>
       </w:pPr>
-      <w:r>
-        <w:rPr>
-          <w:rFonts w:eastAsia="Yu Mincho"/>
-        </w:rPr>
-        <w:t xml:space="preserve">Municipal matchmaking: </w:t>
+      <w:bookmarkStart w:id="27" w:name="_Hlk227792586"/>
+      <w:r>
+        <w:rPr>
+          <w:rFonts w:eastAsia="Yu Mincho"/>
+        </w:rPr>
+        <w:t xml:space="preserve">TONAKI, Miwa. Japanese choose arranged marriages. </w:t>
+      </w:r>
+      <w:r>
+        <w:rPr>
+          <w:rFonts w:eastAsia="Yu Mincho"/>
+          <w:i/>
+          <w:iCs/>
+        </w:rPr>
+        <w:t>The Wilson Billboard</w:t>
+      </w:r>
+      <w:r>
+        <w:rPr>
+          <w:rFonts w:eastAsia="Yu Mincho"/>
+        </w:rPr>
+        <w:t xml:space="preserve"> [online]. Chambersburg (Pa.): Wilson College, 5. november 1999, roč. 70, č. 4, s. 1–8 [</w:t>
+      </w:r>
+      <w:bookmarkEnd w:id="27"/>
+      <w:r>
+        <w:rPr>
+          <w:rFonts w:eastAsia="Yu Mincho"/>
+        </w:rPr>
+        <w:t xml:space="preserve">cit. 2026-04-22]. Dostupné z: </w:t>
       </w:r>
       <w:hyperlink r:id="rId49" w:history="1">
         <w:r>
@@ -6577,7 +6893,7 @@
             <w:rStyle w:val="Hyperlink"/>
             <w:rFonts w:eastAsia="Yu Mincho"/>
           </w:rPr>
-          <w:t>https://www.jstor.org/stable/pdf/2783202.pdf?refreqid=fastly-default%3A7c8cfb02d7ad4c9fb0737de041c21467&amp;ab_segments=0%2Fbasic_search_gsv2%2Fcontrol&amp;initiator=search-results&amp;acceptTC=1</w:t>
+          <w:t>https://www.jstor.org/stable/community.26469000</w:t>
         </w:r>
       </w:hyperlink>
       <w:r>
@@ -6603,23 +6919,31 @@
         <w:rPr>
           <w:rFonts w:eastAsia="Yu Mincho"/>
         </w:rPr>
-        <w:t xml:space="preserve">Romantic and Sexual intimacy beyond marriage: </w:t>
-      </w:r>
-      <w:hyperlink r:id="rId50" w:history="1">
+        <w:t xml:space="preserve">“Miai”: Meetings to Arrange Marriages. </w:t>
+      </w:r>
+      <w:r>
+        <w:rPr>
+          <w:rFonts w:eastAsia="Yu Mincho"/>
+          <w:i/>
+          <w:iCs/>
+        </w:rPr>
+        <w:t>Nippon.com</w:t>
+      </w:r>
+      <w:r>
+        <w:rPr>
+          <w:rFonts w:eastAsia="Yu Mincho"/>
+        </w:rPr>
+        <w:t xml:space="preserve"> [online]. Tokyo: Nippon Communications Foundation, 18. február 2017 [cit. 2026-04-22]. Japan Glances. Dostupné z: </w:t>
+      </w:r>
+      <w:hyperlink r:id="rId50" w:tgtFrame="_blank" w:history="1">
         <w:r>
           <w:rPr>
             <w:rStyle w:val="Hyperlink"/>
             <w:rFonts w:eastAsia="Yu Mincho"/>
           </w:rPr>
-          <w:t>https://www.jstor.org/content/pdf/oa_chapter_edited/jj.13568104.7?refreqid=fastly-default%3A7c8cfb02d7ad4c9fb0737de041c21467&amp;ab_segments=0%2Fbasic_search_gsv2%2Fcontrol&amp;initiator=search-results&amp;acceptTC=1</w:t>
+          <w:t>https://www.nippon.com/en/features/jg00049/miai-meetings-to-arrange-marriages.html</w:t>
         </w:r>
       </w:hyperlink>
-      <w:r>
-        <w:rPr>
-          <w:rFonts w:eastAsia="Yu Mincho"/>
-        </w:rPr>
-        <w:t xml:space="preserve"> </w:t>
-      </w:r>
     </w:p>
     <w:p>
       <w:pPr>
@@ -6633,11 +6957,32 @@
           <w:rFonts w:eastAsia="Yu Mincho"/>
         </w:rPr>
       </w:pPr>
-      <w:r>
-        <w:rPr>
-          <w:rFonts w:eastAsia="Yu Mincho"/>
-        </w:rPr>
-        <w:t xml:space="preserve">Bakalarka: </w:t>
+      <w:bookmarkStart w:id="28" w:name="_Hlk227796151"/>
+      <w:r>
+        <w:rPr>
+          <w:rFonts w:eastAsia="Yu Mincho"/>
+        </w:rPr>
+        <w:t xml:space="preserve">MELICHAROVÁ, Veronika. </w:t>
+      </w:r>
+      <w:r>
+        <w:rPr>
+          <w:rFonts w:eastAsia="Yu Mincho"/>
+          <w:i/>
+          <w:iCs/>
+        </w:rPr>
+        <w:t>Vývoj a současné formy seznamovacích služeb v Japonsku</w:t>
+      </w:r>
+      <w:r>
+        <w:rPr>
+          <w:rFonts w:eastAsia="Yu Mincho"/>
+        </w:rPr>
+        <w:t>. Brno, 2025. 62 s. Bakalářská diplomová práce. Masarykova univerzita, Filozofická fakulta, Seminář japonských studií. Vedoucí práce Marek Mikeš.</w:t>
+      </w:r>
+      <w:r>
+        <w:rPr>
+          <w:rFonts w:eastAsia="Yu Mincho"/>
+        </w:rPr>
+        <w:t xml:space="preserve"> Dostupné z: </w:t>
       </w:r>
       <w:hyperlink r:id="rId51" w:history="1">
         <w:r>
@@ -6648,13 +6993,8 @@
           <w:t>https://is.muni.cz/th/oahvu/Vyvoj_a_soucasne_formy_seznamovacich_sluzeb_v_Japonsku.pdf</w:t>
         </w:r>
       </w:hyperlink>
-      <w:r>
-        <w:rPr>
-          <w:rFonts w:eastAsia="Yu Mincho"/>
-        </w:rPr>
-        <w:t xml:space="preserve"> </w:t>
-      </w:r>
-    </w:p>
+    </w:p>
+    <w:bookmarkEnd w:id="28"/>
     <w:p>
       <w:pPr>
         <w:pStyle w:val="ListParagraph"/>
@@ -6671,7 +7011,7 @@
         <w:rPr>
           <w:rFonts w:eastAsia="Yu Mincho"/>
         </w:rPr>
-        <w:t xml:space="preserve">Marriage and family in east asia: </w:t>
+        <w:t xml:space="preserve">Municipal matchmaking: </w:t>
       </w:r>
       <w:hyperlink r:id="rId52" w:history="1">
         <w:r>
@@ -6679,7 +7019,117 @@
             <w:rStyle w:val="Hyperlink"/>
             <w:rFonts w:eastAsia="Yu Mincho"/>
           </w:rPr>
-          <w:t>https://scispace.com/pdf/marriage-and-family-in-east-asia-continuity-and-change-us4inc7ool.pdf</w:t>
+          <w:t>https://www.jstor.org/stable/pdf/2783202</w:t>
+        </w:r>
+        <w:r>
+          <w:rPr>
+            <w:rStyle w:val="Hyperlink"/>
+            <w:rFonts w:eastAsia="Yu Mincho"/>
+          </w:rPr>
+          <w:t>.</w:t>
+        </w:r>
+        <w:r>
+          <w:rPr>
+            <w:rStyle w:val="Hyperlink"/>
+            <w:rFonts w:eastAsia="Yu Mincho"/>
+          </w:rPr>
+          <w:t>pdf?refreqid=fastly-default%3A7c8cfb02d7ad4c9fb0737de041c21467&amp;ab_segments=0%2Fbasic_search_gsv2%2Fcontrol&amp;initiator=search-results&amp;acceptTC=1</w:t>
+        </w:r>
+      </w:hyperlink>
+      <w:r>
+        <w:rPr>
+          <w:rFonts w:eastAsia="Yu Mincho"/>
+        </w:rPr>
+        <w:t xml:space="preserve"> </w:t>
+      </w:r>
+    </w:p>
+    <w:p>
+      <w:pPr>
+        <w:pStyle w:val="ListParagraph"/>
+        <w:numPr>
+          <w:ilvl w:val="0"/>
+          <w:numId w:val="18"/>
+        </w:numPr>
+        <w:spacing w:after="160" w:line="360" w:lineRule="auto"/>
+        <w:rPr>
+          <w:rFonts w:eastAsia="Yu Mincho"/>
+        </w:rPr>
+      </w:pPr>
+      <w:r>
+        <w:rPr>
+          <w:rFonts w:eastAsia="Yu Mincho"/>
+        </w:rPr>
+        <w:t xml:space="preserve">Romantic and Sexual intimacy beyond marriage: </w:t>
+      </w:r>
+      <w:hyperlink r:id="rId53" w:history="1">
+        <w:r>
+          <w:rPr>
+            <w:rStyle w:val="Hyperlink"/>
+            <w:rFonts w:eastAsia="Yu Mincho"/>
+          </w:rPr>
+          <w:t>https://www.jstor.org/content/pdf/oa_chapter_</w:t>
+        </w:r>
+        <w:r>
+          <w:rPr>
+            <w:rStyle w:val="Hyperlink"/>
+            <w:rFonts w:eastAsia="Yu Mincho"/>
+          </w:rPr>
+          <w:t>e</w:t>
+        </w:r>
+        <w:r>
+          <w:rPr>
+            <w:rStyle w:val="Hyperlink"/>
+            <w:rFonts w:eastAsia="Yu Mincho"/>
+          </w:rPr>
+          <w:t>dited/jj.13568104.7?refreqid=fastly-default%3A7c8cfb02d7ad4c9fb0737de041c21467&amp;ab_segments=0%2Fbasic_search_gsv2%2Fcontrol&amp;initiator=search-results&amp;acceptTC=1</w:t>
+        </w:r>
+      </w:hyperlink>
+      <w:r>
+        <w:rPr>
+          <w:rFonts w:eastAsia="Yu Mincho"/>
+        </w:rPr>
+        <w:t xml:space="preserve"> </w:t>
+      </w:r>
+    </w:p>
+    <w:p>
+      <w:pPr>
+        <w:pStyle w:val="ListParagraph"/>
+        <w:numPr>
+          <w:ilvl w:val="0"/>
+          <w:numId w:val="18"/>
+        </w:numPr>
+        <w:spacing w:after="160" w:line="360" w:lineRule="auto"/>
+        <w:rPr>
+          <w:rFonts w:eastAsia="Yu Mincho"/>
+        </w:rPr>
+      </w:pPr>
+      <w:r>
+        <w:rPr>
+          <w:rFonts w:eastAsia="Yu Mincho"/>
+        </w:rPr>
+        <w:t xml:space="preserve">Marriage and family in east asia: </w:t>
+      </w:r>
+      <w:hyperlink r:id="rId54" w:history="1">
+        <w:r>
+          <w:rPr>
+            <w:rStyle w:val="Hyperlink"/>
+            <w:rFonts w:eastAsia="Yu Mincho"/>
+          </w:rPr>
+          <w:t>https:/</w:t>
+        </w:r>
+        <w:r>
+          <w:rPr>
+            <w:rStyle w:val="Hyperlink"/>
+            <w:rFonts w:eastAsia="Yu Mincho"/>
+          </w:rPr>
+          <w:t>/</w:t>
+        </w:r>
+        <w:r>
+          <w:rPr>
+            <w:rStyle w:val="Hyperlink"/>
+            <w:rFonts w:eastAsia="Yu Mincho"/>
+          </w:rPr>
+          <w:t>scispace.com/pdf/marriage-and-family-in-east-asia-continuity-and-change-us4inc7ool.pdf</w:t>
         </w:r>
       </w:hyperlink>
       <w:r>
@@ -6797,10 +7247,10 @@
       </w:pPr>
     </w:p>
     <w:sectPr>
-      <w:headerReference w:type="even" r:id="rId53"/>
-      <w:footerReference w:type="even" r:id="rId54"/>
-      <w:footerReference w:type="default" r:id="rId55"/>
-      <w:footerReference w:type="first" r:id="rId56"/>
+      <w:headerReference w:type="even" r:id="rId55"/>
+      <w:footerReference w:type="even" r:id="rId56"/>
+      <w:footerReference w:type="default" r:id="rId57"/>
+      <w:footerReference w:type="first" r:id="rId58"/>
       <w:pgSz w:w="12240" w:h="15840"/>
       <w:pgMar w:top="1418" w:right="1134" w:bottom="1418" w:left="1985" w:header="709" w:footer="709" w:gutter="0"/>
       <w:pgNumType w:start="7"/>
@@ -7157,6 +7607,10 @@
     <w:p>
       <w:pPr>
         <w:pStyle w:val="FootnoteText"/>
+        <w:rPr>
+          <w:rFonts w:hint="eastAsia"/>
+          <w:lang w:eastAsia="ja-JP"/>
+        </w:rPr>
       </w:pPr>
       <w:r>
         <w:rPr>
@@ -7164,20 +7618,6 @@
         </w:rPr>
         <w:footnoteRef/>
       </w:r>
-      <w:r>
-        <w:t xml:space="preserve"> </w:t>
-      </w:r>
-      <w:r>
-        <w:t xml:space="preserve">IMAMURA, Anne E. Marriage in Japan: Yesterday, Today, and Tomorrow. Education About Asia. Spring 2008, roč. 13, č. 1, s. 34–38. ISSN 1090-6851. Dostupné z: </w:t>
-      </w:r>
-      <w:hyperlink r:id="rId1" w:history="1">
-        <w:r>
-          <w:rPr>
-            <w:rStyle w:val="Hyperlink"/>
-          </w:rPr>
-          <w:t>https://www.asianstudies.org/publications/eaa/archives/marriage-in-japan-yesterday-today-and-tomorrow</w:t>
-        </w:r>
-      </w:hyperlink>
       <w:r>
         <w:t xml:space="preserve"> </w:t>
       </w:r>
@@ -7198,14 +7638,20 @@
         <w:t xml:space="preserve"> </w:t>
       </w:r>
       <w:r>
-        <w:t xml:space="preserve">JAPONSKO. The Civil Code of Japan. Preložil Ludwig LÖNHOLM. Bremen: Max Nossler, 1898. Dostupné z: </w:t>
-      </w:r>
-      <w:hyperlink r:id="rId2" w:history="1">
+        <w:t>MELICHAROVÁ, Veronika. Vývoj a současné formy seznamovacích služeb v Japonsku. Brno, 2025. 62 s. Bakalářská diplomová práce. Masarykova univerzita, Filozofická fakulta, Seminář japonských studií. Vedoucí práce Marek Mikeš</w:t>
+      </w:r>
+      <w:r>
+        <w:t xml:space="preserve">, s. 21, </w:t>
+      </w:r>
+      <w:r>
+        <w:t xml:space="preserve">Dostupné z: </w:t>
+      </w:r>
+      <w:hyperlink r:id="rId1" w:history="1">
         <w:r>
           <w:rPr>
             <w:rStyle w:val="Hyperlink"/>
           </w:rPr>
-          <w:t>https://archive.org/details/cu31924069576704</w:t>
+          <w:t>https://is.muni.cz/th/oahvu/Vyvoj_a_soucasne_formy_seznamovacich_sluzeb_v_Japonsku.pdf</w:t>
         </w:r>
       </w:hyperlink>
       <w:r>
@@ -7228,25 +7674,26 @@
         <w:t xml:space="preserve"> </w:t>
       </w:r>
       <w:r>
-        <w:t>HENDRY, Joy. Understanding Japanese Society. 2. vyd. London: Routledge, 2003. Routledge Japanese Studies Series. ISBN 0-203-42512-X.</w:t>
-      </w:r>
-      <w:r>
-        <w:t>, s. 23</w:t>
-      </w:r>
-      <w:r>
-        <w:t xml:space="preserve"> Dostupné z: </w:t>
-      </w:r>
-      <w:hyperlink r:id="rId3" w:history="1">
+        <w:t xml:space="preserve">TONAKI, Miwa. Japanese choose arranged marriages. The Wilson Billboard [online]. Chambersburg (Pa.): Wilson College, 5. november 1999, roč. 70, č. 4, s. </w:t>
+      </w:r>
+      <w:r>
+        <w:t xml:space="preserve">6, </w:t>
+      </w:r>
+      <w:r>
+        <w:rPr>
+          <w:rFonts w:eastAsia="Yu Mincho"/>
+        </w:rPr>
+        <w:t xml:space="preserve">Dostupné z: </w:t>
+      </w:r>
+      <w:hyperlink r:id="rId2" w:history="1">
         <w:r>
           <w:rPr>
             <w:rStyle w:val="Hyperlink"/>
-          </w:rPr>
-          <w:t>https://polpemjepangsmjhiugm2015.wordpress.com/wp-content/uploads/2015/09/joy_hendry-understanding-japanese-society.pdf</w:t>
+            <w:rFonts w:eastAsia="Yu Mincho"/>
+          </w:rPr>
+          <w:t>https://www.jstor.org/stable/community.26469000</w:t>
         </w:r>
       </w:hyperlink>
-      <w:r>
-        <w:t xml:space="preserve"> </w:t>
-      </w:r>
     </w:p>
   </w:footnote>
   <w:footnote w:id="6">
@@ -7264,10 +7711,18 @@
         <w:t xml:space="preserve"> </w:t>
       </w:r>
       <w:r>
-        <w:t>NINAGAWA, Kota, 2011. Sōshokukei danshi o yomitoku: Wakamono no ren'aikan [Interpreting "Herbivore Men": Young People's Views on Love and Romance] [online]. Kyoto: Kyoto University of Advanced Science, Masako Kuroki Seminar</w:t>
-      </w:r>
-      <w:r>
-        <w:t>, str. 90</w:t>
+        <w:t xml:space="preserve">IMAMURA, Anne E. Marriage in Japan: Yesterday, Today, and Tomorrow. Education About Asia. Spring 2008, roč. 13, č. 1, s. 34–38. ISSN 1090-6851. Dostupné z: </w:t>
+      </w:r>
+      <w:hyperlink r:id="rId3" w:history="1">
+        <w:r>
+          <w:rPr>
+            <w:rStyle w:val="Hyperlink"/>
+          </w:rPr>
+          <w:t>https://www.asianstudies.org/publications/eaa/archives/marriage-in-japan-yesterday-today-and-tomorrow</w:t>
+        </w:r>
+      </w:hyperlink>
+      <w:r>
+        <w:t xml:space="preserve"> </w:t>
       </w:r>
     </w:p>
   </w:footnote>
@@ -7286,6 +7741,94 @@
         <w:t xml:space="preserve"> </w:t>
       </w:r>
       <w:r>
+        <w:t xml:space="preserve">JAPONSKO. The Civil Code of Japan. Preložil Ludwig LÖNHOLM. Bremen: Max Nossler, 1898. Dostupné z: </w:t>
+      </w:r>
+      <w:hyperlink r:id="rId4" w:history="1">
+        <w:r>
+          <w:rPr>
+            <w:rStyle w:val="Hyperlink"/>
+          </w:rPr>
+          <w:t>https://archive.org/details/cu31924069576704</w:t>
+        </w:r>
+      </w:hyperlink>
+      <w:r>
+        <w:t xml:space="preserve"> </w:t>
+      </w:r>
+    </w:p>
+  </w:footnote>
+  <w:footnote w:id="8">
+    <w:p>
+      <w:pPr>
+        <w:pStyle w:val="FootnoteText"/>
+      </w:pPr>
+      <w:r>
+        <w:rPr>
+          <w:rStyle w:val="FootnoteReference"/>
+        </w:rPr>
+        <w:footnoteRef/>
+      </w:r>
+      <w:r>
+        <w:t xml:space="preserve"> </w:t>
+      </w:r>
+      <w:r>
+        <w:t>HENDRY, Joy. Understanding Japanese Society. 2. vyd. London: Routledge, 2003. Routledge Japanese Studies Series. ISBN 0-203-42512-X.</w:t>
+      </w:r>
+      <w:r>
+        <w:t>, s. 23</w:t>
+      </w:r>
+      <w:r>
+        <w:t xml:space="preserve"> Dostupné z: </w:t>
+      </w:r>
+      <w:hyperlink r:id="rId5" w:history="1">
+        <w:r>
+          <w:rPr>
+            <w:rStyle w:val="Hyperlink"/>
+          </w:rPr>
+          <w:t>https://polpemjepangsmjhiugm2015.wordpress.com/wp-content/uploads/2015/09/joy_hendry-understanding-japanese-society.pdf</w:t>
+        </w:r>
+      </w:hyperlink>
+      <w:r>
+        <w:t xml:space="preserve"> </w:t>
+      </w:r>
+    </w:p>
+  </w:footnote>
+  <w:footnote w:id="9">
+    <w:p>
+      <w:pPr>
+        <w:pStyle w:val="FootnoteText"/>
+      </w:pPr>
+      <w:r>
+        <w:rPr>
+          <w:rStyle w:val="FootnoteReference"/>
+        </w:rPr>
+        <w:footnoteRef/>
+      </w:r>
+      <w:r>
+        <w:t xml:space="preserve"> </w:t>
+      </w:r>
+      <w:r>
+        <w:t>NINAGAWA, Kota, 2011. Sōshokukei danshi o yomitoku: Wakamono no ren'aikan [Interpreting "Herbivore Men": Young People's Views on Love and Romance] [online]. Kyoto: Kyoto University of Advanced Science, Masako Kuroki Seminar</w:t>
+      </w:r>
+      <w:r>
+        <w:t>, str. 90</w:t>
+      </w:r>
+    </w:p>
+  </w:footnote>
+  <w:footnote w:id="10">
+    <w:p>
+      <w:pPr>
+        <w:pStyle w:val="FootnoteText"/>
+      </w:pPr>
+      <w:r>
+        <w:rPr>
+          <w:rStyle w:val="FootnoteReference"/>
+        </w:rPr>
+        <w:footnoteRef/>
+      </w:r>
+      <w:r>
+        <w:t xml:space="preserve"> </w:t>
+      </w:r>
+      <w:r>
         <w:t>LOUIE, Kam. Popular Culture and Masculinity Ideals in East Asia, with Special Reference to China. The Journal of Asian Studies. November 2012, roč. 71, č. 4, s. 9</w:t>
       </w:r>
       <w:r>
@@ -7317,7 +7860,7 @@
       <w:r>
         <w:t xml:space="preserve">Dostupné z: </w:t>
       </w:r>
-      <w:hyperlink r:id="rId4" w:history="1">
+      <w:hyperlink r:id="rId6" w:history="1">
         <w:r>
           <w:rPr>
             <w:rStyle w:val="Hyperlink"/>
@@ -7330,7 +7873,7 @@
       </w:r>
     </w:p>
   </w:footnote>
-  <w:footnote w:id="8">
+  <w:footnote w:id="11">
     <w:p>
       <w:pPr>
         <w:pStyle w:val="FootnoteText"/>
@@ -7378,7 +7921,7 @@
       </w:r>
     </w:p>
   </w:footnote>
-  <w:footnote w:id="9">
+  <w:footnote w:id="12">
     <w:p>
       <w:pPr>
         <w:pStyle w:val="FootnoteText"/>
@@ -7397,63 +7940,6 @@
       </w:r>
       <w:r>
         <w:t>, str. 91</w:t>
-      </w:r>
-    </w:p>
-  </w:footnote>
-  <w:footnote w:id="10">
-    <w:p>
-      <w:pPr>
-        <w:pStyle w:val="FootnoteText"/>
-      </w:pPr>
-      <w:r>
-        <w:rPr>
-          <w:rStyle w:val="FootnoteReference"/>
-        </w:rPr>
-        <w:footnoteRef/>
-      </w:r>
-      <w:r>
-        <w:t xml:space="preserve"> </w:t>
-      </w:r>
-      <w:r>
-        <w:t>Ibid.</w:t>
-      </w:r>
-    </w:p>
-  </w:footnote>
-  <w:footnote w:id="11">
-    <w:p>
-      <w:pPr>
-        <w:pStyle w:val="FootnoteText"/>
-      </w:pPr>
-      <w:r>
-        <w:rPr>
-          <w:rStyle w:val="FootnoteReference"/>
-        </w:rPr>
-        <w:footnoteRef/>
-      </w:r>
-      <w:r>
-        <w:t xml:space="preserve"> </w:t>
-      </w:r>
-      <w:r>
-        <w:t>NINAGAWA, Kota, 2011. Sōshokukei danshi o yomitoku: Wakamono no ren'aikan [Interpreting "Herbivore Men": Young People's Views on Love and Romance] [online]. Kyoto: Kyoto University of Advanced Science, Masako Kuroki Seminar</w:t>
-      </w:r>
-      <w:r>
-        <w:t>, str. 91</w:t>
-      </w:r>
-    </w:p>
-  </w:footnote>
-  <w:footnote w:id="12">
-    <w:p>
-      <w:pPr>
-        <w:pStyle w:val="FootnoteText"/>
-      </w:pPr>
-      <w:r>
-        <w:rPr>
-          <w:rStyle w:val="FootnoteReference"/>
-        </w:rPr>
-        <w:footnoteRef/>
-      </w:r>
-      <w:r>
-        <w:t xml:space="preserve"> Shibuya, Str. 8</w:t>
       </w:r>
     </w:p>
   </w:footnote>
@@ -7469,7 +7955,10 @@
         <w:footnoteRef/>
       </w:r>
       <w:r>
-        <w:t xml:space="preserve"> Shibuya, str. 10</w:t>
+        <w:t xml:space="preserve"> </w:t>
+      </w:r>
+      <w:r>
+        <w:t>Ibid.</w:t>
       </w:r>
     </w:p>
   </w:footnote>
@@ -7488,6 +7977,60 @@
         <w:t xml:space="preserve"> </w:t>
       </w:r>
       <w:r>
+        <w:t>NINAGAWA, Kota, 2011. Sōshokukei danshi o yomitoku: Wakamono no ren'aikan [Interpreting "Herbivore Men": Young People's Views on Love and Romance] [online]. Kyoto: Kyoto University of Advanced Science, Masako Kuroki Seminar</w:t>
+      </w:r>
+      <w:r>
+        <w:t>, str. 91</w:t>
+      </w:r>
+    </w:p>
+  </w:footnote>
+  <w:footnote w:id="15">
+    <w:p>
+      <w:pPr>
+        <w:pStyle w:val="FootnoteText"/>
+      </w:pPr>
+      <w:r>
+        <w:rPr>
+          <w:rStyle w:val="FootnoteReference"/>
+        </w:rPr>
+        <w:footnoteRef/>
+      </w:r>
+      <w:r>
+        <w:t xml:space="preserve"> Shibuya, Str. 8</w:t>
+      </w:r>
+    </w:p>
+  </w:footnote>
+  <w:footnote w:id="16">
+    <w:p>
+      <w:pPr>
+        <w:pStyle w:val="FootnoteText"/>
+      </w:pPr>
+      <w:r>
+        <w:rPr>
+          <w:rStyle w:val="FootnoteReference"/>
+        </w:rPr>
+        <w:footnoteRef/>
+      </w:r>
+      <w:r>
+        <w:t xml:space="preserve"> Shibuya, str. 10</w:t>
+      </w:r>
+    </w:p>
+  </w:footnote>
+  <w:footnote w:id="17">
+    <w:p>
+      <w:pPr>
+        <w:pStyle w:val="FootnoteText"/>
+      </w:pPr>
+      <w:r>
+        <w:rPr>
+          <w:rStyle w:val="FootnoteReference"/>
+        </w:rPr>
+        <w:footnoteRef/>
+      </w:r>
+      <w:r>
+        <w:t xml:space="preserve"> </w:t>
+      </w:r>
+      <w:r>
         <w:rPr>
           <w:rFonts w:eastAsia="Yu Mincho"/>
         </w:rPr>
@@ -7521,7 +8064,7 @@
       </w:r>
     </w:p>
   </w:footnote>
-  <w:footnote w:id="15">
+  <w:footnote w:id="18">
     <w:p>
       <w:pPr>
         <w:pStyle w:val="FootnoteText"/>
@@ -7962,6 +8505,95 @@
     <w:numStyleLink w:val="tl1"/>
   </w:abstractNum>
   <w:abstractNum w:abstractNumId="13" w15:restartNumberingAfterBreak="0">
+    <w:nsid w:val="1FFF4202"/>
+    <w:multiLevelType w:val="hybridMultilevel"/>
+    <w:tmpl w:val="5F3620DC"/>
+    <w:lvl w:ilvl="0" w:tplc="B13CB940">
+      <w:start w:val="1"/>
+      <w:numFmt w:val="decimal"/>
+      <w:lvlText w:val="%1."/>
+      <w:lvlJc w:val="left"/>
+      <w:pPr>
+        <w:ind w:left="791" w:hanging="360"/>
+      </w:pPr>
+      <w:rPr>
+        <w:rFonts w:hint="default"/>
+      </w:rPr>
+    </w:lvl>
+    <w:lvl w:ilvl="1" w:tplc="041B0019" w:tentative="1">
+      <w:start w:val="1"/>
+      <w:numFmt w:val="lowerLetter"/>
+      <w:lvlText w:val="%2."/>
+      <w:lvlJc w:val="left"/>
+      <w:pPr>
+        <w:ind w:left="1511" w:hanging="360"/>
+      </w:pPr>
+    </w:lvl>
+    <w:lvl w:ilvl="2" w:tplc="041B001B" w:tentative="1">
+      <w:start w:val="1"/>
+      <w:numFmt w:val="lowerRoman"/>
+      <w:lvlText w:val="%3."/>
+      <w:lvlJc w:val="right"/>
+      <w:pPr>
+        <w:ind w:left="2231" w:hanging="180"/>
+      </w:pPr>
+    </w:lvl>
+    <w:lvl w:ilvl="3" w:tplc="041B000F" w:tentative="1">
+      <w:start w:val="1"/>
+      <w:numFmt w:val="decimal"/>
+      <w:lvlText w:val="%4."/>
+      <w:lvlJc w:val="left"/>
+      <w:pPr>
+        <w:ind w:left="2951" w:hanging="360"/>
+      </w:pPr>
+    </w:lvl>
+    <w:lvl w:ilvl="4" w:tplc="041B0019" w:tentative="1">
+      <w:start w:val="1"/>
+      <w:numFmt w:val="lowerLetter"/>
+      <w:lvlText w:val="%5."/>
+      <w:lvlJc w:val="left"/>
+      <w:pPr>
+        <w:ind w:left="3671" w:hanging="360"/>
+      </w:pPr>
+    </w:lvl>
+    <w:lvl w:ilvl="5" w:tplc="041B001B" w:tentative="1">
+      <w:start w:val="1"/>
+      <w:numFmt w:val="lowerRoman"/>
+      <w:lvlText w:val="%6."/>
+      <w:lvlJc w:val="right"/>
+      <w:pPr>
+        <w:ind w:left="4391" w:hanging="180"/>
+      </w:pPr>
+    </w:lvl>
+    <w:lvl w:ilvl="6" w:tplc="041B000F" w:tentative="1">
+      <w:start w:val="1"/>
+      <w:numFmt w:val="decimal"/>
+      <w:lvlText w:val="%7."/>
+      <w:lvlJc w:val="left"/>
+      <w:pPr>
+        <w:ind w:left="5111" w:hanging="360"/>
+      </w:pPr>
+    </w:lvl>
+    <w:lvl w:ilvl="7" w:tplc="041B0019" w:tentative="1">
+      <w:start w:val="1"/>
+      <w:numFmt w:val="lowerLetter"/>
+      <w:lvlText w:val="%8."/>
+      <w:lvlJc w:val="left"/>
+      <w:pPr>
+        <w:ind w:left="5831" w:hanging="360"/>
+      </w:pPr>
+    </w:lvl>
+    <w:lvl w:ilvl="8" w:tplc="041B001B" w:tentative="1">
+      <w:start w:val="1"/>
+      <w:numFmt w:val="lowerRoman"/>
+      <w:lvlText w:val="%9."/>
+      <w:lvlJc w:val="right"/>
+      <w:pPr>
+        <w:ind w:left="6551" w:hanging="180"/>
+      </w:pPr>
+    </w:lvl>
+  </w:abstractNum>
+  <w:abstractNum w:abstractNumId="14" w15:restartNumberingAfterBreak="0">
     <w:nsid w:val="2E675964"/>
     <w:multiLevelType w:val="multilevel"/>
     <w:tmpl w:val="2F2E4640"/>
@@ -8074,7 +8706,96 @@
       </w:pPr>
     </w:lvl>
   </w:abstractNum>
-  <w:abstractNum w:abstractNumId="14" w15:restartNumberingAfterBreak="0">
+  <w:abstractNum w:abstractNumId="15" w15:restartNumberingAfterBreak="0">
+    <w:nsid w:val="31A94BFA"/>
+    <w:multiLevelType w:val="hybridMultilevel"/>
+    <w:tmpl w:val="9E34BA22"/>
+    <w:lvl w:ilvl="0" w:tplc="6622A0F6">
+      <w:start w:val="1"/>
+      <w:numFmt w:val="decimal"/>
+      <w:lvlText w:val="%1."/>
+      <w:lvlJc w:val="left"/>
+      <w:pPr>
+        <w:ind w:left="791" w:hanging="360"/>
+      </w:pPr>
+      <w:rPr>
+        <w:rFonts w:hint="default"/>
+      </w:rPr>
+    </w:lvl>
+    <w:lvl w:ilvl="1" w:tplc="041B0019" w:tentative="1">
+      <w:start w:val="1"/>
+      <w:numFmt w:val="lowerLetter"/>
+      <w:lvlText w:val="%2."/>
+      <w:lvlJc w:val="left"/>
+      <w:pPr>
+        <w:ind w:left="1511" w:hanging="360"/>
+      </w:pPr>
+    </w:lvl>
+    <w:lvl w:ilvl="2" w:tplc="041B001B" w:tentative="1">
+      <w:start w:val="1"/>
+      <w:numFmt w:val="lowerRoman"/>
+      <w:lvlText w:val="%3."/>
+      <w:lvlJc w:val="right"/>
+      <w:pPr>
+        <w:ind w:left="2231" w:hanging="180"/>
+      </w:pPr>
+    </w:lvl>
+    <w:lvl w:ilvl="3" w:tplc="041B000F" w:tentative="1">
+      <w:start w:val="1"/>
+      <w:numFmt w:val="decimal"/>
+      <w:lvlText w:val="%4."/>
+      <w:lvlJc w:val="left"/>
+      <w:pPr>
+        <w:ind w:left="2951" w:hanging="360"/>
+      </w:pPr>
+    </w:lvl>
+    <w:lvl w:ilvl="4" w:tplc="041B0019" w:tentative="1">
+      <w:start w:val="1"/>
+      <w:numFmt w:val="lowerLetter"/>
+      <w:lvlText w:val="%5."/>
+      <w:lvlJc w:val="left"/>
+      <w:pPr>
+        <w:ind w:left="3671" w:hanging="360"/>
+      </w:pPr>
+    </w:lvl>
+    <w:lvl w:ilvl="5" w:tplc="041B001B" w:tentative="1">
+      <w:start w:val="1"/>
+      <w:numFmt w:val="lowerRoman"/>
+      <w:lvlText w:val="%6."/>
+      <w:lvlJc w:val="right"/>
+      <w:pPr>
+        <w:ind w:left="4391" w:hanging="180"/>
+      </w:pPr>
+    </w:lvl>
+    <w:lvl w:ilvl="6" w:tplc="041B000F" w:tentative="1">
+      <w:start w:val="1"/>
+      <w:numFmt w:val="decimal"/>
+      <w:lvlText w:val="%7."/>
+      <w:lvlJc w:val="left"/>
+      <w:pPr>
+        <w:ind w:left="5111" w:hanging="360"/>
+      </w:pPr>
+    </w:lvl>
+    <w:lvl w:ilvl="7" w:tplc="041B0019" w:tentative="1">
+      <w:start w:val="1"/>
+      <w:numFmt w:val="lowerLetter"/>
+      <w:lvlText w:val="%8."/>
+      <w:lvlJc w:val="left"/>
+      <w:pPr>
+        <w:ind w:left="5831" w:hanging="360"/>
+      </w:pPr>
+    </w:lvl>
+    <w:lvl w:ilvl="8" w:tplc="041B001B" w:tentative="1">
+      <w:start w:val="1"/>
+      <w:numFmt w:val="lowerRoman"/>
+      <w:lvlText w:val="%9."/>
+      <w:lvlJc w:val="right"/>
+      <w:pPr>
+        <w:ind w:left="6551" w:hanging="180"/>
+      </w:pPr>
+    </w:lvl>
+  </w:abstractNum>
+  <w:abstractNum w:abstractNumId="16" w15:restartNumberingAfterBreak="0">
     <w:nsid w:val="36022CDF"/>
     <w:multiLevelType w:val="multilevel"/>
     <w:tmpl w:val="BB02E230"/>
@@ -8191,7 +8912,7 @@
       </w:rPr>
     </w:lvl>
   </w:abstractNum>
-  <w:abstractNum w:abstractNumId="15" w15:restartNumberingAfterBreak="0">
+  <w:abstractNum w:abstractNumId="17" w15:restartNumberingAfterBreak="0">
     <w:nsid w:val="591C60EF"/>
     <w:multiLevelType w:val="hybridMultilevel"/>
     <w:tmpl w:val="D9F06C52"/>
@@ -8304,19 +9025,19 @@
       </w:rPr>
     </w:lvl>
   </w:abstractNum>
-  <w:abstractNum w:abstractNumId="16" w15:restartNumberingAfterBreak="0">
+  <w:abstractNum w:abstractNumId="18" w15:restartNumberingAfterBreak="0">
     <w:nsid w:val="5BCB5651"/>
     <w:multiLevelType w:val="multilevel"/>
     <w:tmpl w:val="BB02E230"/>
     <w:numStyleLink w:val="tl1"/>
   </w:abstractNum>
-  <w:abstractNum w:abstractNumId="17" w15:restartNumberingAfterBreak="0">
+  <w:abstractNum w:abstractNumId="19" w15:restartNumberingAfterBreak="0">
     <w:nsid w:val="5CB43395"/>
     <w:multiLevelType w:val="multilevel"/>
     <w:tmpl w:val="BB02E230"/>
     <w:numStyleLink w:val="tl1"/>
   </w:abstractNum>
-  <w:abstractNum w:abstractNumId="18" w15:restartNumberingAfterBreak="0">
+  <w:abstractNum w:abstractNumId="20" w15:restartNumberingAfterBreak="0">
     <w:nsid w:val="6F321595"/>
     <w:multiLevelType w:val="hybridMultilevel"/>
     <w:tmpl w:val="4C560F8E"/>
@@ -8405,7 +9126,7 @@
       </w:pPr>
     </w:lvl>
   </w:abstractNum>
-  <w:abstractNum w:abstractNumId="19" w15:restartNumberingAfterBreak="0">
+  <w:abstractNum w:abstractNumId="21" w15:restartNumberingAfterBreak="0">
     <w:nsid w:val="6FEC7921"/>
     <w:multiLevelType w:val="hybridMultilevel"/>
     <w:tmpl w:val="83C455EC"/>
@@ -8494,35 +9215,124 @@
       </w:pPr>
     </w:lvl>
   </w:abstractNum>
-  <w:abstractNum w:abstractNumId="20" w15:restartNumberingAfterBreak="0">
+  <w:abstractNum w:abstractNumId="22" w15:restartNumberingAfterBreak="0">
     <w:nsid w:val="73223F25"/>
     <w:multiLevelType w:val="multilevel"/>
     <w:tmpl w:val="BB02E230"/>
     <w:numStyleLink w:val="tl1"/>
   </w:abstractNum>
-  <w:abstractNum w:abstractNumId="21" w15:restartNumberingAfterBreak="0">
+  <w:abstractNum w:abstractNumId="23" w15:restartNumberingAfterBreak="0">
     <w:nsid w:val="784E1147"/>
     <w:multiLevelType w:val="multilevel"/>
     <w:tmpl w:val="BB02E230"/>
     <w:numStyleLink w:val="tl1"/>
   </w:abstractNum>
+  <w:abstractNum w:abstractNumId="24" w15:restartNumberingAfterBreak="0">
+    <w:nsid w:val="7B216F62"/>
+    <w:multiLevelType w:val="hybridMultilevel"/>
+    <w:tmpl w:val="C92C33B0"/>
+    <w:lvl w:ilvl="0" w:tplc="3E0240C2">
+      <w:start w:val="1"/>
+      <w:numFmt w:val="decimal"/>
+      <w:lvlText w:val="%1."/>
+      <w:lvlJc w:val="left"/>
+      <w:pPr>
+        <w:ind w:left="791" w:hanging="360"/>
+      </w:pPr>
+      <w:rPr>
+        <w:rFonts w:hint="default"/>
+      </w:rPr>
+    </w:lvl>
+    <w:lvl w:ilvl="1" w:tplc="041B0019" w:tentative="1">
+      <w:start w:val="1"/>
+      <w:numFmt w:val="lowerLetter"/>
+      <w:lvlText w:val="%2."/>
+      <w:lvlJc w:val="left"/>
+      <w:pPr>
+        <w:ind w:left="1511" w:hanging="360"/>
+      </w:pPr>
+    </w:lvl>
+    <w:lvl w:ilvl="2" w:tplc="041B001B" w:tentative="1">
+      <w:start w:val="1"/>
+      <w:numFmt w:val="lowerRoman"/>
+      <w:lvlText w:val="%3."/>
+      <w:lvlJc w:val="right"/>
+      <w:pPr>
+        <w:ind w:left="2231" w:hanging="180"/>
+      </w:pPr>
+    </w:lvl>
+    <w:lvl w:ilvl="3" w:tplc="041B000F" w:tentative="1">
+      <w:start w:val="1"/>
+      <w:numFmt w:val="decimal"/>
+      <w:lvlText w:val="%4."/>
+      <w:lvlJc w:val="left"/>
+      <w:pPr>
+        <w:ind w:left="2951" w:hanging="360"/>
+      </w:pPr>
+    </w:lvl>
+    <w:lvl w:ilvl="4" w:tplc="041B0019" w:tentative="1">
+      <w:start w:val="1"/>
+      <w:numFmt w:val="lowerLetter"/>
+      <w:lvlText w:val="%5."/>
+      <w:lvlJc w:val="left"/>
+      <w:pPr>
+        <w:ind w:left="3671" w:hanging="360"/>
+      </w:pPr>
+    </w:lvl>
+    <w:lvl w:ilvl="5" w:tplc="041B001B" w:tentative="1">
+      <w:start w:val="1"/>
+      <w:numFmt w:val="lowerRoman"/>
+      <w:lvlText w:val="%6."/>
+      <w:lvlJc w:val="right"/>
+      <w:pPr>
+        <w:ind w:left="4391" w:hanging="180"/>
+      </w:pPr>
+    </w:lvl>
+    <w:lvl w:ilvl="6" w:tplc="041B000F" w:tentative="1">
+      <w:start w:val="1"/>
+      <w:numFmt w:val="decimal"/>
+      <w:lvlText w:val="%7."/>
+      <w:lvlJc w:val="left"/>
+      <w:pPr>
+        <w:ind w:left="5111" w:hanging="360"/>
+      </w:pPr>
+    </w:lvl>
+    <w:lvl w:ilvl="7" w:tplc="041B0019" w:tentative="1">
+      <w:start w:val="1"/>
+      <w:numFmt w:val="lowerLetter"/>
+      <w:lvlText w:val="%8."/>
+      <w:lvlJc w:val="left"/>
+      <w:pPr>
+        <w:ind w:left="5831" w:hanging="360"/>
+      </w:pPr>
+    </w:lvl>
+    <w:lvl w:ilvl="8" w:tplc="041B001B" w:tentative="1">
+      <w:start w:val="1"/>
+      <w:numFmt w:val="lowerRoman"/>
+      <w:lvlText w:val="%9."/>
+      <w:lvlJc w:val="right"/>
+      <w:pPr>
+        <w:ind w:left="6551" w:hanging="180"/>
+      </w:pPr>
+    </w:lvl>
+  </w:abstractNum>
   <w:num w:numId="1" w16cid:durableId="1305045961">
-    <w:abstractNumId w:val="14"/>
+    <w:abstractNumId w:val="16"/>
   </w:num>
   <w:num w:numId="2" w16cid:durableId="820461106">
-    <w:abstractNumId w:val="21"/>
+    <w:abstractNumId w:val="23"/>
   </w:num>
   <w:num w:numId="3" w16cid:durableId="598948453">
-    <w:abstractNumId w:val="20"/>
+    <w:abstractNumId w:val="22"/>
   </w:num>
   <w:num w:numId="4" w16cid:durableId="930628352">
-    <w:abstractNumId w:val="16"/>
+    <w:abstractNumId w:val="18"/>
   </w:num>
   <w:num w:numId="5" w16cid:durableId="2057661065">
     <w:abstractNumId w:val="12"/>
   </w:num>
   <w:num w:numId="6" w16cid:durableId="1324965921">
-    <w:abstractNumId w:val="15"/>
+    <w:abstractNumId w:val="17"/>
   </w:num>
   <w:num w:numId="7" w16cid:durableId="668216274">
     <w:abstractNumId w:val="9"/>
@@ -8555,7 +9365,7 @@
     <w:abstractNumId w:val="0"/>
   </w:num>
   <w:num w:numId="17" w16cid:durableId="1434403612">
-    <w:abstractNumId w:val="17"/>
+    <w:abstractNumId w:val="19"/>
     <w:lvlOverride w:ilvl="1">
       <w:lvl w:ilvl="1">
         <w:start w:val="1"/>
@@ -8578,16 +9388,25 @@
     <w:abstractNumId w:val="11"/>
   </w:num>
   <w:num w:numId="19" w16cid:durableId="1920361026">
-    <w:abstractNumId w:val="19"/>
+    <w:abstractNumId w:val="21"/>
   </w:num>
   <w:num w:numId="20" w16cid:durableId="1291666190">
     <w:abstractNumId w:val="10"/>
   </w:num>
   <w:num w:numId="21" w16cid:durableId="1288045270">
+    <w:abstractNumId w:val="14"/>
+  </w:num>
+  <w:num w:numId="22" w16cid:durableId="1650593049">
+    <w:abstractNumId w:val="20"/>
+  </w:num>
+  <w:num w:numId="23" w16cid:durableId="2129813061">
     <w:abstractNumId w:val="13"/>
   </w:num>
-  <w:num w:numId="22" w16cid:durableId="1650593049">
-    <w:abstractNumId w:val="18"/>
+  <w:num w:numId="24" w16cid:durableId="1406607435">
+    <w:abstractNumId w:val="24"/>
+  </w:num>
+  <w:num w:numId="25" w16cid:durableId="1421485666">
+    <w:abstractNumId w:val="15"/>
   </w:num>
 </w:numbering>
 </file>

--- a/Bielik Tomáš - Fenomén poklesu nadväzovania partnerských vzťahov u japonskej mládeže a súvisiace sociálne javy.docx
+++ b/Bielik Tomáš - Fenomén poklesu nadväzovania partnerských vzťahov u japonskej mládeže a súvisiace sociálne javy.docx
@@ -1410,7 +1410,7 @@
         </w:rPr>
       </w:pPr>
       <w:bookmarkStart w:id="0" w:name="_Toc221722554"/>
-      <w:bookmarkStart w:id="1" w:name="_Toc224748432"/>
+      <w:bookmarkStart w:id="1" w:name="_Toc227826302"/>
       <w:r>
         <w:rPr>
           <w:rFonts w:eastAsia="Yu Mincho"/>
@@ -1453,7 +1453,7 @@
         </w:rPr>
         <w:fldChar w:fldCharType="separate"/>
       </w:r>
-      <w:hyperlink w:anchor="_Toc224748432" w:history="1">
+      <w:hyperlink w:anchor="_Toc227826302" w:history="1">
         <w:r>
           <w:rPr>
             <w:rStyle w:val="Hyperlink"/>
@@ -1477,7 +1477,7 @@
           <w:rPr>
             <w:webHidden/>
           </w:rPr>
-          <w:instrText xml:space="preserve"> PAGEREF _Toc224748432 \h </w:instrText>
+          <w:instrText xml:space="preserve"> PAGEREF _Toc227826302 \h </w:instrText>
         </w:r>
         <w:r>
           <w:rPr>
@@ -1516,7 +1516,7 @@
           <w14:ligatures w14:val="standardContextual"/>
         </w:rPr>
       </w:pPr>
-      <w:hyperlink w:anchor="_Toc224748433" w:history="1">
+      <w:hyperlink w:anchor="_Toc227826303" w:history="1">
         <w:r>
           <w:rPr>
             <w:rStyle w:val="Hyperlink"/>
@@ -1540,7 +1540,7 @@
           <w:rPr>
             <w:webHidden/>
           </w:rPr>
-          <w:instrText xml:space="preserve"> PAGEREF _Toc224748433 \h </w:instrText>
+          <w:instrText xml:space="preserve"> PAGEREF _Toc227826303 \h </w:instrText>
         </w:r>
         <w:r>
           <w:rPr>
@@ -1579,7 +1579,7 @@
           <w14:ligatures w14:val="standardContextual"/>
         </w:rPr>
       </w:pPr>
-      <w:hyperlink w:anchor="_Toc224748434" w:history="1">
+      <w:hyperlink w:anchor="_Toc227826304" w:history="1">
         <w:r>
           <w:rPr>
             <w:rStyle w:val="Hyperlink"/>
@@ -1621,7 +1621,7 @@
           <w:rPr>
             <w:webHidden/>
           </w:rPr>
-          <w:instrText xml:space="preserve"> PAGEREF _Toc224748434 \h </w:instrText>
+          <w:instrText xml:space="preserve"> PAGEREF _Toc227826304 \h </w:instrText>
         </w:r>
         <w:r>
           <w:rPr>
@@ -1664,7 +1664,7 @@
           <w14:ligatures w14:val="standardContextual"/>
         </w:rPr>
       </w:pPr>
-      <w:hyperlink w:anchor="_Toc224748435" w:history="1">
+      <w:hyperlink w:anchor="_Toc227826305" w:history="1">
         <w:r>
           <w:rPr>
             <w:rStyle w:val="Hyperlink"/>
@@ -1712,7 +1712,7 @@
             <w:noProof/>
             <w:webHidden/>
           </w:rPr>
-          <w:instrText xml:space="preserve"> PAGEREF _Toc224748435 \h </w:instrText>
+          <w:instrText xml:space="preserve"> PAGEREF _Toc227826305 \h </w:instrText>
         </w:r>
         <w:r>
           <w:rPr>
@@ -1759,7 +1759,7 @@
           <w14:ligatures w14:val="standardContextual"/>
         </w:rPr>
       </w:pPr>
-      <w:hyperlink w:anchor="_Toc224748436" w:history="1">
+      <w:hyperlink w:anchor="_Toc227826306" w:history="1">
         <w:r>
           <w:rPr>
             <w:rStyle w:val="Hyperlink"/>
@@ -1805,7 +1805,7 @@
             <w:noProof/>
             <w:webHidden/>
           </w:rPr>
-          <w:instrText xml:space="preserve"> PAGEREF _Toc224748436 \h </w:instrText>
+          <w:instrText xml:space="preserve"> PAGEREF _Toc227826306 \h </w:instrText>
         </w:r>
         <w:r>
           <w:rPr>
@@ -1848,11 +1848,10 @@
           <w14:ligatures w14:val="standardContextual"/>
         </w:rPr>
       </w:pPr>
-      <w:hyperlink w:anchor="_Toc224748437" w:history="1">
+      <w:hyperlink w:anchor="_Toc227826307" w:history="1">
         <w:r>
           <w:rPr>
             <w:rStyle w:val="Hyperlink"/>
-            <w:lang w:eastAsia="x-none"/>
           </w:rPr>
           <w:t>2</w:t>
         </w:r>
@@ -1871,7 +1870,7 @@
           <w:rPr>
             <w:rStyle w:val="Hyperlink"/>
           </w:rPr>
-          <w:t>Partnerské vzťahy a manželstvo v súčasnom Japonsku</w:t>
+          <w:t>Vývoj manželstva a partnerských vzťahov v Japonsku</w:t>
         </w:r>
         <w:r>
           <w:rPr>
@@ -1889,7 +1888,7 @@
           <w:rPr>
             <w:webHidden/>
           </w:rPr>
-          <w:instrText xml:space="preserve"> PAGEREF _Toc224748437 \h </w:instrText>
+          <w:instrText xml:space="preserve"> PAGEREF _Toc227826307 \h </w:instrText>
         </w:r>
         <w:r>
           <w:rPr>
@@ -1906,7 +1905,7 @@
           <w:rPr>
             <w:webHidden/>
           </w:rPr>
-          <w:t>10</w:t>
+          <w:t>11</w:t>
         </w:r>
         <w:r>
           <w:rPr>
@@ -1932,13 +1931,12 @@
           <w14:ligatures w14:val="standardContextual"/>
         </w:rPr>
       </w:pPr>
-      <w:hyperlink w:anchor="_Toc224748438" w:history="1">
+      <w:hyperlink w:anchor="_Toc227826308" w:history="1">
         <w:r>
           <w:rPr>
             <w:rStyle w:val="Hyperlink"/>
             <w:bCs/>
             <w:noProof/>
-            <w:lang w:eastAsia="x-none"/>
           </w:rPr>
           <w:t>2.1</w:t>
         </w:r>
@@ -1958,7 +1956,23 @@
             <w:rStyle w:val="Hyperlink"/>
             <w:noProof/>
           </w:rPr>
-          <w:t>Vývoj manželstva a partnerských vzťahov v Japonsku</w:t>
+          <w:t>Koncept Omiai (</w:t>
+        </w:r>
+        <w:r>
+          <w:rPr>
+            <w:rStyle w:val="Hyperlink"/>
+            <w:rFonts w:hint="eastAsia"/>
+            <w:noProof/>
+            <w:lang w:eastAsia="ja-JP"/>
+          </w:rPr>
+          <w:t>お見合い</w:t>
+        </w:r>
+        <w:r>
+          <w:rPr>
+            <w:rStyle w:val="Hyperlink"/>
+            <w:noProof/>
+          </w:rPr>
+          <w:t>)</w:t>
         </w:r>
         <w:r>
           <w:rPr>
@@ -1979,7 +1993,7 @@
             <w:noProof/>
             <w:webHidden/>
           </w:rPr>
-          <w:instrText xml:space="preserve"> PAGEREF _Toc224748438 \h </w:instrText>
+          <w:instrText xml:space="preserve"> PAGEREF _Toc227826308 \h </w:instrText>
         </w:r>
         <w:r>
           <w:rPr>
@@ -1999,7 +2013,7 @@
             <w:noProof/>
             <w:webHidden/>
           </w:rPr>
-          <w:t>10</w:t>
+          <w:t>11</w:t>
         </w:r>
         <w:r>
           <w:rPr>
@@ -2026,7 +2040,7 @@
           <w14:ligatures w14:val="standardContextual"/>
         </w:rPr>
       </w:pPr>
-      <w:hyperlink w:anchor="_Toc224748439" w:history="1">
+      <w:hyperlink w:anchor="_Toc227826309" w:history="1">
         <w:r>
           <w:rPr>
             <w:rStyle w:val="Hyperlink"/>
@@ -2051,7 +2065,23 @@
             <w:rStyle w:val="Hyperlink"/>
             <w:noProof/>
           </w:rPr>
-          <w:t>Demografické trendy: neskoršie a menej časté manželstvo</w:t>
+          <w:t>Systém ie (</w:t>
+        </w:r>
+        <w:r>
+          <w:rPr>
+            <w:rStyle w:val="Hyperlink"/>
+            <w:rFonts w:hint="eastAsia"/>
+            <w:noProof/>
+            <w:lang w:eastAsia="ja-JP"/>
+          </w:rPr>
+          <w:t>家</w:t>
+        </w:r>
+        <w:r>
+          <w:rPr>
+            <w:rStyle w:val="Hyperlink"/>
+            <w:noProof/>
+          </w:rPr>
+          <w:t>)</w:t>
         </w:r>
         <w:r>
           <w:rPr>
@@ -2072,7 +2102,7 @@
             <w:noProof/>
             <w:webHidden/>
           </w:rPr>
-          <w:instrText xml:space="preserve"> PAGEREF _Toc224748439 \h </w:instrText>
+          <w:instrText xml:space="preserve"> PAGEREF _Toc227826309 \h </w:instrText>
         </w:r>
         <w:r>
           <w:rPr>
@@ -2092,7 +2122,7 @@
             <w:noProof/>
             <w:webHidden/>
           </w:rPr>
-          <w:t>10</w:t>
+          <w:t>12</w:t>
         </w:r>
         <w:r>
           <w:rPr>
@@ -2119,7 +2149,7 @@
           <w14:ligatures w14:val="standardContextual"/>
         </w:rPr>
       </w:pPr>
-      <w:hyperlink w:anchor="_Toc224748440" w:history="1">
+      <w:hyperlink w:anchor="_Toc227826310" w:history="1">
         <w:r>
           <w:rPr>
             <w:rStyle w:val="Hyperlink"/>
@@ -2144,7 +2174,7 @@
             <w:rStyle w:val="Hyperlink"/>
             <w:noProof/>
           </w:rPr>
-          <w:t>Život osamote a prechod do dospelosti</w:t>
+          <w:t>Demografické trendy: neskoršie a menej časté manželstvo</w:t>
         </w:r>
         <w:r>
           <w:rPr>
@@ -2165,7 +2195,7 @@
             <w:noProof/>
             <w:webHidden/>
           </w:rPr>
-          <w:instrText xml:space="preserve"> PAGEREF _Toc224748440 \h </w:instrText>
+          <w:instrText xml:space="preserve"> PAGEREF _Toc227826310 \h </w:instrText>
         </w:r>
         <w:r>
           <w:rPr>
@@ -2185,7 +2215,100 @@
             <w:noProof/>
             <w:webHidden/>
           </w:rPr>
-          <w:t>11</w:t>
+          <w:t>13</w:t>
+        </w:r>
+        <w:r>
+          <w:rPr>
+            <w:noProof/>
+            <w:webHidden/>
+          </w:rPr>
+          <w:fldChar w:fldCharType="end"/>
+        </w:r>
+      </w:hyperlink>
+    </w:p>
+    <w:p>
+      <w:pPr>
+        <w:pStyle w:val="TOC2"/>
+        <w:tabs>
+          <w:tab w:val="left" w:pos="1440"/>
+          <w:tab w:val="right" w:leader="dot" w:pos="9111"/>
+        </w:tabs>
+        <w:rPr>
+          <w:rFonts w:asciiTheme="minorHAnsi" w:eastAsiaTheme="minorEastAsia" w:hAnsiTheme="minorHAnsi" w:cstheme="minorBidi"/>
+          <w:noProof/>
+          <w:kern w:val="2"/>
+          <w:szCs w:val="24"/>
+          <w:lang w:eastAsia="ja-JP"/>
+          <w14:ligatures w14:val="standardContextual"/>
+        </w:rPr>
+      </w:pPr>
+      <w:hyperlink w:anchor="_Toc227826311" w:history="1">
+        <w:r>
+          <w:rPr>
+            <w:rStyle w:val="Hyperlink"/>
+            <w:bCs/>
+            <w:noProof/>
+          </w:rPr>
+          <w:t>2.4</w:t>
+        </w:r>
+        <w:r>
+          <w:rPr>
+            <w:rFonts w:asciiTheme="minorHAnsi" w:eastAsiaTheme="minorEastAsia" w:hAnsiTheme="minorHAnsi" w:cstheme="minorBidi"/>
+            <w:noProof/>
+            <w:kern w:val="2"/>
+            <w:szCs w:val="24"/>
+            <w:lang w:eastAsia="ja-JP"/>
+            <w14:ligatures w14:val="standardContextual"/>
+          </w:rPr>
+          <w:tab/>
+        </w:r>
+        <w:r>
+          <w:rPr>
+            <w:rStyle w:val="Hyperlink"/>
+            <w:noProof/>
+          </w:rPr>
+          <w:t>Život osamote a prechod do dospelosti</w:t>
+        </w:r>
+        <w:r>
+          <w:rPr>
+            <w:noProof/>
+            <w:webHidden/>
+          </w:rPr>
+          <w:tab/>
+        </w:r>
+        <w:r>
+          <w:rPr>
+            <w:noProof/>
+            <w:webHidden/>
+          </w:rPr>
+          <w:fldChar w:fldCharType="begin"/>
+        </w:r>
+        <w:r>
+          <w:rPr>
+            <w:noProof/>
+            <w:webHidden/>
+          </w:rPr>
+          <w:instrText xml:space="preserve"> PAGEREF _Toc227826311 \h </w:instrText>
+        </w:r>
+        <w:r>
+          <w:rPr>
+            <w:noProof/>
+            <w:webHidden/>
+          </w:rPr>
+        </w:r>
+        <w:r>
+          <w:rPr>
+            <w:noProof/>
+            <w:webHidden/>
+          </w:rPr>
+          <w:fldChar w:fldCharType="separate"/>
+        </w:r>
+        <w:r>
+          <w:rPr>
+            <w:noProof/>
+            <w:webHidden/>
+          </w:rPr>
+          <w:t>13</w:t>
         </w:r>
         <w:r>
           <w:rPr>
@@ -2208,7 +2331,7 @@
           <w14:ligatures w14:val="standardContextual"/>
         </w:rPr>
       </w:pPr>
-      <w:hyperlink w:anchor="_Toc224748441" w:history="1">
+      <w:hyperlink w:anchor="_Toc227826312" w:history="1">
         <w:r>
           <w:rPr>
             <w:rStyle w:val="Hyperlink"/>
@@ -2230,7 +2353,7 @@
           <w:rPr>
             <w:rStyle w:val="Hyperlink"/>
           </w:rPr>
-          <w:t>Faktory poklesu nadväzovania partnerských vzťahov</w:t>
+          <w:t>Súvisiace sociálne javy a ich interpretácia</w:t>
         </w:r>
         <w:r>
           <w:rPr>
@@ -2248,7 +2371,7 @@
           <w:rPr>
             <w:webHidden/>
           </w:rPr>
-          <w:instrText xml:space="preserve"> PAGEREF _Toc224748441 \h </w:instrText>
+          <w:instrText xml:space="preserve"> PAGEREF _Toc227826312 \h </w:instrText>
         </w:r>
         <w:r>
           <w:rPr>
@@ -2265,7 +2388,7 @@
           <w:rPr>
             <w:webHidden/>
           </w:rPr>
-          <w:t>12</w:t>
+          <w:t>14</w:t>
         </w:r>
         <w:r>
           <w:rPr>
@@ -2291,12 +2414,13 @@
           <w14:ligatures w14:val="standardContextual"/>
         </w:rPr>
       </w:pPr>
-      <w:hyperlink w:anchor="_Toc224748442" w:history="1">
+      <w:hyperlink w:anchor="_Toc227826313" w:history="1">
         <w:r>
           <w:rPr>
             <w:rStyle w:val="Hyperlink"/>
             <w:bCs/>
             <w:noProof/>
+            <w:lang w:eastAsia="x-none"/>
           </w:rPr>
           <w:t>3.1</w:t>
         </w:r>
@@ -2316,7 +2440,7 @@
             <w:rStyle w:val="Hyperlink"/>
             <w:noProof/>
           </w:rPr>
-          <w:t>Ekonomické a pracovné faktory</w:t>
+          <w:t>Fenomén „herbivore men“ a zmena mužskej identity</w:t>
         </w:r>
         <w:r>
           <w:rPr>
@@ -2337,7 +2461,7 @@
             <w:noProof/>
             <w:webHidden/>
           </w:rPr>
-          <w:instrText xml:space="preserve"> PAGEREF _Toc224748442 \h </w:instrText>
+          <w:instrText xml:space="preserve"> PAGEREF _Toc227826313 \h </w:instrText>
         </w:r>
         <w:r>
           <w:rPr>
@@ -2357,7 +2481,7 @@
             <w:noProof/>
             <w:webHidden/>
           </w:rPr>
-          <w:t>12</w:t>
+          <w:t>14</w:t>
         </w:r>
         <w:r>
           <w:rPr>
@@ -2384,7 +2508,7 @@
           <w14:ligatures w14:val="standardContextual"/>
         </w:rPr>
       </w:pPr>
-      <w:hyperlink w:anchor="_Toc224748443" w:history="1">
+      <w:hyperlink w:anchor="_Toc227826314" w:history="1">
         <w:r>
           <w:rPr>
             <w:rStyle w:val="Hyperlink"/>
@@ -2409,7 +2533,7 @@
             <w:rStyle w:val="Hyperlink"/>
             <w:noProof/>
           </w:rPr>
-          <w:t>Rodové očakávania a predstavy o manželstve</w:t>
+          <w:t>Sexuálna neskúsenosť a diskurz „sexless“ generácie</w:t>
         </w:r>
         <w:r>
           <w:rPr>
@@ -2430,7 +2554,7 @@
             <w:noProof/>
             <w:webHidden/>
           </w:rPr>
-          <w:instrText xml:space="preserve"> PAGEREF _Toc224748443 \h </w:instrText>
+          <w:instrText xml:space="preserve"> PAGEREF _Toc227826314 \h </w:instrText>
         </w:r>
         <w:r>
           <w:rPr>
@@ -2450,7 +2574,7 @@
             <w:noProof/>
             <w:webHidden/>
           </w:rPr>
-          <w:t>12</w:t>
+          <w:t>17</w:t>
         </w:r>
         <w:r>
           <w:rPr>
@@ -2477,7 +2601,7 @@
           <w14:ligatures w14:val="standardContextual"/>
         </w:rPr>
       </w:pPr>
-      <w:hyperlink w:anchor="_Toc224748444" w:history="1">
+      <w:hyperlink w:anchor="_Toc227826315" w:history="1">
         <w:r>
           <w:rPr>
             <w:rStyle w:val="Hyperlink"/>
@@ -2502,7 +2626,7 @@
             <w:rStyle w:val="Hyperlink"/>
             <w:noProof/>
           </w:rPr>
-          <w:t>Hodnotové a životné zmeny mladej generácie</w:t>
+          <w:t>Sociálne dôsledky: singles, osamelosť a demografické dôsledky</w:t>
         </w:r>
         <w:r>
           <w:rPr>
@@ -2523,7 +2647,7 @@
             <w:noProof/>
             <w:webHidden/>
           </w:rPr>
-          <w:instrText xml:space="preserve"> PAGEREF _Toc224748444 \h </w:instrText>
+          <w:instrText xml:space="preserve"> PAGEREF _Toc227826315 \h </w:instrText>
         </w:r>
         <w:r>
           <w:rPr>
@@ -2543,7 +2667,7 @@
             <w:noProof/>
             <w:webHidden/>
           </w:rPr>
-          <w:t>12</w:t>
+          <w:t>17</w:t>
         </w:r>
         <w:r>
           <w:rPr>
@@ -2566,366 +2690,7 @@
           <w14:ligatures w14:val="standardContextual"/>
         </w:rPr>
       </w:pPr>
-      <w:hyperlink w:anchor="_Toc224748445" w:history="1">
-        <w:r>
-          <w:rPr>
-            <w:rStyle w:val="Hyperlink"/>
-          </w:rPr>
-          <w:t>4</w:t>
-        </w:r>
-        <w:r>
-          <w:rPr>
-            <w:rFonts w:asciiTheme="minorHAnsi" w:eastAsiaTheme="minorEastAsia" w:hAnsiTheme="minorHAnsi" w:cstheme="minorBidi"/>
-            <w:b w:val="0"/>
-            <w:kern w:val="2"/>
-            <w:szCs w:val="24"/>
-            <w:lang w:eastAsia="ja-JP"/>
-            <w14:ligatures w14:val="standardContextual"/>
-          </w:rPr>
-          <w:tab/>
-        </w:r>
-        <w:r>
-          <w:rPr>
-            <w:rStyle w:val="Hyperlink"/>
-          </w:rPr>
-          <w:t>Súvisiace sociálne javy a ich interpretácia</w:t>
-        </w:r>
-        <w:r>
-          <w:rPr>
-            <w:webHidden/>
-          </w:rPr>
-          <w:tab/>
-        </w:r>
-        <w:r>
-          <w:rPr>
-            <w:webHidden/>
-          </w:rPr>
-          <w:fldChar w:fldCharType="begin"/>
-        </w:r>
-        <w:r>
-          <w:rPr>
-            <w:webHidden/>
-          </w:rPr>
-          <w:instrText xml:space="preserve"> PAGEREF _Toc224748445 \h </w:instrText>
-        </w:r>
-        <w:r>
-          <w:rPr>
-            <w:webHidden/>
-          </w:rPr>
-        </w:r>
-        <w:r>
-          <w:rPr>
-            <w:webHidden/>
-          </w:rPr>
-          <w:fldChar w:fldCharType="separate"/>
-        </w:r>
-        <w:r>
-          <w:rPr>
-            <w:webHidden/>
-          </w:rPr>
-          <w:t>13</w:t>
-        </w:r>
-        <w:r>
-          <w:rPr>
-            <w:webHidden/>
-          </w:rPr>
-          <w:fldChar w:fldCharType="end"/>
-        </w:r>
-      </w:hyperlink>
-    </w:p>
-    <w:p>
-      <w:pPr>
-        <w:pStyle w:val="TOC2"/>
-        <w:tabs>
-          <w:tab w:val="left" w:pos="1440"/>
-          <w:tab w:val="right" w:leader="dot" w:pos="9111"/>
-        </w:tabs>
-        <w:rPr>
-          <w:rFonts w:asciiTheme="minorHAnsi" w:eastAsiaTheme="minorEastAsia" w:hAnsiTheme="minorHAnsi" w:cstheme="minorBidi"/>
-          <w:noProof/>
-          <w:kern w:val="2"/>
-          <w:szCs w:val="24"/>
-          <w:lang w:eastAsia="ja-JP"/>
-          <w14:ligatures w14:val="standardContextual"/>
-        </w:rPr>
-      </w:pPr>
-      <w:hyperlink w:anchor="_Toc224748446" w:history="1">
-        <w:r>
-          <w:rPr>
-            <w:rStyle w:val="Hyperlink"/>
-            <w:bCs/>
-            <w:noProof/>
-            <w:lang w:eastAsia="x-none"/>
-          </w:rPr>
-          <w:t>4.1</w:t>
-        </w:r>
-        <w:r>
-          <w:rPr>
-            <w:rFonts w:asciiTheme="minorHAnsi" w:eastAsiaTheme="minorEastAsia" w:hAnsiTheme="minorHAnsi" w:cstheme="minorBidi"/>
-            <w:noProof/>
-            <w:kern w:val="2"/>
-            <w:szCs w:val="24"/>
-            <w:lang w:eastAsia="ja-JP"/>
-            <w14:ligatures w14:val="standardContextual"/>
-          </w:rPr>
-          <w:tab/>
-        </w:r>
-        <w:r>
-          <w:rPr>
-            <w:rStyle w:val="Hyperlink"/>
-            <w:noProof/>
-          </w:rPr>
-          <w:t>Fenomén „herbivore men“ a zmena mužskej identity</w:t>
-        </w:r>
-        <w:r>
-          <w:rPr>
-            <w:noProof/>
-            <w:webHidden/>
-          </w:rPr>
-          <w:tab/>
-        </w:r>
-        <w:r>
-          <w:rPr>
-            <w:noProof/>
-            <w:webHidden/>
-          </w:rPr>
-          <w:fldChar w:fldCharType="begin"/>
-        </w:r>
-        <w:r>
-          <w:rPr>
-            <w:noProof/>
-            <w:webHidden/>
-          </w:rPr>
-          <w:instrText xml:space="preserve"> PAGEREF _Toc224748446 \h </w:instrText>
-        </w:r>
-        <w:r>
-          <w:rPr>
-            <w:noProof/>
-            <w:webHidden/>
-          </w:rPr>
-        </w:r>
-        <w:r>
-          <w:rPr>
-            <w:noProof/>
-            <w:webHidden/>
-          </w:rPr>
-          <w:fldChar w:fldCharType="separate"/>
-        </w:r>
-        <w:r>
-          <w:rPr>
-            <w:noProof/>
-            <w:webHidden/>
-          </w:rPr>
-          <w:t>13</w:t>
-        </w:r>
-        <w:r>
-          <w:rPr>
-            <w:noProof/>
-            <w:webHidden/>
-          </w:rPr>
-          <w:fldChar w:fldCharType="end"/>
-        </w:r>
-      </w:hyperlink>
-    </w:p>
-    <w:p>
-      <w:pPr>
-        <w:pStyle w:val="TOC2"/>
-        <w:tabs>
-          <w:tab w:val="left" w:pos="1440"/>
-          <w:tab w:val="right" w:leader="dot" w:pos="9111"/>
-        </w:tabs>
-        <w:rPr>
-          <w:rFonts w:asciiTheme="minorHAnsi" w:eastAsiaTheme="minorEastAsia" w:hAnsiTheme="minorHAnsi" w:cstheme="minorBidi"/>
-          <w:noProof/>
-          <w:kern w:val="2"/>
-          <w:szCs w:val="24"/>
-          <w:lang w:eastAsia="ja-JP"/>
-          <w14:ligatures w14:val="standardContextual"/>
-        </w:rPr>
-      </w:pPr>
-      <w:hyperlink w:anchor="_Toc224748447" w:history="1">
-        <w:r>
-          <w:rPr>
-            <w:rStyle w:val="Hyperlink"/>
-            <w:bCs/>
-            <w:noProof/>
-          </w:rPr>
-          <w:t>4.2</w:t>
-        </w:r>
-        <w:r>
-          <w:rPr>
-            <w:rFonts w:asciiTheme="minorHAnsi" w:eastAsiaTheme="minorEastAsia" w:hAnsiTheme="minorHAnsi" w:cstheme="minorBidi"/>
-            <w:noProof/>
-            <w:kern w:val="2"/>
-            <w:szCs w:val="24"/>
-            <w:lang w:eastAsia="ja-JP"/>
-            <w14:ligatures w14:val="standardContextual"/>
-          </w:rPr>
-          <w:tab/>
-        </w:r>
-        <w:r>
-          <w:rPr>
-            <w:rStyle w:val="Hyperlink"/>
-            <w:noProof/>
-          </w:rPr>
-          <w:t>Sexuálna neskúsenosť a diskurz „sexless“ generácie</w:t>
-        </w:r>
-        <w:r>
-          <w:rPr>
-            <w:noProof/>
-            <w:webHidden/>
-          </w:rPr>
-          <w:tab/>
-        </w:r>
-        <w:r>
-          <w:rPr>
-            <w:noProof/>
-            <w:webHidden/>
-          </w:rPr>
-          <w:fldChar w:fldCharType="begin"/>
-        </w:r>
-        <w:r>
-          <w:rPr>
-            <w:noProof/>
-            <w:webHidden/>
-          </w:rPr>
-          <w:instrText xml:space="preserve"> PAGEREF _Toc224748447 \h </w:instrText>
-        </w:r>
-        <w:r>
-          <w:rPr>
-            <w:noProof/>
-            <w:webHidden/>
-          </w:rPr>
-        </w:r>
-        <w:r>
-          <w:rPr>
-            <w:noProof/>
-            <w:webHidden/>
-          </w:rPr>
-          <w:fldChar w:fldCharType="separate"/>
-        </w:r>
-        <w:r>
-          <w:rPr>
-            <w:noProof/>
-            <w:webHidden/>
-          </w:rPr>
-          <w:t>14</w:t>
-        </w:r>
-        <w:r>
-          <w:rPr>
-            <w:noProof/>
-            <w:webHidden/>
-          </w:rPr>
-          <w:fldChar w:fldCharType="end"/>
-        </w:r>
-      </w:hyperlink>
-    </w:p>
-    <w:p>
-      <w:pPr>
-        <w:pStyle w:val="TOC2"/>
-        <w:tabs>
-          <w:tab w:val="left" w:pos="1440"/>
-          <w:tab w:val="right" w:leader="dot" w:pos="9111"/>
-        </w:tabs>
-        <w:rPr>
-          <w:rFonts w:asciiTheme="minorHAnsi" w:eastAsiaTheme="minorEastAsia" w:hAnsiTheme="minorHAnsi" w:cstheme="minorBidi"/>
-          <w:noProof/>
-          <w:kern w:val="2"/>
-          <w:szCs w:val="24"/>
-          <w:lang w:eastAsia="ja-JP"/>
-          <w14:ligatures w14:val="standardContextual"/>
-        </w:rPr>
-      </w:pPr>
-      <w:hyperlink w:anchor="_Toc224748448" w:history="1">
-        <w:r>
-          <w:rPr>
-            <w:rStyle w:val="Hyperlink"/>
-            <w:bCs/>
-            <w:noProof/>
-          </w:rPr>
-          <w:t>4.3</w:t>
-        </w:r>
-        <w:r>
-          <w:rPr>
-            <w:rFonts w:asciiTheme="minorHAnsi" w:eastAsiaTheme="minorEastAsia" w:hAnsiTheme="minorHAnsi" w:cstheme="minorBidi"/>
-            <w:noProof/>
-            <w:kern w:val="2"/>
-            <w:szCs w:val="24"/>
-            <w:lang w:eastAsia="ja-JP"/>
-            <w14:ligatures w14:val="standardContextual"/>
-          </w:rPr>
-          <w:tab/>
-        </w:r>
-        <w:r>
-          <w:rPr>
-            <w:rStyle w:val="Hyperlink"/>
-            <w:noProof/>
-          </w:rPr>
-          <w:t>Sociálne dôsledky: singles, osamelosť a demografické dôsledky</w:t>
-        </w:r>
-        <w:r>
-          <w:rPr>
-            <w:noProof/>
-            <w:webHidden/>
-          </w:rPr>
-          <w:tab/>
-        </w:r>
-        <w:r>
-          <w:rPr>
-            <w:noProof/>
-            <w:webHidden/>
-          </w:rPr>
-          <w:fldChar w:fldCharType="begin"/>
-        </w:r>
-        <w:r>
-          <w:rPr>
-            <w:noProof/>
-            <w:webHidden/>
-          </w:rPr>
-          <w:instrText xml:space="preserve"> PAGEREF _Toc224748448 \h </w:instrText>
-        </w:r>
-        <w:r>
-          <w:rPr>
-            <w:noProof/>
-            <w:webHidden/>
-          </w:rPr>
-        </w:r>
-        <w:r>
-          <w:rPr>
-            <w:noProof/>
-            <w:webHidden/>
-          </w:rPr>
-          <w:fldChar w:fldCharType="separate"/>
-        </w:r>
-        <w:r>
-          <w:rPr>
-            <w:noProof/>
-            <w:webHidden/>
-          </w:rPr>
-          <w:t>14</w:t>
-        </w:r>
-        <w:r>
-          <w:rPr>
-            <w:noProof/>
-            <w:webHidden/>
-          </w:rPr>
-          <w:fldChar w:fldCharType="end"/>
-        </w:r>
-      </w:hyperlink>
-    </w:p>
-    <w:p>
-      <w:pPr>
-        <w:pStyle w:val="TOC1"/>
-        <w:rPr>
-          <w:rFonts w:asciiTheme="minorHAnsi" w:eastAsiaTheme="minorEastAsia" w:hAnsiTheme="minorHAnsi" w:cstheme="minorBidi"/>
-          <w:b w:val="0"/>
-          <w:kern w:val="2"/>
-          <w:szCs w:val="24"/>
-          <w:lang w:eastAsia="ja-JP"/>
-          <w14:ligatures w14:val="standardContextual"/>
-        </w:rPr>
-      </w:pPr>
-      <w:hyperlink w:anchor="_Toc224748449" w:history="1">
+      <w:hyperlink w:anchor="_Toc227826316" w:history="1">
         <w:r>
           <w:rPr>
             <w:rStyle w:val="Hyperlink"/>
@@ -2949,7 +2714,7 @@
           <w:rPr>
             <w:webHidden/>
           </w:rPr>
-          <w:instrText xml:space="preserve"> PAGEREF _Toc224748449 \h </w:instrText>
+          <w:instrText xml:space="preserve"> PAGEREF _Toc227826316 \h </w:instrText>
         </w:r>
         <w:r>
           <w:rPr>
@@ -2966,7 +2731,7 @@
           <w:rPr>
             <w:webHidden/>
           </w:rPr>
-          <w:t>15</w:t>
+          <w:t>18</w:t>
         </w:r>
         <w:r>
           <w:rPr>
@@ -3067,9 +2832,9 @@
           <w:rFonts w:eastAsia="Yu Mincho"/>
         </w:rPr>
       </w:pPr>
-      <w:bookmarkStart w:id="2" w:name="_Toc224748433"/>
-      <w:bookmarkStart w:id="3" w:name="_Toc488250165"/>
-      <w:bookmarkStart w:id="4" w:name="_Toc488250290"/>
+      <w:bookmarkStart w:id="2" w:name="_Toc488250165"/>
+      <w:bookmarkStart w:id="3" w:name="_Toc488250290"/>
+      <w:bookmarkStart w:id="4" w:name="_Toc227826303"/>
       <w:r>
         <w:rPr>
           <w:rFonts w:eastAsia="Yu Mincho"/>
@@ -3077,7 +2842,7 @@
         <w:lastRenderedPageBreak/>
         <w:t>Úvod</w:t>
       </w:r>
-      <w:bookmarkEnd w:id="2"/>
+      <w:bookmarkEnd w:id="4"/>
     </w:p>
     <w:p>
       <w:pPr>
@@ -3135,9 +2900,9 @@
           <w:rFonts w:eastAsia="Yu Mincho"/>
         </w:rPr>
       </w:pPr>
-      <w:bookmarkStart w:id="5" w:name="_Toc224748434"/>
+      <w:bookmarkStart w:id="5" w:name="_Toc227826304"/>
+      <w:bookmarkEnd w:id="2"/>
       <w:bookmarkEnd w:id="3"/>
-      <w:bookmarkEnd w:id="4"/>
       <w:r>
         <w:rPr>
           <w:rFonts w:eastAsia="Yu Mincho"/>
@@ -3186,7 +2951,7 @@
           <w:rFonts w:eastAsia="Yu Mincho"/>
         </w:rPr>
       </w:pPr>
-      <w:bookmarkStart w:id="8" w:name="_Toc224748435"/>
+      <w:bookmarkStart w:id="8" w:name="_Toc227826305"/>
       <w:bookmarkEnd w:id="6"/>
       <w:bookmarkEnd w:id="7"/>
       <w:r>
@@ -3351,7 +3116,7 @@
       <w:pPr>
         <w:pStyle w:val="Heading2"/>
       </w:pPr>
-      <w:bookmarkStart w:id="9" w:name="_Toc224748436"/>
+      <w:bookmarkStart w:id="9" w:name="_Toc227826306"/>
       <w:r>
         <w:t>Terminologické vymedzenie kľúčových pojmov</w:t>
       </w:r>
@@ -3369,28 +3134,28 @@
     <w:p>
       <w:pPr>
         <w:pStyle w:val="Heading1"/>
+        <w:numPr>
+          <w:ilvl w:val="0"/>
+          <w:numId w:val="0"/>
+        </w:numPr>
+        <w:ind w:left="431"/>
         <w:rPr>
           <w:rStyle w:val="Heading1Char"/>
         </w:rPr>
       </w:pPr>
-      <w:bookmarkStart w:id="10" w:name="_Toc224748437"/>
-      <w:r>
-        <w:lastRenderedPageBreak/>
-        <w:t>Partnerské vzťahy a manželstvo v súčasnom Japonsku</w:t>
-      </w:r>
-      <w:bookmarkEnd w:id="10"/>
-    </w:p>
-    <w:p>
-      <w:pPr>
-        <w:pStyle w:val="Heading2"/>
+    </w:p>
+    <w:p>
+      <w:pPr>
+        <w:pStyle w:val="Heading1"/>
         <w:rPr>
           <w:rStyle w:val="Heading2Char"/>
           <w:b/>
           <w:lang w:eastAsia="en-US"/>
         </w:rPr>
       </w:pPr>
-      <w:bookmarkStart w:id="11" w:name="_Toc224748438"/>
-      <w:r>
+      <w:bookmarkStart w:id="10" w:name="_Toc227826307"/>
+      <w:r>
+        <w:lastRenderedPageBreak/>
         <w:t>Vývoj manželstva a partnerských vzťahov v</w:t>
       </w:r>
       <w:r>
@@ -3399,143 +3164,126 @@
       <w:r>
         <w:t>Japonsku</w:t>
       </w:r>
+      <w:bookmarkEnd w:id="10"/>
+    </w:p>
+    <w:p>
+      <w:pPr>
+        <w:spacing w:line="360" w:lineRule="auto"/>
+        <w:ind w:firstLine="431"/>
+      </w:pPr>
+      <w:r>
+        <w:t xml:space="preserve">Súčasná podoba japonských vzťahov je výsledkom storočí pravidiel a tradícií. Dlhé obdobie feudalizmu v Japonsku nastavilo jasné </w:t>
+      </w:r>
+      <w:r>
+        <w:t>hranice.</w:t>
+      </w:r>
+      <w:r>
+        <w:t xml:space="preserve"> </w:t>
+      </w:r>
+      <w:r>
+        <w:t>M</w:t>
+      </w:r>
+      <w:r>
+        <w:t>anželstvo nebolo vnímané ako romantický zväzok dvoch ľudí, ale ako pragmatický nástroj na zachovanie rodovej línie a ekonomickej stability.</w:t>
+      </w:r>
+    </w:p>
+    <w:p>
+      <w:pPr>
+        <w:spacing w:line="360" w:lineRule="auto"/>
+        <w:ind w:firstLine="431"/>
+      </w:pPr>
+      <w:r>
+        <w:t>Zväzky medzi mužo</w:t>
+      </w:r>
+      <w:r>
+        <w:t>m</w:t>
+      </w:r>
+      <w:r>
+        <w:t xml:space="preserve"> a ženou boli dohodnuté s ohľadom na záujmy rodiny a ž</w:t>
+      </w:r>
+      <w:r>
+        <w:t xml:space="preserve">ivot ženy </w:t>
+      </w:r>
+      <w:r>
+        <w:t xml:space="preserve">v období Tokugawa </w:t>
+      </w:r>
+      <w:r>
+        <w:t>bol zredukovaný na domáce prostredie a starostlivosť o potomstvo, zatiaľ čo mužský svet</w:t>
+      </w:r>
+      <w:r>
+        <w:t xml:space="preserve"> bol oveľa pestrejší</w:t>
+      </w:r>
+      <w:r>
+        <w:t>. Obchodníci a predstavitelia vyšších vrstiev hľadali rozptýlenie v zábavných štvrtiach plných divadiel</w:t>
+      </w:r>
+      <w:r>
+        <w:t xml:space="preserve">, </w:t>
+      </w:r>
+      <w:r>
+        <w:t>reštaurácií</w:t>
+      </w:r>
+      <w:r>
+        <w:t xml:space="preserve"> a nevestincov</w:t>
+      </w:r>
+      <w:r>
+        <w:t>, ktoré im ponúkali priestor pre relaxáciu. Tieto miesta boli v podstate izolovaným svetom s vlastnými pravidlami, kde bolo možné dočasne odložiť spoločenskú masku zodpovednej hlavy rodiny a nadväzovať neformálne vzťahy bez ohľadu na prísne morálne normy bežného dňa.</w:t>
+      </w:r>
+      <w:r>
+        <w:rPr>
+          <w:rStyle w:val="FootnoteReference"/>
+        </w:rPr>
+        <w:footnoteReference w:id="1"/>
+      </w:r>
+    </w:p>
+    <w:p>
+      <w:pPr>
+        <w:spacing w:line="360" w:lineRule="auto"/>
+        <w:ind w:firstLine="431"/>
+      </w:pPr>
+      <w:r>
+        <w:t xml:space="preserve">Spoločnosť </w:t>
+      </w:r>
+      <w:r>
+        <w:t>bola striktne rozdelená na niekoľko tried. Najvyššie postavenie v tomto rebríčku zastávala kasta bojovníkov (samurajov), pod ktorou sa nachádzalo roľníctvo. Najnižší sociálny status bol pripisovaný vrstve obchodníkov</w:t>
+      </w:r>
+      <w:r>
+        <w:t xml:space="preserve"> a a</w:t>
+      </w:r>
+      <w:r>
+        <w:t>kékoľvek manželské zväzky medzi ľuďmi z rôznych tried boli nezákonné</w:t>
+      </w:r>
+      <w:r>
+        <w:t>.</w:t>
+      </w:r>
+      <w:r>
+        <w:rPr>
+          <w:rStyle w:val="FootnoteReference"/>
+        </w:rPr>
+        <w:footnoteReference w:id="2"/>
+      </w:r>
+    </w:p>
+    <w:p>
+      <w:pPr>
+        <w:pStyle w:val="Heading2"/>
+      </w:pPr>
+      <w:bookmarkStart w:id="11" w:name="_Toc227826308"/>
+      <w:r>
+        <w:t>Koncept Omiai</w:t>
+      </w:r>
+      <w:r>
+        <w:t xml:space="preserve"> (</w:t>
+      </w:r>
+      <w:r>
+        <w:rPr>
+          <w:rFonts w:hint="eastAsia"/>
+          <w:lang w:eastAsia="ja-JP"/>
+        </w:rPr>
+        <w:t>お見合い</w:t>
+      </w:r>
+      <w:r>
+        <w:t>)</w:t>
+      </w:r>
       <w:bookmarkEnd w:id="11"/>
-    </w:p>
-    <w:p>
-      <w:pPr>
-        <w:spacing w:line="360" w:lineRule="auto"/>
-        <w:ind w:firstLine="431"/>
-      </w:pPr>
-      <w:r>
-        <w:t xml:space="preserve">Súčasná podoba japonských vzťahov je výsledkom storočí pravidiel a tradícií. Dlhé obdobie feudalizmu v Japonsku nastavilo jasné </w:t>
-      </w:r>
-      <w:r>
-        <w:t>hranice.</w:t>
-      </w:r>
-      <w:r>
-        <w:t xml:space="preserve"> </w:t>
-      </w:r>
-      <w:r>
-        <w:t>M</w:t>
-      </w:r>
-      <w:r>
-        <w:t>anželstvo nebolo vnímané ako romantický zväzok dvoch ľudí, ale ako pragmatický nástroj na zachovanie rodovej línie a ekonomickej stability.</w:t>
-      </w:r>
-    </w:p>
-    <w:p>
-      <w:pPr>
-        <w:spacing w:line="360" w:lineRule="auto"/>
-        <w:ind w:firstLine="431"/>
-      </w:pPr>
-      <w:r>
-        <w:t>Zväzky medzi mužo</w:t>
-      </w:r>
-      <w:r>
-        <w:t>m</w:t>
-      </w:r>
-      <w:r>
-        <w:t xml:space="preserve"> a ženou boli dohodnuté s ohľadom na záujmy rodiny a ž</w:t>
-      </w:r>
-      <w:r>
-        <w:t xml:space="preserve">ivot ženy </w:t>
-      </w:r>
-      <w:r>
-        <w:t xml:space="preserve">v období Tokugawa </w:t>
-      </w:r>
-      <w:r>
-        <w:t>bol zredukovaný na domáce prostredie a starostlivosť o potomstvo, zatiaľ čo mužský svet</w:t>
-      </w:r>
-      <w:r>
-        <w:t xml:space="preserve"> bol oveľa pestrejší</w:t>
-      </w:r>
-      <w:r>
-        <w:t>. Obchodníci a predstavitelia vyšších vrstiev hľadali rozptýlenie v zábavných štvrtiach plných divadiel</w:t>
-      </w:r>
-      <w:r>
-        <w:t xml:space="preserve">, </w:t>
-      </w:r>
-      <w:r>
-        <w:t>reštaurácií</w:t>
-      </w:r>
-      <w:r>
-        <w:t xml:space="preserve"> a nevestincov</w:t>
-      </w:r>
-      <w:r>
-        <w:t>, ktoré im ponúkali priestor pre relaxáciu. Tieto miesta boli v podstate izolovaným svetom s vlastnými pravidlami, kde bolo možné dočasne odložiť spoločenskú masku zodpovednej hlavy rodiny a nadväzovať neformálne vzťahy bez ohľadu na prísne morálne normy bežného dňa.</w:t>
-      </w:r>
-      <w:r>
-        <w:rPr>
-          <w:rStyle w:val="FootnoteReference"/>
-        </w:rPr>
-        <w:footnoteReference w:id="1"/>
-      </w:r>
-    </w:p>
-    <w:p>
-      <w:pPr>
-        <w:spacing w:line="360" w:lineRule="auto"/>
-        <w:ind w:firstLine="431"/>
-      </w:pPr>
-      <w:r>
-        <w:t xml:space="preserve">Spoločnosť </w:t>
-      </w:r>
-      <w:r>
-        <w:t>bola striktne rozdelená na niekoľko tried. Najvyššie postavenie v tomto rebríčku zastávala kasta bojovníkov (samurajov), pod ktorou sa nachádzalo roľníctvo. Najnižší sociálny status bol pripisovaný vrstve obchodníkov</w:t>
-      </w:r>
-      <w:r>
-        <w:t xml:space="preserve"> a a</w:t>
-      </w:r>
-      <w:r>
-        <w:t>kékoľvek manželské zväzky medzi ľuďmi z rôznych tried boli nezákonné</w:t>
-      </w:r>
-      <w:r>
-        <w:t>.</w:t>
-      </w:r>
-      <w:r>
-        <w:rPr>
-          <w:rStyle w:val="FootnoteReference"/>
-        </w:rPr>
-        <w:footnoteReference w:id="2"/>
-      </w:r>
-    </w:p>
-    <w:p>
-      <w:pPr>
-        <w:spacing w:line="360" w:lineRule="auto"/>
-        <w:ind w:firstLine="431"/>
-        <w:rPr>
-          <w:b/>
-          <w:bCs/>
-        </w:rPr>
-      </w:pPr>
-      <w:r>
-        <w:rPr>
-          <w:b/>
-          <w:bCs/>
-        </w:rPr>
-        <w:t>Koncept Omiai</w:t>
-      </w:r>
-      <w:r>
-        <w:rPr>
-          <w:b/>
-          <w:bCs/>
-        </w:rPr>
-        <w:t xml:space="preserve"> (</w:t>
-      </w:r>
-      <w:r>
-        <w:rPr>
-          <w:rFonts w:hint="eastAsia"/>
-          <w:b/>
-          <w:bCs/>
-          <w:lang w:eastAsia="ja-JP"/>
-        </w:rPr>
-        <w:t>お見合い</w:t>
-      </w:r>
-      <w:r>
-        <w:rPr>
-          <w:b/>
-          <w:bCs/>
-        </w:rPr>
-        <w:t>)</w:t>
-      </w:r>
     </w:p>
     <w:p>
       <w:pPr>
@@ -3793,53 +3541,330 @@
     <w:p>
       <w:pPr>
         <w:spacing w:line="360" w:lineRule="auto"/>
+      </w:pPr>
+    </w:p>
+    <w:p>
+      <w:pPr>
+        <w:pStyle w:val="Heading2"/>
+      </w:pPr>
+      <w:bookmarkStart w:id="12" w:name="_Toc227826309"/>
+      <w:r>
+        <w:t>Systém</w:t>
+      </w:r>
+      <w:r>
+        <w:t xml:space="preserve"> ie (</w:t>
+      </w:r>
+      <w:r>
+        <w:rPr>
+          <w:rFonts w:hint="eastAsia"/>
+          <w:lang w:eastAsia="ja-JP"/>
+        </w:rPr>
+        <w:t>家</w:t>
+      </w:r>
+      <w:r>
+        <w:t>)</w:t>
+      </w:r>
+      <w:bookmarkEnd w:id="12"/>
+    </w:p>
+    <w:p>
+      <w:pPr>
+        <w:spacing w:line="360" w:lineRule="auto"/>
         <w:ind w:firstLine="431"/>
-      </w:pPr>
-      <w:r>
-        <w:t>V období od éry Meidži až po kapituláciu Japonska v druhej svetovej vojne fungovala rodina ako základná politická a spoločenská jednotka, na ktorej stála stabilita celého štátu. Legislatíva vtedy definovala rodinu ako prísne hierarchickú štruktúru, na ktorej čele stíl oficiálny správca (hlava rodiny), ktorý mal zákonnú povinnosť voči štátu dohliadať na správnosť rodinných registrov.</w:t>
-      </w:r>
-      <w:r>
-        <w:rPr>
-          <w:rStyle w:val="FootnoteReference"/>
-        </w:rPr>
-        <w:footnoteReference w:id="6"/>
-      </w:r>
-      <w:r>
-        <w:t xml:space="preserve"> </w:t>
-      </w:r>
-    </w:p>
-    <w:p>
-      <w:pPr>
-        <w:spacing w:line="360" w:lineRule="auto"/>
-        <w:ind w:firstLine="431"/>
-      </w:pPr>
-      <w:r>
-        <w:t>Právny rámec tohto usporiadania definoval Japonský občiansky zákonník z roku 1898. Jeho vtedajší článok 732 špecifikoval zloženie domácej jednotky nasledovne:</w:t>
-      </w:r>
-    </w:p>
-    <w:p>
-      <w:pPr>
-        <w:spacing w:line="360" w:lineRule="auto"/>
-        <w:ind w:firstLine="431"/>
-        <w:rPr>
+        <w:rPr>
+          <w:rFonts w:eastAsia="Yu Mincho"/>
+        </w:rPr>
+      </w:pPr>
+      <w:r>
+        <w:rPr>
+          <w:rFonts w:eastAsia="Yu Mincho"/>
           <w:i/>
           <w:iCs/>
         </w:rPr>
-      </w:pPr>
-      <w:r>
-        <w:rPr>
+        <w:t>Ie</w:t>
+      </w:r>
+      <w:r>
+        <w:rPr>
+          <w:rFonts w:eastAsia="Yu Mincho"/>
+        </w:rPr>
+        <w:t>, doslovne preložené ako „dom“, je japonský rodinný systém</w:t>
+      </w:r>
+      <w:r>
+        <w:rPr>
+          <w:rFonts w:eastAsia="Yu Mincho"/>
+        </w:rPr>
+        <w:t>, ktorý nemôžme jednoducho stotožniť s európskym chápaním rodiny. V spoločenských vedách sa často používa pre</w:t>
+      </w:r>
+      <w:r>
+        <w:rPr>
+          <w:rFonts w:eastAsia="Yu Mincho"/>
           <w:i/>
           <w:iCs/>
         </w:rPr>
-        <w:t xml:space="preserve">„Členovia domácnosti pozostávajú z takých príbuzných hlavy domácnosti, ktorí žijú v jeho dome, ako aj z manželov a manželiek týchto príbuzných. Ak dôjde k zmene hlavy </w:t>
-      </w:r>
-      <w:r>
+        <w:t xml:space="preserve"> ie </w:t>
+      </w:r>
+      <w:r>
+        <w:rPr>
+          <w:rFonts w:eastAsia="Yu Mincho"/>
+        </w:rPr>
+        <w:t>výraz „rodinný systém“, ale je to skôr vytvorený koncept, aby bolo možné vysvetliť špecifické črty japonského správania so zvyškom sveta.</w:t>
+      </w:r>
+      <w:r>
+        <w:rPr>
+          <w:rStyle w:val="FootnoteReference"/>
+          <w:rFonts w:eastAsia="Yu Mincho"/>
+        </w:rPr>
+        <w:footnoteReference w:id="6"/>
+      </w:r>
+    </w:p>
+    <w:p>
+      <w:pPr>
+        <w:spacing w:line="360" w:lineRule="auto"/>
+        <w:ind w:firstLine="431"/>
+        <w:rPr>
+          <w:rFonts w:eastAsia="Yu Mincho"/>
+        </w:rPr>
+      </w:pPr>
+      <w:r>
+        <w:rPr>
+          <w:rFonts w:eastAsia="Yu Mincho"/>
+        </w:rPr>
+        <w:lastRenderedPageBreak/>
+        <w:t>Jedným z dôležitých znakov ie je kontinuita. Ie n</w:t>
+      </w:r>
+      <w:r>
+        <w:rPr>
+          <w:rFonts w:eastAsia="Yu Mincho"/>
+        </w:rPr>
+        <w:t>ebolo</w:t>
+      </w:r>
+      <w:r>
+        <w:rPr>
+          <w:rFonts w:eastAsia="Yu Mincho"/>
+        </w:rPr>
+        <w:t xml:space="preserve"> len združením osôb, ale pat</w:t>
+      </w:r>
+      <w:r>
+        <w:rPr>
+          <w:rFonts w:eastAsia="Yu Mincho"/>
+        </w:rPr>
+        <w:t xml:space="preserve">rili </w:t>
+      </w:r>
+      <w:r>
+        <w:rPr>
+          <w:rFonts w:eastAsia="Yu Mincho"/>
+        </w:rPr>
+        <w:t xml:space="preserve">doňho predkovia, súčasní členovia a zatiaľ nenarodené generácie. </w:t>
+      </w:r>
+      <w:r>
+        <w:rPr>
+          <w:rFonts w:eastAsia="Yu Mincho"/>
+        </w:rPr>
+        <w:t xml:space="preserve">Hlavnou úlohou žijúcich členov </w:t>
+      </w:r>
+      <w:r>
+        <w:rPr>
+          <w:rFonts w:eastAsia="Yu Mincho"/>
+        </w:rPr>
+        <w:t>bolo</w:t>
+      </w:r>
+      <w:r>
+        <w:rPr>
+          <w:rFonts w:eastAsia="Yu Mincho"/>
+        </w:rPr>
+        <w:t xml:space="preserve"> uctievať predkov a zabezpečiť, aby ie pokračovalo aj po ich smrti.</w:t>
+      </w:r>
+      <w:r>
+        <w:rPr>
+          <w:rStyle w:val="FootnoteReference"/>
+          <w:rFonts w:eastAsia="Yu Mincho"/>
+        </w:rPr>
+        <w:footnoteReference w:id="7"/>
+      </w:r>
+    </w:p>
+    <w:p>
+      <w:pPr>
+        <w:spacing w:line="360" w:lineRule="auto"/>
+        <w:ind w:firstLine="431"/>
+        <w:rPr>
+          <w:rFonts w:eastAsia="Yu Mincho"/>
+        </w:rPr>
+      </w:pPr>
+      <w:r>
+        <w:rPr>
+          <w:rFonts w:eastAsia="Yu Mincho"/>
+        </w:rPr>
+        <w:t xml:space="preserve">Ďalším znakom je hierarchia. Vzťahy v rámci ie </w:t>
+      </w:r>
+      <w:r>
+        <w:rPr>
+          <w:rFonts w:eastAsia="Yu Mincho"/>
+        </w:rPr>
+        <w:t xml:space="preserve">boli </w:t>
+      </w:r>
+      <w:r>
+        <w:rPr>
+          <w:rFonts w:eastAsia="Yu Mincho"/>
+        </w:rPr>
+        <w:t>prísne hierarchické a založené na veku, pohlaví a postavení v </w:t>
+      </w:r>
+      <w:r>
+        <w:rPr>
+          <w:rFonts w:eastAsia="Yu Mincho"/>
+        </w:rPr>
+        <w:t>ňom</w:t>
+      </w:r>
+      <w:r>
+        <w:rPr>
+          <w:rFonts w:eastAsia="Yu Mincho"/>
+        </w:rPr>
+        <w:t>. Hlava rodiny v</w:t>
+      </w:r>
+      <w:r>
+        <w:rPr>
+          <w:rFonts w:eastAsia="Yu Mincho"/>
+        </w:rPr>
+        <w:t>iedla</w:t>
+      </w:r>
+      <w:r>
+        <w:rPr>
+          <w:rFonts w:eastAsia="Yu Mincho"/>
+        </w:rPr>
+        <w:t xml:space="preserve"> záležitosti domu a</w:t>
+      </w:r>
+      <w:r>
+        <w:rPr>
+          <w:rFonts w:eastAsia="Yu Mincho"/>
+        </w:rPr>
+        <w:t> </w:t>
+      </w:r>
+      <w:r>
+        <w:rPr>
+          <w:rFonts w:eastAsia="Yu Mincho"/>
+        </w:rPr>
+        <w:t>n</w:t>
+      </w:r>
+      <w:r>
+        <w:rPr>
+          <w:rFonts w:eastAsia="Yu Mincho"/>
+        </w:rPr>
+        <w:t xml:space="preserve">iesla </w:t>
+      </w:r>
+      <w:r>
+        <w:rPr>
+          <w:rFonts w:eastAsia="Yu Mincho"/>
+        </w:rPr>
+        <w:t>právnu zodpovednosť za všetkých členov. Vzťahy medzi členmi neurčovala láska, ale povinnosť a úcta. Dokonca blízky vzťah medzi manželmi sa mohol považovať za nebezpečný, pretože hrozilo, že ich súkromé záujmy prevážia nad potrebami ie. Mladší členovia spláca</w:t>
+      </w:r>
+      <w:r>
+        <w:rPr>
+          <w:rFonts w:eastAsia="Yu Mincho"/>
+        </w:rPr>
+        <w:t>li</w:t>
+      </w:r>
+      <w:r>
+        <w:rPr>
+          <w:rFonts w:eastAsia="Yu Mincho"/>
+        </w:rPr>
+        <w:t xml:space="preserve"> dlh starším za svoju výchovu a záujem celku st</w:t>
+      </w:r>
+      <w:r>
+        <w:rPr>
+          <w:rFonts w:eastAsia="Yu Mincho"/>
+        </w:rPr>
+        <w:t xml:space="preserve">ál </w:t>
+      </w:r>
+      <w:r>
+        <w:rPr>
+          <w:rFonts w:eastAsia="Yu Mincho"/>
+        </w:rPr>
+        <w:t>nad záujmom jednotlivca. Ak niekto ohroz</w:t>
+      </w:r>
+      <w:r>
+        <w:rPr>
+          <w:rFonts w:eastAsia="Yu Mincho"/>
+        </w:rPr>
+        <w:t>il</w:t>
+      </w:r>
+      <w:r>
+        <w:rPr>
+          <w:rFonts w:eastAsia="Yu Mincho"/>
+        </w:rPr>
+        <w:t xml:space="preserve"> meno ie, m</w:t>
+      </w:r>
+      <w:r>
+        <w:rPr>
+          <w:rFonts w:eastAsia="Yu Mincho"/>
+        </w:rPr>
+        <w:t>ohol</w:t>
+      </w:r>
+      <w:r>
+        <w:rPr>
+          <w:rFonts w:eastAsia="Yu Mincho"/>
+        </w:rPr>
+        <w:t xml:space="preserve"> byť z neho vylúčený.</w:t>
+      </w:r>
+      <w:r>
+        <w:rPr>
+          <w:rStyle w:val="FootnoteReference"/>
+          <w:rFonts w:eastAsia="Yu Mincho"/>
+        </w:rPr>
+        <w:footnoteReference w:id="8"/>
+      </w:r>
+    </w:p>
+    <w:p>
+      <w:pPr>
+        <w:spacing w:line="360" w:lineRule="auto"/>
+        <w:ind w:firstLine="431"/>
+      </w:pPr>
+      <w:r>
+        <w:t>V období od éry Meidži až po kapituláciu Japonska v druhej svetovej vojne fun</w:t>
+      </w:r>
+      <w:r>
+        <w:t>goval</w:t>
+      </w:r>
+      <w:r>
+        <w:t>o</w:t>
+      </w:r>
+      <w:r>
+        <w:t xml:space="preserve"> rodina</w:t>
+      </w:r>
+      <w:r>
+        <w:t xml:space="preserve"> ako základná politická a spoločenská jednotka, na ktorej stála stabilita celého štátu. Legislatíva vtedy definovala rodinu ako prísne hierarchickú štruktúru, na ktorej čele stíl oficiálny správca (hlava rodiny), ktorý mal zákonnú povinnosť voči štátu dohliadať na správnosť rodinných registrov.</w:t>
+      </w:r>
+      <w:r>
+        <w:rPr>
+          <w:rStyle w:val="FootnoteReference"/>
+        </w:rPr>
+        <w:footnoteReference w:id="9"/>
+      </w:r>
+      <w:r>
+        <w:t xml:space="preserve"> </w:t>
+      </w:r>
+    </w:p>
+    <w:p>
+      <w:pPr>
+        <w:spacing w:line="360" w:lineRule="auto"/>
+        <w:ind w:firstLine="431"/>
+      </w:pPr>
+      <w:r>
+        <w:t>Právny rámec tohto usporiadania definoval Japonský občiansky zákonník z roku 1898. Jeho vtedajší článok 732 špecifikoval zloženie domácej jednotky nasledovne:</w:t>
+      </w:r>
+    </w:p>
+    <w:p>
+      <w:pPr>
+        <w:spacing w:line="360" w:lineRule="auto"/>
+        <w:ind w:firstLine="431"/>
         <w:rPr>
           <w:i/>
           <w:iCs/>
         </w:rPr>
-        <w:lastRenderedPageBreak/>
-        <w:t>domácnosti, bývalá hlava a členovia jej domácnosti sa stávajú členmi domácnosti novej hlavy.“</w:t>
+      </w:pPr>
+      <w:r>
+        <w:rPr>
+          <w:i/>
+          <w:iCs/>
+        </w:rPr>
+        <w:t>„Členovia domácnosti pozostávajú z takých príbuzných hlavy domácnosti, ktorí žijú v jeho dome, ako aj z manželov a manželiek týchto príbuzných. Ak dôjde k zmene hlavy domácnosti, bývalá hlava a členovia jej domácnosti sa stávajú členmi domácnosti novej hlavy.“</w:t>
       </w:r>
       <w:r>
         <w:rPr>
@@ -3847,7 +3872,7 @@
           <w:i/>
           <w:iCs/>
         </w:rPr>
-        <w:footnoteReference w:id="7"/>
+        <w:footnoteReference w:id="10"/>
       </w:r>
     </w:p>
     <w:p>
@@ -3862,13 +3887,19 @@
         <w:rPr>
           <w:rFonts w:eastAsia="Yu Mincho"/>
         </w:rPr>
-        <w:t>Podľa Joy Hendryovej bol t</w:t>
-      </w:r>
-      <w:r>
-        <w:rPr>
-          <w:rFonts w:eastAsia="Yu Mincho"/>
-        </w:rPr>
-        <w:t xml:space="preserve">ento </w:t>
+        <w:t xml:space="preserve"> </w:t>
+      </w:r>
+      <w:r>
+        <w:rPr>
+          <w:rFonts w:eastAsia="Yu Mincho"/>
+        </w:rPr>
+        <w:t>Tento</w:t>
+      </w:r>
+      <w:r>
+        <w:rPr>
+          <w:rFonts w:eastAsia="Yu Mincho"/>
+        </w:rPr>
+        <w:t xml:space="preserve"> </w:t>
       </w:r>
       <w:r>
         <w:rPr>
@@ -3886,6 +3917,12 @@
         <w:rPr>
           <w:rFonts w:eastAsia="Yu Mincho"/>
         </w:rPr>
+        <w:t xml:space="preserve">bol </w:t>
+      </w:r>
+      <w:r>
+        <w:rPr>
+          <w:rFonts w:eastAsia="Yu Mincho"/>
+        </w:rPr>
         <w:t>po druhej svetovej vojne právne potlačený a označovaný za zdroj spoločenských problémov,</w:t>
       </w:r>
       <w:r>
@@ -3898,15 +3935,146 @@
         <w:rPr>
           <w:rFonts w:eastAsia="Yu Mincho"/>
         </w:rPr>
-        <w:t xml:space="preserve"> jeho vplyv v krajine stále pretrváva. Napriek tomu, že súčasný životný štýl a urbanizácia idú priamo proti jeho pôvodným pravidlám a odborníci mu už dávno predpovedali koniec, staré hodnoty sú v japonskej spoločnosti stále prítomné. Ak chceme pochopiť, ako sa tieto tradície prejavujú v dnešnom Japonsku a prečo sa stali vzorom pre iné oblasti života, musíme najprv porozumieť ich historickým základom.</w:t>
+        <w:t xml:space="preserve"> jeho vplyv v krajine stále pretrváva.</w:t>
       </w:r>
       <w:r>
         <w:rPr>
           <w:rStyle w:val="FootnoteReference"/>
           <w:rFonts w:eastAsia="Yu Mincho"/>
         </w:rPr>
-        <w:footnoteReference w:id="8"/>
-      </w:r>
+        <w:footnoteReference w:id="11"/>
+      </w:r>
+      <w:r>
+        <w:rPr>
+          <w:rFonts w:eastAsia="Yu Mincho"/>
+        </w:rPr>
+        <w:t xml:space="preserve"> </w:t>
+      </w:r>
+    </w:p>
+    <w:p>
+      <w:pPr>
+        <w:spacing w:line="360" w:lineRule="auto"/>
+        <w:ind w:firstLine="431"/>
+        <w:rPr>
+          <w:rFonts w:eastAsia="Yu Mincho"/>
+        </w:rPr>
+      </w:pPr>
+      <w:r>
+        <w:rPr>
+          <w:rFonts w:eastAsia="Yu Mincho"/>
+        </w:rPr>
+        <w:lastRenderedPageBreak/>
+        <w:t>Po skončení druhej svetovej vojny došlo k zmene chápania svadby. Na uzavretie manželstva už nebol potrebný súhlas hlavy domácnosti, ale stačilo slobodné rozhodnutie dvojice. Tento krok zároveň oficiálne zrovnoprávnil postavenie mužov a</w:t>
+      </w:r>
+      <w:r>
+        <w:rPr>
+          <w:rFonts w:eastAsia="Yu Mincho"/>
+        </w:rPr>
+        <w:t> </w:t>
+      </w:r>
+      <w:r>
+        <w:rPr>
+          <w:rFonts w:eastAsia="Yu Mincho"/>
+        </w:rPr>
+        <w:t>žien</w:t>
+      </w:r>
+      <w:r>
+        <w:rPr>
+          <w:rFonts w:eastAsia="Yu Mincho"/>
+        </w:rPr>
+        <w:t xml:space="preserve">. V Japonskej ústave z roku 1947 v článku je napísané: </w:t>
+      </w:r>
+    </w:p>
+    <w:p>
+      <w:pPr>
+        <w:spacing w:line="360" w:lineRule="auto"/>
+        <w:ind w:firstLine="431"/>
+        <w:rPr>
+          <w:rFonts w:eastAsia="Yu Mincho"/>
+          <w:i/>
+          <w:iCs/>
+        </w:rPr>
+      </w:pPr>
+      <w:r>
+        <w:rPr>
+          <w:rFonts w:eastAsia="Yu Mincho"/>
+          <w:i/>
+          <w:iCs/>
+        </w:rPr>
+        <w:t>„</w:t>
+      </w:r>
+      <w:r>
+        <w:rPr>
+          <w:rFonts w:eastAsia="Yu Mincho"/>
+          <w:i/>
+          <w:iCs/>
+        </w:rPr>
+        <w:t>Manželstvo sa zakladá výlučne na vzájomnom súhlase oboch pohlaví a musí byť udržiavané prostredníctvom vzájomnej spolupráce, pričom základom sú rovnaké práva manžela a manželky.</w:t>
+      </w:r>
+      <w:r>
+        <w:rPr>
+          <w:rFonts w:eastAsia="Yu Mincho"/>
+          <w:i/>
+          <w:iCs/>
+        </w:rPr>
+        <w:t xml:space="preserve"> </w:t>
+      </w:r>
+      <w:r>
+        <w:rPr>
+          <w:rFonts w:eastAsia="Yu Mincho"/>
+          <w:i/>
+          <w:iCs/>
+        </w:rPr>
+        <w:t>Pokiaľ ide o výber partnera, majetkové práva, dedičstvo, voľbu bydliska, rozvod a ďalšie záležitosti týkajúce sa manželstva a rodiny, zákony musia byť vypracované na základe dôstojnosti jednotlivca a podstatnej rovnosti oboch pohlaví.</w:t>
+      </w:r>
+      <w:r>
+        <w:rPr>
+          <w:rFonts w:eastAsia="Yu Mincho"/>
+          <w:i/>
+          <w:iCs/>
+        </w:rPr>
+        <w:t>“</w:t>
+      </w:r>
+      <w:r>
+        <w:rPr>
+          <w:rStyle w:val="FootnoteReference"/>
+          <w:rFonts w:eastAsia="Yu Mincho"/>
+          <w:i/>
+          <w:iCs/>
+        </w:rPr>
+        <w:footnoteReference w:id="12"/>
+      </w:r>
+    </w:p>
+    <w:p>
+      <w:pPr>
+        <w:spacing w:line="360" w:lineRule="auto"/>
+        <w:ind w:firstLine="431"/>
+        <w:rPr>
+          <w:rFonts w:eastAsia="Yu Mincho"/>
+        </w:rPr>
+      </w:pPr>
+      <w:r>
+        <w:rPr>
+          <w:rFonts w:eastAsia="Yu Mincho"/>
+        </w:rPr>
+        <w:t>Napriek tomu, že súčasný životný štýl a urbanizácia idú priamo proti jeho pôvodným pravidlám a odborníci mu už dávno predpovedali koniec, staré hodnoty sú v japonskej spoločnosti stále prítomné. Ak chceme pochopiť, ako sa tieto tradície prejavujú v dnešnom Japonsku a prečo sa stali vzorom pre iné oblasti života, musíme najprv porozumieť ich historickým základom.</w:t>
+      </w:r>
+      <w:r>
+        <w:rPr>
+          <w:rStyle w:val="FootnoteReference"/>
+          <w:rFonts w:eastAsia="Yu Mincho"/>
+        </w:rPr>
+        <w:footnoteReference w:id="13"/>
+      </w:r>
+    </w:p>
+    <w:p>
+      <w:pPr>
+        <w:spacing w:line="360" w:lineRule="auto"/>
+        <w:ind w:firstLine="431"/>
+        <w:rPr>
+          <w:rFonts w:eastAsia="Yu Mincho"/>
+        </w:rPr>
+      </w:pPr>
     </w:p>
     <w:p>
       <w:pPr>
@@ -3930,73 +4098,32 @@
       <w:pPr>
         <w:pStyle w:val="Heading2"/>
       </w:pPr>
-      <w:bookmarkStart w:id="12" w:name="_Toc224748439"/>
+      <w:bookmarkStart w:id="13" w:name="_Toc227826310"/>
       <w:r>
         <w:t>Demografické trendy: neskoršie a menej časté manželstvo</w:t>
       </w:r>
-      <w:bookmarkEnd w:id="12"/>
+      <w:bookmarkEnd w:id="13"/>
     </w:p>
     <w:p>
       <w:pPr>
         <w:pStyle w:val="Heading2"/>
       </w:pPr>
-      <w:bookmarkStart w:id="13" w:name="_Toc224748440"/>
+      <w:bookmarkStart w:id="14" w:name="_Toc227826311"/>
       <w:r>
         <w:t>Život osamote a prechod do dospelosti</w:t>
       </w:r>
-      <w:bookmarkEnd w:id="13"/>
+      <w:bookmarkEnd w:id="14"/>
     </w:p>
     <w:p>
       <w:pPr>
         <w:pStyle w:val="Heading1"/>
       </w:pPr>
-      <w:bookmarkStart w:id="14" w:name="_Toc224748441"/>
-      <w:r>
-        <w:lastRenderedPageBreak/>
-        <w:t>Faktory poklesu nadväzovania partnerských vzťahov</w:t>
-      </w:r>
-      <w:bookmarkEnd w:id="14"/>
-    </w:p>
-    <w:p>
-      <w:pPr>
-        <w:pStyle w:val="Heading2"/>
-      </w:pPr>
-      <w:bookmarkStart w:id="15" w:name="_Toc224748442"/>
-      <w:r>
-        <w:t>Ekonomické a pracovné faktory</w:t>
-      </w:r>
-      <w:bookmarkEnd w:id="15"/>
-    </w:p>
-    <w:p>
-      <w:pPr>
-        <w:pStyle w:val="Heading2"/>
-      </w:pPr>
-      <w:bookmarkStart w:id="16" w:name="_Toc224748443"/>
-      <w:r>
-        <w:t>Rodové očakávania a predstavy o manželstve</w:t>
-      </w:r>
-      <w:bookmarkEnd w:id="16"/>
-    </w:p>
-    <w:p>
-      <w:pPr>
-        <w:pStyle w:val="Heading2"/>
-      </w:pPr>
-      <w:bookmarkStart w:id="17" w:name="_Toc224748444"/>
-      <w:r>
-        <w:t>Hodnotové a životné zmeny mladej generácie</w:t>
-      </w:r>
-      <w:bookmarkEnd w:id="17"/>
-    </w:p>
-    <w:p>
-      <w:pPr>
-        <w:pStyle w:val="Heading1"/>
-      </w:pPr>
-      <w:bookmarkStart w:id="18" w:name="_Toc224748445"/>
+      <w:bookmarkStart w:id="15" w:name="_Toc227826312"/>
       <w:r>
         <w:lastRenderedPageBreak/>
         <w:t>Súvisiace sociálne javy a ich interpretácia</w:t>
       </w:r>
-      <w:bookmarkEnd w:id="18"/>
+      <w:bookmarkEnd w:id="15"/>
     </w:p>
     <w:p>
       <w:pPr>
@@ -4005,11 +4132,11 @@
           <w:rStyle w:val="Heading2Char"/>
         </w:rPr>
       </w:pPr>
-      <w:bookmarkStart w:id="19" w:name="_Toc224748446"/>
+      <w:bookmarkStart w:id="16" w:name="_Toc227826313"/>
       <w:r>
         <w:t>Fenomén „herbivore men“ a zmena mužskej identity</w:t>
       </w:r>
-      <w:bookmarkEnd w:id="19"/>
+      <w:bookmarkEnd w:id="16"/>
     </w:p>
     <w:p>
       <w:pPr>
@@ -4107,7 +4234,7 @@
           <w:rStyle w:val="FootnoteReference"/>
           <w:rFonts w:eastAsia="Yu Mincho"/>
         </w:rPr>
-        <w:footnoteReference w:id="9"/>
+        <w:footnoteReference w:id="14"/>
       </w:r>
     </w:p>
     <w:p>
@@ -4146,7 +4273,7 @@
           <w:rStyle w:val="FootnoteReference"/>
           <w:rFonts w:eastAsia="Yu Mincho"/>
         </w:rPr>
-        <w:footnoteReference w:id="10"/>
+        <w:footnoteReference w:id="15"/>
       </w:r>
       <w:r>
         <w:rPr>
@@ -4264,7 +4391,7 @@
           <w:rStyle w:val="FootnoteReference"/>
           <w:rFonts w:eastAsia="Yu Mincho"/>
         </w:rPr>
-        <w:footnoteReference w:id="11"/>
+        <w:footnoteReference w:id="16"/>
       </w:r>
     </w:p>
     <w:p>
@@ -4539,7 +4666,7 @@
           <w:rStyle w:val="FootnoteReference"/>
           <w:rFonts w:eastAsia="Yu Mincho"/>
         </w:rPr>
-        <w:footnoteReference w:id="12"/>
+        <w:footnoteReference w:id="17"/>
       </w:r>
     </w:p>
     <w:p>
@@ -4561,7 +4688,7 @@
           <w:rStyle w:val="FootnoteReference"/>
           <w:rFonts w:eastAsia="Yu Mincho"/>
         </w:rPr>
-        <w:footnoteReference w:id="13"/>
+        <w:footnoteReference w:id="18"/>
       </w:r>
       <w:r>
         <w:rPr>
@@ -4714,7 +4841,7 @@
           <w:rStyle w:val="FootnoteReference"/>
           <w:rFonts w:eastAsia="Yu Mincho"/>
         </w:rPr>
-        <w:footnoteReference w:id="14"/>
+        <w:footnoteReference w:id="19"/>
       </w:r>
     </w:p>
     <w:p>
@@ -4748,7 +4875,7 @@
           <w:rStyle w:val="FootnoteReference"/>
           <w:rFonts w:eastAsia="Yu Mincho"/>
         </w:rPr>
-        <w:footnoteReference w:id="15"/>
+        <w:footnoteReference w:id="20"/>
       </w:r>
       <w:r>
         <w:rPr>
@@ -4800,7 +4927,7 @@
           <w:rStyle w:val="FootnoteReference"/>
           <w:rFonts w:eastAsia="Yu Mincho"/>
         </w:rPr>
-        <w:footnoteReference w:id="16"/>
+        <w:footnoteReference w:id="21"/>
       </w:r>
     </w:p>
     <w:p>
@@ -4840,7 +4967,7 @@
           <w:rStyle w:val="FootnoteReference"/>
           <w:rFonts w:eastAsia="Yu Mincho"/>
         </w:rPr>
-        <w:footnoteReference w:id="17"/>
+        <w:footnoteReference w:id="22"/>
       </w:r>
     </w:p>
     <w:p>
@@ -4984,41 +5111,41 @@
           <w:rStyle w:val="FootnoteReference"/>
           <w:rFonts w:eastAsia="Yu Mincho"/>
         </w:rPr>
-        <w:footnoteReference w:id="18"/>
+        <w:footnoteReference w:id="23"/>
       </w:r>
     </w:p>
     <w:p>
       <w:pPr>
         <w:pStyle w:val="Heading2"/>
       </w:pPr>
-      <w:bookmarkStart w:id="20" w:name="_Toc224748447"/>
+      <w:bookmarkStart w:id="17" w:name="_Toc227826314"/>
       <w:r>
         <w:t>Sexuálna neskúsenosť a diskurz „sexless“ generácie</w:t>
       </w:r>
-      <w:bookmarkEnd w:id="20"/>
+      <w:bookmarkEnd w:id="17"/>
     </w:p>
     <w:p>
       <w:pPr>
         <w:pStyle w:val="Heading2"/>
       </w:pPr>
-      <w:bookmarkStart w:id="21" w:name="_Toc224748448"/>
+      <w:bookmarkStart w:id="18" w:name="_Toc227826315"/>
       <w:r>
         <w:t>Sociálne dôsledky: singles, osamelosť a demografické dôsledky</w:t>
       </w:r>
-      <w:bookmarkEnd w:id="21"/>
-    </w:p>
-    <w:p>
-      <w:pPr>
-        <w:spacing w:line="360" w:lineRule="auto"/>
-        <w:rPr>
-          <w:rFonts w:eastAsia="Yu Mincho"/>
-        </w:rPr>
-      </w:pPr>
-      <w:bookmarkStart w:id="22" w:name="_Toc488250169"/>
-      <w:bookmarkStart w:id="23" w:name="_Toc488250294"/>
-    </w:p>
-    <w:bookmarkEnd w:id="22"/>
-    <w:bookmarkEnd w:id="23"/>
+      <w:bookmarkEnd w:id="18"/>
+    </w:p>
+    <w:p>
+      <w:pPr>
+        <w:spacing w:line="360" w:lineRule="auto"/>
+        <w:rPr>
+          <w:rFonts w:eastAsia="Yu Mincho"/>
+        </w:rPr>
+      </w:pPr>
+      <w:bookmarkStart w:id="19" w:name="_Toc488250169"/>
+      <w:bookmarkStart w:id="20" w:name="_Toc488250294"/>
+    </w:p>
+    <w:bookmarkEnd w:id="19"/>
+    <w:bookmarkEnd w:id="20"/>
     <w:p>
       <w:pPr>
         <w:spacing w:line="360" w:lineRule="auto"/>
@@ -5040,9 +5167,9 @@
           <w:rFonts w:eastAsia="Yu Mincho"/>
         </w:rPr>
       </w:pPr>
-      <w:bookmarkStart w:id="24" w:name="_Toc488250172"/>
-      <w:bookmarkStart w:id="25" w:name="_Toc488250297"/>
-      <w:bookmarkStart w:id="26" w:name="_Toc224748449"/>
+      <w:bookmarkStart w:id="21" w:name="_Toc488250172"/>
+      <w:bookmarkStart w:id="22" w:name="_Toc488250297"/>
+      <w:bookmarkStart w:id="23" w:name="_Toc227826316"/>
       <w:r>
         <w:rPr>
           <w:rFonts w:eastAsia="Yu Mincho"/>
@@ -5074,9 +5201,9 @@
         </w:rPr>
         <w:t>literatúry</w:t>
       </w:r>
-      <w:bookmarkEnd w:id="24"/>
-      <w:bookmarkEnd w:id="25"/>
-      <w:bookmarkEnd w:id="26"/>
+      <w:bookmarkEnd w:id="21"/>
+      <w:bookmarkEnd w:id="22"/>
+      <w:bookmarkEnd w:id="23"/>
     </w:p>
     <w:p>
       <w:pPr>
@@ -6859,7 +6986,7 @@
           <w:rFonts w:eastAsia="Yu Mincho"/>
         </w:rPr>
       </w:pPr>
-      <w:bookmarkStart w:id="27" w:name="_Hlk227792586"/>
+      <w:bookmarkStart w:id="24" w:name="_Hlk227792586"/>
       <w:r>
         <w:rPr>
           <w:rFonts w:eastAsia="Yu Mincho"/>
@@ -6880,7 +7007,7 @@
         </w:rPr>
         <w:t xml:space="preserve"> [online]. Chambersburg (Pa.): Wilson College, 5. november 1999, roč. 70, č. 4, s. 1–8 [</w:t>
       </w:r>
-      <w:bookmarkEnd w:id="27"/>
+      <w:bookmarkEnd w:id="24"/>
       <w:r>
         <w:rPr>
           <w:rFonts w:eastAsia="Yu Mincho"/>
@@ -6957,7 +7084,7 @@
           <w:rFonts w:eastAsia="Yu Mincho"/>
         </w:rPr>
       </w:pPr>
-      <w:bookmarkStart w:id="28" w:name="_Hlk227796151"/>
+      <w:bookmarkStart w:id="25" w:name="_Hlk227796151"/>
       <w:r>
         <w:rPr>
           <w:rFonts w:eastAsia="Yu Mincho"/>
@@ -6994,7 +7121,6 @@
         </w:r>
       </w:hyperlink>
     </w:p>
-    <w:bookmarkEnd w:id="28"/>
     <w:p>
       <w:pPr>
         <w:pStyle w:val="ListParagraph"/>
@@ -7011,38 +7137,53 @@
         <w:rPr>
           <w:rFonts w:eastAsia="Yu Mincho"/>
         </w:rPr>
-        <w:t xml:space="preserve">Municipal matchmaking: </w:t>
-      </w:r>
-      <w:hyperlink r:id="rId52" w:history="1">
+        <w:t xml:space="preserve">JAPONSKO. </w:t>
+      </w:r>
+      <w:r>
+        <w:rPr>
+          <w:rFonts w:eastAsia="Yu Mincho"/>
+          <w:i/>
+          <w:iCs/>
+        </w:rPr>
+        <w:t>日本国憲法</w:t>
+      </w:r>
+      <w:r>
+        <w:rPr>
+          <w:rFonts w:eastAsia="Yu Mincho"/>
+          <w:i/>
+          <w:iCs/>
+        </w:rPr>
+        <w:t xml:space="preserve"> [Nihonkoku Kenpō: Ústava Japonska]</w:t>
+      </w:r>
+      <w:r>
+        <w:rPr>
+          <w:rFonts w:eastAsia="Yu Mincho"/>
+        </w:rPr>
+        <w:t xml:space="preserve"> [online]. Vyhlásená 3. 11. 1946, účinná od 3. 5. 1947 [cit. 2026-04-23]. e-Gov </w:t>
+      </w:r>
+      <w:r>
+        <w:rPr>
+          <w:rFonts w:eastAsia="Yu Mincho"/>
+        </w:rPr>
+        <w:t>法令検索</w:t>
+      </w:r>
+      <w:r>
+        <w:rPr>
+          <w:rFonts w:eastAsia="Yu Mincho"/>
+        </w:rPr>
+        <w:t xml:space="preserve"> [e-Gov vyhľadávanie zákonov]. Dostupné z: </w:t>
+      </w:r>
+      <w:hyperlink r:id="rId52" w:tgtFrame="_blank" w:history="1">
         <w:r>
           <w:rPr>
             <w:rStyle w:val="Hyperlink"/>
             <w:rFonts w:eastAsia="Yu Mincho"/>
           </w:rPr>
-          <w:t>https://www.jstor.org/stable/pdf/2783202</w:t>
-        </w:r>
-        <w:r>
-          <w:rPr>
-            <w:rStyle w:val="Hyperlink"/>
-            <w:rFonts w:eastAsia="Yu Mincho"/>
-          </w:rPr>
-          <w:t>.</w:t>
-        </w:r>
-        <w:r>
-          <w:rPr>
-            <w:rStyle w:val="Hyperlink"/>
-            <w:rFonts w:eastAsia="Yu Mincho"/>
-          </w:rPr>
-          <w:t>pdf?refreqid=fastly-default%3A7c8cfb02d7ad4c9fb0737de041c21467&amp;ab_segments=0%2Fbasic_search_gsv2%2Fcontrol&amp;initiator=search-results&amp;acceptTC=1</w:t>
+          <w:t>https://laws.e-gov.go.jp/law/321CONSTITUTION</w:t>
         </w:r>
       </w:hyperlink>
-      <w:r>
-        <w:rPr>
-          <w:rFonts w:eastAsia="Yu Mincho"/>
-        </w:rPr>
-        <w:t xml:space="preserve"> </w:t>
-      </w:r>
-    </w:p>
+    </w:p>
+    <w:bookmarkEnd w:id="25"/>
     <w:p>
       <w:pPr>
         <w:pStyle w:val="ListParagraph"/>
@@ -7059,7 +7200,7 @@
         <w:rPr>
           <w:rFonts w:eastAsia="Yu Mincho"/>
         </w:rPr>
-        <w:t xml:space="preserve">Romantic and Sexual intimacy beyond marriage: </w:t>
+        <w:t xml:space="preserve">Municipal matchmaking: </w:t>
       </w:r>
       <w:hyperlink r:id="rId53" w:history="1">
         <w:r>
@@ -7067,21 +7208,21 @@
             <w:rStyle w:val="Hyperlink"/>
             <w:rFonts w:eastAsia="Yu Mincho"/>
           </w:rPr>
-          <w:t>https://www.jstor.org/content/pdf/oa_chapter_</w:t>
+          <w:t>https://www.jstor.org/stable/pdf/2783202</w:t>
         </w:r>
         <w:r>
           <w:rPr>
             <w:rStyle w:val="Hyperlink"/>
             <w:rFonts w:eastAsia="Yu Mincho"/>
           </w:rPr>
-          <w:t>e</w:t>
+          <w:t>.</w:t>
         </w:r>
         <w:r>
           <w:rPr>
             <w:rStyle w:val="Hyperlink"/>
             <w:rFonts w:eastAsia="Yu Mincho"/>
           </w:rPr>
-          <w:t>dited/jj.13568104.7?refreqid=fastly-default%3A7c8cfb02d7ad4c9fb0737de041c21467&amp;ab_segments=0%2Fbasic_search_gsv2%2Fcontrol&amp;initiator=search-results&amp;acceptTC=1</w:t>
+          <w:t>pdf?refreqid=fastly-default%3A7c8cfb02d7ad4c9fb0737de041c21467&amp;ab_segments=0%2Fbasic_search_gsv2%2Fcontrol&amp;initiator=search-results&amp;acceptTC=1</w:t>
         </w:r>
       </w:hyperlink>
       <w:r>
@@ -7107,7 +7248,7 @@
         <w:rPr>
           <w:rFonts w:eastAsia="Yu Mincho"/>
         </w:rPr>
-        <w:t xml:space="preserve">Marriage and family in east asia: </w:t>
+        <w:t xml:space="preserve">Romantic and Sexual intimacy beyond marriage: </w:t>
       </w:r>
       <w:hyperlink r:id="rId54" w:history="1">
         <w:r>
@@ -7115,20 +7256,69 @@
             <w:rStyle w:val="Hyperlink"/>
             <w:rFonts w:eastAsia="Yu Mincho"/>
           </w:rPr>
-          <w:t>https:/</w:t>
+          <w:t>https://www.jstor.org/content/pdf/oa_chapter_</w:t>
         </w:r>
         <w:r>
           <w:rPr>
             <w:rStyle w:val="Hyperlink"/>
             <w:rFonts w:eastAsia="Yu Mincho"/>
           </w:rPr>
-          <w:t>/</w:t>
+          <w:t>e</w:t>
         </w:r>
         <w:r>
           <w:rPr>
             <w:rStyle w:val="Hyperlink"/>
             <w:rFonts w:eastAsia="Yu Mincho"/>
           </w:rPr>
+          <w:t>dited/jj.13568104.7?refreqid=fastly-default%3A7c8cfb02d7ad4c9fb0737de041c21467&amp;ab_segments=0%2Fbasic_search_gsv2%2Fcontrol&amp;initiator=search-results&amp;acceptTC=1</w:t>
+        </w:r>
+      </w:hyperlink>
+      <w:r>
+        <w:rPr>
+          <w:rFonts w:eastAsia="Yu Mincho"/>
+        </w:rPr>
+        <w:t xml:space="preserve"> </w:t>
+      </w:r>
+    </w:p>
+    <w:p>
+      <w:pPr>
+        <w:pStyle w:val="ListParagraph"/>
+        <w:numPr>
+          <w:ilvl w:val="0"/>
+          <w:numId w:val="18"/>
+        </w:numPr>
+        <w:spacing w:after="160" w:line="360" w:lineRule="auto"/>
+        <w:rPr>
+          <w:rFonts w:eastAsia="Yu Mincho"/>
+        </w:rPr>
+      </w:pPr>
+      <w:r>
+        <w:rPr>
+          <w:rFonts w:eastAsia="Yu Mincho"/>
+        </w:rPr>
+        <w:lastRenderedPageBreak/>
+        <w:t xml:space="preserve">Marriage and family in east asia: </w:t>
+      </w:r>
+      <w:hyperlink r:id="rId55" w:history="1">
+        <w:r>
+          <w:rPr>
+            <w:rStyle w:val="Hyperlink"/>
+            <w:rFonts w:eastAsia="Yu Mincho"/>
+          </w:rPr>
+          <w:t>https:/</w:t>
+        </w:r>
+        <w:r>
+          <w:rPr>
+            <w:rStyle w:val="Hyperlink"/>
+            <w:rFonts w:eastAsia="Yu Mincho"/>
+          </w:rPr>
+          <w:t>/</w:t>
+        </w:r>
+        <w:r>
+          <w:rPr>
+            <w:rStyle w:val="Hyperlink"/>
+            <w:rFonts w:eastAsia="Yu Mincho"/>
+          </w:rPr>
           <w:t>scispace.com/pdf/marriage-and-family-in-east-asia-continuity-and-change-us4inc7ool.pdf</w:t>
         </w:r>
       </w:hyperlink>
@@ -7247,10 +7437,10 @@
       </w:pPr>
     </w:p>
     <w:sectPr>
-      <w:headerReference w:type="even" r:id="rId55"/>
-      <w:footerReference w:type="even" r:id="rId56"/>
-      <w:footerReference w:type="default" r:id="rId57"/>
-      <w:footerReference w:type="first" r:id="rId58"/>
+      <w:headerReference w:type="even" r:id="rId56"/>
+      <w:footerReference w:type="even" r:id="rId57"/>
+      <w:footerReference w:type="default" r:id="rId58"/>
+      <w:footerReference w:type="first" r:id="rId59"/>
       <w:pgSz w:w="12240" w:h="15840"/>
       <w:pgMar w:top="1418" w:right="1134" w:bottom="1418" w:left="1985" w:header="709" w:footer="709" w:gutter="0"/>
       <w:pgNumType w:start="7"/>
@@ -7621,6 +7811,20 @@
       <w:r>
         <w:t xml:space="preserve"> </w:t>
       </w:r>
+      <w:r>
+        <w:t xml:space="preserve">“Miai”: Meetings to Arrange Marriages. Nippon.com [online]. Tokyo: Nippon Communications Foundation, 18. február 2017 [cit. 2026-04-22]. Japan Glances. Dostupné z: </w:t>
+      </w:r>
+      <w:hyperlink r:id="rId1" w:history="1">
+        <w:r>
+          <w:rPr>
+            <w:rStyle w:val="Hyperlink"/>
+          </w:rPr>
+          <w:t>https://www.nippon.com/en/features/jg00049/miai-meetings-to-arrange-marriages.html</w:t>
+        </w:r>
+      </w:hyperlink>
+      <w:r>
+        <w:t xml:space="preserve"> </w:t>
+      </w:r>
     </w:p>
   </w:footnote>
   <w:footnote w:id="4">
@@ -7646,7 +7850,7 @@
       <w:r>
         <w:t xml:space="preserve">Dostupné z: </w:t>
       </w:r>
-      <w:hyperlink r:id="rId1" w:history="1">
+      <w:hyperlink r:id="rId2" w:history="1">
         <w:r>
           <w:rPr>
             <w:rStyle w:val="Hyperlink"/>
@@ -7685,7 +7889,7 @@
         </w:rPr>
         <w:t xml:space="preserve">Dostupné z: </w:t>
       </w:r>
-      <w:hyperlink r:id="rId2" w:history="1">
+      <w:hyperlink r:id="rId3" w:history="1">
         <w:r>
           <w:rPr>
             <w:rStyle w:val="Hyperlink"/>
@@ -7711,19 +7915,25 @@
         <w:t xml:space="preserve"> </w:t>
       </w:r>
       <w:r>
-        <w:t xml:space="preserve">IMAMURA, Anne E. Marriage in Japan: Yesterday, Today, and Tomorrow. Education About Asia. Spring 2008, roč. 13, č. 1, s. 34–38. ISSN 1090-6851. Dostupné z: </w:t>
-      </w:r>
-      <w:hyperlink r:id="rId3" w:history="1">
+        <w:t>HENDRY, Joy. Understanding Japanese Society. 2. vyd. London: Routledge, 2003. Routledge Japanese Studies Series. ISBN 0-203-42512-X.</w:t>
+      </w:r>
+      <w:r>
+        <w:t>, s. 2</w:t>
+      </w:r>
+      <w:r>
+        <w:t>4</w:t>
+      </w:r>
+      <w:r>
+        <w:t xml:space="preserve"> Dostupné z: </w:t>
+      </w:r>
+      <w:hyperlink r:id="rId4" w:history="1">
         <w:r>
           <w:rPr>
             <w:rStyle w:val="Hyperlink"/>
           </w:rPr>
-          <w:t>https://www.asianstudies.org/publications/eaa/archives/marriage-in-japan-yesterday-today-and-tomorrow</w:t>
+          <w:t>https://polpemjepangsmjhiugm2015.wordpress.com/wp-content/uploads/2015/09/joy_hendry-understanding-japanese-society.pdf</w:t>
         </w:r>
       </w:hyperlink>
-      <w:r>
-        <w:t xml:space="preserve"> </w:t>
-      </w:r>
     </w:p>
   </w:footnote>
   <w:footnote w:id="7">
@@ -7741,19 +7951,22 @@
         <w:t xml:space="preserve"> </w:t>
       </w:r>
       <w:r>
-        <w:t xml:space="preserve">JAPONSKO. The Civil Code of Japan. Preložil Ludwig LÖNHOLM. Bremen: Max Nossler, 1898. Dostupné z: </w:t>
-      </w:r>
-      <w:hyperlink r:id="rId4" w:history="1">
+        <w:t>HENDRY, Joy. Understanding Japanese Society. 2. vyd. London: Routledge, 2003. Routledge Japanese Studies Series. ISBN 0-203-42512-X.</w:t>
+      </w:r>
+      <w:r>
+        <w:t>, s. 24</w:t>
+      </w:r>
+      <w:r>
+        <w:t xml:space="preserve"> Dostupné z: </w:t>
+      </w:r>
+      <w:hyperlink r:id="rId5" w:history="1">
         <w:r>
           <w:rPr>
             <w:rStyle w:val="Hyperlink"/>
           </w:rPr>
-          <w:t>https://archive.org/details/cu31924069576704</w:t>
+          <w:t>https://polpemjepangsmjhiugm2015.wordpress.com/wp-content/uploads/2015/09/joy_hendry-understanding-japanese-society.pdf</w:t>
         </w:r>
       </w:hyperlink>
-      <w:r>
-        <w:t xml:space="preserve"> </w:t>
-      </w:r>
     </w:p>
   </w:footnote>
   <w:footnote w:id="8">
@@ -7771,24 +7984,7 @@
         <w:t xml:space="preserve"> </w:t>
       </w:r>
       <w:r>
-        <w:t>HENDRY, Joy. Understanding Japanese Society. 2. vyd. London: Routledge, 2003. Routledge Japanese Studies Series. ISBN 0-203-42512-X.</w:t>
-      </w:r>
-      <w:r>
-        <w:t>, s. 23</w:t>
-      </w:r>
-      <w:r>
-        <w:t xml:space="preserve"> Dostupné z: </w:t>
-      </w:r>
-      <w:hyperlink r:id="rId5" w:history="1">
-        <w:r>
-          <w:rPr>
-            <w:rStyle w:val="Hyperlink"/>
-          </w:rPr>
-          <w:t>https://polpemjepangsmjhiugm2015.wordpress.com/wp-content/uploads/2015/09/joy_hendry-understanding-japanese-society.pdf</w:t>
-        </w:r>
-      </w:hyperlink>
-      <w:r>
-        <w:t xml:space="preserve"> </w:t>
+        <w:t>Ibid.</w:t>
       </w:r>
     </w:p>
   </w:footnote>
@@ -7807,10 +8003,18 @@
         <w:t xml:space="preserve"> </w:t>
       </w:r>
       <w:r>
-        <w:t>NINAGAWA, Kota, 2011. Sōshokukei danshi o yomitoku: Wakamono no ren'aikan [Interpreting "Herbivore Men": Young People's Views on Love and Romance] [online]. Kyoto: Kyoto University of Advanced Science, Masako Kuroki Seminar</w:t>
-      </w:r>
-      <w:r>
-        <w:t>, str. 90</w:t>
+        <w:t xml:space="preserve">IMAMURA, Anne E. Marriage in Japan: Yesterday, Today, and Tomorrow. Education About Asia. Spring 2008, roč. 13, č. 1, s. 34–38. ISSN 1090-6851. Dostupné z: </w:t>
+      </w:r>
+      <w:hyperlink r:id="rId6" w:history="1">
+        <w:r>
+          <w:rPr>
+            <w:rStyle w:val="Hyperlink"/>
+          </w:rPr>
+          <w:t>https://www.asianstudies.org/publications/eaa/archives/marriage-in-japan-yesterday-today-and-tomorrow</w:t>
+        </w:r>
+      </w:hyperlink>
+      <w:r>
+        <w:t xml:space="preserve"> </w:t>
       </w:r>
     </w:p>
   </w:footnote>
@@ -7829,6 +8033,189 @@
         <w:t xml:space="preserve"> </w:t>
       </w:r>
       <w:r>
+        <w:t>JAPONSKO. The Civil Code of Japan. Preložil Ludwig LÖNHOLM. Bremen: Max Nossler, 1898</w:t>
+      </w:r>
+      <w:r>
+        <w:t>, s. 192.</w:t>
+      </w:r>
+      <w:r>
+        <w:t xml:space="preserve"> Dostupné z: </w:t>
+      </w:r>
+      <w:hyperlink r:id="rId7" w:history="1">
+        <w:r>
+          <w:rPr>
+            <w:rStyle w:val="Hyperlink"/>
+          </w:rPr>
+          <w:t>https://archive.org/details/cu3</w:t>
+        </w:r>
+        <w:r>
+          <w:rPr>
+            <w:rStyle w:val="Hyperlink"/>
+          </w:rPr>
+          <w:t>1</w:t>
+        </w:r>
+        <w:r>
+          <w:rPr>
+            <w:rStyle w:val="Hyperlink"/>
+          </w:rPr>
+          <w:t>924069576704</w:t>
+        </w:r>
+      </w:hyperlink>
+      <w:r>
+        <w:t xml:space="preserve"> </w:t>
+      </w:r>
+    </w:p>
+  </w:footnote>
+  <w:footnote w:id="11">
+    <w:p>
+      <w:pPr>
+        <w:pStyle w:val="FootnoteText"/>
+      </w:pPr>
+      <w:r>
+        <w:rPr>
+          <w:rStyle w:val="FootnoteReference"/>
+        </w:rPr>
+        <w:footnoteRef/>
+      </w:r>
+      <w:r>
+        <w:t xml:space="preserve"> </w:t>
+      </w:r>
+      <w:r>
+        <w:t>HENDRY, Joy. Understanding Japanese Society.</w:t>
+      </w:r>
+    </w:p>
+  </w:footnote>
+  <w:footnote w:id="12">
+    <w:p>
+      <w:pPr>
+        <w:pStyle w:val="FootnoteText"/>
+      </w:pPr>
+      <w:r>
+        <w:rPr>
+          <w:rStyle w:val="FootnoteReference"/>
+        </w:rPr>
+        <w:footnoteRef/>
+      </w:r>
+      <w:r>
+        <w:t xml:space="preserve"> </w:t>
+      </w:r>
+      <w:r>
+        <w:rPr>
+          <w:rFonts w:hint="eastAsia"/>
+        </w:rPr>
+        <w:t xml:space="preserve">JAPONSKO. </w:t>
+      </w:r>
+      <w:r>
+        <w:rPr>
+          <w:rFonts w:hint="eastAsia"/>
+        </w:rPr>
+        <w:t>日本国憲法</w:t>
+      </w:r>
+      <w:r>
+        <w:rPr>
+          <w:rFonts w:hint="eastAsia"/>
+        </w:rPr>
+        <w:t xml:space="preserve"> [Nihonkoku Kenpō: Ústava Japonska] [online]. Vyhlásená 3. 11. 1946, účinná od 3. 5. 1947 [cit. 2026-04-23]. e-Gov </w:t>
+      </w:r>
+      <w:r>
+        <w:rPr>
+          <w:rFonts w:hint="eastAsia"/>
+        </w:rPr>
+        <w:t>法令検索</w:t>
+      </w:r>
+      <w:r>
+        <w:rPr>
+          <w:rFonts w:hint="eastAsia"/>
+        </w:rPr>
+        <w:t xml:space="preserve"> [e-Gov vyhľadávanie zákonov]. Dostupné z: </w:t>
+      </w:r>
+      <w:hyperlink r:id="rId8" w:history="1">
+        <w:r>
+          <w:rPr>
+            <w:rStyle w:val="Hyperlink"/>
+            <w:rFonts w:hint="eastAsia"/>
+          </w:rPr>
+          <w:t>https://laws.e-gov.go.jp/law/321CONSTITUTION</w:t>
+        </w:r>
+      </w:hyperlink>
+      <w:r>
+        <w:t xml:space="preserve"> </w:t>
+      </w:r>
+    </w:p>
+  </w:footnote>
+  <w:footnote w:id="13">
+    <w:p>
+      <w:pPr>
+        <w:pStyle w:val="FootnoteText"/>
+      </w:pPr>
+      <w:r>
+        <w:rPr>
+          <w:rStyle w:val="FootnoteReference"/>
+        </w:rPr>
+        <w:footnoteRef/>
+      </w:r>
+      <w:r>
+        <w:t xml:space="preserve"> </w:t>
+      </w:r>
+      <w:r>
+        <w:t>HENDRY, Joy. Understanding Japanese Society. 2. vyd. London: Routledge, 2003. Routledge Japanese Studies Series. ISBN 0-203-42512-X.</w:t>
+      </w:r>
+      <w:r>
+        <w:t>, s. 23</w:t>
+      </w:r>
+      <w:r>
+        <w:t xml:space="preserve"> Dostupné z: </w:t>
+      </w:r>
+      <w:hyperlink r:id="rId9" w:history="1">
+        <w:r>
+          <w:rPr>
+            <w:rStyle w:val="Hyperlink"/>
+          </w:rPr>
+          <w:t>https://polpemjepangsmjhiugm2015.wordpress.com/wp-content/uploads/2015/09/joy_hendry-understanding-japanese-society.pdf</w:t>
+        </w:r>
+      </w:hyperlink>
+      <w:r>
+        <w:t xml:space="preserve"> </w:t>
+      </w:r>
+    </w:p>
+  </w:footnote>
+  <w:footnote w:id="14">
+    <w:p>
+      <w:pPr>
+        <w:pStyle w:val="FootnoteText"/>
+      </w:pPr>
+      <w:r>
+        <w:rPr>
+          <w:rStyle w:val="FootnoteReference"/>
+        </w:rPr>
+        <w:footnoteRef/>
+      </w:r>
+      <w:r>
+        <w:t xml:space="preserve"> </w:t>
+      </w:r>
+      <w:r>
+        <w:t>NINAGAWA, Kota, 2011. Sōshokukei danshi o yomitoku: Wakamono no ren'aikan [Interpreting "Herbivore Men": Young People's Views on Love and Romance] [online]. Kyoto: Kyoto University of Advanced Science, Masako Kuroki Seminar</w:t>
+      </w:r>
+      <w:r>
+        <w:t>, str. 90</w:t>
+      </w:r>
+    </w:p>
+  </w:footnote>
+  <w:footnote w:id="15">
+    <w:p>
+      <w:pPr>
+        <w:pStyle w:val="FootnoteText"/>
+      </w:pPr>
+      <w:r>
+        <w:rPr>
+          <w:rStyle w:val="FootnoteReference"/>
+        </w:rPr>
+        <w:footnoteRef/>
+      </w:r>
+      <w:r>
+        <w:t xml:space="preserve"> </w:t>
+      </w:r>
+      <w:r>
         <w:t>LOUIE, Kam. Popular Culture and Masculinity Ideals in East Asia, with Special Reference to China. The Journal of Asian Studies. November 2012, roč. 71, č. 4, s. 9</w:t>
       </w:r>
       <w:r>
@@ -7860,7 +8247,7 @@
       <w:r>
         <w:t xml:space="preserve">Dostupné z: </w:t>
       </w:r>
-      <w:hyperlink r:id="rId6" w:history="1">
+      <w:hyperlink r:id="rId10" w:history="1">
         <w:r>
           <w:rPr>
             <w:rStyle w:val="Hyperlink"/>
@@ -7873,7 +8260,7 @@
       </w:r>
     </w:p>
   </w:footnote>
-  <w:footnote w:id="11">
+  <w:footnote w:id="16">
     <w:p>
       <w:pPr>
         <w:pStyle w:val="FootnoteText"/>
@@ -7921,7 +8308,7 @@
       </w:r>
     </w:p>
   </w:footnote>
-  <w:footnote w:id="12">
+  <w:footnote w:id="17">
     <w:p>
       <w:pPr>
         <w:pStyle w:val="FootnoteText"/>
@@ -7943,7 +8330,7 @@
       </w:r>
     </w:p>
   </w:footnote>
-  <w:footnote w:id="13">
+  <w:footnote w:id="18">
     <w:p>
       <w:pPr>
         <w:pStyle w:val="FootnoteText"/>
@@ -7962,7 +8349,7 @@
       </w:r>
     </w:p>
   </w:footnote>
-  <w:footnote w:id="14">
+  <w:footnote w:id="19">
     <w:p>
       <w:pPr>
         <w:pStyle w:val="FootnoteText"/>
@@ -7984,7 +8371,7 @@
       </w:r>
     </w:p>
   </w:footnote>
-  <w:footnote w:id="15">
+  <w:footnote w:id="20">
     <w:p>
       <w:pPr>
         <w:pStyle w:val="FootnoteText"/>
@@ -8000,7 +8387,7 @@
       </w:r>
     </w:p>
   </w:footnote>
-  <w:footnote w:id="16">
+  <w:footnote w:id="21">
     <w:p>
       <w:pPr>
         <w:pStyle w:val="FootnoteText"/>
@@ -8016,7 +8403,7 @@
       </w:r>
     </w:p>
   </w:footnote>
-  <w:footnote w:id="17">
+  <w:footnote w:id="22">
     <w:p>
       <w:pPr>
         <w:pStyle w:val="FootnoteText"/>
@@ -8064,7 +8451,7 @@
       </w:r>
     </w:p>
   </w:footnote>
-  <w:footnote w:id="18">
+  <w:footnote w:id="23">
     <w:p>
       <w:pPr>
         <w:pStyle w:val="FootnoteText"/>

--- a/Bielik Tomáš - Fenomén poklesu nadväzovania partnerských vzťahov u japonskej mládeže a súvisiace sociálne javy.docx
+++ b/Bielik Tomáš - Fenomén poklesu nadväzovania partnerských vzťahov u japonskej mládeže a súvisiace sociálne javy.docx
@@ -2832,9 +2832,9 @@
           <w:rFonts w:eastAsia="Yu Mincho"/>
         </w:rPr>
       </w:pPr>
-      <w:bookmarkStart w:id="2" w:name="_Toc488250165"/>
-      <w:bookmarkStart w:id="3" w:name="_Toc488250290"/>
-      <w:bookmarkStart w:id="4" w:name="_Toc227826303"/>
+      <w:bookmarkStart w:id="2" w:name="_Toc227826303"/>
+      <w:bookmarkStart w:id="3" w:name="_Toc488250165"/>
+      <w:bookmarkStart w:id="4" w:name="_Toc488250290"/>
       <w:r>
         <w:rPr>
           <w:rFonts w:eastAsia="Yu Mincho"/>
@@ -2842,7 +2842,7 @@
         <w:lastRenderedPageBreak/>
         <w:t>Úvod</w:t>
       </w:r>
-      <w:bookmarkEnd w:id="4"/>
+      <w:bookmarkEnd w:id="2"/>
     </w:p>
     <w:p>
       <w:pPr>
@@ -2901,8 +2901,8 @@
         </w:rPr>
       </w:pPr>
       <w:bookmarkStart w:id="5" w:name="_Toc227826304"/>
-      <w:bookmarkEnd w:id="2"/>
       <w:bookmarkEnd w:id="3"/>
+      <w:bookmarkEnd w:id="4"/>
       <w:r>
         <w:rPr>
           <w:rFonts w:eastAsia="Yu Mincho"/>
@@ -4001,39 +4001,7 @@
           <w:i/>
           <w:iCs/>
         </w:rPr>
-        <w:t>„</w:t>
-      </w:r>
-      <w:r>
-        <w:rPr>
-          <w:rFonts w:eastAsia="Yu Mincho"/>
-          <w:i/>
-          <w:iCs/>
-        </w:rPr>
-        <w:t>Manželstvo sa zakladá výlučne na vzájomnom súhlase oboch pohlaví a musí byť udržiavané prostredníctvom vzájomnej spolupráce, pričom základom sú rovnaké práva manžela a manželky.</w:t>
-      </w:r>
-      <w:r>
-        <w:rPr>
-          <w:rFonts w:eastAsia="Yu Mincho"/>
-          <w:i/>
-          <w:iCs/>
-        </w:rPr>
-        <w:t xml:space="preserve"> </w:t>
-      </w:r>
-      <w:r>
-        <w:rPr>
-          <w:rFonts w:eastAsia="Yu Mincho"/>
-          <w:i/>
-          <w:iCs/>
-        </w:rPr>
-        <w:t>Pokiaľ ide o výber partnera, majetkové práva, dedičstvo, voľbu bydliska, rozvod a ďalšie záležitosti týkajúce sa manželstva a rodiny, zákony musia byť vypracované na základe dôstojnosti jednotlivca a podstatnej rovnosti oboch pohlaví.</w:t>
-      </w:r>
-      <w:r>
-        <w:rPr>
-          <w:rFonts w:eastAsia="Yu Mincho"/>
-          <w:i/>
-          <w:iCs/>
-        </w:rPr>
-        <w:t>“</w:t>
+        <w:t>„Manželstvo sa zakladá výlučne na vzájomnom súhlase oboch pohlaví a musí byť udržiavané prostredníctvom vzájomnej spolupráce, pričom základom sú rovnaké práva manžela a manželky. Pokiaľ ide o výber partnera, majetkové práva, dedičstvo, voľbu bydliska, rozvod a ďalšie záležitosti týkajúce sa manželstva a rodiny, zákony musia byť vypracované na základe dôstojnosti jednotlivca a podstatnej rovnosti oboch pohlaví.“</w:t>
       </w:r>
       <w:r>
         <w:rPr>
@@ -7208,21 +7176,7 @@
             <w:rStyle w:val="Hyperlink"/>
             <w:rFonts w:eastAsia="Yu Mincho"/>
           </w:rPr>
-          <w:t>https://www.jstor.org/stable/pdf/2783202</w:t>
-        </w:r>
-        <w:r>
-          <w:rPr>
-            <w:rStyle w:val="Hyperlink"/>
-            <w:rFonts w:eastAsia="Yu Mincho"/>
-          </w:rPr>
-          <w:t>.</w:t>
-        </w:r>
-        <w:r>
-          <w:rPr>
-            <w:rStyle w:val="Hyperlink"/>
-            <w:rFonts w:eastAsia="Yu Mincho"/>
-          </w:rPr>
-          <w:t>pdf?refreqid=fastly-default%3A7c8cfb02d7ad4c9fb0737de041c21467&amp;ab_segments=0%2Fbasic_search_gsv2%2Fcontrol&amp;initiator=search-results&amp;acceptTC=1</w:t>
+          <w:t>https://www.jstor.org/stable/pdf/2783202.pdf?refreqid=fastly-default%3A7c8cfb02d7ad4c9fb0737de041c21467&amp;ab_segments=0%2Fbasic_search_gsv2%2Fcontrol&amp;initiator=search-results&amp;acceptTC=1</w:t>
         </w:r>
       </w:hyperlink>
       <w:r>
@@ -7256,21 +7210,7 @@
             <w:rStyle w:val="Hyperlink"/>
             <w:rFonts w:eastAsia="Yu Mincho"/>
           </w:rPr>
-          <w:t>https://www.jstor.org/content/pdf/oa_chapter_</w:t>
-        </w:r>
-        <w:r>
-          <w:rPr>
-            <w:rStyle w:val="Hyperlink"/>
-            <w:rFonts w:eastAsia="Yu Mincho"/>
-          </w:rPr>
-          <w:t>e</w:t>
-        </w:r>
-        <w:r>
-          <w:rPr>
-            <w:rStyle w:val="Hyperlink"/>
-            <w:rFonts w:eastAsia="Yu Mincho"/>
-          </w:rPr>
-          <w:t>dited/jj.13568104.7?refreqid=fastly-default%3A7c8cfb02d7ad4c9fb0737de041c21467&amp;ab_segments=0%2Fbasic_search_gsv2%2Fcontrol&amp;initiator=search-results&amp;acceptTC=1</w:t>
+          <w:t>https://www.jstor.org/content/pdf/oa_chapter_edited/jj.13568104.7?refreqid=fastly-default%3A7c8cfb02d7ad4c9fb0737de041c21467&amp;ab_segments=0%2Fbasic_search_gsv2%2Fcontrol&amp;initiator=search-results&amp;acceptTC=1</w:t>
         </w:r>
       </w:hyperlink>
       <w:r>
@@ -7305,21 +7245,7 @@
             <w:rStyle w:val="Hyperlink"/>
             <w:rFonts w:eastAsia="Yu Mincho"/>
           </w:rPr>
-          <w:t>https:/</w:t>
-        </w:r>
-        <w:r>
-          <w:rPr>
-            <w:rStyle w:val="Hyperlink"/>
-            <w:rFonts w:eastAsia="Yu Mincho"/>
-          </w:rPr>
-          <w:t>/</w:t>
-        </w:r>
-        <w:r>
-          <w:rPr>
-            <w:rStyle w:val="Hyperlink"/>
-            <w:rFonts w:eastAsia="Yu Mincho"/>
-          </w:rPr>
-          <w:t>scispace.com/pdf/marriage-and-family-in-east-asia-continuity-and-change-us4inc7ool.pdf</w:t>
+          <w:t>https://scispace.com/pdf/marriage-and-family-in-east-asia-continuity-and-change-us4inc7ool.pdf</w:t>
         </w:r>
       </w:hyperlink>
       <w:r>
@@ -7798,7 +7724,6 @@
       <w:pPr>
         <w:pStyle w:val="FootnoteText"/>
         <w:rPr>
-          <w:rFonts w:hint="eastAsia"/>
           <w:lang w:eastAsia="ja-JP"/>
         </w:rPr>
       </w:pPr>
@@ -7918,10 +7843,7 @@
         <w:t>HENDRY, Joy. Understanding Japanese Society. 2. vyd. London: Routledge, 2003. Routledge Japanese Studies Series. ISBN 0-203-42512-X.</w:t>
       </w:r>
       <w:r>
-        <w:t>, s. 2</w:t>
-      </w:r>
-      <w:r>
-        <w:t>4</w:t>
+        <w:t>, s. 24</w:t>
       </w:r>
       <w:r>
         <w:t xml:space="preserve"> Dostupné z: </w:t>
@@ -8046,19 +7968,7 @@
           <w:rPr>
             <w:rStyle w:val="Hyperlink"/>
           </w:rPr>
-          <w:t>https://archive.org/details/cu3</w:t>
-        </w:r>
-        <w:r>
-          <w:rPr>
-            <w:rStyle w:val="Hyperlink"/>
-          </w:rPr>
-          <w:t>1</w:t>
-        </w:r>
-        <w:r>
-          <w:rPr>
-            <w:rStyle w:val="Hyperlink"/>
-          </w:rPr>
-          <w:t>924069576704</w:t>
+          <w:t>https://archive.org/details/cu31924069576704</w:t>
         </w:r>
       </w:hyperlink>
       <w:r>
@@ -10296,6 +10206,7 @@
   <w:style w:type="character" w:default="1" w:styleId="DefaultParagraphFont">
     <w:name w:val="Default Paragraph Font"/>
     <w:uiPriority w:val="1"/>
+    <w:semiHidden/>
     <w:unhideWhenUsed/>
   </w:style>
   <w:style w:type="table" w:default="1" w:styleId="TableNormal">

--- a/Bielik Tomáš - Fenomén poklesu nadväzovania partnerských vzťahov u japonskej mládeže a súvisiace sociálne javy.docx
+++ b/Bielik Tomáš - Fenomén poklesu nadväzovania partnerských vzťahov u japonskej mládeže a súvisiace sociálne javy.docx
@@ -7019,21 +7019,7 @@
             <w:rStyle w:val="Hyperlink"/>
             <w:rFonts w:eastAsia="Yu Mincho"/>
           </w:rPr>
-          <w:t>https://www.jstor.org/stable/pdf/2783202</w:t>
-        </w:r>
-        <w:r>
-          <w:rPr>
-            <w:rStyle w:val="Hyperlink"/>
-            <w:rFonts w:eastAsia="Yu Mincho"/>
-          </w:rPr>
-          <w:t>.</w:t>
-        </w:r>
-        <w:r>
-          <w:rPr>
-            <w:rStyle w:val="Hyperlink"/>
-            <w:rFonts w:eastAsia="Yu Mincho"/>
-          </w:rPr>
-          <w:t>pdf?refreqid=fastly-default%3A7c8cfb02d7ad4c9fb0737de041c21467&amp;ab_segments=0%2Fbasic_search_gsv2%2Fcontrol&amp;initiator=search-results&amp;acceptTC=1</w:t>
+          <w:t>https://www.jstor.org/stable/pdf/2783202.pdf?refreqid=fastly-default%3A7c8cfb02d7ad4c9fb0737de041c21467&amp;ab_segments=0%2Fbasic_search_gsv2%2Fcontrol&amp;initiator=search-results&amp;acceptTC=1</w:t>
         </w:r>
       </w:hyperlink>
       <w:r>
@@ -7067,21 +7053,7 @@
             <w:rStyle w:val="Hyperlink"/>
             <w:rFonts w:eastAsia="Yu Mincho"/>
           </w:rPr>
-          <w:t>https://www.jstor.org/content/pdf/oa_chapter_</w:t>
-        </w:r>
-        <w:r>
-          <w:rPr>
-            <w:rStyle w:val="Hyperlink"/>
-            <w:rFonts w:eastAsia="Yu Mincho"/>
-          </w:rPr>
-          <w:t>e</w:t>
-        </w:r>
-        <w:r>
-          <w:rPr>
-            <w:rStyle w:val="Hyperlink"/>
-            <w:rFonts w:eastAsia="Yu Mincho"/>
-          </w:rPr>
-          <w:t>dited/jj.13568104.7?refreqid=fastly-default%3A7c8cfb02d7ad4c9fb0737de041c21467&amp;ab_segments=0%2Fbasic_search_gsv2%2Fcontrol&amp;initiator=search-results&amp;acceptTC=1</w:t>
+          <w:t>https://www.jstor.org/content/pdf/oa_chapter_edited/jj.13568104.7?refreqid=fastly-default%3A7c8cfb02d7ad4c9fb0737de041c21467&amp;ab_segments=0%2Fbasic_search_gsv2%2Fcontrol&amp;initiator=search-results&amp;acceptTC=1</w:t>
         </w:r>
       </w:hyperlink>
       <w:r>
@@ -7115,21 +7087,7 @@
             <w:rStyle w:val="Hyperlink"/>
             <w:rFonts w:eastAsia="Yu Mincho"/>
           </w:rPr>
-          <w:t>https:/</w:t>
-        </w:r>
-        <w:r>
-          <w:rPr>
-            <w:rStyle w:val="Hyperlink"/>
-            <w:rFonts w:eastAsia="Yu Mincho"/>
-          </w:rPr>
-          <w:t>/</w:t>
-        </w:r>
-        <w:r>
-          <w:rPr>
-            <w:rStyle w:val="Hyperlink"/>
-            <w:rFonts w:eastAsia="Yu Mincho"/>
-          </w:rPr>
-          <w:t>scispace.com/pdf/marriage-and-family-in-east-asia-continuity-and-change-us4inc7ool.pdf</w:t>
+          <w:t>https://scispace.com/pdf/marriage-and-family-in-east-asia-continuity-and-change-us4inc7ool.pdf</w:t>
         </w:r>
       </w:hyperlink>
       <w:r>
@@ -7608,7 +7566,6 @@
       <w:pPr>
         <w:pStyle w:val="FootnoteText"/>
         <w:rPr>
-          <w:rFonts w:hint="eastAsia"/>
           <w:lang w:eastAsia="ja-JP"/>
         </w:rPr>
       </w:pPr>
@@ -9909,6 +9866,7 @@
   <w:style w:type="character" w:default="1" w:styleId="DefaultParagraphFont">
     <w:name w:val="Default Paragraph Font"/>
     <w:uiPriority w:val="1"/>
+    <w:semiHidden/>
     <w:unhideWhenUsed/>
   </w:style>
   <w:style w:type="table" w:default="1" w:styleId="TableNormal">

--- a/Bielik Tomáš - Fenomén poklesu nadväzovania partnerských vzťahov u japonskej mládeže a súvisiace sociálne javy.docx
+++ b/Bielik Tomáš - Fenomén poklesu nadväzovania partnerských vzťahov u japonskej mládeže a súvisiace sociálne javy.docx
@@ -1410,7 +1410,7 @@
         </w:rPr>
       </w:pPr>
       <w:bookmarkStart w:id="0" w:name="_Toc221722554"/>
-      <w:bookmarkStart w:id="1" w:name="_Toc224748432"/>
+      <w:bookmarkStart w:id="1" w:name="_Toc228110752"/>
       <w:r>
         <w:rPr>
           <w:rFonts w:eastAsia="Yu Mincho"/>
@@ -1429,7 +1429,7 @@
           <w:b w:val="0"/>
           <w:kern w:val="2"/>
           <w:szCs w:val="24"/>
-          <w:lang w:eastAsia="ja-JP"/>
+          <w:lang w:val="en-US" w:eastAsia="ja-JP"/>
           <w14:ligatures w14:val="standardContextual"/>
         </w:rPr>
       </w:pPr>
@@ -1453,7 +1453,7 @@
         </w:rPr>
         <w:fldChar w:fldCharType="separate"/>
       </w:r>
-      <w:hyperlink w:anchor="_Toc224748432" w:history="1">
+      <w:hyperlink w:anchor="_Toc228110752" w:history="1">
         <w:r>
           <w:rPr>
             <w:rStyle w:val="Hyperlink"/>
@@ -1477,7 +1477,7 @@
           <w:rPr>
             <w:webHidden/>
           </w:rPr>
-          <w:instrText xml:space="preserve"> PAGEREF _Toc224748432 \h </w:instrText>
+          <w:instrText xml:space="preserve"> PAGEREF _Toc228110752 \h </w:instrText>
         </w:r>
         <w:r>
           <w:rPr>
@@ -1512,11 +1512,11 @@
           <w:b w:val="0"/>
           <w:kern w:val="2"/>
           <w:szCs w:val="24"/>
-          <w:lang w:eastAsia="ja-JP"/>
+          <w:lang w:val="en-US" w:eastAsia="ja-JP"/>
           <w14:ligatures w14:val="standardContextual"/>
         </w:rPr>
       </w:pPr>
-      <w:hyperlink w:anchor="_Toc224748433" w:history="1">
+      <w:hyperlink w:anchor="_Toc228110753" w:history="1">
         <w:r>
           <w:rPr>
             <w:rStyle w:val="Hyperlink"/>
@@ -1540,7 +1540,7 @@
           <w:rPr>
             <w:webHidden/>
           </w:rPr>
-          <w:instrText xml:space="preserve"> PAGEREF _Toc224748433 \h </w:instrText>
+          <w:instrText xml:space="preserve"> PAGEREF _Toc228110753 \h </w:instrText>
         </w:r>
         <w:r>
           <w:rPr>
@@ -1575,11 +1575,11 @@
           <w:b w:val="0"/>
           <w:kern w:val="2"/>
           <w:szCs w:val="24"/>
-          <w:lang w:eastAsia="ja-JP"/>
+          <w:lang w:val="en-US" w:eastAsia="ja-JP"/>
           <w14:ligatures w14:val="standardContextual"/>
         </w:rPr>
       </w:pPr>
-      <w:hyperlink w:anchor="_Toc224748434" w:history="1">
+      <w:hyperlink w:anchor="_Toc228110754" w:history="1">
         <w:r>
           <w:rPr>
             <w:rStyle w:val="Hyperlink"/>
@@ -1593,7 +1593,7 @@
             <w:b w:val="0"/>
             <w:kern w:val="2"/>
             <w:szCs w:val="24"/>
-            <w:lang w:eastAsia="ja-JP"/>
+            <w:lang w:val="en-US" w:eastAsia="ja-JP"/>
             <w14:ligatures w14:val="standardContextual"/>
           </w:rPr>
           <w:tab/>
@@ -1621,7 +1621,7 @@
           <w:rPr>
             <w:webHidden/>
           </w:rPr>
-          <w:instrText xml:space="preserve"> PAGEREF _Toc224748434 \h </w:instrText>
+          <w:instrText xml:space="preserve"> PAGEREF _Toc228110754 \h </w:instrText>
         </w:r>
         <w:r>
           <w:rPr>
@@ -1660,11 +1660,11 @@
           <w:noProof/>
           <w:kern w:val="2"/>
           <w:szCs w:val="24"/>
-          <w:lang w:eastAsia="ja-JP"/>
+          <w:lang w:val="en-US" w:eastAsia="ja-JP"/>
           <w14:ligatures w14:val="standardContextual"/>
         </w:rPr>
       </w:pPr>
-      <w:hyperlink w:anchor="_Toc224748435" w:history="1">
+      <w:hyperlink w:anchor="_Toc228110755" w:history="1">
         <w:r>
           <w:rPr>
             <w:rStyle w:val="Hyperlink"/>
@@ -1680,7 +1680,7 @@
             <w:noProof/>
             <w:kern w:val="2"/>
             <w:szCs w:val="24"/>
-            <w:lang w:eastAsia="ja-JP"/>
+            <w:lang w:val="en-US" w:eastAsia="ja-JP"/>
             <w14:ligatures w14:val="standardContextual"/>
           </w:rPr>
           <w:tab/>
@@ -1712,7 +1712,7 @@
             <w:noProof/>
             <w:webHidden/>
           </w:rPr>
-          <w:instrText xml:space="preserve"> PAGEREF _Toc224748435 \h </w:instrText>
+          <w:instrText xml:space="preserve"> PAGEREF _Toc228110755 \h </w:instrText>
         </w:r>
         <w:r>
           <w:rPr>
@@ -1755,11 +1755,11 @@
           <w:noProof/>
           <w:kern w:val="2"/>
           <w:szCs w:val="24"/>
-          <w:lang w:eastAsia="ja-JP"/>
+          <w:lang w:val="en-US" w:eastAsia="ja-JP"/>
           <w14:ligatures w14:val="standardContextual"/>
         </w:rPr>
       </w:pPr>
-      <w:hyperlink w:anchor="_Toc224748436" w:history="1">
+      <w:hyperlink w:anchor="_Toc228110756" w:history="1">
         <w:r>
           <w:rPr>
             <w:rStyle w:val="Hyperlink"/>
@@ -1774,7 +1774,7 @@
             <w:noProof/>
             <w:kern w:val="2"/>
             <w:szCs w:val="24"/>
-            <w:lang w:eastAsia="ja-JP"/>
+            <w:lang w:val="en-US" w:eastAsia="ja-JP"/>
             <w14:ligatures w14:val="standardContextual"/>
           </w:rPr>
           <w:tab/>
@@ -1805,7 +1805,7 @@
             <w:noProof/>
             <w:webHidden/>
           </w:rPr>
-          <w:instrText xml:space="preserve"> PAGEREF _Toc224748436 \h </w:instrText>
+          <w:instrText xml:space="preserve"> PAGEREF _Toc228110756 \h </w:instrText>
         </w:r>
         <w:r>
           <w:rPr>
@@ -1844,15 +1844,14 @@
           <w:b w:val="0"/>
           <w:kern w:val="2"/>
           <w:szCs w:val="24"/>
-          <w:lang w:eastAsia="ja-JP"/>
+          <w:lang w:val="en-US" w:eastAsia="ja-JP"/>
           <w14:ligatures w14:val="standardContextual"/>
         </w:rPr>
       </w:pPr>
-      <w:hyperlink w:anchor="_Toc224748437" w:history="1">
+      <w:hyperlink w:anchor="_Toc228110757" w:history="1">
         <w:r>
           <w:rPr>
             <w:rStyle w:val="Hyperlink"/>
-            <w:lang w:eastAsia="x-none"/>
           </w:rPr>
           <w:t>2</w:t>
         </w:r>
@@ -1862,7 +1861,7 @@
             <w:b w:val="0"/>
             <w:kern w:val="2"/>
             <w:szCs w:val="24"/>
-            <w:lang w:eastAsia="ja-JP"/>
+            <w:lang w:val="en-US" w:eastAsia="ja-JP"/>
             <w14:ligatures w14:val="standardContextual"/>
           </w:rPr>
           <w:tab/>
@@ -1871,7 +1870,7 @@
           <w:rPr>
             <w:rStyle w:val="Hyperlink"/>
           </w:rPr>
-          <w:t>Partnerské vzťahy a manželstvo v súčasnom Japonsku</w:t>
+          <w:t>Vývoj manželstva a partnerských vzťahov v Japonsku</w:t>
         </w:r>
         <w:r>
           <w:rPr>
@@ -1889,7 +1888,7 @@
           <w:rPr>
             <w:webHidden/>
           </w:rPr>
-          <w:instrText xml:space="preserve"> PAGEREF _Toc224748437 \h </w:instrText>
+          <w:instrText xml:space="preserve"> PAGEREF _Toc228110757 \h </w:instrText>
         </w:r>
         <w:r>
           <w:rPr>
@@ -1906,7 +1905,7 @@
           <w:rPr>
             <w:webHidden/>
           </w:rPr>
-          <w:t>10</w:t>
+          <w:t>11</w:t>
         </w:r>
         <w:r>
           <w:rPr>
@@ -1928,17 +1927,16 @@
           <w:noProof/>
           <w:kern w:val="2"/>
           <w:szCs w:val="24"/>
-          <w:lang w:eastAsia="ja-JP"/>
+          <w:lang w:val="en-US" w:eastAsia="ja-JP"/>
           <w14:ligatures w14:val="standardContextual"/>
         </w:rPr>
       </w:pPr>
-      <w:hyperlink w:anchor="_Toc224748438" w:history="1">
+      <w:hyperlink w:anchor="_Toc228110758" w:history="1">
         <w:r>
           <w:rPr>
             <w:rStyle w:val="Hyperlink"/>
             <w:bCs/>
             <w:noProof/>
-            <w:lang w:eastAsia="x-none"/>
           </w:rPr>
           <w:t>2.1</w:t>
         </w:r>
@@ -1948,7 +1946,7 @@
             <w:noProof/>
             <w:kern w:val="2"/>
             <w:szCs w:val="24"/>
-            <w:lang w:eastAsia="ja-JP"/>
+            <w:lang w:val="en-US" w:eastAsia="ja-JP"/>
             <w14:ligatures w14:val="standardContextual"/>
           </w:rPr>
           <w:tab/>
@@ -1958,7 +1956,23 @@
             <w:rStyle w:val="Hyperlink"/>
             <w:noProof/>
           </w:rPr>
-          <w:t>Vývoj manželstva a partnerských vzťahov v Japonsku</w:t>
+          <w:t>Koncept Omiai (</w:t>
+        </w:r>
+        <w:r>
+          <w:rPr>
+            <w:rStyle w:val="Hyperlink"/>
+            <w:rFonts w:hint="eastAsia"/>
+            <w:noProof/>
+            <w:lang w:eastAsia="ja-JP"/>
+          </w:rPr>
+          <w:t>お見合い</w:t>
+        </w:r>
+        <w:r>
+          <w:rPr>
+            <w:rStyle w:val="Hyperlink"/>
+            <w:noProof/>
+          </w:rPr>
+          <w:t>)</w:t>
         </w:r>
         <w:r>
           <w:rPr>
@@ -1979,7 +1993,7 @@
             <w:noProof/>
             <w:webHidden/>
           </w:rPr>
-          <w:instrText xml:space="preserve"> PAGEREF _Toc224748438 \h </w:instrText>
+          <w:instrText xml:space="preserve"> PAGEREF _Toc228110758 \h </w:instrText>
         </w:r>
         <w:r>
           <w:rPr>
@@ -1999,7 +2013,7 @@
             <w:noProof/>
             <w:webHidden/>
           </w:rPr>
-          <w:t>10</w:t>
+          <w:t>11</w:t>
         </w:r>
         <w:r>
           <w:rPr>
@@ -2022,11 +2036,11 @@
           <w:noProof/>
           <w:kern w:val="2"/>
           <w:szCs w:val="24"/>
-          <w:lang w:eastAsia="ja-JP"/>
+          <w:lang w:val="en-US" w:eastAsia="ja-JP"/>
           <w14:ligatures w14:val="standardContextual"/>
         </w:rPr>
       </w:pPr>
-      <w:hyperlink w:anchor="_Toc224748439" w:history="1">
+      <w:hyperlink w:anchor="_Toc228110759" w:history="1">
         <w:r>
           <w:rPr>
             <w:rStyle w:val="Hyperlink"/>
@@ -2041,7 +2055,7 @@
             <w:noProof/>
             <w:kern w:val="2"/>
             <w:szCs w:val="24"/>
-            <w:lang w:eastAsia="ja-JP"/>
+            <w:lang w:val="en-US" w:eastAsia="ja-JP"/>
             <w14:ligatures w14:val="standardContextual"/>
           </w:rPr>
           <w:tab/>
@@ -2051,7 +2065,23 @@
             <w:rStyle w:val="Hyperlink"/>
             <w:noProof/>
           </w:rPr>
-          <w:t>Demografické trendy: neskoršie a menej časté manželstvo</w:t>
+          <w:t>Systém ie (</w:t>
+        </w:r>
+        <w:r>
+          <w:rPr>
+            <w:rStyle w:val="Hyperlink"/>
+            <w:rFonts w:hint="eastAsia"/>
+            <w:noProof/>
+            <w:lang w:eastAsia="ja-JP"/>
+          </w:rPr>
+          <w:t>家</w:t>
+        </w:r>
+        <w:r>
+          <w:rPr>
+            <w:rStyle w:val="Hyperlink"/>
+            <w:noProof/>
+          </w:rPr>
+          <w:t>)</w:t>
         </w:r>
         <w:r>
           <w:rPr>
@@ -2072,7 +2102,7 @@
             <w:noProof/>
             <w:webHidden/>
           </w:rPr>
-          <w:instrText xml:space="preserve"> PAGEREF _Toc224748439 \h </w:instrText>
+          <w:instrText xml:space="preserve"> PAGEREF _Toc228110759 \h </w:instrText>
         </w:r>
         <w:r>
           <w:rPr>
@@ -2092,11 +2122,90 @@
             <w:noProof/>
             <w:webHidden/>
           </w:rPr>
-          <w:t>10</w:t>
+          <w:t>12</w:t>
         </w:r>
         <w:r>
           <w:rPr>
             <w:noProof/>
+            <w:webHidden/>
+          </w:rPr>
+          <w:fldChar w:fldCharType="end"/>
+        </w:r>
+      </w:hyperlink>
+    </w:p>
+    <w:p>
+      <w:pPr>
+        <w:pStyle w:val="TOC1"/>
+        <w:rPr>
+          <w:rFonts w:asciiTheme="minorHAnsi" w:eastAsiaTheme="minorEastAsia" w:hAnsiTheme="minorHAnsi" w:cstheme="minorBidi"/>
+          <w:b w:val="0"/>
+          <w:kern w:val="2"/>
+          <w:szCs w:val="24"/>
+          <w:lang w:val="en-US" w:eastAsia="ja-JP"/>
+          <w14:ligatures w14:val="standardContextual"/>
+        </w:rPr>
+      </w:pPr>
+      <w:hyperlink w:anchor="_Toc228110760" w:history="1">
+        <w:r>
+          <w:rPr>
+            <w:rStyle w:val="Hyperlink"/>
+          </w:rPr>
+          <w:t>3</w:t>
+        </w:r>
+        <w:r>
+          <w:rPr>
+            <w:rFonts w:asciiTheme="minorHAnsi" w:eastAsiaTheme="minorEastAsia" w:hAnsiTheme="minorHAnsi" w:cstheme="minorBidi"/>
+            <w:b w:val="0"/>
+            <w:kern w:val="2"/>
+            <w:szCs w:val="24"/>
+            <w:lang w:val="en-US" w:eastAsia="ja-JP"/>
+            <w14:ligatures w14:val="standardContextual"/>
+          </w:rPr>
+          <w:tab/>
+        </w:r>
+        <w:r>
+          <w:rPr>
+            <w:rStyle w:val="Hyperlink"/>
+          </w:rPr>
+          <w:t>Pokles nadväzovania partnerských vzťahov v súčasnom Japonsku</w:t>
+        </w:r>
+        <w:r>
+          <w:rPr>
+            <w:webHidden/>
+          </w:rPr>
+          <w:tab/>
+        </w:r>
+        <w:r>
+          <w:rPr>
+            <w:webHidden/>
+          </w:rPr>
+          <w:fldChar w:fldCharType="begin"/>
+        </w:r>
+        <w:r>
+          <w:rPr>
+            <w:webHidden/>
+          </w:rPr>
+          <w:instrText xml:space="preserve"> PAGEREF _Toc228110760 \h </w:instrText>
+        </w:r>
+        <w:r>
+          <w:rPr>
+            <w:webHidden/>
+          </w:rPr>
+        </w:r>
+        <w:r>
+          <w:rPr>
+            <w:webHidden/>
+          </w:rPr>
+          <w:fldChar w:fldCharType="separate"/>
+        </w:r>
+        <w:r>
+          <w:rPr>
+            <w:webHidden/>
+          </w:rPr>
+          <w:t>15</w:t>
+        </w:r>
+        <w:r>
+          <w:rPr>
             <w:webHidden/>
           </w:rPr>
           <w:fldChar w:fldCharType="end"/>
@@ -2115,18 +2224,18 @@
           <w:noProof/>
           <w:kern w:val="2"/>
           <w:szCs w:val="24"/>
-          <w:lang w:eastAsia="ja-JP"/>
+          <w:lang w:val="en-US" w:eastAsia="ja-JP"/>
           <w14:ligatures w14:val="standardContextual"/>
         </w:rPr>
       </w:pPr>
-      <w:hyperlink w:anchor="_Toc224748440" w:history="1">
+      <w:hyperlink w:anchor="_Toc228110761" w:history="1">
         <w:r>
           <w:rPr>
             <w:rStyle w:val="Hyperlink"/>
             <w:bCs/>
             <w:noProof/>
           </w:rPr>
-          <w:t>2.3</w:t>
+          <w:t>3.1</w:t>
         </w:r>
         <w:r>
           <w:rPr>
@@ -2134,7 +2243,7 @@
             <w:noProof/>
             <w:kern w:val="2"/>
             <w:szCs w:val="24"/>
-            <w:lang w:eastAsia="ja-JP"/>
+            <w:lang w:val="en-US" w:eastAsia="ja-JP"/>
             <w14:ligatures w14:val="standardContextual"/>
           </w:rPr>
           <w:tab/>
@@ -2144,7 +2253,7 @@
             <w:rStyle w:val="Hyperlink"/>
             <w:noProof/>
           </w:rPr>
-          <w:t>Život osamote a prechod do dospelosti</w:t>
+          <w:t>Pokles miery uzatvárania manželstiev</w:t>
         </w:r>
         <w:r>
           <w:rPr>
@@ -2165,7 +2274,7 @@
             <w:noProof/>
             <w:webHidden/>
           </w:rPr>
-          <w:instrText xml:space="preserve"> PAGEREF _Toc224748440 \h </w:instrText>
+          <w:instrText xml:space="preserve"> PAGEREF _Toc228110761 \h </w:instrText>
         </w:r>
         <w:r>
           <w:rPr>
@@ -2185,90 +2294,11 @@
             <w:noProof/>
             <w:webHidden/>
           </w:rPr>
-          <w:t>11</w:t>
+          <w:t>15</w:t>
         </w:r>
         <w:r>
           <w:rPr>
             <w:noProof/>
-            <w:webHidden/>
-          </w:rPr>
-          <w:fldChar w:fldCharType="end"/>
-        </w:r>
-      </w:hyperlink>
-    </w:p>
-    <w:p>
-      <w:pPr>
-        <w:pStyle w:val="TOC1"/>
-        <w:rPr>
-          <w:rFonts w:asciiTheme="minorHAnsi" w:eastAsiaTheme="minorEastAsia" w:hAnsiTheme="minorHAnsi" w:cstheme="minorBidi"/>
-          <w:b w:val="0"/>
-          <w:kern w:val="2"/>
-          <w:szCs w:val="24"/>
-          <w:lang w:eastAsia="ja-JP"/>
-          <w14:ligatures w14:val="standardContextual"/>
-        </w:rPr>
-      </w:pPr>
-      <w:hyperlink w:anchor="_Toc224748441" w:history="1">
-        <w:r>
-          <w:rPr>
-            <w:rStyle w:val="Hyperlink"/>
-          </w:rPr>
-          <w:t>3</w:t>
-        </w:r>
-        <w:r>
-          <w:rPr>
-            <w:rFonts w:asciiTheme="minorHAnsi" w:eastAsiaTheme="minorEastAsia" w:hAnsiTheme="minorHAnsi" w:cstheme="minorBidi"/>
-            <w:b w:val="0"/>
-            <w:kern w:val="2"/>
-            <w:szCs w:val="24"/>
-            <w:lang w:eastAsia="ja-JP"/>
-            <w14:ligatures w14:val="standardContextual"/>
-          </w:rPr>
-          <w:tab/>
-        </w:r>
-        <w:r>
-          <w:rPr>
-            <w:rStyle w:val="Hyperlink"/>
-          </w:rPr>
-          <w:t>Faktory poklesu nadväzovania partnerských vzťahov</w:t>
-        </w:r>
-        <w:r>
-          <w:rPr>
-            <w:webHidden/>
-          </w:rPr>
-          <w:tab/>
-        </w:r>
-        <w:r>
-          <w:rPr>
-            <w:webHidden/>
-          </w:rPr>
-          <w:fldChar w:fldCharType="begin"/>
-        </w:r>
-        <w:r>
-          <w:rPr>
-            <w:webHidden/>
-          </w:rPr>
-          <w:instrText xml:space="preserve"> PAGEREF _Toc224748441 \h </w:instrText>
-        </w:r>
-        <w:r>
-          <w:rPr>
-            <w:webHidden/>
-          </w:rPr>
-        </w:r>
-        <w:r>
-          <w:rPr>
-            <w:webHidden/>
-          </w:rPr>
-          <w:fldChar w:fldCharType="separate"/>
-        </w:r>
-        <w:r>
-          <w:rPr>
-            <w:webHidden/>
-          </w:rPr>
-          <w:t>12</w:t>
-        </w:r>
-        <w:r>
-          <w:rPr>
             <w:webHidden/>
           </w:rPr>
           <w:fldChar w:fldCharType="end"/>
@@ -2287,18 +2317,18 @@
           <w:noProof/>
           <w:kern w:val="2"/>
           <w:szCs w:val="24"/>
-          <w:lang w:eastAsia="ja-JP"/>
+          <w:lang w:val="en-US" w:eastAsia="ja-JP"/>
           <w14:ligatures w14:val="standardContextual"/>
         </w:rPr>
       </w:pPr>
-      <w:hyperlink w:anchor="_Toc224748442" w:history="1">
+      <w:hyperlink w:anchor="_Toc228110762" w:history="1">
         <w:r>
           <w:rPr>
             <w:rStyle w:val="Hyperlink"/>
             <w:bCs/>
             <w:noProof/>
           </w:rPr>
-          <w:t>3.1</w:t>
+          <w:t>3.2</w:t>
         </w:r>
         <w:r>
           <w:rPr>
@@ -2306,7 +2336,7 @@
             <w:noProof/>
             <w:kern w:val="2"/>
             <w:szCs w:val="24"/>
-            <w:lang w:eastAsia="ja-JP"/>
+            <w:lang w:val="en-US" w:eastAsia="ja-JP"/>
             <w14:ligatures w14:val="standardContextual"/>
           </w:rPr>
           <w:tab/>
@@ -2316,7 +2346,7 @@
             <w:rStyle w:val="Hyperlink"/>
             <w:noProof/>
           </w:rPr>
-          <w:t>Ekonomické a pracovné faktory</w:t>
+          <w:t>Fertilita</w:t>
         </w:r>
         <w:r>
           <w:rPr>
@@ -2337,7 +2367,7 @@
             <w:noProof/>
             <w:webHidden/>
           </w:rPr>
-          <w:instrText xml:space="preserve"> PAGEREF _Toc224748442 \h </w:instrText>
+          <w:instrText xml:space="preserve"> PAGEREF _Toc228110762 \h </w:instrText>
         </w:r>
         <w:r>
           <w:rPr>
@@ -2357,11 +2387,90 @@
             <w:noProof/>
             <w:webHidden/>
           </w:rPr>
-          <w:t>12</w:t>
+          <w:t>17</w:t>
         </w:r>
         <w:r>
           <w:rPr>
             <w:noProof/>
+            <w:webHidden/>
+          </w:rPr>
+          <w:fldChar w:fldCharType="end"/>
+        </w:r>
+      </w:hyperlink>
+    </w:p>
+    <w:p>
+      <w:pPr>
+        <w:pStyle w:val="TOC1"/>
+        <w:rPr>
+          <w:rFonts w:asciiTheme="minorHAnsi" w:eastAsiaTheme="minorEastAsia" w:hAnsiTheme="minorHAnsi" w:cstheme="minorBidi"/>
+          <w:b w:val="0"/>
+          <w:kern w:val="2"/>
+          <w:szCs w:val="24"/>
+          <w:lang w:val="en-US" w:eastAsia="ja-JP"/>
+          <w14:ligatures w14:val="standardContextual"/>
+        </w:rPr>
+      </w:pPr>
+      <w:hyperlink w:anchor="_Toc228110763" w:history="1">
+        <w:r>
+          <w:rPr>
+            <w:rStyle w:val="Hyperlink"/>
+          </w:rPr>
+          <w:t>4</w:t>
+        </w:r>
+        <w:r>
+          <w:rPr>
+            <w:rFonts w:asciiTheme="minorHAnsi" w:eastAsiaTheme="minorEastAsia" w:hAnsiTheme="minorHAnsi" w:cstheme="minorBidi"/>
+            <w:b w:val="0"/>
+            <w:kern w:val="2"/>
+            <w:szCs w:val="24"/>
+            <w:lang w:val="en-US" w:eastAsia="ja-JP"/>
+            <w14:ligatures w14:val="standardContextual"/>
+          </w:rPr>
+          <w:tab/>
+        </w:r>
+        <w:r>
+          <w:rPr>
+            <w:rStyle w:val="Hyperlink"/>
+          </w:rPr>
+          <w:t>Súvisiace sociálne javy a ich interpretácia</w:t>
+        </w:r>
+        <w:r>
+          <w:rPr>
+            <w:webHidden/>
+          </w:rPr>
+          <w:tab/>
+        </w:r>
+        <w:r>
+          <w:rPr>
+            <w:webHidden/>
+          </w:rPr>
+          <w:fldChar w:fldCharType="begin"/>
+        </w:r>
+        <w:r>
+          <w:rPr>
+            <w:webHidden/>
+          </w:rPr>
+          <w:instrText xml:space="preserve"> PAGEREF _Toc228110763 \h </w:instrText>
+        </w:r>
+        <w:r>
+          <w:rPr>
+            <w:webHidden/>
+          </w:rPr>
+        </w:r>
+        <w:r>
+          <w:rPr>
+            <w:webHidden/>
+          </w:rPr>
+          <w:fldChar w:fldCharType="separate"/>
+        </w:r>
+        <w:r>
+          <w:rPr>
+            <w:webHidden/>
+          </w:rPr>
+          <w:t>18</w:t>
+        </w:r>
+        <w:r>
+          <w:rPr>
             <w:webHidden/>
           </w:rPr>
           <w:fldChar w:fldCharType="end"/>
@@ -2380,18 +2489,19 @@
           <w:noProof/>
           <w:kern w:val="2"/>
           <w:szCs w:val="24"/>
-          <w:lang w:eastAsia="ja-JP"/>
+          <w:lang w:val="en-US" w:eastAsia="ja-JP"/>
           <w14:ligatures w14:val="standardContextual"/>
         </w:rPr>
       </w:pPr>
-      <w:hyperlink w:anchor="_Toc224748443" w:history="1">
+      <w:hyperlink w:anchor="_Toc228110764" w:history="1">
         <w:r>
           <w:rPr>
             <w:rStyle w:val="Hyperlink"/>
             <w:bCs/>
             <w:noProof/>
-          </w:rPr>
-          <w:t>3.2</w:t>
+            <w:lang w:eastAsia="x-none"/>
+          </w:rPr>
+          <w:t>4.1</w:t>
         </w:r>
         <w:r>
           <w:rPr>
@@ -2399,7 +2509,7 @@
             <w:noProof/>
             <w:kern w:val="2"/>
             <w:szCs w:val="24"/>
-            <w:lang w:eastAsia="ja-JP"/>
+            <w:lang w:val="en-US" w:eastAsia="ja-JP"/>
             <w14:ligatures w14:val="standardContextual"/>
           </w:rPr>
           <w:tab/>
@@ -2409,7 +2519,22 @@
             <w:rStyle w:val="Hyperlink"/>
             <w:noProof/>
           </w:rPr>
-          <w:t>Rodové očakávania a predstavy o manželstve</w:t>
+          <w:t>Fenomén „Sóšoku danši (</w:t>
+        </w:r>
+        <w:r>
+          <w:rPr>
+            <w:rStyle w:val="Hyperlink"/>
+            <w:rFonts w:hint="eastAsia"/>
+            <w:noProof/>
+          </w:rPr>
+          <w:t>草食男子</w:t>
+        </w:r>
+        <w:r>
+          <w:rPr>
+            <w:rStyle w:val="Hyperlink"/>
+            <w:noProof/>
+          </w:rPr>
+          <w:t>)“ a zmena mužskej identity</w:t>
         </w:r>
         <w:r>
           <w:rPr>
@@ -2430,7 +2555,7 @@
             <w:noProof/>
             <w:webHidden/>
           </w:rPr>
-          <w:instrText xml:space="preserve"> PAGEREF _Toc224748443 \h </w:instrText>
+          <w:instrText xml:space="preserve"> PAGEREF _Toc228110764 \h </w:instrText>
         </w:r>
         <w:r>
           <w:rPr>
@@ -2450,100 +2575,7 @@
             <w:noProof/>
             <w:webHidden/>
           </w:rPr>
-          <w:t>12</w:t>
-        </w:r>
-        <w:r>
-          <w:rPr>
-            <w:noProof/>
-            <w:webHidden/>
-          </w:rPr>
-          <w:fldChar w:fldCharType="end"/>
-        </w:r>
-      </w:hyperlink>
-    </w:p>
-    <w:p>
-      <w:pPr>
-        <w:pStyle w:val="TOC2"/>
-        <w:tabs>
-          <w:tab w:val="left" w:pos="1440"/>
-          <w:tab w:val="right" w:leader="dot" w:pos="9111"/>
-        </w:tabs>
-        <w:rPr>
-          <w:rFonts w:asciiTheme="minorHAnsi" w:eastAsiaTheme="minorEastAsia" w:hAnsiTheme="minorHAnsi" w:cstheme="minorBidi"/>
-          <w:noProof/>
-          <w:kern w:val="2"/>
-          <w:szCs w:val="24"/>
-          <w:lang w:eastAsia="ja-JP"/>
-          <w14:ligatures w14:val="standardContextual"/>
-        </w:rPr>
-      </w:pPr>
-      <w:hyperlink w:anchor="_Toc224748444" w:history="1">
-        <w:r>
-          <w:rPr>
-            <w:rStyle w:val="Hyperlink"/>
-            <w:bCs/>
-            <w:noProof/>
-          </w:rPr>
-          <w:t>3.3</w:t>
-        </w:r>
-        <w:r>
-          <w:rPr>
-            <w:rFonts w:asciiTheme="minorHAnsi" w:eastAsiaTheme="minorEastAsia" w:hAnsiTheme="minorHAnsi" w:cstheme="minorBidi"/>
-            <w:noProof/>
-            <w:kern w:val="2"/>
-            <w:szCs w:val="24"/>
-            <w:lang w:eastAsia="ja-JP"/>
-            <w14:ligatures w14:val="standardContextual"/>
-          </w:rPr>
-          <w:tab/>
-        </w:r>
-        <w:r>
-          <w:rPr>
-            <w:rStyle w:val="Hyperlink"/>
-            <w:noProof/>
-          </w:rPr>
-          <w:t>Hodnotové a životné zmeny mladej generácie</w:t>
-        </w:r>
-        <w:r>
-          <w:rPr>
-            <w:noProof/>
-            <w:webHidden/>
-          </w:rPr>
-          <w:tab/>
-        </w:r>
-        <w:r>
-          <w:rPr>
-            <w:noProof/>
-            <w:webHidden/>
-          </w:rPr>
-          <w:fldChar w:fldCharType="begin"/>
-        </w:r>
-        <w:r>
-          <w:rPr>
-            <w:noProof/>
-            <w:webHidden/>
-          </w:rPr>
-          <w:instrText xml:space="preserve"> PAGEREF _Toc224748444 \h </w:instrText>
-        </w:r>
-        <w:r>
-          <w:rPr>
-            <w:noProof/>
-            <w:webHidden/>
-          </w:rPr>
-        </w:r>
-        <w:r>
-          <w:rPr>
-            <w:noProof/>
-            <w:webHidden/>
-          </w:rPr>
-          <w:fldChar w:fldCharType="separate"/>
-        </w:r>
-        <w:r>
-          <w:rPr>
-            <w:noProof/>
-            <w:webHidden/>
-          </w:rPr>
-          <w:t>12</w:t>
+          <w:t>18</w:t>
         </w:r>
         <w:r>
           <w:rPr>
@@ -2562,370 +2594,11 @@
           <w:b w:val="0"/>
           <w:kern w:val="2"/>
           <w:szCs w:val="24"/>
-          <w:lang w:eastAsia="ja-JP"/>
+          <w:lang w:val="en-US" w:eastAsia="ja-JP"/>
           <w14:ligatures w14:val="standardContextual"/>
         </w:rPr>
       </w:pPr>
-      <w:hyperlink w:anchor="_Toc224748445" w:history="1">
-        <w:r>
-          <w:rPr>
-            <w:rStyle w:val="Hyperlink"/>
-          </w:rPr>
-          <w:t>4</w:t>
-        </w:r>
-        <w:r>
-          <w:rPr>
-            <w:rFonts w:asciiTheme="minorHAnsi" w:eastAsiaTheme="minorEastAsia" w:hAnsiTheme="minorHAnsi" w:cstheme="minorBidi"/>
-            <w:b w:val="0"/>
-            <w:kern w:val="2"/>
-            <w:szCs w:val="24"/>
-            <w:lang w:eastAsia="ja-JP"/>
-            <w14:ligatures w14:val="standardContextual"/>
-          </w:rPr>
-          <w:tab/>
-        </w:r>
-        <w:r>
-          <w:rPr>
-            <w:rStyle w:val="Hyperlink"/>
-          </w:rPr>
-          <w:t>Súvisiace sociálne javy a ich interpretácia</w:t>
-        </w:r>
-        <w:r>
-          <w:rPr>
-            <w:webHidden/>
-          </w:rPr>
-          <w:tab/>
-        </w:r>
-        <w:r>
-          <w:rPr>
-            <w:webHidden/>
-          </w:rPr>
-          <w:fldChar w:fldCharType="begin"/>
-        </w:r>
-        <w:r>
-          <w:rPr>
-            <w:webHidden/>
-          </w:rPr>
-          <w:instrText xml:space="preserve"> PAGEREF _Toc224748445 \h </w:instrText>
-        </w:r>
-        <w:r>
-          <w:rPr>
-            <w:webHidden/>
-          </w:rPr>
-        </w:r>
-        <w:r>
-          <w:rPr>
-            <w:webHidden/>
-          </w:rPr>
-          <w:fldChar w:fldCharType="separate"/>
-        </w:r>
-        <w:r>
-          <w:rPr>
-            <w:webHidden/>
-          </w:rPr>
-          <w:t>13</w:t>
-        </w:r>
-        <w:r>
-          <w:rPr>
-            <w:webHidden/>
-          </w:rPr>
-          <w:fldChar w:fldCharType="end"/>
-        </w:r>
-      </w:hyperlink>
-    </w:p>
-    <w:p>
-      <w:pPr>
-        <w:pStyle w:val="TOC2"/>
-        <w:tabs>
-          <w:tab w:val="left" w:pos="1440"/>
-          <w:tab w:val="right" w:leader="dot" w:pos="9111"/>
-        </w:tabs>
-        <w:rPr>
-          <w:rFonts w:asciiTheme="minorHAnsi" w:eastAsiaTheme="minorEastAsia" w:hAnsiTheme="minorHAnsi" w:cstheme="minorBidi"/>
-          <w:noProof/>
-          <w:kern w:val="2"/>
-          <w:szCs w:val="24"/>
-          <w:lang w:eastAsia="ja-JP"/>
-          <w14:ligatures w14:val="standardContextual"/>
-        </w:rPr>
-      </w:pPr>
-      <w:hyperlink w:anchor="_Toc224748446" w:history="1">
-        <w:r>
-          <w:rPr>
-            <w:rStyle w:val="Hyperlink"/>
-            <w:bCs/>
-            <w:noProof/>
-            <w:lang w:eastAsia="x-none"/>
-          </w:rPr>
-          <w:t>4.1</w:t>
-        </w:r>
-        <w:r>
-          <w:rPr>
-            <w:rFonts w:asciiTheme="minorHAnsi" w:eastAsiaTheme="minorEastAsia" w:hAnsiTheme="minorHAnsi" w:cstheme="minorBidi"/>
-            <w:noProof/>
-            <w:kern w:val="2"/>
-            <w:szCs w:val="24"/>
-            <w:lang w:eastAsia="ja-JP"/>
-            <w14:ligatures w14:val="standardContextual"/>
-          </w:rPr>
-          <w:tab/>
-        </w:r>
-        <w:r>
-          <w:rPr>
-            <w:rStyle w:val="Hyperlink"/>
-            <w:noProof/>
-          </w:rPr>
-          <w:t>Fenomén „herbivore men“ a zmena mužskej identity</w:t>
-        </w:r>
-        <w:r>
-          <w:rPr>
-            <w:noProof/>
-            <w:webHidden/>
-          </w:rPr>
-          <w:tab/>
-        </w:r>
-        <w:r>
-          <w:rPr>
-            <w:noProof/>
-            <w:webHidden/>
-          </w:rPr>
-          <w:fldChar w:fldCharType="begin"/>
-        </w:r>
-        <w:r>
-          <w:rPr>
-            <w:noProof/>
-            <w:webHidden/>
-          </w:rPr>
-          <w:instrText xml:space="preserve"> PAGEREF _Toc224748446 \h </w:instrText>
-        </w:r>
-        <w:r>
-          <w:rPr>
-            <w:noProof/>
-            <w:webHidden/>
-          </w:rPr>
-        </w:r>
-        <w:r>
-          <w:rPr>
-            <w:noProof/>
-            <w:webHidden/>
-          </w:rPr>
-          <w:fldChar w:fldCharType="separate"/>
-        </w:r>
-        <w:r>
-          <w:rPr>
-            <w:noProof/>
-            <w:webHidden/>
-          </w:rPr>
-          <w:t>13</w:t>
-        </w:r>
-        <w:r>
-          <w:rPr>
-            <w:noProof/>
-            <w:webHidden/>
-          </w:rPr>
-          <w:fldChar w:fldCharType="end"/>
-        </w:r>
-      </w:hyperlink>
-    </w:p>
-    <w:p>
-      <w:pPr>
-        <w:pStyle w:val="TOC2"/>
-        <w:tabs>
-          <w:tab w:val="left" w:pos="1440"/>
-          <w:tab w:val="right" w:leader="dot" w:pos="9111"/>
-        </w:tabs>
-        <w:rPr>
-          <w:rFonts w:asciiTheme="minorHAnsi" w:eastAsiaTheme="minorEastAsia" w:hAnsiTheme="minorHAnsi" w:cstheme="minorBidi"/>
-          <w:noProof/>
-          <w:kern w:val="2"/>
-          <w:szCs w:val="24"/>
-          <w:lang w:eastAsia="ja-JP"/>
-          <w14:ligatures w14:val="standardContextual"/>
-        </w:rPr>
-      </w:pPr>
-      <w:hyperlink w:anchor="_Toc224748447" w:history="1">
-        <w:r>
-          <w:rPr>
-            <w:rStyle w:val="Hyperlink"/>
-            <w:bCs/>
-            <w:noProof/>
-          </w:rPr>
-          <w:t>4.2</w:t>
-        </w:r>
-        <w:r>
-          <w:rPr>
-            <w:rFonts w:asciiTheme="minorHAnsi" w:eastAsiaTheme="minorEastAsia" w:hAnsiTheme="minorHAnsi" w:cstheme="minorBidi"/>
-            <w:noProof/>
-            <w:kern w:val="2"/>
-            <w:szCs w:val="24"/>
-            <w:lang w:eastAsia="ja-JP"/>
-            <w14:ligatures w14:val="standardContextual"/>
-          </w:rPr>
-          <w:tab/>
-        </w:r>
-        <w:r>
-          <w:rPr>
-            <w:rStyle w:val="Hyperlink"/>
-            <w:noProof/>
-          </w:rPr>
-          <w:t>Sexuálna neskúsenosť a diskurz „sexless“ generácie</w:t>
-        </w:r>
-        <w:r>
-          <w:rPr>
-            <w:noProof/>
-            <w:webHidden/>
-          </w:rPr>
-          <w:tab/>
-        </w:r>
-        <w:r>
-          <w:rPr>
-            <w:noProof/>
-            <w:webHidden/>
-          </w:rPr>
-          <w:fldChar w:fldCharType="begin"/>
-        </w:r>
-        <w:r>
-          <w:rPr>
-            <w:noProof/>
-            <w:webHidden/>
-          </w:rPr>
-          <w:instrText xml:space="preserve"> PAGEREF _Toc224748447 \h </w:instrText>
-        </w:r>
-        <w:r>
-          <w:rPr>
-            <w:noProof/>
-            <w:webHidden/>
-          </w:rPr>
-        </w:r>
-        <w:r>
-          <w:rPr>
-            <w:noProof/>
-            <w:webHidden/>
-          </w:rPr>
-          <w:fldChar w:fldCharType="separate"/>
-        </w:r>
-        <w:r>
-          <w:rPr>
-            <w:noProof/>
-            <w:webHidden/>
-          </w:rPr>
-          <w:t>14</w:t>
-        </w:r>
-        <w:r>
-          <w:rPr>
-            <w:noProof/>
-            <w:webHidden/>
-          </w:rPr>
-          <w:fldChar w:fldCharType="end"/>
-        </w:r>
-      </w:hyperlink>
-    </w:p>
-    <w:p>
-      <w:pPr>
-        <w:pStyle w:val="TOC2"/>
-        <w:tabs>
-          <w:tab w:val="left" w:pos="1440"/>
-          <w:tab w:val="right" w:leader="dot" w:pos="9111"/>
-        </w:tabs>
-        <w:rPr>
-          <w:rFonts w:asciiTheme="minorHAnsi" w:eastAsiaTheme="minorEastAsia" w:hAnsiTheme="minorHAnsi" w:cstheme="minorBidi"/>
-          <w:noProof/>
-          <w:kern w:val="2"/>
-          <w:szCs w:val="24"/>
-          <w:lang w:eastAsia="ja-JP"/>
-          <w14:ligatures w14:val="standardContextual"/>
-        </w:rPr>
-      </w:pPr>
-      <w:hyperlink w:anchor="_Toc224748448" w:history="1">
-        <w:r>
-          <w:rPr>
-            <w:rStyle w:val="Hyperlink"/>
-            <w:bCs/>
-            <w:noProof/>
-          </w:rPr>
-          <w:t>4.3</w:t>
-        </w:r>
-        <w:r>
-          <w:rPr>
-            <w:rFonts w:asciiTheme="minorHAnsi" w:eastAsiaTheme="minorEastAsia" w:hAnsiTheme="minorHAnsi" w:cstheme="minorBidi"/>
-            <w:noProof/>
-            <w:kern w:val="2"/>
-            <w:szCs w:val="24"/>
-            <w:lang w:eastAsia="ja-JP"/>
-            <w14:ligatures w14:val="standardContextual"/>
-          </w:rPr>
-          <w:tab/>
-        </w:r>
-        <w:r>
-          <w:rPr>
-            <w:rStyle w:val="Hyperlink"/>
-            <w:noProof/>
-          </w:rPr>
-          <w:t>Sociálne dôsledky: singles, osamelosť a demografické dôsledky</w:t>
-        </w:r>
-        <w:r>
-          <w:rPr>
-            <w:noProof/>
-            <w:webHidden/>
-          </w:rPr>
-          <w:tab/>
-        </w:r>
-        <w:r>
-          <w:rPr>
-            <w:noProof/>
-            <w:webHidden/>
-          </w:rPr>
-          <w:fldChar w:fldCharType="begin"/>
-        </w:r>
-        <w:r>
-          <w:rPr>
-            <w:noProof/>
-            <w:webHidden/>
-          </w:rPr>
-          <w:instrText xml:space="preserve"> PAGEREF _Toc224748448 \h </w:instrText>
-        </w:r>
-        <w:r>
-          <w:rPr>
-            <w:noProof/>
-            <w:webHidden/>
-          </w:rPr>
-        </w:r>
-        <w:r>
-          <w:rPr>
-            <w:noProof/>
-            <w:webHidden/>
-          </w:rPr>
-          <w:fldChar w:fldCharType="separate"/>
-        </w:r>
-        <w:r>
-          <w:rPr>
-            <w:noProof/>
-            <w:webHidden/>
-          </w:rPr>
-          <w:t>14</w:t>
-        </w:r>
-        <w:r>
-          <w:rPr>
-            <w:noProof/>
-            <w:webHidden/>
-          </w:rPr>
-          <w:fldChar w:fldCharType="end"/>
-        </w:r>
-      </w:hyperlink>
-    </w:p>
-    <w:p>
-      <w:pPr>
-        <w:pStyle w:val="TOC1"/>
-        <w:rPr>
-          <w:rFonts w:asciiTheme="minorHAnsi" w:eastAsiaTheme="minorEastAsia" w:hAnsiTheme="minorHAnsi" w:cstheme="minorBidi"/>
-          <w:b w:val="0"/>
-          <w:kern w:val="2"/>
-          <w:szCs w:val="24"/>
-          <w:lang w:eastAsia="ja-JP"/>
-          <w14:ligatures w14:val="standardContextual"/>
-        </w:rPr>
-      </w:pPr>
-      <w:hyperlink w:anchor="_Toc224748449" w:history="1">
+      <w:hyperlink w:anchor="_Toc228110765" w:history="1">
         <w:r>
           <w:rPr>
             <w:rStyle w:val="Hyperlink"/>
@@ -2949,7 +2622,7 @@
           <w:rPr>
             <w:webHidden/>
           </w:rPr>
-          <w:instrText xml:space="preserve"> PAGEREF _Toc224748449 \h </w:instrText>
+          <w:instrText xml:space="preserve"> PAGEREF _Toc228110765 \h </w:instrText>
         </w:r>
         <w:r>
           <w:rPr>
@@ -2966,7 +2639,7 @@
           <w:rPr>
             <w:webHidden/>
           </w:rPr>
-          <w:t>15</w:t>
+          <w:t>22</w:t>
         </w:r>
         <w:r>
           <w:rPr>
@@ -3067,9 +2740,9 @@
           <w:rFonts w:eastAsia="Yu Mincho"/>
         </w:rPr>
       </w:pPr>
-      <w:bookmarkStart w:id="2" w:name="_Toc224748433"/>
-      <w:bookmarkStart w:id="3" w:name="_Toc488250165"/>
-      <w:bookmarkStart w:id="4" w:name="_Toc488250290"/>
+      <w:bookmarkStart w:id="2" w:name="_Toc488250165"/>
+      <w:bookmarkStart w:id="3" w:name="_Toc488250290"/>
+      <w:bookmarkStart w:id="4" w:name="_Toc228110753"/>
       <w:r>
         <w:rPr>
           <w:rFonts w:eastAsia="Yu Mincho"/>
@@ -3077,7 +2750,7 @@
         <w:lastRenderedPageBreak/>
         <w:t>Úvod</w:t>
       </w:r>
-      <w:bookmarkEnd w:id="2"/>
+      <w:bookmarkEnd w:id="4"/>
     </w:p>
     <w:p>
       <w:pPr>
@@ -3135,9 +2808,9 @@
           <w:rFonts w:eastAsia="Yu Mincho"/>
         </w:rPr>
       </w:pPr>
-      <w:bookmarkStart w:id="5" w:name="_Toc224748434"/>
+      <w:bookmarkStart w:id="5" w:name="_Toc228110754"/>
+      <w:bookmarkEnd w:id="2"/>
       <w:bookmarkEnd w:id="3"/>
-      <w:bookmarkEnd w:id="4"/>
       <w:r>
         <w:rPr>
           <w:rFonts w:eastAsia="Yu Mincho"/>
@@ -3186,7 +2859,7 @@
           <w:rFonts w:eastAsia="Yu Mincho"/>
         </w:rPr>
       </w:pPr>
-      <w:bookmarkStart w:id="8" w:name="_Toc224748435"/>
+      <w:bookmarkStart w:id="8" w:name="_Toc228110755"/>
       <w:bookmarkEnd w:id="6"/>
       <w:bookmarkEnd w:id="7"/>
       <w:r>
@@ -3351,7 +3024,7 @@
       <w:pPr>
         <w:pStyle w:val="Heading2"/>
       </w:pPr>
-      <w:bookmarkStart w:id="9" w:name="_Toc224748436"/>
+      <w:bookmarkStart w:id="9" w:name="_Toc228110756"/>
       <w:r>
         <w:t>Terminologické vymedzenie kľúčových pojmov</w:t>
       </w:r>
@@ -3369,28 +3042,28 @@
     <w:p>
       <w:pPr>
         <w:pStyle w:val="Heading1"/>
+        <w:numPr>
+          <w:ilvl w:val="0"/>
+          <w:numId w:val="0"/>
+        </w:numPr>
+        <w:ind w:left="431"/>
         <w:rPr>
           <w:rStyle w:val="Heading1Char"/>
         </w:rPr>
       </w:pPr>
-      <w:bookmarkStart w:id="10" w:name="_Toc224748437"/>
-      <w:r>
-        <w:lastRenderedPageBreak/>
-        <w:t>Partnerské vzťahy a manželstvo v súčasnom Japonsku</w:t>
-      </w:r>
-      <w:bookmarkEnd w:id="10"/>
-    </w:p>
-    <w:p>
-      <w:pPr>
-        <w:pStyle w:val="Heading2"/>
+    </w:p>
+    <w:p>
+      <w:pPr>
+        <w:pStyle w:val="Heading1"/>
         <w:rPr>
           <w:rStyle w:val="Heading2Char"/>
           <w:b/>
           <w:lang w:eastAsia="en-US"/>
         </w:rPr>
       </w:pPr>
-      <w:bookmarkStart w:id="11" w:name="_Toc224748438"/>
-      <w:r>
+      <w:bookmarkStart w:id="10" w:name="_Toc228110757"/>
+      <w:r>
+        <w:lastRenderedPageBreak/>
         <w:t>Vývoj manželstva a partnerských vzťahov v</w:t>
       </w:r>
       <w:r>
@@ -3399,6 +3072,125 @@
       <w:r>
         <w:t>Japonsku</w:t>
       </w:r>
+      <w:bookmarkEnd w:id="10"/>
+    </w:p>
+    <w:p>
+      <w:pPr>
+        <w:spacing w:line="360" w:lineRule="auto"/>
+        <w:ind w:firstLine="431"/>
+      </w:pPr>
+      <w:r>
+        <w:t xml:space="preserve">Súčasná podoba japonských vzťahov je výsledkom storočí pravidiel a tradícií. Dlhé obdobie feudalizmu v Japonsku nastavilo jasné </w:t>
+      </w:r>
+      <w:r>
+        <w:t>hranice.</w:t>
+      </w:r>
+      <w:r>
+        <w:t xml:space="preserve"> </w:t>
+      </w:r>
+      <w:r>
+        <w:t>M</w:t>
+      </w:r>
+      <w:r>
+        <w:t>anželstvo nebolo vnímané ako romantický zväzok dvoch ľudí, ale ako pragmatický nástroj na zachovanie rodovej línie a ekonomickej stability.</w:t>
+      </w:r>
+    </w:p>
+    <w:p>
+      <w:pPr>
+        <w:spacing w:line="360" w:lineRule="auto"/>
+        <w:ind w:firstLine="431"/>
+      </w:pPr>
+      <w:r>
+        <w:t>Zväzky medzi mužo</w:t>
+      </w:r>
+      <w:r>
+        <w:t>m</w:t>
+      </w:r>
+      <w:r>
+        <w:t xml:space="preserve"> a ženou boli dohodnuté s ohľadom na záujmy rodiny a ž</w:t>
+      </w:r>
+      <w:r>
+        <w:t xml:space="preserve">ivot ženy </w:t>
+      </w:r>
+      <w:r>
+        <w:t xml:space="preserve">v období Tokugawa </w:t>
+      </w:r>
+      <w:r>
+        <w:t>bol zredukovaný na domáce prostredie a starostlivosť o potomstvo, zatiaľ čo mužský svet</w:t>
+      </w:r>
+      <w:r>
+        <w:t xml:space="preserve"> bol oveľa pestrejší</w:t>
+      </w:r>
+      <w:r>
+        <w:t>. Obchodníci a predstavitelia vyšších vrstiev hľadali rozptýlenie v zábavných štvrtiach plných divadiel</w:t>
+      </w:r>
+      <w:r>
+        <w:t xml:space="preserve">, </w:t>
+      </w:r>
+      <w:r>
+        <w:t>reštaurácií</w:t>
+      </w:r>
+      <w:r>
+        <w:t xml:space="preserve"> a nevestincov</w:t>
+      </w:r>
+      <w:r>
+        <w:t>, ktoré im ponúkali priestor pre relaxáciu. Tieto miesta boli v podstate izolovaným svetom s vlastnými pravidlami, kde bolo možné dočasne odložiť spoločenskú masku zodpovednej hlavy rodiny a nadväzovať neformálne vzťahy bez ohľadu na prísne morálne normy bežného dňa.</w:t>
+      </w:r>
+      <w:r>
+        <w:rPr>
+          <w:rStyle w:val="FootnoteReference"/>
+        </w:rPr>
+        <w:footnoteReference w:id="1"/>
+      </w:r>
+    </w:p>
+    <w:p>
+      <w:pPr>
+        <w:spacing w:line="360" w:lineRule="auto"/>
+        <w:ind w:firstLine="431"/>
+      </w:pPr>
+      <w:r>
+        <w:t xml:space="preserve">Spoločnosť </w:t>
+      </w:r>
+      <w:r>
+        <w:t>bola striktne rozdelená na niekoľko tried. Najvyššie postavenie v tomto rebríčku zastávala kasta bojovníkov (samurajov), pod ktorou sa nachádzalo roľníctvo. Najnižší sociálny status bol pripisovaný vrstve obchodníkov</w:t>
+      </w:r>
+      <w:r>
+        <w:t xml:space="preserve"> a a</w:t>
+      </w:r>
+      <w:r>
+        <w:t>kékoľvek manželské zväzky medzi ľuďmi z rôznych tried boli nezákonné</w:t>
+      </w:r>
+      <w:r>
+        <w:t>.</w:t>
+      </w:r>
+      <w:r>
+        <w:rPr>
+          <w:rStyle w:val="FootnoteReference"/>
+        </w:rPr>
+        <w:footnoteReference w:id="2"/>
+      </w:r>
+    </w:p>
+    <w:p>
+      <w:pPr>
+        <w:pStyle w:val="Heading2"/>
+      </w:pPr>
+      <w:bookmarkStart w:id="11" w:name="_Toc228110758"/>
+      <w:r>
+        <w:t>Koncept Omiai</w:t>
+      </w:r>
+      <w:r>
+        <w:t xml:space="preserve"> (</w:t>
+      </w:r>
+      <w:r>
+        <w:rPr>
+          <w:rFonts w:hint="eastAsia"/>
+          <w:lang w:eastAsia="ja-JP"/>
+        </w:rPr>
+        <w:t>お見合い</w:t>
+      </w:r>
+      <w:r>
+        <w:t>)</w:t>
+      </w:r>
       <w:bookmarkEnd w:id="11"/>
     </w:p>
     <w:p>
@@ -3407,143 +3199,13 @@
         <w:ind w:firstLine="431"/>
       </w:pPr>
       <w:r>
-        <w:t xml:space="preserve">Súčasná podoba japonských vzťahov je výsledkom storočí pravidiel a tradícií. Dlhé obdobie feudalizmu v Japonsku nastavilo jasné </w:t>
-      </w:r>
-      <w:r>
-        <w:t>hranice.</w:t>
-      </w:r>
-      <w:r>
-        <w:t xml:space="preserve"> </w:t>
-      </w:r>
-      <w:r>
-        <w:t>M</w:t>
-      </w:r>
-      <w:r>
-        <w:t>anželstvo nebolo vnímané ako romantický zväzok dvoch ľudí, ale ako pragmatický nástroj na zachovanie rodovej línie a ekonomickej stability.</w:t>
-      </w:r>
-    </w:p>
-    <w:p>
-      <w:pPr>
-        <w:spacing w:line="360" w:lineRule="auto"/>
-        <w:ind w:firstLine="431"/>
-      </w:pPr>
-      <w:r>
-        <w:t>Zväzky medzi mužo</w:t>
-      </w:r>
-      <w:r>
-        <w:t>m</w:t>
-      </w:r>
-      <w:r>
-        <w:t xml:space="preserve"> a ženou boli dohodnuté s ohľadom na záujmy rodiny a ž</w:t>
-      </w:r>
-      <w:r>
-        <w:t xml:space="preserve">ivot ženy </w:t>
-      </w:r>
-      <w:r>
-        <w:t xml:space="preserve">v období Tokugawa </w:t>
-      </w:r>
-      <w:r>
-        <w:t>bol zredukovaný na domáce prostredie a starostlivosť o potomstvo, zatiaľ čo mužský svet</w:t>
-      </w:r>
-      <w:r>
-        <w:t xml:space="preserve"> bol oveľa pestrejší</w:t>
-      </w:r>
-      <w:r>
-        <w:t>. Obchodníci a predstavitelia vyšších vrstiev hľadali rozptýlenie v zábavných štvrtiach plných divadiel</w:t>
-      </w:r>
-      <w:r>
-        <w:t xml:space="preserve">, </w:t>
-      </w:r>
-      <w:r>
-        <w:t>reštaurácií</w:t>
-      </w:r>
-      <w:r>
-        <w:t xml:space="preserve"> a nevestincov</w:t>
-      </w:r>
-      <w:r>
-        <w:t>, ktoré im ponúkali priestor pre relaxáciu. Tieto miesta boli v podstate izolovaným svetom s vlastnými pravidlami, kde bolo možné dočasne odložiť spoločenskú masku zodpovednej hlavy rodiny a nadväzovať neformálne vzťahy bez ohľadu na prísne morálne normy bežného dňa.</w:t>
-      </w:r>
-      <w:r>
-        <w:rPr>
-          <w:rStyle w:val="FootnoteReference"/>
-        </w:rPr>
-        <w:footnoteReference w:id="1"/>
-      </w:r>
-    </w:p>
-    <w:p>
-      <w:pPr>
-        <w:spacing w:line="360" w:lineRule="auto"/>
-        <w:ind w:firstLine="431"/>
-      </w:pPr>
-      <w:r>
-        <w:t xml:space="preserve">Spoločnosť </w:t>
-      </w:r>
-      <w:r>
-        <w:t>bola striktne rozdelená na niekoľko tried. Najvyššie postavenie v tomto rebríčku zastávala kasta bojovníkov (samurajov), pod ktorou sa nachádzalo roľníctvo. Najnižší sociálny status bol pripisovaný vrstve obchodníkov</w:t>
-      </w:r>
-      <w:r>
-        <w:t xml:space="preserve"> a a</w:t>
-      </w:r>
-      <w:r>
-        <w:t>kékoľvek manželské zväzky medzi ľuďmi z rôznych tried boli nezákonné</w:t>
-      </w:r>
-      <w:r>
-        <w:t>.</w:t>
-      </w:r>
-      <w:r>
-        <w:rPr>
-          <w:rStyle w:val="FootnoteReference"/>
-        </w:rPr>
-        <w:footnoteReference w:id="2"/>
-      </w:r>
-    </w:p>
-    <w:p>
-      <w:pPr>
-        <w:spacing w:line="360" w:lineRule="auto"/>
-        <w:ind w:firstLine="431"/>
-        <w:rPr>
-          <w:b/>
-          <w:bCs/>
-        </w:rPr>
-      </w:pPr>
-      <w:r>
-        <w:rPr>
-          <w:b/>
-          <w:bCs/>
-        </w:rPr>
-        <w:t>Koncept Omiai</w:t>
-      </w:r>
-      <w:r>
-        <w:rPr>
-          <w:b/>
-          <w:bCs/>
-        </w:rPr>
-        <w:t xml:space="preserve"> (</w:t>
-      </w:r>
-      <w:r>
-        <w:rPr>
-          <w:rFonts w:hint="eastAsia"/>
-          <w:b/>
-          <w:bCs/>
-          <w:lang w:eastAsia="ja-JP"/>
-        </w:rPr>
-        <w:t>お見合い</w:t>
-      </w:r>
-      <w:r>
-        <w:rPr>
-          <w:b/>
-          <w:bCs/>
-        </w:rPr>
-        <w:t>)</w:t>
-      </w:r>
-    </w:p>
-    <w:p>
-      <w:pPr>
-        <w:spacing w:line="360" w:lineRule="auto"/>
-        <w:ind w:firstLine="431"/>
-      </w:pPr>
-      <w:r>
-        <w:t>Predtým, než sa v povojnovom období stali štandardom pri výbere životného partnera romantické vzťahy, nachádzali japonskí muži a ženy svojich budúcich manželov a manželky prostredníctvom dohodnutých stretnutí nazývaných miai</w:t>
+        <w:t xml:space="preserve">Predtým, než sa v povojnovom období stali štandardom pri výbere životného partnera romantické vzťahy, japonskí muži a ženy </w:t>
+      </w:r>
+      <w:r>
+        <w:t xml:space="preserve">nachádzali </w:t>
+      </w:r>
+      <w:r>
+        <w:t>svojich budúcich manželov a manželky prostredníctvom dohodnutých stretnutí nazývaných miai</w:t>
       </w:r>
       <w:r>
         <w:t xml:space="preserve"> (</w:t>
@@ -3793,53 +3455,330 @@
     <w:p>
       <w:pPr>
         <w:spacing w:line="360" w:lineRule="auto"/>
+      </w:pPr>
+    </w:p>
+    <w:p>
+      <w:pPr>
+        <w:pStyle w:val="Heading2"/>
+      </w:pPr>
+      <w:bookmarkStart w:id="12" w:name="_Toc228110759"/>
+      <w:r>
+        <w:t>Systém</w:t>
+      </w:r>
+      <w:r>
+        <w:t xml:space="preserve"> ie (</w:t>
+      </w:r>
+      <w:r>
+        <w:rPr>
+          <w:rFonts w:hint="eastAsia"/>
+          <w:lang w:eastAsia="ja-JP"/>
+        </w:rPr>
+        <w:t>家</w:t>
+      </w:r>
+      <w:r>
+        <w:t>)</w:t>
+      </w:r>
+      <w:bookmarkEnd w:id="12"/>
+    </w:p>
+    <w:p>
+      <w:pPr>
+        <w:spacing w:line="360" w:lineRule="auto"/>
         <w:ind w:firstLine="431"/>
-      </w:pPr>
-      <w:r>
-        <w:t>V období od éry Meidži až po kapituláciu Japonska v druhej svetovej vojne fungovala rodina ako základná politická a spoločenská jednotka, na ktorej stála stabilita celého štátu. Legislatíva vtedy definovala rodinu ako prísne hierarchickú štruktúru, na ktorej čele stíl oficiálny správca (hlava rodiny), ktorý mal zákonnú povinnosť voči štátu dohliadať na správnosť rodinných registrov.</w:t>
-      </w:r>
-      <w:r>
-        <w:rPr>
-          <w:rStyle w:val="FootnoteReference"/>
-        </w:rPr>
-        <w:footnoteReference w:id="6"/>
-      </w:r>
-      <w:r>
-        <w:t xml:space="preserve"> </w:t>
-      </w:r>
-    </w:p>
-    <w:p>
-      <w:pPr>
-        <w:spacing w:line="360" w:lineRule="auto"/>
-        <w:ind w:firstLine="431"/>
-      </w:pPr>
-      <w:r>
-        <w:t>Právny rámec tohto usporiadania definoval Japonský občiansky zákonník z roku 1898. Jeho vtedajší článok 732 špecifikoval zloženie domácej jednotky nasledovne:</w:t>
-      </w:r>
-    </w:p>
-    <w:p>
-      <w:pPr>
-        <w:spacing w:line="360" w:lineRule="auto"/>
-        <w:ind w:firstLine="431"/>
-        <w:rPr>
+        <w:rPr>
+          <w:rFonts w:eastAsia="Yu Mincho"/>
+        </w:rPr>
+      </w:pPr>
+      <w:r>
+        <w:rPr>
+          <w:rFonts w:eastAsia="Yu Mincho"/>
           <w:i/>
           <w:iCs/>
         </w:rPr>
-      </w:pPr>
-      <w:r>
-        <w:rPr>
+        <w:t>Ie</w:t>
+      </w:r>
+      <w:r>
+        <w:rPr>
+          <w:rFonts w:eastAsia="Yu Mincho"/>
+        </w:rPr>
+        <w:t>, doslovne preložené ako „dom“, je japonský rodinný systém</w:t>
+      </w:r>
+      <w:r>
+        <w:rPr>
+          <w:rFonts w:eastAsia="Yu Mincho"/>
+        </w:rPr>
+        <w:t>, ktorý nemôžme jednoducho stotožniť s európskym chápaním rodiny. V spoločenských vedách sa často používa pre</w:t>
+      </w:r>
+      <w:r>
+        <w:rPr>
+          <w:rFonts w:eastAsia="Yu Mincho"/>
           <w:i/>
           <w:iCs/>
         </w:rPr>
-        <w:t xml:space="preserve">„Členovia domácnosti pozostávajú z takých príbuzných hlavy domácnosti, ktorí žijú v jeho dome, ako aj z manželov a manželiek týchto príbuzných. Ak dôjde k zmene hlavy </w:t>
-      </w:r>
-      <w:r>
+        <w:t xml:space="preserve"> ie </w:t>
+      </w:r>
+      <w:r>
+        <w:rPr>
+          <w:rFonts w:eastAsia="Yu Mincho"/>
+        </w:rPr>
+        <w:t>výraz „rodinný systém“, ale je to skôr vytvorený koncept, aby bolo možné vysvetliť špecifické črty japonského správania so zvyškom sveta.</w:t>
+      </w:r>
+      <w:r>
+        <w:rPr>
+          <w:rStyle w:val="FootnoteReference"/>
+          <w:rFonts w:eastAsia="Yu Mincho"/>
+        </w:rPr>
+        <w:footnoteReference w:id="6"/>
+      </w:r>
+    </w:p>
+    <w:p>
+      <w:pPr>
+        <w:spacing w:line="360" w:lineRule="auto"/>
+        <w:ind w:firstLine="431"/>
+        <w:rPr>
+          <w:rFonts w:eastAsia="Yu Mincho"/>
+        </w:rPr>
+      </w:pPr>
+      <w:r>
+        <w:rPr>
+          <w:rFonts w:eastAsia="Yu Mincho"/>
+        </w:rPr>
+        <w:lastRenderedPageBreak/>
+        <w:t>Jedným z dôležitých znakov ie je kontinuita. Ie n</w:t>
+      </w:r>
+      <w:r>
+        <w:rPr>
+          <w:rFonts w:eastAsia="Yu Mincho"/>
+        </w:rPr>
+        <w:t>ebolo</w:t>
+      </w:r>
+      <w:r>
+        <w:rPr>
+          <w:rFonts w:eastAsia="Yu Mincho"/>
+        </w:rPr>
+        <w:t xml:space="preserve"> len združením osôb, ale pat</w:t>
+      </w:r>
+      <w:r>
+        <w:rPr>
+          <w:rFonts w:eastAsia="Yu Mincho"/>
+        </w:rPr>
+        <w:t xml:space="preserve">rili </w:t>
+      </w:r>
+      <w:r>
+        <w:rPr>
+          <w:rFonts w:eastAsia="Yu Mincho"/>
+        </w:rPr>
+        <w:t xml:space="preserve">doňho predkovia, súčasní členovia a zatiaľ nenarodené generácie. </w:t>
+      </w:r>
+      <w:r>
+        <w:rPr>
+          <w:rFonts w:eastAsia="Yu Mincho"/>
+        </w:rPr>
+        <w:t xml:space="preserve">Hlavnou úlohou žijúcich členov </w:t>
+      </w:r>
+      <w:r>
+        <w:rPr>
+          <w:rFonts w:eastAsia="Yu Mincho"/>
+        </w:rPr>
+        <w:t>bolo</w:t>
+      </w:r>
+      <w:r>
+        <w:rPr>
+          <w:rFonts w:eastAsia="Yu Mincho"/>
+        </w:rPr>
+        <w:t xml:space="preserve"> uctievať predkov a zabezpečiť, aby ie pokračovalo aj po ich smrti.</w:t>
+      </w:r>
+      <w:r>
+        <w:rPr>
+          <w:rStyle w:val="FootnoteReference"/>
+          <w:rFonts w:eastAsia="Yu Mincho"/>
+        </w:rPr>
+        <w:footnoteReference w:id="7"/>
+      </w:r>
+    </w:p>
+    <w:p>
+      <w:pPr>
+        <w:spacing w:line="360" w:lineRule="auto"/>
+        <w:ind w:firstLine="431"/>
+        <w:rPr>
+          <w:rFonts w:eastAsia="Yu Mincho"/>
+        </w:rPr>
+      </w:pPr>
+      <w:r>
+        <w:rPr>
+          <w:rFonts w:eastAsia="Yu Mincho"/>
+        </w:rPr>
+        <w:t xml:space="preserve">Ďalším znakom je hierarchia. Vzťahy v rámci ie </w:t>
+      </w:r>
+      <w:r>
+        <w:rPr>
+          <w:rFonts w:eastAsia="Yu Mincho"/>
+        </w:rPr>
+        <w:t xml:space="preserve">boli </w:t>
+      </w:r>
+      <w:r>
+        <w:rPr>
+          <w:rFonts w:eastAsia="Yu Mincho"/>
+        </w:rPr>
+        <w:t>prísne hierarchické a založené na veku, pohlaví a postavení v </w:t>
+      </w:r>
+      <w:r>
+        <w:rPr>
+          <w:rFonts w:eastAsia="Yu Mincho"/>
+        </w:rPr>
+        <w:t>ňom</w:t>
+      </w:r>
+      <w:r>
+        <w:rPr>
+          <w:rFonts w:eastAsia="Yu Mincho"/>
+        </w:rPr>
+        <w:t>. Hlava rodiny v</w:t>
+      </w:r>
+      <w:r>
+        <w:rPr>
+          <w:rFonts w:eastAsia="Yu Mincho"/>
+        </w:rPr>
+        <w:t>iedla</w:t>
+      </w:r>
+      <w:r>
+        <w:rPr>
+          <w:rFonts w:eastAsia="Yu Mincho"/>
+        </w:rPr>
+        <w:t xml:space="preserve"> záležitosti domu a</w:t>
+      </w:r>
+      <w:r>
+        <w:rPr>
+          <w:rFonts w:eastAsia="Yu Mincho"/>
+        </w:rPr>
+        <w:t> </w:t>
+      </w:r>
+      <w:r>
+        <w:rPr>
+          <w:rFonts w:eastAsia="Yu Mincho"/>
+        </w:rPr>
+        <w:t>n</w:t>
+      </w:r>
+      <w:r>
+        <w:rPr>
+          <w:rFonts w:eastAsia="Yu Mincho"/>
+        </w:rPr>
+        <w:t xml:space="preserve">iesla </w:t>
+      </w:r>
+      <w:r>
+        <w:rPr>
+          <w:rFonts w:eastAsia="Yu Mincho"/>
+        </w:rPr>
+        <w:t>právnu zodpovednosť za všetkých členov. Vzťahy medzi členmi neurčovala láska, ale povinnosť a úcta. Dokonca blízky vzťah medzi manželmi sa mohol považovať za nebezpečný, pretože hrozilo, že ich súkromé záujmy prevážia nad potrebami ie. Mladší členovia spláca</w:t>
+      </w:r>
+      <w:r>
+        <w:rPr>
+          <w:rFonts w:eastAsia="Yu Mincho"/>
+        </w:rPr>
+        <w:t>li</w:t>
+      </w:r>
+      <w:r>
+        <w:rPr>
+          <w:rFonts w:eastAsia="Yu Mincho"/>
+        </w:rPr>
+        <w:t xml:space="preserve"> dlh starším za svoju výchovu a záujem celku st</w:t>
+      </w:r>
+      <w:r>
+        <w:rPr>
+          <w:rFonts w:eastAsia="Yu Mincho"/>
+        </w:rPr>
+        <w:t xml:space="preserve">ál </w:t>
+      </w:r>
+      <w:r>
+        <w:rPr>
+          <w:rFonts w:eastAsia="Yu Mincho"/>
+        </w:rPr>
+        <w:t>nad záujmom jednotlivca. Ak niekto ohroz</w:t>
+      </w:r>
+      <w:r>
+        <w:rPr>
+          <w:rFonts w:eastAsia="Yu Mincho"/>
+        </w:rPr>
+        <w:t>il</w:t>
+      </w:r>
+      <w:r>
+        <w:rPr>
+          <w:rFonts w:eastAsia="Yu Mincho"/>
+        </w:rPr>
+        <w:t xml:space="preserve"> meno ie, m</w:t>
+      </w:r>
+      <w:r>
+        <w:rPr>
+          <w:rFonts w:eastAsia="Yu Mincho"/>
+        </w:rPr>
+        <w:t>ohol</w:t>
+      </w:r>
+      <w:r>
+        <w:rPr>
+          <w:rFonts w:eastAsia="Yu Mincho"/>
+        </w:rPr>
+        <w:t xml:space="preserve"> byť z neho vylúčený.</w:t>
+      </w:r>
+      <w:r>
+        <w:rPr>
+          <w:rStyle w:val="FootnoteReference"/>
+          <w:rFonts w:eastAsia="Yu Mincho"/>
+        </w:rPr>
+        <w:footnoteReference w:id="8"/>
+      </w:r>
+    </w:p>
+    <w:p>
+      <w:pPr>
+        <w:spacing w:line="360" w:lineRule="auto"/>
+        <w:ind w:firstLine="431"/>
+      </w:pPr>
+      <w:r>
+        <w:t>V období od éry Meidži až po kapituláciu Japonska v druhej svetovej vojne fun</w:t>
+      </w:r>
+      <w:r>
+        <w:t>goval</w:t>
+      </w:r>
+      <w:r>
+        <w:t>o</w:t>
+      </w:r>
+      <w:r>
+        <w:t xml:space="preserve"> rodina</w:t>
+      </w:r>
+      <w:r>
+        <w:t xml:space="preserve"> ako základná politická a spoločenská jednotka, na ktorej stála stabilita celého štátu. Legislatíva vtedy definovala rodinu ako prísne hierarchickú štruktúru, na ktorej čele stíl oficiálny správca (hlava rodiny), ktorý mal zákonnú povinnosť voči štátu dohliadať na správnosť rodinných registrov.</w:t>
+      </w:r>
+      <w:r>
+        <w:rPr>
+          <w:rStyle w:val="FootnoteReference"/>
+        </w:rPr>
+        <w:footnoteReference w:id="9"/>
+      </w:r>
+      <w:r>
+        <w:t xml:space="preserve"> </w:t>
+      </w:r>
+    </w:p>
+    <w:p>
+      <w:pPr>
+        <w:spacing w:line="360" w:lineRule="auto"/>
+        <w:ind w:firstLine="431"/>
+      </w:pPr>
+      <w:r>
+        <w:t>Právny rámec tohto usporiadania definoval Japonský občiansky zákonník z roku 1898. Jeho vtedajší článok 732 špecifikoval zloženie domácej jednotky nasledovne:</w:t>
+      </w:r>
+    </w:p>
+    <w:p>
+      <w:pPr>
+        <w:spacing w:line="360" w:lineRule="auto"/>
+        <w:ind w:firstLine="431"/>
         <w:rPr>
           <w:i/>
           <w:iCs/>
         </w:rPr>
-        <w:lastRenderedPageBreak/>
-        <w:t>domácnosti, bývalá hlava a členovia jej domácnosti sa stávajú členmi domácnosti novej hlavy.“</w:t>
+      </w:pPr>
+      <w:r>
+        <w:rPr>
+          <w:i/>
+          <w:iCs/>
+        </w:rPr>
+        <w:t>„Členovia domácnosti pozostávajú z takých príbuzných hlavy domácnosti, ktorí žijú v jeho dome, ako aj z manželov a manželiek týchto príbuzných. Ak dôjde k zmene hlavy domácnosti, bývalá hlava a členovia jej domácnosti sa stávajú členmi domácnosti novej hlavy.“</w:t>
       </w:r>
       <w:r>
         <w:rPr>
@@ -3847,7 +3786,7 @@
           <w:i/>
           <w:iCs/>
         </w:rPr>
-        <w:footnoteReference w:id="7"/>
+        <w:footnoteReference w:id="10"/>
       </w:r>
     </w:p>
     <w:p>
@@ -3862,13 +3801,19 @@
         <w:rPr>
           <w:rFonts w:eastAsia="Yu Mincho"/>
         </w:rPr>
-        <w:t>Podľa Joy Hendryovej bol t</w:t>
-      </w:r>
-      <w:r>
-        <w:rPr>
-          <w:rFonts w:eastAsia="Yu Mincho"/>
-        </w:rPr>
-        <w:t xml:space="preserve">ento </w:t>
+        <w:t xml:space="preserve"> </w:t>
+      </w:r>
+      <w:r>
+        <w:rPr>
+          <w:rFonts w:eastAsia="Yu Mincho"/>
+        </w:rPr>
+        <w:t>Tento</w:t>
+      </w:r>
+      <w:r>
+        <w:rPr>
+          <w:rFonts w:eastAsia="Yu Mincho"/>
+        </w:rPr>
+        <w:t xml:space="preserve"> </w:t>
       </w:r>
       <w:r>
         <w:rPr>
@@ -3886,6 +3831,12 @@
         <w:rPr>
           <w:rFonts w:eastAsia="Yu Mincho"/>
         </w:rPr>
+        <w:t xml:space="preserve">bol </w:t>
+      </w:r>
+      <w:r>
+        <w:rPr>
+          <w:rFonts w:eastAsia="Yu Mincho"/>
+        </w:rPr>
         <w:t>po druhej svetovej vojne právne potlačený a označovaný za zdroj spoločenských problémov,</w:t>
       </w:r>
       <w:r>
@@ -3898,105 +3849,390 @@
         <w:rPr>
           <w:rFonts w:eastAsia="Yu Mincho"/>
         </w:rPr>
-        <w:t xml:space="preserve"> jeho vplyv v krajine stále pretrváva. Napriek tomu, že súčasný životný štýl a urbanizácia idú priamo proti jeho pôvodným pravidlám a odborníci mu už dávno predpovedali koniec, staré hodnoty sú v japonskej spoločnosti stále prítomné. Ak chceme pochopiť, ako sa tieto tradície prejavujú v dnešnom Japonsku a prečo sa stali vzorom pre iné oblasti života, musíme najprv porozumieť ich historickým základom.</w:t>
+        <w:t xml:space="preserve"> jeho vplyv v krajine stále pretrváva.</w:t>
       </w:r>
       <w:r>
         <w:rPr>
           <w:rStyle w:val="FootnoteReference"/>
           <w:rFonts w:eastAsia="Yu Mincho"/>
         </w:rPr>
-        <w:footnoteReference w:id="8"/>
-      </w:r>
-    </w:p>
-    <w:p>
-      <w:pPr>
-        <w:spacing w:line="360" w:lineRule="auto"/>
-        <w:ind w:firstLine="0"/>
-        <w:rPr>
-          <w:rFonts w:eastAsia="Yu Mincho"/>
-        </w:rPr>
-      </w:pPr>
-    </w:p>
-    <w:p>
-      <w:pPr>
-        <w:spacing w:line="360" w:lineRule="auto"/>
-        <w:ind w:firstLine="0"/>
-        <w:rPr>
-          <w:rFonts w:eastAsia="Yu Mincho"/>
-        </w:rPr>
-      </w:pPr>
+        <w:footnoteReference w:id="11"/>
+      </w:r>
+      <w:r>
+        <w:rPr>
+          <w:rFonts w:eastAsia="Yu Mincho"/>
+        </w:rPr>
+        <w:t xml:space="preserve"> </w:t>
+      </w:r>
+    </w:p>
+    <w:p>
+      <w:pPr>
+        <w:spacing w:line="360" w:lineRule="auto"/>
+        <w:ind w:firstLine="431"/>
+        <w:rPr>
+          <w:rFonts w:eastAsia="Yu Mincho"/>
+        </w:rPr>
+      </w:pPr>
+      <w:r>
+        <w:rPr>
+          <w:rFonts w:eastAsia="Yu Mincho"/>
+        </w:rPr>
+        <w:lastRenderedPageBreak/>
+        <w:t>Po skončení druhej svetovej vojny došlo</w:t>
+      </w:r>
+      <w:r>
+        <w:rPr>
+          <w:rFonts w:eastAsia="Yu Mincho"/>
+        </w:rPr>
+        <w:t xml:space="preserve"> taktiež</w:t>
+      </w:r>
+      <w:r>
+        <w:rPr>
+          <w:rFonts w:eastAsia="Yu Mincho"/>
+        </w:rPr>
+        <w:t xml:space="preserve"> k zmene chápania svadby. Na uzavretie manželstva už nebol potrebný súhlas hlavy domácnosti, ale stačilo slobodné rozhodnutie dvojice. Tento krok zároveň oficiálne zrovnoprávnil postavenie mužov a</w:t>
+      </w:r>
+      <w:r>
+        <w:rPr>
+          <w:rFonts w:eastAsia="Yu Mincho"/>
+        </w:rPr>
+        <w:t> </w:t>
+      </w:r>
+      <w:r>
+        <w:rPr>
+          <w:rFonts w:eastAsia="Yu Mincho"/>
+        </w:rPr>
+        <w:t>žien</w:t>
+      </w:r>
+      <w:r>
+        <w:rPr>
+          <w:rFonts w:eastAsia="Yu Mincho"/>
+        </w:rPr>
+        <w:t xml:space="preserve">. V Japonskej ústave z roku 1947 v článku je napísané: </w:t>
+      </w:r>
+    </w:p>
+    <w:p>
+      <w:pPr>
+        <w:spacing w:line="360" w:lineRule="auto"/>
+        <w:ind w:firstLine="431"/>
+        <w:rPr>
+          <w:rFonts w:eastAsia="Yu Mincho"/>
+          <w:i/>
+          <w:iCs/>
+        </w:rPr>
+      </w:pPr>
+      <w:r>
+        <w:rPr>
+          <w:rFonts w:eastAsia="Yu Mincho"/>
+          <w:i/>
+          <w:iCs/>
+        </w:rPr>
+        <w:t>„Manželstvo sa zakladá výlučne na vzájomnom súhlase oboch pohlaví a musí byť udržiavané prostredníctvom vzájomnej spolupráce, pričom základom sú rovnaké práva manžela a manželky. Pokiaľ ide o výber partnera, majetkové práva, dedičstvo, voľbu bydliska, rozvod a ďalšie záležitosti týkajúce sa manželstva a rodiny, zákony musia byť vypracované na základe dôstojnosti jednotlivca a podstatnej rovnosti oboch pohlaví.“</w:t>
+      </w:r>
+      <w:r>
+        <w:rPr>
+          <w:rStyle w:val="FootnoteReference"/>
+          <w:rFonts w:eastAsia="Yu Mincho"/>
+          <w:i/>
+          <w:iCs/>
+        </w:rPr>
+        <w:footnoteReference w:id="12"/>
+      </w:r>
+    </w:p>
+    <w:p>
+      <w:pPr>
+        <w:spacing w:line="360" w:lineRule="auto"/>
+        <w:ind w:firstLine="431"/>
+        <w:rPr>
+          <w:rFonts w:eastAsia="Yu Mincho"/>
+        </w:rPr>
+      </w:pPr>
+      <w:r>
+        <w:rPr>
+          <w:rFonts w:eastAsia="Yu Mincho"/>
+        </w:rPr>
+        <w:t>Napriek tomu, že súčasný životný štýl a urbanizácia idú priamo proti jeho pôvodným pravidlám a odborníci mu už dávno predpovedali koniec, staré hodnoty sú v japonskej spoločnosti stále prítomné. Ak chceme pochopiť, ako sa tieto tradície prejavujú v dnešnom Japonsku a prečo sa stali vzorom pre iné oblasti života, musíme najprv porozumieť ich historickým základom.</w:t>
+      </w:r>
+      <w:r>
+        <w:rPr>
+          <w:rStyle w:val="FootnoteReference"/>
+          <w:rFonts w:eastAsia="Yu Mincho"/>
+        </w:rPr>
+        <w:footnoteReference w:id="13"/>
+      </w:r>
+    </w:p>
+    <w:p>
+      <w:pPr>
+        <w:pStyle w:val="Heading1"/>
+      </w:pPr>
+      <w:bookmarkStart w:id="13" w:name="_Toc228110760"/>
+      <w:r>
+        <w:lastRenderedPageBreak/>
+        <w:t>Pokles nadväzovania partnerských vzťahov v súčasnom Japonsku</w:t>
+      </w:r>
+      <w:bookmarkEnd w:id="13"/>
+    </w:p>
+    <w:p>
+      <w:pPr>
+        <w:spacing w:line="360" w:lineRule="auto"/>
+      </w:pPr>
+      <w:r>
+        <w:t>V druhej polovici 20. storočia prešlo Japonsko masívnou industrializáciou a dosiahlo jednu z najvyšších životných úrovní na svete. Tento ekonomický rozmach sprevádzali hlboké sociálne a demografické zmeny v povojnovom období. Pokles pôrodnosti viedol k zmenšovaniu rodín, obyvateľstvo sa presunulo do miest a</w:t>
+      </w:r>
+      <w:r>
+        <w:t> väčšina pracovnej sily sa presunula do služieb</w:t>
+      </w:r>
+      <w:r>
+        <w:t>.</w:t>
+      </w:r>
+      <w:r>
+        <w:rPr>
+          <w:rStyle w:val="FootnoteReference"/>
+        </w:rPr>
+        <w:footnoteReference w:id="14"/>
+      </w:r>
+      <w:r>
+        <w:t xml:space="preserve"> </w:t>
+      </w:r>
+      <w:r>
+        <w:t>Takéto zmeny v spoločenskej štruktúre vytvorili nové prostredie, ktoré ovplyvnilo osobný život ľudí a prispelo k poklesu nadväzovania partnerských vzťahov v minulom, ale aj súčasnom Japonsku.</w:t>
+      </w:r>
     </w:p>
     <w:p>
       <w:pPr>
         <w:pStyle w:val="Heading2"/>
       </w:pPr>
-      <w:bookmarkStart w:id="12" w:name="_Toc224748439"/>
-      <w:r>
-        <w:t>Demografické trendy: neskoršie a menej časté manželstvo</w:t>
-      </w:r>
-      <w:bookmarkEnd w:id="12"/>
-    </w:p>
+      <w:bookmarkStart w:id="14" w:name="_Toc228110761"/>
+      <w:r>
+        <w:t>Pokles miery uzatvárania manželstiev</w:t>
+      </w:r>
+      <w:bookmarkEnd w:id="14"/>
+    </w:p>
+    <w:p>
+      <w:pPr>
+        <w:spacing w:line="360" w:lineRule="auto"/>
+        <w:ind w:firstLine="720"/>
+      </w:pPr>
+      <w:r>
+        <w:t>Jedným z najvýraznejších prejavov zmien v partnerskom správaní v Japonsku je dlhodobý pokles počtu uzatváraných manželstiev.</w:t>
+      </w:r>
+      <w:r>
+        <w:t xml:space="preserve"> </w:t>
+      </w:r>
+      <w:r>
+        <w:t>Podľa štatistík zverejnených Ministerstvom zdravotníctva, práce a sociálnych vecí bolo v roku 2019 v Japonsku uzavretých 598 965 manželstiev, čo predstavuje nárast o viac ako 12 000 v porovnaní s rokom 2018.</w:t>
+      </w:r>
+      <w:r>
+        <w:t xml:space="preserve"> Avšak pokiaľ sa pozrieme na dlhodobý trend</w:t>
+      </w:r>
+      <w:r>
+        <w:t xml:space="preserve"> znázornený na grafe</w:t>
+      </w:r>
+      <w:r>
+        <w:t>, môžme si všimnúť, že od prepadu v 70. rokoch miera uzatvárania manželstiev stabilne klesá.</w:t>
+      </w:r>
+    </w:p>
+    <w:p>
+      <w:pPr>
+        <w:keepNext/>
+        <w:spacing w:line="360" w:lineRule="auto"/>
+        <w:ind w:firstLine="720"/>
+        <w:jc w:val="center"/>
+      </w:pPr>
+      <w:r>
+        <w:rPr>
+          <w:noProof/>
+        </w:rPr>
+        <w:lastRenderedPageBreak/>
+        <w:drawing>
+          <wp:inline distT="0" distB="0" distL="0" distR="0" wp14:anchorId="4B63E8D6" wp14:editId="4C4B66B4">
+            <wp:extent cx="3542950" cy="2958875"/>
+            <wp:effectExtent l="0" t="0" r="635" b="0"/>
+            <wp:docPr id="2047024888" name="Picture 1"/>
+            <wp:cNvGraphicFramePr>
+              <a:graphicFrameLocks xmlns:a="http://schemas.openxmlformats.org/drawingml/2006/main" noChangeAspect="1"/>
+            </wp:cNvGraphicFramePr>
+            <a:graphic xmlns:a="http://schemas.openxmlformats.org/drawingml/2006/main">
+              <a:graphicData uri="http://schemas.openxmlformats.org/drawingml/2006/picture">
+                <pic:pic xmlns:pic="http://schemas.openxmlformats.org/drawingml/2006/picture">
+                  <pic:nvPicPr>
+                    <pic:cNvPr id="0" name="Picture 1"/>
+                    <pic:cNvPicPr>
+                      <a:picLocks noChangeAspect="1" noChangeArrowheads="1"/>
+                    </pic:cNvPicPr>
+                  </pic:nvPicPr>
+                  <pic:blipFill>
+                    <a:blip r:embed="rId13">
+                      <a:extLst>
+                        <a:ext uri="{28A0092B-C50C-407E-A947-70E740481C1C}">
+                          <a14:useLocalDpi xmlns:a14="http://schemas.microsoft.com/office/drawing/2010/main" val="0"/>
+                        </a:ext>
+                      </a:extLst>
+                    </a:blip>
+                    <a:srcRect/>
+                    <a:stretch>
+                      <a:fillRect/>
+                    </a:stretch>
+                  </pic:blipFill>
+                  <pic:spPr bwMode="auto">
+                    <a:xfrm>
+                      <a:off x="0" y="0"/>
+                      <a:ext cx="3607399" cy="3012699"/>
+                    </a:xfrm>
+                    <a:prstGeom prst="rect">
+                      <a:avLst/>
+                    </a:prstGeom>
+                    <a:noFill/>
+                    <a:ln>
+                      <a:noFill/>
+                    </a:ln>
+                  </pic:spPr>
+                </pic:pic>
+              </a:graphicData>
+            </a:graphic>
+          </wp:inline>
+        </w:drawing>
+      </w:r>
+    </w:p>
+    <w:p>
+      <w:pPr>
+        <w:pStyle w:val="Caption"/>
+        <w:jc w:val="center"/>
+      </w:pPr>
+      <w:r>
+        <w:t xml:space="preserve">Graf </w:t>
+      </w:r>
+      <w:r>
+        <w:fldChar w:fldCharType="begin"/>
+      </w:r>
+      <w:r>
+        <w:instrText xml:space="preserve"> SEQ Graf \* ARABIC </w:instrText>
+      </w:r>
+      <w:r>
+        <w:fldChar w:fldCharType="separate"/>
+      </w:r>
+      <w:r>
+        <w:rPr>
+          <w:noProof/>
+        </w:rPr>
+        <w:t>1</w:t>
+      </w:r>
+      <w:r>
+        <w:fldChar w:fldCharType="end"/>
+      </w:r>
+      <w:r>
+        <w:t>- Vývoj počtu sobášov v Japonsku v rokoch 1947 - 2019</w:t>
+      </w:r>
+      <w:r>
+        <w:rPr>
+          <w:rStyle w:val="FootnoteReference"/>
+        </w:rPr>
+        <w:footnoteReference w:id="15"/>
+      </w:r>
+    </w:p>
+    <w:p>
+      <w:pPr>
+        <w:spacing w:line="360" w:lineRule="auto"/>
+        <w:ind w:firstLine="720"/>
+      </w:pPr>
+      <w:r>
+        <w:t xml:space="preserve">Vo výskume, ktorý publikoval Toyoda Tecuja v roku 2020, kde skúmal dôvody tohto poklesu </w:t>
+      </w:r>
+      <w:r>
+        <w:t>u generácií, ktoré boli narodené v</w:t>
+      </w:r>
+      <w:r>
+        <w:t> 70. rokoch</w:t>
+      </w:r>
+      <w:r>
+        <w:t xml:space="preserve"> 20. storočia</w:t>
+      </w:r>
+      <w:r>
+        <w:t xml:space="preserve">, boli potvrdené dve hypotézy vysvetľujúce tento demografický vývoj. </w:t>
+      </w:r>
+    </w:p>
+    <w:p>
+      <w:pPr>
+        <w:spacing w:line="360" w:lineRule="auto"/>
+        <w:ind w:firstLine="720"/>
+      </w:pPr>
+      <w:r>
+        <w:t>Prvá hypotéza predpokl</w:t>
+      </w:r>
+      <w:r>
+        <w:t>adá, že rastúca miera dosiahnuteho vzdelania u žien, ich silnejšia orientácia na kariéru a rozširujúce sa pracovné príležitosti viedli k ich vyššej ekonomickej samostatnosti. V dôsledku toho sa potenciálne prerušenie kariéry kvôli manželstvu alebo materstvu začalo vnímať ako obetovaná príležitosť a u </w:t>
+      </w:r>
+      <w:r>
+        <w:t>ž</w:t>
+      </w:r>
+      <w:r>
+        <w:t>ien to zvýšilo mieru odkladať sobáš alebo sa mu úplne vyhnúť.</w:t>
+      </w:r>
+      <w:r>
+        <w:rPr>
+          <w:rStyle w:val="FootnoteReference"/>
+        </w:rPr>
+        <w:footnoteReference w:id="16"/>
+      </w:r>
+    </w:p>
+    <w:p>
+      <w:pPr>
+        <w:spacing w:line="360" w:lineRule="auto"/>
+        <w:ind w:firstLine="720"/>
+      </w:pPr>
+      <w:r>
+        <w:t>Druhá hypotéza pripisuje úpadok miery sobášnosti zhoršujúcemu sa hospodárskemu prostrediu, ktoré zasiahlo najmä mužov vstupujúcich na trh práce počas tzv. „pracovnej doby ľadovej“ (približne 1993 - 2004).</w:t>
+      </w:r>
+      <w:r>
+        <w:t xml:space="preserve"> Túto generáciu tvoria muži narodení v prvej polovici 70. rokov, nazývanú taktiež ako „Baby Boom Junior“, čo boli deti povojnovej vlny a generácia narodená v druhej polovici 70. rokov, tzv. „stratená generácia“. </w:t>
+      </w:r>
+    </w:p>
+    <w:p>
+      <w:pPr>
+        <w:spacing w:line="360" w:lineRule="auto"/>
+        <w:ind w:firstLine="720"/>
+      </w:pPr>
+      <w:r>
+        <w:lastRenderedPageBreak/>
+        <w:t>V roku 2021 James Raymo publikoval štúdiu, ktorá sa od predchádzajúcich výskumov tohto poklesu zásadne odlišuje svojim prístupom k analýze partnerského správania. Staršie empirické dáta sa zameriavali skôr na zaznamenávanie názorov respondentov v jednom konkrétnom časovom bode bez ohľadu na ich neskorší vývoj. Raymo ale poukázal na to, že v literatúre chýbalo sledovanie stability túžob respondenta.</w:t>
+      </w:r>
+    </w:p>
+    <w:p/>
     <w:p>
       <w:pPr>
         <w:pStyle w:val="Heading2"/>
       </w:pPr>
-      <w:bookmarkStart w:id="13" w:name="_Toc224748440"/>
-      <w:r>
-        <w:t>Život osamote a prechod do dospelosti</w:t>
-      </w:r>
-      <w:bookmarkEnd w:id="13"/>
+      <w:bookmarkStart w:id="15" w:name="_Toc228110762"/>
+      <w:r>
+        <w:t>Fertilita</w:t>
+      </w:r>
+      <w:bookmarkEnd w:id="15"/>
+    </w:p>
+    <w:p>
+      <w:pPr>
+        <w:spacing w:line="360" w:lineRule="auto"/>
+        <w:ind w:left="283" w:firstLine="437"/>
+      </w:pPr>
+      <w:r>
+        <w:t>Tým, že vo východoázijských krajinách klesá počet uzatvorených manželských zväzkov a ich uzatváranie sa neustále posúva do vyššieho veku, dochádza k prepadu miery pôrodnosti na mimoriadne nízku úroveň. Je to dodatočne posilnené spoločenskou stigmou voči deťom narodeným mimo manželstva, ktorých je v dôsledku toho menej a menej.</w:t>
+      </w:r>
+      <w:r>
+        <w:rPr>
+          <w:rStyle w:val="FootnoteReference"/>
+        </w:rPr>
+        <w:footnoteReference w:id="17"/>
+      </w:r>
     </w:p>
     <w:p>
       <w:pPr>
         <w:pStyle w:val="Heading1"/>
       </w:pPr>
-      <w:bookmarkStart w:id="14" w:name="_Toc224748441"/>
-      <w:r>
-        <w:lastRenderedPageBreak/>
-        <w:t>Faktory poklesu nadväzovania partnerských vzťahov</w:t>
-      </w:r>
-      <w:bookmarkEnd w:id="14"/>
-    </w:p>
-    <w:p>
-      <w:pPr>
-        <w:pStyle w:val="Heading2"/>
-      </w:pPr>
-      <w:bookmarkStart w:id="15" w:name="_Toc224748442"/>
-      <w:r>
-        <w:t>Ekonomické a pracovné faktory</w:t>
-      </w:r>
-      <w:bookmarkEnd w:id="15"/>
-    </w:p>
-    <w:p>
-      <w:pPr>
-        <w:pStyle w:val="Heading2"/>
-      </w:pPr>
-      <w:bookmarkStart w:id="16" w:name="_Toc224748443"/>
-      <w:r>
-        <w:t>Rodové očakávania a predstavy o manželstve</w:t>
-      </w:r>
-      <w:bookmarkEnd w:id="16"/>
-    </w:p>
-    <w:p>
-      <w:pPr>
-        <w:pStyle w:val="Heading2"/>
-      </w:pPr>
-      <w:bookmarkStart w:id="17" w:name="_Toc224748444"/>
-      <w:r>
-        <w:t>Hodnotové a životné zmeny mladej generácie</w:t>
-      </w:r>
-      <w:bookmarkEnd w:id="17"/>
-    </w:p>
-    <w:p>
-      <w:pPr>
-        <w:pStyle w:val="Heading1"/>
-      </w:pPr>
-      <w:bookmarkStart w:id="18" w:name="_Toc224748445"/>
+      <w:bookmarkStart w:id="16" w:name="_Toc228110763"/>
       <w:r>
         <w:lastRenderedPageBreak/>
         <w:t>Súvisiace sociálne javy a ich interpretácia</w:t>
       </w:r>
-      <w:bookmarkEnd w:id="18"/>
+      <w:bookmarkEnd w:id="16"/>
     </w:p>
     <w:p>
       <w:pPr>
@@ -4005,47 +4241,32 @@
           <w:rStyle w:val="Heading2Char"/>
         </w:rPr>
       </w:pPr>
-      <w:bookmarkStart w:id="19" w:name="_Toc224748446"/>
-      <w:r>
-        <w:t>Fenomén „herbivore men“ a zmena mužskej identity</w:t>
-      </w:r>
-      <w:bookmarkEnd w:id="19"/>
-    </w:p>
-    <w:p>
-      <w:pPr>
-        <w:spacing w:line="360" w:lineRule="auto"/>
-        <w:ind w:firstLine="0"/>
-        <w:rPr>
-          <w:rFonts w:eastAsia="Yu Mincho"/>
-          <w:b/>
-          <w:bCs/>
-        </w:rPr>
-      </w:pPr>
-      <w:r>
-        <w:rPr>
-          <w:rFonts w:eastAsia="Yu Mincho"/>
-          <w:b/>
-          <w:bCs/>
+      <w:bookmarkStart w:id="17" w:name="_Toc228110764"/>
+      <w:r>
+        <w:t>Fenomén „</w:t>
+      </w:r>
+      <w:r>
+        <w:rPr>
+          <w:rFonts w:hint="eastAsia"/>
         </w:rPr>
         <w:t>Sóšoku danši (</w:t>
       </w:r>
       <w:r>
         <w:rPr>
-          <w:rFonts w:eastAsia="Yu Mincho"/>
-          <w:b/>
-          <w:bCs/>
-          <w:szCs w:val="24"/>
+          <w:rFonts w:hint="eastAsia"/>
         </w:rPr>
         <w:t>草食男子</w:t>
       </w:r>
       <w:r>
         <w:rPr>
-          <w:rFonts w:eastAsia="Yu Mincho"/>
-          <w:b/>
-          <w:bCs/>
-        </w:rPr>
-        <w:t xml:space="preserve">) </w:t>
-      </w:r>
+          <w:rFonts w:hint="eastAsia"/>
+        </w:rPr>
+        <w:t>)</w:t>
+      </w:r>
+      <w:r>
+        <w:t>“ a zmena mužskej identity</w:t>
+      </w:r>
+      <w:bookmarkEnd w:id="17"/>
     </w:p>
     <w:p>
       <w:pPr>
@@ -4107,7 +4328,7 @@
           <w:rStyle w:val="FootnoteReference"/>
           <w:rFonts w:eastAsia="Yu Mincho"/>
         </w:rPr>
-        <w:footnoteReference w:id="9"/>
+        <w:footnoteReference w:id="18"/>
       </w:r>
     </w:p>
     <w:p>
@@ -4146,7 +4367,7 @@
           <w:rStyle w:val="FootnoteReference"/>
           <w:rFonts w:eastAsia="Yu Mincho"/>
         </w:rPr>
-        <w:footnoteReference w:id="10"/>
+        <w:footnoteReference w:id="19"/>
       </w:r>
       <w:r>
         <w:rPr>
@@ -4264,7 +4485,7 @@
           <w:rStyle w:val="FootnoteReference"/>
           <w:rFonts w:eastAsia="Yu Mincho"/>
         </w:rPr>
-        <w:footnoteReference w:id="11"/>
+        <w:footnoteReference w:id="20"/>
       </w:r>
     </w:p>
     <w:p>
@@ -4275,12 +4496,21 @@
           <w:rFonts w:eastAsia="Yu Mincho"/>
         </w:rPr>
       </w:pPr>
+    </w:p>
+    <w:p>
+      <w:pPr>
+        <w:spacing w:line="360" w:lineRule="auto"/>
+        <w:ind w:firstLine="720"/>
+        <w:rPr>
+          <w:rFonts w:eastAsia="Yu Mincho"/>
+        </w:rPr>
+      </w:pPr>
       <w:r>
         <w:rPr>
           <w:rFonts w:eastAsia="Yu Mincho"/>
         </w:rPr>
         <w:lastRenderedPageBreak/>
-        <w:t xml:space="preserve">Morioka (2008, citovaný podľa Ninagawu, 2011) rozdeľuje bylinožravých </w:t>
+        <w:t xml:space="preserve">Morioka rozdeľuje bylinožravých </w:t>
       </w:r>
       <w:r>
         <w:rPr>
@@ -4339,6 +4569,12 @@
         </w:rPr>
         <w:t xml:space="preserve"> – citlivý muž, ktorému vrodená jemnosť a nízke sebavedomie bránia v tom, aby ako prvý oslovil ženu</w:t>
       </w:r>
+      <w:r>
+        <w:rPr>
+          <w:rFonts w:eastAsia="Yu Mincho"/>
+        </w:rPr>
+        <w:t>.</w:t>
+      </w:r>
     </w:p>
     <w:p>
       <w:pPr>
@@ -4539,7 +4775,7 @@
           <w:rStyle w:val="FootnoteReference"/>
           <w:rFonts w:eastAsia="Yu Mincho"/>
         </w:rPr>
-        <w:footnoteReference w:id="12"/>
+        <w:footnoteReference w:id="21"/>
       </w:r>
     </w:p>
     <w:p>
@@ -4561,7 +4797,7 @@
           <w:rStyle w:val="FootnoteReference"/>
           <w:rFonts w:eastAsia="Yu Mincho"/>
         </w:rPr>
-        <w:footnoteReference w:id="13"/>
+        <w:footnoteReference w:id="22"/>
       </w:r>
       <w:r>
         <w:rPr>
@@ -4714,7 +4950,7 @@
           <w:rStyle w:val="FootnoteReference"/>
           <w:rFonts w:eastAsia="Yu Mincho"/>
         </w:rPr>
-        <w:footnoteReference w:id="14"/>
+        <w:footnoteReference w:id="23"/>
       </w:r>
     </w:p>
     <w:p>
@@ -4748,7 +4984,7 @@
           <w:rStyle w:val="FootnoteReference"/>
           <w:rFonts w:eastAsia="Yu Mincho"/>
         </w:rPr>
-        <w:footnoteReference w:id="15"/>
+        <w:footnoteReference w:id="24"/>
       </w:r>
       <w:r>
         <w:rPr>
@@ -4800,7 +5036,7 @@
           <w:rStyle w:val="FootnoteReference"/>
           <w:rFonts w:eastAsia="Yu Mincho"/>
         </w:rPr>
-        <w:footnoteReference w:id="16"/>
+        <w:footnoteReference w:id="25"/>
       </w:r>
     </w:p>
     <w:p>
@@ -4840,7 +5076,7 @@
           <w:rStyle w:val="FootnoteReference"/>
           <w:rFonts w:eastAsia="Yu Mincho"/>
         </w:rPr>
-        <w:footnoteReference w:id="17"/>
+        <w:footnoteReference w:id="26"/>
       </w:r>
     </w:p>
     <w:p>
@@ -4984,41 +5220,13 @@
           <w:rStyle w:val="FootnoteReference"/>
           <w:rFonts w:eastAsia="Yu Mincho"/>
         </w:rPr>
-        <w:footnoteReference w:id="18"/>
-      </w:r>
-    </w:p>
-    <w:p>
-      <w:pPr>
-        <w:pStyle w:val="Heading2"/>
-      </w:pPr>
-      <w:bookmarkStart w:id="20" w:name="_Toc224748447"/>
-      <w:r>
-        <w:t>Sexuálna neskúsenosť a diskurz „sexless“ generácie</w:t>
-      </w:r>
-      <w:bookmarkEnd w:id="20"/>
-    </w:p>
-    <w:p>
-      <w:pPr>
-        <w:pStyle w:val="Heading2"/>
-      </w:pPr>
-      <w:bookmarkStart w:id="21" w:name="_Toc224748448"/>
-      <w:r>
-        <w:t>Sociálne dôsledky: singles, osamelosť a demografické dôsledky</w:t>
-      </w:r>
-      <w:bookmarkEnd w:id="21"/>
-    </w:p>
-    <w:p>
-      <w:pPr>
-        <w:spacing w:line="360" w:lineRule="auto"/>
-        <w:rPr>
-          <w:rFonts w:eastAsia="Yu Mincho"/>
-        </w:rPr>
-      </w:pPr>
-      <w:bookmarkStart w:id="22" w:name="_Toc488250169"/>
-      <w:bookmarkStart w:id="23" w:name="_Toc488250294"/>
-    </w:p>
-    <w:bookmarkEnd w:id="22"/>
-    <w:bookmarkEnd w:id="23"/>
+        <w:footnoteReference w:id="27"/>
+      </w:r>
+      <w:bookmarkStart w:id="18" w:name="_Toc488250169"/>
+      <w:bookmarkStart w:id="19" w:name="_Toc488250294"/>
+    </w:p>
+    <w:bookmarkEnd w:id="18"/>
+    <w:bookmarkEnd w:id="19"/>
     <w:p>
       <w:pPr>
         <w:spacing w:line="360" w:lineRule="auto"/>
@@ -5040,9 +5248,9 @@
           <w:rFonts w:eastAsia="Yu Mincho"/>
         </w:rPr>
       </w:pPr>
-      <w:bookmarkStart w:id="24" w:name="_Toc488250172"/>
-      <w:bookmarkStart w:id="25" w:name="_Toc488250297"/>
-      <w:bookmarkStart w:id="26" w:name="_Toc224748449"/>
+      <w:bookmarkStart w:id="20" w:name="_Toc488250172"/>
+      <w:bookmarkStart w:id="21" w:name="_Toc488250297"/>
+      <w:bookmarkStart w:id="22" w:name="_Toc228110765"/>
       <w:r>
         <w:rPr>
           <w:rFonts w:eastAsia="Yu Mincho"/>
@@ -5074,9 +5282,9 @@
         </w:rPr>
         <w:t>literatúry</w:t>
       </w:r>
-      <w:bookmarkEnd w:id="24"/>
-      <w:bookmarkEnd w:id="25"/>
-      <w:bookmarkEnd w:id="26"/>
+      <w:bookmarkEnd w:id="20"/>
+      <w:bookmarkEnd w:id="21"/>
+      <w:bookmarkEnd w:id="22"/>
     </w:p>
     <w:p>
       <w:pPr>
@@ -5110,13 +5318,27 @@
         </w:rPr>
         <w:t xml:space="preserve"> [online]. Max-Planck-Gesellschaft zur Foerderung der Wissenschaften, vol. 32, s. 1267–1298 [cit. 2026-01-05]. ISSN 1435-9871. Dostupné z: </w:t>
       </w:r>
-      <w:hyperlink r:id="rId13" w:history="1">
+      <w:hyperlink r:id="rId14" w:history="1">
         <w:r>
           <w:rPr>
             <w:rStyle w:val="Hyperlink"/>
             <w:rFonts w:eastAsia="Yu Mincho"/>
           </w:rPr>
-          <w:t>https://www.jstor.org/stable/26350152</w:t>
+          <w:t>https://www.jstor.org/sta</w:t>
+        </w:r>
+        <w:r>
+          <w:rPr>
+            <w:rStyle w:val="Hyperlink"/>
+            <w:rFonts w:eastAsia="Yu Mincho"/>
+          </w:rPr>
+          <w:t>b</w:t>
+        </w:r>
+        <w:r>
+          <w:rPr>
+            <w:rStyle w:val="Hyperlink"/>
+            <w:rFonts w:eastAsia="Yu Mincho"/>
+          </w:rPr>
+          <w:t>le/26350152</w:t>
         </w:r>
       </w:hyperlink>
       <w:r>
@@ -5158,7 +5380,7 @@
         </w:rPr>
         <w:t xml:space="preserve"> [online]. Max-Planck-Gesellschaft zur Foerderung der Wissenschaften, vol. 43, s. 1509–1544 [cit. 2026-01-05]. ISSN 1435-9871. Dostupné z: </w:t>
       </w:r>
-      <w:hyperlink r:id="rId14" w:history="1">
+      <w:hyperlink r:id="rId15" w:history="1">
         <w:r>
           <w:rPr>
             <w:rStyle w:val="Hyperlink"/>
@@ -5206,7 +5428,7 @@
         </w:rPr>
         <w:t xml:space="preserve"> [online]. Taylor &amp; Francis, Ltd., vol. 50, no. 1, s. 5–25 [cit. 2026-01-05]. ISSN 0032-4728. Dostupné z: </w:t>
       </w:r>
-      <w:hyperlink r:id="rId15" w:history="1">
+      <w:hyperlink r:id="rId16" w:history="1">
         <w:r>
           <w:rPr>
             <w:rStyle w:val="Hyperlink"/>
@@ -5254,7 +5476,7 @@
         </w:rPr>
         <w:t xml:space="preserve"> [online]. University of Hawai'i Press, s. 46–69 [cit. 2026-01-05]. ISBN 9780824836818. Dostupné z: </w:t>
       </w:r>
-      <w:hyperlink r:id="rId16" w:history="1">
+      <w:hyperlink r:id="rId17" w:history="1">
         <w:r>
           <w:rPr>
             <w:rStyle w:val="Hyperlink"/>
@@ -5302,7 +5524,7 @@
         </w:rPr>
         <w:t xml:space="preserve"> [online]. Wiley, vol. 27, no. 1, s. 65–102 [cit. 2026-01-05]. ISSN 0098-7921. Dostupné z: </w:t>
       </w:r>
-      <w:hyperlink r:id="rId17" w:history="1">
+      <w:hyperlink r:id="rId18" w:history="1">
         <w:r>
           <w:rPr>
             <w:rStyle w:val="Hyperlink"/>
@@ -5350,7 +5572,7 @@
         </w:rPr>
         <w:t xml:space="preserve"> [online]. American Enterprise Institute, no. 2 [cit. 2026-01-05]. Dostupné z: </w:t>
       </w:r>
-      <w:hyperlink r:id="rId18" w:history="1">
+      <w:hyperlink r:id="rId19" w:history="1">
         <w:r>
           <w:rPr>
             <w:rStyle w:val="Hyperlink"/>
@@ -5398,7 +5620,7 @@
         </w:rPr>
         <w:t xml:space="preserve"> [online]. Max-Planck-Gesellschaft zur Foerderung der Wissenschaften, vol. 20, art. 30, s. 731–816 [cit. 2026-01-05]. ISSN 1435-9871. DOI: 10.4054/DemRes.2009.20.30. Dostupné z: </w:t>
       </w:r>
-      <w:hyperlink r:id="rId19" w:history="1">
+      <w:hyperlink r:id="rId20" w:history="1">
         <w:r>
           <w:rPr>
             <w:rStyle w:val="Hyperlink"/>
@@ -5447,7 +5669,7 @@
         </w:rPr>
         <w:t xml:space="preserve"> [online]. Hartford: Trinity College Digital Repository [cit. 2026-01-05]. Dostupné z: </w:t>
       </w:r>
-      <w:hyperlink r:id="rId20" w:history="1">
+      <w:hyperlink r:id="rId21" w:history="1">
         <w:r>
           <w:rPr>
             <w:rStyle w:val="Hyperlink"/>
@@ -5495,7 +5717,7 @@
         </w:rPr>
         <w:t xml:space="preserve"> [online]. Max-Planck-Gesellschaft zur Foerderung der Wissenschaften, vol. 44, art. 3, s. 67–98 [cit. 2026-01-05]. ISSN 1435-9871. DOI: 10.4054/DemRes.2021.44.3. Dostupné z: </w:t>
       </w:r>
-      <w:hyperlink r:id="rId21" w:history="1">
+      <w:hyperlink r:id="rId22" w:history="1">
         <w:r>
           <w:rPr>
             <w:rStyle w:val="Hyperlink"/>
@@ -5543,13 +5765,27 @@
         </w:rPr>
         <w:t xml:space="preserve"> [online]. Cornell University Press, s. 182–192 [cit. 2026-01-05]. ISBN 9781501777264. Dostupné z: </w:t>
       </w:r>
-      <w:hyperlink r:id="rId22" w:history="1">
+      <w:hyperlink r:id="rId23" w:history="1">
         <w:r>
           <w:rPr>
             <w:rStyle w:val="Hyperlink"/>
             <w:rFonts w:eastAsia="Yu Mincho"/>
           </w:rPr>
-          <w:t>https://www.jstor.org/stable/10.7591/jj.24653176.12</w:t>
+          <w:t>https://www.jstor.org/stable/</w:t>
+        </w:r>
+        <w:r>
+          <w:rPr>
+            <w:rStyle w:val="Hyperlink"/>
+            <w:rFonts w:eastAsia="Yu Mincho"/>
+          </w:rPr>
+          <w:t>1</w:t>
+        </w:r>
+        <w:r>
+          <w:rPr>
+            <w:rStyle w:val="Hyperlink"/>
+            <w:rFonts w:eastAsia="Yu Mincho"/>
+          </w:rPr>
+          <w:t>0.7591/jj.24653176.12</w:t>
         </w:r>
       </w:hyperlink>
       <w:r>
@@ -5591,7 +5827,7 @@
         </w:rPr>
         <w:t xml:space="preserve"> [online]. Brasov, vol. 9, no. 3, s. 66–81 [cit. 2026-01-05]. ISSN 1842-2497. Dostupné z: </w:t>
       </w:r>
-      <w:hyperlink r:id="rId23" w:tgtFrame="_blank" w:history="1">
+      <w:hyperlink r:id="rId24" w:tgtFrame="_blank" w:history="1">
         <w:r>
           <w:rPr>
             <w:rStyle w:val="Hyperlink"/>
@@ -5633,7 +5869,7 @@
         </w:rPr>
         <w:t xml:space="preserve"> [online]. Bangi, vol. 20, no. 2, s. 148 [cit. 2026-01-05]. ISSN 1675-8021. DOI: 10.17576/gema-2020-2002-09. Dostupné z: </w:t>
       </w:r>
-      <w:hyperlink r:id="rId24" w:tgtFrame="_blank" w:history="1">
+      <w:hyperlink r:id="rId25" w:tgtFrame="_blank" w:history="1">
         <w:r>
           <w:rPr>
             <w:rStyle w:val="Hyperlink"/>
@@ -5675,7 +5911,7 @@
         </w:rPr>
         <w:t xml:space="preserve"> [online]. London (UK), 20. október 2013, s. 22 [cit. 2026-01-05]. Dostupné z: </w:t>
       </w:r>
-      <w:hyperlink r:id="rId25" w:tgtFrame="_blank" w:history="1">
+      <w:hyperlink r:id="rId26" w:tgtFrame="_blank" w:history="1">
         <w:r>
           <w:rPr>
             <w:rStyle w:val="Hyperlink"/>
@@ -5717,7 +5953,7 @@
         </w:rPr>
         <w:t xml:space="preserve"> [online]. Paris: OECD [cit. 2026-01-05]. Dostupné z: </w:t>
       </w:r>
-      <w:hyperlink r:id="rId26" w:history="1">
+      <w:hyperlink r:id="rId27" w:history="1">
         <w:r>
           <w:rPr>
             <w:rStyle w:val="Hyperlink"/>
@@ -5766,7 +6002,7 @@
         </w:rPr>
         <w:t xml:space="preserve"> [online]. Harvard-Yenching Institute, vol. 27, s. 103–167 [cit. 2026-01-05]. ISSN 0073-0548. Dostupné z: </w:t>
       </w:r>
-      <w:hyperlink r:id="rId27" w:history="1">
+      <w:hyperlink r:id="rId28" w:history="1">
         <w:r>
           <w:rPr>
             <w:rStyle w:val="Hyperlink"/>
@@ -5814,7 +6050,7 @@
         </w:rPr>
         <w:t xml:space="preserve"> [online]. Max-Planck-Gesellschaft zur Foerderung der Wissenschaften, vol. 43, art. 37, s. 1081–1118 [cit. 2026-01-05]. ISSN 1435-9871. DOI: 10.4054/DemRes.2020.43.37. Dostupné z: </w:t>
       </w:r>
-      <w:hyperlink r:id="rId28" w:history="1">
+      <w:hyperlink r:id="rId29" w:history="1">
         <w:r>
           <w:rPr>
             <w:rStyle w:val="Hyperlink"/>
@@ -5862,7 +6098,7 @@
         </w:rPr>
         <w:t xml:space="preserve"> [online]. Max-Planck-Gesellschaft zur Foerderung der Wissenschaften, vol. 28, art. 6, s. 177–206 [cit. 2026-01-05]. ISSN 1435-9871. DOI: 10.4054/DemRes.2013.28.6. Dostupné z: </w:t>
       </w:r>
-      <w:hyperlink r:id="rId29" w:history="1">
+      <w:hyperlink r:id="rId30" w:history="1">
         <w:r>
           <w:rPr>
             <w:rStyle w:val="Hyperlink"/>
@@ -5910,7 +6146,7 @@
         </w:rPr>
         <w:t xml:space="preserve"> [online]. Sophia University, vol. 60, no. 2, s. 195–234 [cit. 2026-01-05]. ISSN 0027-0741. Dostupné z: </w:t>
       </w:r>
-      <w:hyperlink r:id="rId30" w:history="1">
+      <w:hyperlink r:id="rId31" w:history="1">
         <w:r>
           <w:rPr>
             <w:rStyle w:val="Hyperlink"/>
@@ -5958,7 +6194,7 @@
         </w:rPr>
         <w:t xml:space="preserve"> [online]. vol. 4, s. 1–20 [cit. 2026-01-05]. Dostupné z: </w:t>
       </w:r>
-      <w:hyperlink r:id="rId31" w:history="1">
+      <w:hyperlink r:id="rId32" w:history="1">
         <w:r>
           <w:rPr>
             <w:rStyle w:val="Hyperlink"/>
@@ -6006,7 +6242,7 @@
         </w:rPr>
         <w:t xml:space="preserve"> [online]. vol. 1, s. 13–28 [cit. 2026-01-05]. Dostupné z: </w:t>
       </w:r>
-      <w:hyperlink r:id="rId32" w:tgtFrame="_blank" w:history="1">
+      <w:hyperlink r:id="rId33" w:tgtFrame="_blank" w:history="1">
         <w:r>
           <w:rPr>
             <w:rStyle w:val="Hyperlink"/>
@@ -6048,7 +6284,7 @@
         </w:rPr>
         <w:t xml:space="preserve"> [online]. Kagawa University, vol. 144, s. 1–14 [cit. 2026-01-05]. ISSN 0454-9309. Dostupné z: </w:t>
       </w:r>
-      <w:hyperlink r:id="rId33" w:history="1">
+      <w:hyperlink r:id="rId34" w:history="1">
         <w:r>
           <w:rPr>
             <w:rStyle w:val="Hyperlink"/>
@@ -6097,7 +6333,7 @@
         </w:rPr>
         <w:t xml:space="preserve"> [Interpreting "Herbivore Men": Young People's Views on Love and Romance] [online]. Kyoto: Kyoto University of Advanced Science, Masako Kuroki Seminar [cit. 2026-01-05]. Dostupné z: </w:t>
       </w:r>
-      <w:hyperlink r:id="rId34" w:history="1">
+      <w:hyperlink r:id="rId35" w:history="1">
         <w:r>
           <w:rPr>
             <w:rStyle w:val="Hyperlink"/>
@@ -6145,13 +6381,27 @@
         </w:rPr>
         <w:t xml:space="preserve"> [online]. Tokyo Keizai University, vol. 147, s. 47–67 [cit. 2026-01-05]. Dostupné z: </w:t>
       </w:r>
-      <w:hyperlink r:id="rId35" w:history="1">
+      <w:hyperlink r:id="rId36" w:history="1">
         <w:r>
           <w:rPr>
             <w:rStyle w:val="Hyperlink"/>
             <w:rFonts w:eastAsia="Yu Mincho"/>
           </w:rPr>
-          <w:t>https://repository.tku.ac.jp/dspace/bitstream/11150/11537/1/jinbun147-03.pdf</w:t>
+          <w:t>https://repository.tku.ac.jp/dspace/bitstrea</w:t>
+        </w:r>
+        <w:r>
+          <w:rPr>
+            <w:rStyle w:val="Hyperlink"/>
+            <w:rFonts w:eastAsia="Yu Mincho"/>
+          </w:rPr>
+          <w:t>m</w:t>
+        </w:r>
+        <w:r>
+          <w:rPr>
+            <w:rStyle w:val="Hyperlink"/>
+            <w:rFonts w:eastAsia="Yu Mincho"/>
+          </w:rPr>
+          <w:t>/11150/11537/1/jinbun147-03.pdf</w:t>
         </w:r>
       </w:hyperlink>
       <w:r>
@@ -6226,7 +6476,7 @@
         </w:rPr>
         <w:t xml:space="preserve">(1), 355. ISSN 1471-2458. Dostupné z: </w:t>
       </w:r>
-      <w:hyperlink r:id="rId36" w:tgtFrame="_blank" w:history="1">
+      <w:hyperlink r:id="rId37" w:tgtFrame="_blank" w:history="1">
         <w:r>
           <w:rPr>
             <w:rStyle w:val="Hyperlink"/>
@@ -6268,7 +6518,7 @@
         </w:rPr>
         <w:t xml:space="preserve">. Tokyo: National Institute of Population and Social Security Research. Working Paper Series (E), No. 21. Dostupné z: </w:t>
       </w:r>
-      <w:hyperlink r:id="rId37" w:tgtFrame="_blank" w:history="1">
+      <w:hyperlink r:id="rId38" w:tgtFrame="_blank" w:history="1">
         <w:r>
           <w:rPr>
             <w:rStyle w:val="Hyperlink"/>
@@ -6316,7 +6566,7 @@
         </w:rPr>
         <w:t xml:space="preserve"> </w:t>
       </w:r>
-      <w:hyperlink r:id="rId38" w:history="1">
+      <w:hyperlink r:id="rId39" w:history="1">
         <w:r>
           <w:rPr>
             <w:rStyle w:val="Hyperlink"/>
@@ -6364,7 +6614,7 @@
         </w:rPr>
         <w:t xml:space="preserve">. Honolulu: University of Hawai'i Press, 2019, s. 154–170. ISBN 978-0-8248-7714-9. Dostupné z: </w:t>
       </w:r>
-      <w:hyperlink r:id="rId39" w:history="1">
+      <w:hyperlink r:id="rId40" w:history="1">
         <w:r>
           <w:rPr>
             <w:rStyle w:val="Hyperlink"/>
@@ -6412,7 +6662,7 @@
         </w:rPr>
         <w:t xml:space="preserve">. 2025, roč. 29, č. 3. ISSN 1211-9024. doi: 10.1007/s12119-025-10379-4. Dostupné tiež z: </w:t>
       </w:r>
-      <w:hyperlink r:id="rId40" w:tgtFrame="_blank" w:history="1">
+      <w:hyperlink r:id="rId41" w:tgtFrame="_blank" w:history="1">
         <w:r>
           <w:rPr>
             <w:rStyle w:val="Hyperlink"/>
@@ -6455,7 +6705,7 @@
         </w:rPr>
         <w:t xml:space="preserve">. Spring 2008, roč. 13, č. 1, s. 34–38. ISSN 1090-6851. Dostupné z: </w:t>
       </w:r>
-      <w:hyperlink r:id="rId41" w:tgtFrame="_blank" w:history="1">
+      <w:hyperlink r:id="rId42" w:tgtFrame="_blank" w:history="1">
         <w:r>
           <w:rPr>
             <w:rStyle w:val="Hyperlink"/>
@@ -6497,7 +6747,7 @@
         </w:rPr>
         <w:t xml:space="preserve">. Preložil Ludwig LÖNHOLM. Bremen: Max Nossler, 1898. Dostupné z: </w:t>
       </w:r>
-      <w:hyperlink r:id="rId42" w:tgtFrame="_blank" w:history="1">
+      <w:hyperlink r:id="rId43" w:tgtFrame="_blank" w:history="1">
         <w:r>
           <w:rPr>
             <w:rStyle w:val="Hyperlink"/>
@@ -6594,7 +6844,7 @@
         </w:rPr>
         <w:t xml:space="preserve"> </w:t>
       </w:r>
-      <w:hyperlink r:id="rId43" w:history="1">
+      <w:hyperlink r:id="rId44" w:history="1">
         <w:r>
           <w:rPr>
             <w:rStyle w:val="Hyperlink"/>
@@ -6634,7 +6884,7 @@
         </w:rPr>
         <w:t xml:space="preserve">Dostupné z: </w:t>
       </w:r>
-      <w:hyperlink r:id="rId44" w:history="1">
+      <w:hyperlink r:id="rId45" w:history="1">
         <w:r>
           <w:rPr>
             <w:rStyle w:val="Hyperlink"/>
@@ -6686,7 +6936,7 @@
         </w:rPr>
         <w:t xml:space="preserve"> </w:t>
       </w:r>
-      <w:hyperlink r:id="rId45" w:history="1">
+      <w:hyperlink r:id="rId46" w:history="1">
         <w:r>
           <w:rPr>
             <w:rStyle w:val="Hyperlink"/>
@@ -6734,7 +6984,7 @@
         </w:rPr>
         <w:t xml:space="preserve"> [online]. 2019, roč. 18, č. 2, s. 75–84 [cit. 2026-04-22]. ISSN 1347-4464. DOI 10.7880/abas.0190212a. Dostupné z: </w:t>
       </w:r>
-      <w:hyperlink r:id="rId46" w:tgtFrame="_blank" w:history="1">
+      <w:hyperlink r:id="rId47" w:tgtFrame="_blank" w:history="1">
         <w:r>
           <w:rPr>
             <w:rStyle w:val="Hyperlink"/>
@@ -6782,7 +7032,7 @@
         </w:rPr>
         <w:t xml:space="preserve"> Dostupné z: </w:t>
       </w:r>
-      <w:hyperlink r:id="rId47" w:anchor="page=105&amp;content=query:s%C5%88atky,pageNum:142,indexOnPage:0,bestMatch:false" w:history="1">
+      <w:hyperlink r:id="rId48" w:anchor="page=105&amp;content=query:s%C5%88atky,pageNum:142,indexOnPage:0,bestMatch:false" w:history="1">
         <w:r>
           <w:rPr>
             <w:rStyle w:val="Hyperlink"/>
@@ -6831,7 +7081,7 @@
         </w:rPr>
         <w:t xml:space="preserve"> [online]. Za asistencie James L. MCCLAIN. Cambridge: Cambridge University Press, 2008 [cit. 2026-04-22]. ISBN 978-1-139-05508-6. DOI </w:t>
       </w:r>
-      <w:hyperlink r:id="rId48" w:tgtFrame="_blank" w:history="1">
+      <w:hyperlink r:id="rId49" w:tgtFrame="_blank" w:history="1">
         <w:r>
           <w:rPr>
             <w:rStyle w:val="Hyperlink"/>
@@ -6859,7 +7109,7 @@
           <w:rFonts w:eastAsia="Yu Mincho"/>
         </w:rPr>
       </w:pPr>
-      <w:bookmarkStart w:id="27" w:name="_Hlk227792586"/>
+      <w:bookmarkStart w:id="23" w:name="_Hlk227792586"/>
       <w:r>
         <w:rPr>
           <w:rFonts w:eastAsia="Yu Mincho"/>
@@ -6880,14 +7130,14 @@
         </w:rPr>
         <w:t xml:space="preserve"> [online]. Chambersburg (Pa.): Wilson College, 5. november 1999, roč. 70, č. 4, s. 1–8 [</w:t>
       </w:r>
-      <w:bookmarkEnd w:id="27"/>
+      <w:bookmarkEnd w:id="23"/>
       <w:r>
         <w:rPr>
           <w:rFonts w:eastAsia="Yu Mincho"/>
         </w:rPr>
         <w:t xml:space="preserve">cit. 2026-04-22]. Dostupné z: </w:t>
       </w:r>
-      <w:hyperlink r:id="rId49" w:history="1">
+      <w:hyperlink r:id="rId50" w:history="1">
         <w:r>
           <w:rPr>
             <w:rStyle w:val="Hyperlink"/>
@@ -6935,7 +7185,7 @@
         </w:rPr>
         <w:t xml:space="preserve"> [online]. Tokyo: Nippon Communications Foundation, 18. február 2017 [cit. 2026-04-22]. Japan Glances. Dostupné z: </w:t>
       </w:r>
-      <w:hyperlink r:id="rId50" w:tgtFrame="_blank" w:history="1">
+      <w:hyperlink r:id="rId51" w:tgtFrame="_blank" w:history="1">
         <w:r>
           <w:rPr>
             <w:rStyle w:val="Hyperlink"/>
@@ -6957,7 +7207,7 @@
           <w:rFonts w:eastAsia="Yu Mincho"/>
         </w:rPr>
       </w:pPr>
-      <w:bookmarkStart w:id="28" w:name="_Hlk227796151"/>
+      <w:bookmarkStart w:id="24" w:name="_Hlk227796151"/>
       <w:r>
         <w:rPr>
           <w:rFonts w:eastAsia="Yu Mincho"/>
@@ -6984,7 +7234,7 @@
         </w:rPr>
         <w:t xml:space="preserve"> Dostupné z: </w:t>
       </w:r>
-      <w:hyperlink r:id="rId51" w:history="1">
+      <w:hyperlink r:id="rId52" w:history="1">
         <w:r>
           <w:rPr>
             <w:rStyle w:val="Hyperlink"/>
@@ -6994,7 +7244,6 @@
         </w:r>
       </w:hyperlink>
     </w:p>
-    <w:bookmarkEnd w:id="28"/>
     <w:p>
       <w:pPr>
         <w:pStyle w:val="ListParagraph"/>
@@ -7011,23 +7260,51 @@
         <w:rPr>
           <w:rFonts w:eastAsia="Yu Mincho"/>
         </w:rPr>
-        <w:t xml:space="preserve">Municipal matchmaking: </w:t>
-      </w:r>
-      <w:hyperlink r:id="rId52" w:history="1">
+        <w:t xml:space="preserve">JAPONSKO. </w:t>
+      </w:r>
+      <w:r>
+        <w:rPr>
+          <w:rFonts w:eastAsia="Yu Mincho"/>
+          <w:i/>
+          <w:iCs/>
+        </w:rPr>
+        <w:t>日本国憲法</w:t>
+      </w:r>
+      <w:r>
+        <w:rPr>
+          <w:rFonts w:eastAsia="Yu Mincho"/>
+          <w:i/>
+          <w:iCs/>
+        </w:rPr>
+        <w:t xml:space="preserve"> [Nihonkoku Kenpō: Ústava Japonska]</w:t>
+      </w:r>
+      <w:r>
+        <w:rPr>
+          <w:rFonts w:eastAsia="Yu Mincho"/>
+        </w:rPr>
+        <w:t xml:space="preserve"> [online]. Vyhlásená 3. 11. 1946, účinná od 3. 5. 1947 [cit. 2026-04-23]. e-Gov </w:t>
+      </w:r>
+      <w:r>
+        <w:rPr>
+          <w:rFonts w:eastAsia="Yu Mincho"/>
+        </w:rPr>
+        <w:t>法令検索</w:t>
+      </w:r>
+      <w:r>
+        <w:rPr>
+          <w:rFonts w:eastAsia="Yu Mincho"/>
+        </w:rPr>
+        <w:t xml:space="preserve"> [e-Gov vyhľadávanie zákonov]. Dostupné z: </w:t>
+      </w:r>
+      <w:hyperlink r:id="rId53" w:tgtFrame="_blank" w:history="1">
         <w:r>
           <w:rPr>
             <w:rStyle w:val="Hyperlink"/>
             <w:rFonts w:eastAsia="Yu Mincho"/>
           </w:rPr>
-          <w:t>https://www.jstor.org/stable/pdf/2783202.pdf?refreqid=fastly-default%3A7c8cfb02d7ad4c9fb0737de041c21467&amp;ab_segments=0%2Fbasic_search_gsv2%2Fcontrol&amp;initiator=search-results&amp;acceptTC=1</w:t>
+          <w:t>https://laws.e-gov.go.jp/law/321CONSTITUTION</w:t>
         </w:r>
       </w:hyperlink>
-      <w:r>
-        <w:rPr>
-          <w:rFonts w:eastAsia="Yu Mincho"/>
-        </w:rPr>
-        <w:t xml:space="preserve"> </w:t>
-      </w:r>
     </w:p>
     <w:p>
       <w:pPr>
@@ -7045,15 +7322,15 @@
         <w:rPr>
           <w:rFonts w:eastAsia="Yu Mincho"/>
         </w:rPr>
-        <w:t xml:space="preserve">Romantic and Sexual intimacy beyond marriage: </w:t>
-      </w:r>
-      <w:hyperlink r:id="rId53" w:history="1">
+        <w:t xml:space="preserve">TOYODA, Tetsuya. 1970 nendai umare wa naze kekkon shinai no ka? — Todōfuken betsu ni mita shotoku no chiiki kakusa to mikon ritsu no bunseki — [Prečo klesá miera sobášnosti u generácie narodenej v 70. rokoch v Japonsku? Analýza regionálnych rozdielov v príjmoch a miery slobody]. Tokushima Daigaku Sōgō Kagakubu Kiyō [online]. 2020. [cit. 2026-04-26]. Dostupné z: </w:t>
+      </w:r>
+      <w:hyperlink r:id="rId54" w:history="1">
         <w:r>
           <w:rPr>
             <w:rStyle w:val="Hyperlink"/>
             <w:rFonts w:eastAsia="Yu Mincho"/>
           </w:rPr>
-          <w:t>https://www.jstor.org/content/pdf/oa_chapter_edited/jj.13568104.7?refreqid=fastly-default%3A7c8cfb02d7ad4c9fb0737de041c21467&amp;ab_segments=0%2Fbasic_search_gsv2%2Fcontrol&amp;initiator=search-results&amp;acceptTC=1</w:t>
+          <w:t>https://jglobal.jst.go.jp/en/detail?JGLOBAL_ID=202002232924781224</w:t>
         </w:r>
       </w:hyperlink>
       <w:r>
@@ -7079,15 +7356,153 @@
         <w:rPr>
           <w:rFonts w:eastAsia="Yu Mincho"/>
         </w:rPr>
-        <w:t xml:space="preserve">Marriage and family in east asia: </w:t>
-      </w:r>
-      <w:hyperlink r:id="rId54" w:history="1">
+        <w:t xml:space="preserve">NIPPON.COM. Marriage Statistics in Japan: Average Age of Couples Continues to Rise. Family Society Health. 7. júl 2020. Dostupné na internete: </w:t>
+      </w:r>
+      <w:hyperlink r:id="rId55" w:history="1">
         <w:r>
           <w:rPr>
             <w:rStyle w:val="Hyperlink"/>
             <w:rFonts w:eastAsia="Yu Mincho"/>
           </w:rPr>
+          <w:t>https://www.nippon.com/en/japan-data/h00759/</w:t>
+        </w:r>
+      </w:hyperlink>
+      <w:r>
+        <w:rPr>
+          <w:rFonts w:eastAsia="Yu Mincho"/>
+        </w:rPr>
+        <w:t xml:space="preserve"> </w:t>
+      </w:r>
+    </w:p>
+    <w:bookmarkEnd w:id="24"/>
+    <w:p>
+      <w:pPr>
+        <w:pStyle w:val="ListParagraph"/>
+        <w:numPr>
+          <w:ilvl w:val="0"/>
+          <w:numId w:val="18"/>
+        </w:numPr>
+        <w:spacing w:after="160" w:line="360" w:lineRule="auto"/>
+        <w:rPr>
+          <w:rFonts w:eastAsia="Yu Mincho"/>
+        </w:rPr>
+      </w:pPr>
+      <w:r>
+        <w:rPr>
+          <w:rFonts w:eastAsia="Yu Mincho"/>
+        </w:rPr>
+        <w:lastRenderedPageBreak/>
+        <w:t xml:space="preserve">Municipal matchmaking: </w:t>
+      </w:r>
+      <w:hyperlink r:id="rId56" w:history="1">
+        <w:r>
+          <w:rPr>
+            <w:rStyle w:val="Hyperlink"/>
+            <w:rFonts w:eastAsia="Yu Mincho"/>
+          </w:rPr>
+          <w:t>https://www.jstor.org/stable/pdf/2783202.pdf?refreqid=fastly-default%3A7c8cfb02d7ad4c9fb0737de041c21467&amp;ab_segments=0%2Fbasic_search_gsv2%2Fcontrol&amp;initiator=search-results&amp;acceptTC=1</w:t>
+        </w:r>
+      </w:hyperlink>
+      <w:r>
+        <w:rPr>
+          <w:rFonts w:eastAsia="Yu Mincho"/>
+        </w:rPr>
+        <w:t xml:space="preserve"> </w:t>
+      </w:r>
+    </w:p>
+    <w:p>
+      <w:pPr>
+        <w:pStyle w:val="ListParagraph"/>
+        <w:numPr>
+          <w:ilvl w:val="0"/>
+          <w:numId w:val="18"/>
+        </w:numPr>
+        <w:spacing w:after="160" w:line="360" w:lineRule="auto"/>
+        <w:rPr>
+          <w:rFonts w:eastAsia="Yu Mincho"/>
+        </w:rPr>
+      </w:pPr>
+      <w:r>
+        <w:rPr>
+          <w:rFonts w:eastAsia="Yu Mincho"/>
+        </w:rPr>
+        <w:t xml:space="preserve">Romantic and Sexual intimacy beyond marriage: </w:t>
+      </w:r>
+      <w:hyperlink r:id="rId57" w:history="1">
+        <w:r>
+          <w:rPr>
+            <w:rStyle w:val="Hyperlink"/>
+            <w:rFonts w:eastAsia="Yu Mincho"/>
+          </w:rPr>
+          <w:t>https://www.jstor.org/content/pdf/oa_chapter_edited/jj.13568104.7?refreqid=fastly-default%3A7c8cfb02d7ad4c9fb0737de041c21467&amp;ab_segments=0%2Fbasic_search_gsv2%2Fcontrol&amp;initiator=search-results&amp;acceptTC=1</w:t>
+        </w:r>
+      </w:hyperlink>
+      <w:r>
+        <w:rPr>
+          <w:rFonts w:eastAsia="Yu Mincho"/>
+        </w:rPr>
+        <w:t xml:space="preserve"> </w:t>
+      </w:r>
+    </w:p>
+    <w:p>
+      <w:pPr>
+        <w:pStyle w:val="ListParagraph"/>
+        <w:numPr>
+          <w:ilvl w:val="0"/>
+          <w:numId w:val="18"/>
+        </w:numPr>
+        <w:spacing w:after="160" w:line="360" w:lineRule="auto"/>
+        <w:rPr>
+          <w:rFonts w:eastAsia="Yu Mincho"/>
+        </w:rPr>
+      </w:pPr>
+      <w:r>
+        <w:rPr>
+          <w:rFonts w:eastAsia="Yu Mincho"/>
+        </w:rPr>
+        <w:t xml:space="preserve">Marriage and family in east asia: </w:t>
+      </w:r>
+      <w:hyperlink r:id="rId58" w:history="1">
+        <w:r>
+          <w:rPr>
+            <w:rStyle w:val="Hyperlink"/>
+            <w:rFonts w:eastAsia="Yu Mincho"/>
+          </w:rPr>
           <w:t>https://scispace.com/pdf/marriage-and-family-in-east-asia-continuity-and-change-us4inc7ool.pdf</w:t>
+        </w:r>
+      </w:hyperlink>
+      <w:r>
+        <w:rPr>
+          <w:rFonts w:eastAsia="Yu Mincho"/>
+        </w:rPr>
+        <w:t xml:space="preserve"> </w:t>
+      </w:r>
+    </w:p>
+    <w:p>
+      <w:pPr>
+        <w:pStyle w:val="ListParagraph"/>
+        <w:numPr>
+          <w:ilvl w:val="0"/>
+          <w:numId w:val="18"/>
+        </w:numPr>
+        <w:spacing w:after="160" w:line="360" w:lineRule="auto"/>
+        <w:rPr>
+          <w:rFonts w:eastAsia="Yu Mincho"/>
+        </w:rPr>
+      </w:pPr>
+      <w:r>
+        <w:rPr>
+          <w:rFonts w:eastAsia="Yu Mincho"/>
+        </w:rPr>
+        <w:t xml:space="preserve">How Japan Quietly Made It Impossible to Make Babies: </w:t>
+      </w:r>
+      <w:hyperlink r:id="rId59" w:history="1">
+        <w:r>
+          <w:rPr>
+            <w:rStyle w:val="Hyperlink"/>
+            <w:rFonts w:eastAsia="Yu Mincho"/>
+          </w:rPr>
+          <w:t>https://www.youtube.com/watch?v=1QPMcWpJEgM</w:t>
         </w:r>
       </w:hyperlink>
       <w:r>
@@ -7205,10 +7620,10 @@
       </w:pPr>
     </w:p>
     <w:sectPr>
-      <w:headerReference w:type="even" r:id="rId55"/>
-      <w:footerReference w:type="even" r:id="rId56"/>
-      <w:footerReference w:type="default" r:id="rId57"/>
-      <w:footerReference w:type="first" r:id="rId58"/>
+      <w:headerReference w:type="even" r:id="rId60"/>
+      <w:footerReference w:type="even" r:id="rId61"/>
+      <w:footerReference w:type="default" r:id="rId62"/>
+      <w:footerReference w:type="first" r:id="rId63"/>
       <w:pgSz w:w="12240" w:h="15840"/>
       <w:pgMar w:top="1418" w:right="1134" w:bottom="1418" w:left="1985" w:header="709" w:footer="709" w:gutter="0"/>
       <w:pgNumType w:start="7"/>
@@ -7578,6 +7993,20 @@
       <w:r>
         <w:t xml:space="preserve"> </w:t>
       </w:r>
+      <w:r>
+        <w:t xml:space="preserve">“Miai”: Meetings to Arrange Marriages. Nippon.com [online]. Tokyo: Nippon Communications Foundation, 18. február 2017 [cit. 2026-04-22]. Japan Glances. Dostupné z: </w:t>
+      </w:r>
+      <w:hyperlink r:id="rId1" w:history="1">
+        <w:r>
+          <w:rPr>
+            <w:rStyle w:val="Hyperlink"/>
+          </w:rPr>
+          <w:t>https://www.nippon.com/en/features/jg00049/miai-meetings-to-arrange-marriages.html</w:t>
+        </w:r>
+      </w:hyperlink>
+      <w:r>
+        <w:t xml:space="preserve"> </w:t>
+      </w:r>
     </w:p>
   </w:footnote>
   <w:footnote w:id="4">
@@ -7603,7 +8032,7 @@
       <w:r>
         <w:t xml:space="preserve">Dostupné z: </w:t>
       </w:r>
-      <w:hyperlink r:id="rId1" w:history="1">
+      <w:hyperlink r:id="rId2" w:history="1">
         <w:r>
           <w:rPr>
             <w:rStyle w:val="Hyperlink"/>
@@ -7642,7 +8071,7 @@
         </w:rPr>
         <w:t xml:space="preserve">Dostupné z: </w:t>
       </w:r>
-      <w:hyperlink r:id="rId2" w:history="1">
+      <w:hyperlink r:id="rId3" w:history="1">
         <w:r>
           <w:rPr>
             <w:rStyle w:val="Hyperlink"/>
@@ -7668,19 +8097,22 @@
         <w:t xml:space="preserve"> </w:t>
       </w:r>
       <w:r>
-        <w:t xml:space="preserve">IMAMURA, Anne E. Marriage in Japan: Yesterday, Today, and Tomorrow. Education About Asia. Spring 2008, roč. 13, č. 1, s. 34–38. ISSN 1090-6851. Dostupné z: </w:t>
-      </w:r>
-      <w:hyperlink r:id="rId3" w:history="1">
+        <w:t>HENDRY, Joy. Understanding Japanese Society. 2. vyd. London: Routledge, 2003. Routledge Japanese Studies Series. ISBN 0-203-42512-X.</w:t>
+      </w:r>
+      <w:r>
+        <w:t>, s. 24</w:t>
+      </w:r>
+      <w:r>
+        <w:t xml:space="preserve"> Dostupné z: </w:t>
+      </w:r>
+      <w:hyperlink r:id="rId4" w:history="1">
         <w:r>
           <w:rPr>
             <w:rStyle w:val="Hyperlink"/>
           </w:rPr>
-          <w:t>https://www.asianstudies.org/publications/eaa/archives/marriage-in-japan-yesterday-today-and-tomorrow</w:t>
+          <w:t>https://polpemjepangsmjhiugm2015.wordpress.com/wp-content/uploads/2015/09/joy_hendry-understanding-japanese-society.pdf</w:t>
         </w:r>
       </w:hyperlink>
-      <w:r>
-        <w:t xml:space="preserve"> </w:t>
-      </w:r>
     </w:p>
   </w:footnote>
   <w:footnote w:id="7">
@@ -7698,19 +8130,22 @@
         <w:t xml:space="preserve"> </w:t>
       </w:r>
       <w:r>
-        <w:t xml:space="preserve">JAPONSKO. The Civil Code of Japan. Preložil Ludwig LÖNHOLM. Bremen: Max Nossler, 1898. Dostupné z: </w:t>
-      </w:r>
-      <w:hyperlink r:id="rId4" w:history="1">
+        <w:t>HENDRY, Joy. Understanding Japanese Society. 2. vyd. London: Routledge, 2003. Routledge Japanese Studies Series. ISBN 0-203-42512-X.</w:t>
+      </w:r>
+      <w:r>
+        <w:t>, s. 24</w:t>
+      </w:r>
+      <w:r>
+        <w:t xml:space="preserve"> Dostupné z: </w:t>
+      </w:r>
+      <w:hyperlink r:id="rId5" w:history="1">
         <w:r>
           <w:rPr>
             <w:rStyle w:val="Hyperlink"/>
           </w:rPr>
-          <w:t>https://archive.org/details/cu31924069576704</w:t>
+          <w:t>https://polpemjepangsmjhiugm2015.wordpress.com/wp-content/uploads/2015/09/joy_hendry-understanding-japanese-society.pdf</w:t>
         </w:r>
       </w:hyperlink>
-      <w:r>
-        <w:t xml:space="preserve"> </w:t>
-      </w:r>
     </w:p>
   </w:footnote>
   <w:footnote w:id="8">
@@ -7728,24 +8163,7 @@
         <w:t xml:space="preserve"> </w:t>
       </w:r>
       <w:r>
-        <w:t>HENDRY, Joy. Understanding Japanese Society. 2. vyd. London: Routledge, 2003. Routledge Japanese Studies Series. ISBN 0-203-42512-X.</w:t>
-      </w:r>
-      <w:r>
-        <w:t>, s. 23</w:t>
-      </w:r>
-      <w:r>
-        <w:t xml:space="preserve"> Dostupné z: </w:t>
-      </w:r>
-      <w:hyperlink r:id="rId5" w:history="1">
-        <w:r>
-          <w:rPr>
-            <w:rStyle w:val="Hyperlink"/>
-          </w:rPr>
-          <w:t>https://polpemjepangsmjhiugm2015.wordpress.com/wp-content/uploads/2015/09/joy_hendry-understanding-japanese-society.pdf</w:t>
-        </w:r>
-      </w:hyperlink>
-      <w:r>
-        <w:t xml:space="preserve"> </w:t>
+        <w:t>Ibid.</w:t>
       </w:r>
     </w:p>
   </w:footnote>
@@ -7764,10 +8182,18 @@
         <w:t xml:space="preserve"> </w:t>
       </w:r>
       <w:r>
-        <w:t>NINAGAWA, Kota, 2011. Sōshokukei danshi o yomitoku: Wakamono no ren'aikan [Interpreting "Herbivore Men": Young People's Views on Love and Romance] [online]. Kyoto: Kyoto University of Advanced Science, Masako Kuroki Seminar</w:t>
-      </w:r>
-      <w:r>
-        <w:t>, str. 90</w:t>
+        <w:t xml:space="preserve">IMAMURA, Anne E. Marriage in Japan: Yesterday, Today, and Tomorrow. Education About Asia. Spring 2008, roč. 13, č. 1, s. 34–38. ISSN 1090-6851. Dostupné z: </w:t>
+      </w:r>
+      <w:hyperlink r:id="rId6" w:history="1">
+        <w:r>
+          <w:rPr>
+            <w:rStyle w:val="Hyperlink"/>
+          </w:rPr>
+          <w:t>https://www.asianstudies.org/publications/eaa/archives/marriage-in-japan-yesterday-today-and-tomorrow</w:t>
+        </w:r>
+      </w:hyperlink>
+      <w:r>
+        <w:t xml:space="preserve"> </w:t>
       </w:r>
     </w:p>
   </w:footnote>
@@ -7786,6 +8212,327 @@
         <w:t xml:space="preserve"> </w:t>
       </w:r>
       <w:r>
+        <w:t>JAPONSKO. The Civil Code of Japan. Preložil Ludwig LÖNHOLM. Bremen: Max Nossler, 1898</w:t>
+      </w:r>
+      <w:r>
+        <w:t>, s. 192.</w:t>
+      </w:r>
+      <w:r>
+        <w:t xml:space="preserve"> Dostupné z: </w:t>
+      </w:r>
+      <w:hyperlink r:id="rId7" w:history="1">
+        <w:r>
+          <w:rPr>
+            <w:rStyle w:val="Hyperlink"/>
+          </w:rPr>
+          <w:t>https://archive.org/details/cu31924069576704</w:t>
+        </w:r>
+      </w:hyperlink>
+      <w:r>
+        <w:t xml:space="preserve"> </w:t>
+      </w:r>
+    </w:p>
+  </w:footnote>
+  <w:footnote w:id="11">
+    <w:p>
+      <w:pPr>
+        <w:pStyle w:val="FootnoteText"/>
+      </w:pPr>
+      <w:r>
+        <w:rPr>
+          <w:rStyle w:val="FootnoteReference"/>
+        </w:rPr>
+        <w:footnoteRef/>
+      </w:r>
+      <w:r>
+        <w:t xml:space="preserve"> </w:t>
+      </w:r>
+      <w:r>
+        <w:t>HENDRY, Joy. Understanding Japanese Society.</w:t>
+      </w:r>
+    </w:p>
+  </w:footnote>
+  <w:footnote w:id="12">
+    <w:p>
+      <w:pPr>
+        <w:pStyle w:val="FootnoteText"/>
+      </w:pPr>
+      <w:r>
+        <w:rPr>
+          <w:rStyle w:val="FootnoteReference"/>
+        </w:rPr>
+        <w:footnoteRef/>
+      </w:r>
+      <w:r>
+        <w:t xml:space="preserve"> </w:t>
+      </w:r>
+      <w:r>
+        <w:rPr>
+          <w:rFonts w:hint="eastAsia"/>
+        </w:rPr>
+        <w:t xml:space="preserve">JAPONSKO. </w:t>
+      </w:r>
+      <w:r>
+        <w:rPr>
+          <w:rFonts w:hint="eastAsia"/>
+        </w:rPr>
+        <w:t>日本国憲法</w:t>
+      </w:r>
+      <w:r>
+        <w:rPr>
+          <w:rFonts w:hint="eastAsia"/>
+        </w:rPr>
+        <w:t xml:space="preserve"> [Nihonkoku Kenpō: Ústava Japonska] [online]. Vyhlásená 3. 11. 1946, účinná od 3. 5. 1947 [cit. 2026-04-23]. e-Gov </w:t>
+      </w:r>
+      <w:r>
+        <w:rPr>
+          <w:rFonts w:hint="eastAsia"/>
+        </w:rPr>
+        <w:t>法令検索</w:t>
+      </w:r>
+      <w:r>
+        <w:rPr>
+          <w:rFonts w:hint="eastAsia"/>
+        </w:rPr>
+        <w:t xml:space="preserve"> [e-Gov vyhľadávanie zákonov]. Dostupné z: </w:t>
+      </w:r>
+      <w:hyperlink r:id="rId8" w:history="1">
+        <w:r>
+          <w:rPr>
+            <w:rStyle w:val="Hyperlink"/>
+            <w:rFonts w:hint="eastAsia"/>
+          </w:rPr>
+          <w:t>https://laws.e-gov.go.jp/law/321CONSTITUTION</w:t>
+        </w:r>
+      </w:hyperlink>
+      <w:r>
+        <w:t xml:space="preserve"> </w:t>
+      </w:r>
+    </w:p>
+  </w:footnote>
+  <w:footnote w:id="13">
+    <w:p>
+      <w:pPr>
+        <w:pStyle w:val="FootnoteText"/>
+      </w:pPr>
+      <w:r>
+        <w:rPr>
+          <w:rStyle w:val="FootnoteReference"/>
+        </w:rPr>
+        <w:footnoteRef/>
+      </w:r>
+      <w:r>
+        <w:t xml:space="preserve"> </w:t>
+      </w:r>
+      <w:r>
+        <w:t>HENDRY, Joy. Understanding Japanese Society. 2. vyd. London: Routledge, 2003. Routledge Japanese Studies Series. ISBN 0-203-42512-X.</w:t>
+      </w:r>
+      <w:r>
+        <w:t>, s. 23</w:t>
+      </w:r>
+      <w:r>
+        <w:t xml:space="preserve"> Dostupné z: </w:t>
+      </w:r>
+      <w:hyperlink r:id="rId9" w:history="1">
+        <w:r>
+          <w:rPr>
+            <w:rStyle w:val="Hyperlink"/>
+          </w:rPr>
+          <w:t>https://polpemjepangsmjhiugm2015.wordpress.com/wp-content/uploads/2015/09/joy_hendry-understanding-japanese-society.pdf</w:t>
+        </w:r>
+      </w:hyperlink>
+      <w:r>
+        <w:t xml:space="preserve"> </w:t>
+      </w:r>
+    </w:p>
+  </w:footnote>
+  <w:footnote w:id="14">
+    <w:p>
+      <w:pPr>
+        <w:pStyle w:val="FootnoteText"/>
+      </w:pPr>
+      <w:r>
+        <w:rPr>
+          <w:rStyle w:val="FootnoteReference"/>
+        </w:rPr>
+        <w:footnoteRef/>
+      </w:r>
+      <w:r>
+        <w:t xml:space="preserve"> </w:t>
+      </w:r>
+      <w:r>
+        <w:t>FUKUDA, Setsuya, 2009. Leaving the parental home in post-war Japan: Demographic changes, stem-family norms and the transition to adulthood. Demographic Research [online]. Max-Planck-Gesellschaft zur Foerderung der Wissenschaften, vol. 20, art. 30, s. 731–816 [cit. 2026-01-05]. ISSN 1435-9871. DOI: 10.4054/DemRes.2009.20.30</w:t>
+      </w:r>
+      <w:r>
+        <w:t>, s. 732</w:t>
+      </w:r>
+      <w:r>
+        <w:t xml:space="preserve"> Dostupné z: </w:t>
+      </w:r>
+      <w:hyperlink r:id="rId10" w:history="1">
+        <w:r>
+          <w:rPr>
+            <w:rStyle w:val="Hyperlink"/>
+          </w:rPr>
+          <w:t>https://www.jstor.org/stable/26349334</w:t>
+        </w:r>
+      </w:hyperlink>
+      <w:r>
+        <w:t xml:space="preserve"> </w:t>
+      </w:r>
+    </w:p>
+  </w:footnote>
+  <w:footnote w:id="15">
+    <w:p>
+      <w:pPr>
+        <w:pStyle w:val="FootnoteText"/>
+      </w:pPr>
+      <w:r>
+        <w:rPr>
+          <w:rStyle w:val="FootnoteReference"/>
+        </w:rPr>
+        <w:footnoteRef/>
+      </w:r>
+      <w:r>
+        <w:t xml:space="preserve"> </w:t>
+      </w:r>
+      <w:r>
+        <w:t xml:space="preserve">NIPPON.COM. Marriage Statistics in Japan: Average Age of Couples Continues to Rise. Family Society Health. 7. júl 2020. Dostupné na internete: </w:t>
+      </w:r>
+      <w:hyperlink r:id="rId11" w:history="1">
+        <w:r>
+          <w:rPr>
+            <w:rStyle w:val="Hyperlink"/>
+          </w:rPr>
+          <w:t>https://www.nippon.com/en/japan-data/h00759/</w:t>
+        </w:r>
+      </w:hyperlink>
+      <w:r>
+        <w:t xml:space="preserve"> </w:t>
+      </w:r>
+    </w:p>
+  </w:footnote>
+  <w:footnote w:id="16">
+    <w:p>
+      <w:pPr>
+        <w:pStyle w:val="FootnoteText"/>
+      </w:pPr>
+      <w:r>
+        <w:rPr>
+          <w:rStyle w:val="FootnoteReference"/>
+        </w:rPr>
+        <w:footnoteRef/>
+      </w:r>
+      <w:r>
+        <w:t xml:space="preserve"> </w:t>
+      </w:r>
+      <w:r>
+        <w:t xml:space="preserve">TOYODA, Tetsuya. 1970 nendai umare wa naze kekkon shinai no ka? — Todōfuken betsu ni mita shotoku no chiiki kakusa to mikon ritsu no bunseki </w:t>
+      </w:r>
+      <w:r>
+        <w:t>(</w:t>
+      </w:r>
+      <w:r>
+        <w:t>Prečo klesá miera sobášnosti u generácie narodenej v 70. rokoch v Japonsku? Analýza regionálnych rozdielov v príjmoch a miery slobody</w:t>
+      </w:r>
+      <w:r>
+        <w:t>)</w:t>
+      </w:r>
+      <w:r>
+        <w:t xml:space="preserve">. </w:t>
+      </w:r>
+      <w:r>
+        <w:t>T</w:t>
+      </w:r>
+      <w:r>
+        <w:t xml:space="preserve">okushima Daigaku Sōgō Kagakubu Kiyō [online]. 2020. [cit. 2026-04-26]. Dostupné z: </w:t>
+      </w:r>
+      <w:hyperlink r:id="rId12" w:history="1">
+        <w:r>
+          <w:rPr>
+            <w:rStyle w:val="Hyperlink"/>
+          </w:rPr>
+          <w:t>https://jglobal.jst.go.jp/en/detail?JGLOBAL_ID=202002232924781224</w:t>
+        </w:r>
+      </w:hyperlink>
+      <w:r>
+        <w:t xml:space="preserve"> </w:t>
+      </w:r>
+    </w:p>
+  </w:footnote>
+  <w:footnote w:id="17">
+    <w:p>
+      <w:pPr>
+        <w:pStyle w:val="FootnoteText"/>
+      </w:pPr>
+      <w:r>
+        <w:rPr>
+          <w:rStyle w:val="FootnoteReference"/>
+        </w:rPr>
+        <w:footnoteRef/>
+      </w:r>
+      <w:r>
+        <w:t xml:space="preserve"> </w:t>
+      </w:r>
+      <w:r>
+        <w:t>YU, Wei-hsin a Yuko HARA, 2020. Job characteristics, marital intentions, and partner-seeking actions. Demographic Research [online]. Max-Planck-Gesellschaft zur Foerderung der Wissenschaften, vol. 43, s. 1509–1544 [cit. 2026-01-05]. ISSN 1435-9871.</w:t>
+      </w:r>
+      <w:r>
+        <w:t xml:space="preserve"> s. 1510,</w:t>
+      </w:r>
+      <w:r>
+        <w:t xml:space="preserve"> Dostupné z: </w:t>
+      </w:r>
+      <w:hyperlink r:id="rId13" w:history="1">
+        <w:r>
+          <w:rPr>
+            <w:rStyle w:val="Hyperlink"/>
+          </w:rPr>
+          <w:t>https://www.jstor.org/stable/10.2307/26967849</w:t>
+        </w:r>
+      </w:hyperlink>
+      <w:r>
+        <w:t xml:space="preserve"> </w:t>
+      </w:r>
+    </w:p>
+  </w:footnote>
+  <w:footnote w:id="18">
+    <w:p>
+      <w:pPr>
+        <w:pStyle w:val="FootnoteText"/>
+      </w:pPr>
+      <w:r>
+        <w:rPr>
+          <w:rStyle w:val="FootnoteReference"/>
+        </w:rPr>
+        <w:footnoteRef/>
+      </w:r>
+      <w:r>
+        <w:t xml:space="preserve"> </w:t>
+      </w:r>
+      <w:r>
+        <w:t>NINAGAWA, Kota, 2011. Sōshokukei danshi o yomitoku: Wakamono no ren'aikan [Interpreting "Herbivore Men": Young People's Views on Love and Romance] [online]. Kyoto: Kyoto University of Advanced Science, Masako Kuroki Seminar</w:t>
+      </w:r>
+      <w:r>
+        <w:t>, str. 90</w:t>
+      </w:r>
+    </w:p>
+  </w:footnote>
+  <w:footnote w:id="19">
+    <w:p>
+      <w:pPr>
+        <w:pStyle w:val="FootnoteText"/>
+      </w:pPr>
+      <w:r>
+        <w:rPr>
+          <w:rStyle w:val="FootnoteReference"/>
+        </w:rPr>
+        <w:footnoteRef/>
+      </w:r>
+      <w:r>
+        <w:t xml:space="preserve"> </w:t>
+      </w:r>
+      <w:r>
         <w:t>LOUIE, Kam. Popular Culture and Masculinity Ideals in East Asia, with Special Reference to China. The Journal of Asian Studies. November 2012, roč. 71, č. 4, s. 9</w:t>
       </w:r>
       <w:r>
@@ -7817,12 +8564,24 @@
       <w:r>
         <w:t xml:space="preserve">Dostupné z: </w:t>
       </w:r>
-      <w:hyperlink r:id="rId6" w:history="1">
+      <w:hyperlink r:id="rId14" w:history="1">
         <w:r>
           <w:rPr>
             <w:rStyle w:val="Hyperlink"/>
           </w:rPr>
-          <w:t>https://www.jstor.org/stable/23357427</w:t>
+          <w:t>https://www.jstor.org/st</w:t>
+        </w:r>
+        <w:r>
+          <w:rPr>
+            <w:rStyle w:val="Hyperlink"/>
+          </w:rPr>
+          <w:t>a</w:t>
+        </w:r>
+        <w:r>
+          <w:rPr>
+            <w:rStyle w:val="Hyperlink"/>
+          </w:rPr>
+          <w:t>ble/23357427</w:t>
         </w:r>
       </w:hyperlink>
       <w:r>
@@ -7830,7 +8589,7 @@
       </w:r>
     </w:p>
   </w:footnote>
-  <w:footnote w:id="11">
+  <w:footnote w:id="20">
     <w:p>
       <w:pPr>
         <w:pStyle w:val="FootnoteText"/>
@@ -7878,7 +8637,7 @@
       </w:r>
     </w:p>
   </w:footnote>
-  <w:footnote w:id="12">
+  <w:footnote w:id="21">
     <w:p>
       <w:pPr>
         <w:pStyle w:val="FootnoteText"/>
@@ -7900,7 +8659,7 @@
       </w:r>
     </w:p>
   </w:footnote>
-  <w:footnote w:id="13">
+  <w:footnote w:id="22">
     <w:p>
       <w:pPr>
         <w:pStyle w:val="FootnoteText"/>
@@ -7919,7 +8678,7 @@
       </w:r>
     </w:p>
   </w:footnote>
-  <w:footnote w:id="14">
+  <w:footnote w:id="23">
     <w:p>
       <w:pPr>
         <w:pStyle w:val="FootnoteText"/>
@@ -7941,7 +8700,7 @@
       </w:r>
     </w:p>
   </w:footnote>
-  <w:footnote w:id="15">
+  <w:footnote w:id="24">
     <w:p>
       <w:pPr>
         <w:pStyle w:val="FootnoteText"/>
@@ -7957,7 +8716,7 @@
       </w:r>
     </w:p>
   </w:footnote>
-  <w:footnote w:id="16">
+  <w:footnote w:id="25">
     <w:p>
       <w:pPr>
         <w:pStyle w:val="FootnoteText"/>
@@ -7973,7 +8732,7 @@
       </w:r>
     </w:p>
   </w:footnote>
-  <w:footnote w:id="17">
+  <w:footnote w:id="26">
     <w:p>
       <w:pPr>
         <w:pStyle w:val="FootnoteText"/>
@@ -8021,7 +8780,7 @@
       </w:r>
     </w:p>
   </w:footnote>
-  <w:footnote w:id="18">
+  <w:footnote w:id="27">
     <w:p>
       <w:pPr>
         <w:pStyle w:val="FootnoteText"/>
@@ -9866,7 +10625,6 @@
   <w:style w:type="character" w:default="1" w:styleId="DefaultParagraphFont">
     <w:name w:val="Default Paragraph Font"/>
     <w:uiPriority w:val="1"/>
-    <w:semiHidden/>
     <w:unhideWhenUsed/>
   </w:style>
   <w:style w:type="table" w:default="1" w:styleId="TableNormal">
@@ -10343,6 +11101,25 @@
       <w:vertAlign w:val="superscript"/>
     </w:rPr>
   </w:style>
+  <w:style w:type="paragraph" w:styleId="Caption">
+    <w:name w:val="caption"/>
+    <w:basedOn w:val="Normal"/>
+    <w:next w:val="Normal"/>
+    <w:uiPriority w:val="35"/>
+    <w:unhideWhenUsed/>
+    <w:qFormat/>
+    <w:rsid w:val="004F5FDD"/>
+    <w:pPr>
+      <w:spacing w:after="200"/>
+    </w:pPr>
+    <w:rPr>
+      <w:i/>
+      <w:iCs/>
+      <w:color w:val="44546A" w:themeColor="text2"/>
+      <w:sz w:val="18"/>
+      <w:szCs w:val="18"/>
+    </w:rPr>
+  </w:style>
 </w:styles>
 </file>
 
